--- a/fuentes/CFA1_62330164_DU.docx
+++ b/fuentes/CFA1_62330164_DU.docx
@@ -92,7 +92,7 @@
               </wp:anchor>
             </w:drawing>
           </mc:Choice>
-          <mc:Fallback xmlns:w16sdtfl="http://schemas.microsoft.com/office/word/2024/wordml/sdtformatlock" xmlns:w16du="http://schemas.microsoft.com/office/word/2023/wordml/word16du" xmlns:oel="http://schemas.microsoft.com/office/2019/extlst">
+          <mc:Fallback xmlns:oel="http://schemas.microsoft.com/office/2019/extlst" xmlns:w16du="http://schemas.microsoft.com/office/word/2023/wordml/word16du" xmlns:w16sdtfl="http://schemas.microsoft.com/office/word/2024/wordml/sdtformatlock">
             <w:pict>
               <v:rect w14:anchorId="4E7873B1" id="Rectángulo 3" o:spid="_x0000_s1026" alt="&quot;&quot;" style="position:absolute;margin-left:-54pt;margin-top:31.65pt;width:613.85pt;height:204pt;z-index:-251655168;visibility:visible;mso-wrap-style:square;mso-height-percent:0;mso-wrap-distance-left:9pt;mso-wrap-distance-top:0;mso-wrap-distance-right:9pt;mso-wrap-distance-bottom:0;mso-position-horizontal:absolute;mso-position-horizontal-relative:text;mso-position-vertical:absolute;mso-position-vertical-relative:text;mso-height-percent:0;mso-height-relative:margin;v-text-anchor:middle" o:gfxdata="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" fillcolor="#00314d" stroked="f" strokeweight="1pt"/>
             </w:pict>
@@ -550,7 +550,7 @@
           <w:r>
             <w:fldChar w:fldCharType="separate"/>
           </w:r>
-          <w:hyperlink w:anchor="_Toc211856923" w:history="1">
+          <w:hyperlink w:anchor="_Toc212558900" w:history="1">
             <w:r>
               <w:rPr>
                 <w:rStyle w:val="Hipervnculo"/>
@@ -577,7 +577,7 @@
                 <w:noProof/>
                 <w:webHidden/>
               </w:rPr>
-              <w:instrText xml:space="preserve"> PAGEREF _Toc211856923 \h </w:instrText>
+              <w:instrText xml:space="preserve"> PAGEREF _Toc212558900 \h </w:instrText>
             </w:r>
             <w:r>
               <w:rPr>
@@ -624,7 +624,7 @@
               <w14:ligatures w14:val="none"/>
             </w:rPr>
           </w:pPr>
-          <w:hyperlink w:anchor="_Toc211856924" w:history="1">
+          <w:hyperlink w:anchor="_Toc212558901" w:history="1">
             <w:r>
               <w:rPr>
                 <w:rStyle w:val="Hipervnculo"/>
@@ -645,7 +645,10 @@
             </w:r>
             <w:r>
               <w:rPr>
-                <w:rStyle w:val="Extranjerismo"/>
+                <w:rStyle w:val="Hipervnculo"/>
+                <w:noProof/>
+                <w:spacing w:val="20"/>
+                <w:lang w:val="en-US"/>
               </w:rPr>
               <w:t>Marketing</w:t>
             </w:r>
@@ -675,7 +678,7 @@
                 <w:noProof/>
                 <w:webHidden/>
               </w:rPr>
-              <w:instrText xml:space="preserve"> PAGEREF _Toc211856924 \h </w:instrText>
+              <w:instrText xml:space="preserve"> PAGEREF _Toc212558901 \h </w:instrText>
             </w:r>
             <w:r>
               <w:rPr>
@@ -718,7 +721,7 @@
               <w14:ligatures w14:val="none"/>
             </w:rPr>
           </w:pPr>
-          <w:hyperlink w:anchor="_Toc211856925" w:history="1">
+          <w:hyperlink w:anchor="_Toc212558902" w:history="1">
             <w:r>
               <w:rPr>
                 <w:rStyle w:val="Hipervnculo"/>
@@ -763,7 +766,7 @@
                 <w:noProof/>
                 <w:webHidden/>
               </w:rPr>
-              <w:instrText xml:space="preserve"> PAGEREF _Toc211856925 \h </w:instrText>
+              <w:instrText xml:space="preserve"> PAGEREF _Toc212558902 \h </w:instrText>
             </w:r>
             <w:r>
               <w:rPr>
@@ -806,7 +809,7 @@
               <w14:ligatures w14:val="none"/>
             </w:rPr>
           </w:pPr>
-          <w:hyperlink w:anchor="_Toc211856926" w:history="1">
+          <w:hyperlink w:anchor="_Toc212558903" w:history="1">
             <w:r>
               <w:rPr>
                 <w:rStyle w:val="Hipervnculo"/>
@@ -851,7 +854,7 @@
                 <w:noProof/>
                 <w:webHidden/>
               </w:rPr>
-              <w:instrText xml:space="preserve"> PAGEREF _Toc211856926 \h </w:instrText>
+              <w:instrText xml:space="preserve"> PAGEREF _Toc212558903 \h </w:instrText>
             </w:r>
             <w:r>
               <w:rPr>
@@ -898,7 +901,7 @@
               <w14:ligatures w14:val="none"/>
             </w:rPr>
           </w:pPr>
-          <w:hyperlink w:anchor="_Toc211856927" w:history="1">
+          <w:hyperlink w:anchor="_Toc212558904" w:history="1">
             <w:r>
               <w:rPr>
                 <w:rStyle w:val="Hipervnculo"/>
@@ -943,7 +946,7 @@
                 <w:noProof/>
                 <w:webHidden/>
               </w:rPr>
-              <w:instrText xml:space="preserve"> PAGEREF _Toc211856927 \h </w:instrText>
+              <w:instrText xml:space="preserve"> PAGEREF _Toc212558904 \h </w:instrText>
             </w:r>
             <w:r>
               <w:rPr>
@@ -986,7 +989,7 @@
               <w14:ligatures w14:val="none"/>
             </w:rPr>
           </w:pPr>
-          <w:hyperlink w:anchor="_Toc211856928" w:history="1">
+          <w:hyperlink w:anchor="_Toc212558905" w:history="1">
             <w:r>
               <w:rPr>
                 <w:rStyle w:val="Hipervnculo"/>
@@ -1031,7 +1034,7 @@
                 <w:noProof/>
                 <w:webHidden/>
               </w:rPr>
-              <w:instrText xml:space="preserve"> PAGEREF _Toc211856928 \h </w:instrText>
+              <w:instrText xml:space="preserve"> PAGEREF _Toc212558905 \h </w:instrText>
             </w:r>
             <w:r>
               <w:rPr>
@@ -1074,7 +1077,7 @@
               <w14:ligatures w14:val="none"/>
             </w:rPr>
           </w:pPr>
-          <w:hyperlink w:anchor="_Toc211856929" w:history="1">
+          <w:hyperlink w:anchor="_Toc212558906" w:history="1">
             <w:r>
               <w:rPr>
                 <w:rStyle w:val="Hipervnculo"/>
@@ -1119,7 +1122,7 @@
                 <w:noProof/>
                 <w:webHidden/>
               </w:rPr>
-              <w:instrText xml:space="preserve"> PAGEREF _Toc211856929 \h </w:instrText>
+              <w:instrText xml:space="preserve"> PAGEREF _Toc212558906 \h </w:instrText>
             </w:r>
             <w:r>
               <w:rPr>
@@ -1166,7 +1169,7 @@
               <w14:ligatures w14:val="none"/>
             </w:rPr>
           </w:pPr>
-          <w:hyperlink w:anchor="_Toc211856930" w:history="1">
+          <w:hyperlink w:anchor="_Toc212558907" w:history="1">
             <w:r>
               <w:rPr>
                 <w:rStyle w:val="Hipervnculo"/>
@@ -1211,7 +1214,7 @@
                 <w:noProof/>
                 <w:webHidden/>
               </w:rPr>
-              <w:instrText xml:space="preserve"> PAGEREF _Toc211856930 \h </w:instrText>
+              <w:instrText xml:space="preserve"> PAGEREF _Toc212558907 \h </w:instrText>
             </w:r>
             <w:r>
               <w:rPr>
@@ -1254,7 +1257,7 @@
               <w14:ligatures w14:val="none"/>
             </w:rPr>
           </w:pPr>
-          <w:hyperlink w:anchor="_Toc211856931" w:history="1">
+          <w:hyperlink w:anchor="_Toc212558908" w:history="1">
             <w:r>
               <w:rPr>
                 <w:rStyle w:val="Hipervnculo"/>
@@ -1299,7 +1302,7 @@
                 <w:noProof/>
                 <w:webHidden/>
               </w:rPr>
-              <w:instrText xml:space="preserve"> PAGEREF _Toc211856931 \h </w:instrText>
+              <w:instrText xml:space="preserve"> PAGEREF _Toc212558908 \h </w:instrText>
             </w:r>
             <w:r>
               <w:rPr>
@@ -1342,7 +1345,7 @@
               <w14:ligatures w14:val="none"/>
             </w:rPr>
           </w:pPr>
-          <w:hyperlink w:anchor="_Toc211856932" w:history="1">
+          <w:hyperlink w:anchor="_Toc212558909" w:history="1">
             <w:r>
               <w:rPr>
                 <w:rStyle w:val="Hipervnculo"/>
@@ -1387,7 +1390,7 @@
                 <w:noProof/>
                 <w:webHidden/>
               </w:rPr>
-              <w:instrText xml:space="preserve"> PAGEREF _Toc211856932 \h </w:instrText>
+              <w:instrText xml:space="preserve"> PAGEREF _Toc212558909 \h </w:instrText>
             </w:r>
             <w:r>
               <w:rPr>
@@ -1430,7 +1433,7 @@
               <w14:ligatures w14:val="none"/>
             </w:rPr>
           </w:pPr>
-          <w:hyperlink w:anchor="_Toc211856933" w:history="1">
+          <w:hyperlink w:anchor="_Toc212558910" w:history="1">
             <w:r>
               <w:rPr>
                 <w:rStyle w:val="Hipervnculo"/>
@@ -1475,7 +1478,7 @@
                 <w:noProof/>
                 <w:webHidden/>
               </w:rPr>
-              <w:instrText xml:space="preserve"> PAGEREF _Toc211856933 \h </w:instrText>
+              <w:instrText xml:space="preserve"> PAGEREF _Toc212558910 \h </w:instrText>
             </w:r>
             <w:r>
               <w:rPr>
@@ -1518,7 +1521,7 @@
               <w14:ligatures w14:val="none"/>
             </w:rPr>
           </w:pPr>
-          <w:hyperlink w:anchor="_Toc211856934" w:history="1">
+          <w:hyperlink w:anchor="_Toc212558911" w:history="1">
             <w:r>
               <w:rPr>
                 <w:rStyle w:val="Hipervnculo"/>
@@ -1563,7 +1566,7 @@
                 <w:noProof/>
                 <w:webHidden/>
               </w:rPr>
-              <w:instrText xml:space="preserve"> PAGEREF _Toc211856934 \h </w:instrText>
+              <w:instrText xml:space="preserve"> PAGEREF _Toc212558911 \h </w:instrText>
             </w:r>
             <w:r>
               <w:rPr>
@@ -1606,7 +1609,7 @@
               <w14:ligatures w14:val="none"/>
             </w:rPr>
           </w:pPr>
-          <w:hyperlink w:anchor="_Toc211856935" w:history="1">
+          <w:hyperlink w:anchor="_Toc212558912" w:history="1">
             <w:r>
               <w:rPr>
                 <w:rStyle w:val="Hipervnculo"/>
@@ -1651,7 +1654,7 @@
                 <w:noProof/>
                 <w:webHidden/>
               </w:rPr>
-              <w:instrText xml:space="preserve"> PAGEREF _Toc211856935 \h </w:instrText>
+              <w:instrText xml:space="preserve"> PAGEREF _Toc212558912 \h </w:instrText>
             </w:r>
             <w:r>
               <w:rPr>
@@ -1694,7 +1697,7 @@
               <w14:ligatures w14:val="none"/>
             </w:rPr>
           </w:pPr>
-          <w:hyperlink w:anchor="_Toc211856936" w:history="1">
+          <w:hyperlink w:anchor="_Toc212558913" w:history="1">
             <w:r>
               <w:rPr>
                 <w:rStyle w:val="Hipervnculo"/>
@@ -1739,7 +1742,7 @@
                 <w:noProof/>
                 <w:webHidden/>
               </w:rPr>
-              <w:instrText xml:space="preserve"> PAGEREF _Toc211856936 \h </w:instrText>
+              <w:instrText xml:space="preserve"> PAGEREF _Toc212558913 \h </w:instrText>
             </w:r>
             <w:r>
               <w:rPr>
@@ -1786,7 +1789,7 @@
               <w14:ligatures w14:val="none"/>
             </w:rPr>
           </w:pPr>
-          <w:hyperlink w:anchor="_Toc211856937" w:history="1">
+          <w:hyperlink w:anchor="_Toc212558914" w:history="1">
             <w:r>
               <w:rPr>
                 <w:rStyle w:val="Hipervnculo"/>
@@ -1831,7 +1834,7 @@
                 <w:noProof/>
                 <w:webHidden/>
               </w:rPr>
-              <w:instrText xml:space="preserve"> PAGEREF _Toc211856937 \h </w:instrText>
+              <w:instrText xml:space="preserve"> PAGEREF _Toc212558914 \h </w:instrText>
             </w:r>
             <w:r>
               <w:rPr>
@@ -1874,7 +1877,7 @@
               <w14:ligatures w14:val="none"/>
             </w:rPr>
           </w:pPr>
-          <w:hyperlink w:anchor="_Toc211856938" w:history="1">
+          <w:hyperlink w:anchor="_Toc212558915" w:history="1">
             <w:r>
               <w:rPr>
                 <w:rStyle w:val="Hipervnculo"/>
@@ -1919,7 +1922,7 @@
                 <w:noProof/>
                 <w:webHidden/>
               </w:rPr>
-              <w:instrText xml:space="preserve"> PAGEREF _Toc211856938 \h </w:instrText>
+              <w:instrText xml:space="preserve"> PAGEREF _Toc212558915 \h </w:instrText>
             </w:r>
             <w:r>
               <w:rPr>
@@ -1962,7 +1965,7 @@
               <w14:ligatures w14:val="none"/>
             </w:rPr>
           </w:pPr>
-          <w:hyperlink w:anchor="_Toc211856939" w:history="1">
+          <w:hyperlink w:anchor="_Toc212558916" w:history="1">
             <w:r>
               <w:rPr>
                 <w:rStyle w:val="Hipervnculo"/>
@@ -2007,7 +2010,7 @@
                 <w:noProof/>
                 <w:webHidden/>
               </w:rPr>
-              <w:instrText xml:space="preserve"> PAGEREF _Toc211856939 \h </w:instrText>
+              <w:instrText xml:space="preserve"> PAGEREF _Toc212558916 \h </w:instrText>
             </w:r>
             <w:r>
               <w:rPr>
@@ -2050,7 +2053,7 @@
               <w14:ligatures w14:val="none"/>
             </w:rPr>
           </w:pPr>
-          <w:hyperlink w:anchor="_Toc211856940" w:history="1">
+          <w:hyperlink w:anchor="_Toc212558917" w:history="1">
             <w:r>
               <w:rPr>
                 <w:rStyle w:val="Hipervnculo"/>
@@ -2095,7 +2098,7 @@
                 <w:noProof/>
                 <w:webHidden/>
               </w:rPr>
-              <w:instrText xml:space="preserve"> PAGEREF _Toc211856940 \h </w:instrText>
+              <w:instrText xml:space="preserve"> PAGEREF _Toc212558917 \h </w:instrText>
             </w:r>
             <w:r>
               <w:rPr>
@@ -2142,7 +2145,7 @@
               <w14:ligatures w14:val="none"/>
             </w:rPr>
           </w:pPr>
-          <w:hyperlink w:anchor="_Toc211856941" w:history="1">
+          <w:hyperlink w:anchor="_Toc212558918" w:history="1">
             <w:r>
               <w:rPr>
                 <w:rStyle w:val="Hipervnculo"/>
@@ -2187,7 +2190,7 @@
                 <w:noProof/>
                 <w:webHidden/>
               </w:rPr>
-              <w:instrText xml:space="preserve"> PAGEREF _Toc211856941 \h </w:instrText>
+              <w:instrText xml:space="preserve"> PAGEREF _Toc212558918 \h </w:instrText>
             </w:r>
             <w:r>
               <w:rPr>
@@ -2230,7 +2233,7 @@
               <w14:ligatures w14:val="none"/>
             </w:rPr>
           </w:pPr>
-          <w:hyperlink w:anchor="_Toc211856942" w:history="1">
+          <w:hyperlink w:anchor="_Toc212558919" w:history="1">
             <w:r>
               <w:rPr>
                 <w:rStyle w:val="Hipervnculo"/>
@@ -2275,7 +2278,7 @@
                 <w:noProof/>
                 <w:webHidden/>
               </w:rPr>
-              <w:instrText xml:space="preserve"> PAGEREF _Toc211856942 \h </w:instrText>
+              <w:instrText xml:space="preserve"> PAGEREF _Toc212558919 \h </w:instrText>
             </w:r>
             <w:r>
               <w:rPr>
@@ -2318,7 +2321,7 @@
               <w14:ligatures w14:val="none"/>
             </w:rPr>
           </w:pPr>
-          <w:hyperlink w:anchor="_Toc211856943" w:history="1">
+          <w:hyperlink w:anchor="_Toc212558920" w:history="1">
             <w:r>
               <w:rPr>
                 <w:rStyle w:val="Hipervnculo"/>
@@ -2363,7 +2366,7 @@
                 <w:noProof/>
                 <w:webHidden/>
               </w:rPr>
-              <w:instrText xml:space="preserve"> PAGEREF _Toc211856943 \h </w:instrText>
+              <w:instrText xml:space="preserve"> PAGEREF _Toc212558920 \h </w:instrText>
             </w:r>
             <w:r>
               <w:rPr>
@@ -2410,7 +2413,7 @@
               <w14:ligatures w14:val="none"/>
             </w:rPr>
           </w:pPr>
-          <w:hyperlink w:anchor="_Toc211856944" w:history="1">
+          <w:hyperlink w:anchor="_Toc212558921" w:history="1">
             <w:r>
               <w:rPr>
                 <w:rStyle w:val="Hipervnculo"/>
@@ -2455,7 +2458,7 @@
                 <w:noProof/>
                 <w:webHidden/>
               </w:rPr>
-              <w:instrText xml:space="preserve"> PAGEREF _Toc211856944 \h </w:instrText>
+              <w:instrText xml:space="preserve"> PAGEREF _Toc212558921 \h </w:instrText>
             </w:r>
             <w:r>
               <w:rPr>
@@ -2498,7 +2501,7 @@
               <w14:ligatures w14:val="none"/>
             </w:rPr>
           </w:pPr>
-          <w:hyperlink w:anchor="_Toc211856945" w:history="1">
+          <w:hyperlink w:anchor="_Toc212558922" w:history="1">
             <w:r>
               <w:rPr>
                 <w:rStyle w:val="Hipervnculo"/>
@@ -2543,7 +2546,7 @@
                 <w:noProof/>
                 <w:webHidden/>
               </w:rPr>
-              <w:instrText xml:space="preserve"> PAGEREF _Toc211856945 \h </w:instrText>
+              <w:instrText xml:space="preserve"> PAGEREF _Toc212558922 \h </w:instrText>
             </w:r>
             <w:r>
               <w:rPr>
@@ -2586,7 +2589,7 @@
               <w14:ligatures w14:val="none"/>
             </w:rPr>
           </w:pPr>
-          <w:hyperlink w:anchor="_Toc211856946" w:history="1">
+          <w:hyperlink w:anchor="_Toc212558923" w:history="1">
             <w:r>
               <w:rPr>
                 <w:rStyle w:val="Hipervnculo"/>
@@ -2631,7 +2634,7 @@
                 <w:noProof/>
                 <w:webHidden/>
               </w:rPr>
-              <w:instrText xml:space="preserve"> PAGEREF _Toc211856946 \h </w:instrText>
+              <w:instrText xml:space="preserve"> PAGEREF _Toc212558923 \h </w:instrText>
             </w:r>
             <w:r>
               <w:rPr>
@@ -2674,7 +2677,7 @@
               <w14:ligatures w14:val="none"/>
             </w:rPr>
           </w:pPr>
-          <w:hyperlink w:anchor="_Toc211856947" w:history="1">
+          <w:hyperlink w:anchor="_Toc212558924" w:history="1">
             <w:r>
               <w:rPr>
                 <w:rStyle w:val="Hipervnculo"/>
@@ -2719,7 +2722,7 @@
                 <w:noProof/>
                 <w:webHidden/>
               </w:rPr>
-              <w:instrText xml:space="preserve"> PAGEREF _Toc211856947 \h </w:instrText>
+              <w:instrText xml:space="preserve"> PAGEREF _Toc212558924 \h </w:instrText>
             </w:r>
             <w:r>
               <w:rPr>
@@ -2762,7 +2765,7 @@
               <w14:ligatures w14:val="none"/>
             </w:rPr>
           </w:pPr>
-          <w:hyperlink w:anchor="_Toc211856948" w:history="1">
+          <w:hyperlink w:anchor="_Toc212558925" w:history="1">
             <w:r>
               <w:rPr>
                 <w:rStyle w:val="Hipervnculo"/>
@@ -2807,7 +2810,7 @@
                 <w:noProof/>
                 <w:webHidden/>
               </w:rPr>
-              <w:instrText xml:space="preserve"> PAGEREF _Toc211856948 \h </w:instrText>
+              <w:instrText xml:space="preserve"> PAGEREF _Toc212558925 \h </w:instrText>
             </w:r>
             <w:r>
               <w:rPr>
@@ -2853,7 +2856,7 @@
               <w14:ligatures w14:val="none"/>
             </w:rPr>
           </w:pPr>
-          <w:hyperlink w:anchor="_Toc211856949" w:history="1">
+          <w:hyperlink w:anchor="_Toc212558926" w:history="1">
             <w:r>
               <w:rPr>
                 <w:rStyle w:val="Hipervnculo"/>
@@ -2880,7 +2883,7 @@
                 <w:noProof/>
                 <w:webHidden/>
               </w:rPr>
-              <w:instrText xml:space="preserve"> PAGEREF _Toc211856949 \h </w:instrText>
+              <w:instrText xml:space="preserve"> PAGEREF _Toc212558926 \h </w:instrText>
             </w:r>
             <w:r>
               <w:rPr>
@@ -2926,7 +2929,7 @@
               <w14:ligatures w14:val="none"/>
             </w:rPr>
           </w:pPr>
-          <w:hyperlink w:anchor="_Toc211856950" w:history="1">
+          <w:hyperlink w:anchor="_Toc212558927" w:history="1">
             <w:r>
               <w:rPr>
                 <w:rStyle w:val="Hipervnculo"/>
@@ -2953,7 +2956,7 @@
                 <w:noProof/>
                 <w:webHidden/>
               </w:rPr>
-              <w:instrText xml:space="preserve"> PAGEREF _Toc211856950 \h </w:instrText>
+              <w:instrText xml:space="preserve"> PAGEREF _Toc212558927 \h </w:instrText>
             </w:r>
             <w:r>
               <w:rPr>
@@ -2999,7 +3002,7 @@
               <w14:ligatures w14:val="none"/>
             </w:rPr>
           </w:pPr>
-          <w:hyperlink w:anchor="_Toc211856951" w:history="1">
+          <w:hyperlink w:anchor="_Toc212558928" w:history="1">
             <w:r>
               <w:rPr>
                 <w:rStyle w:val="Hipervnculo"/>
@@ -3026,7 +3029,7 @@
                 <w:noProof/>
                 <w:webHidden/>
               </w:rPr>
-              <w:instrText xml:space="preserve"> PAGEREF _Toc211856951 \h </w:instrText>
+              <w:instrText xml:space="preserve"> PAGEREF _Toc212558928 \h </w:instrText>
             </w:r>
             <w:r>
               <w:rPr>
@@ -3072,7 +3075,7 @@
               <w14:ligatures w14:val="none"/>
             </w:rPr>
           </w:pPr>
-          <w:hyperlink w:anchor="_Toc211856952" w:history="1">
+          <w:hyperlink w:anchor="_Toc212558929" w:history="1">
             <w:r>
               <w:rPr>
                 <w:rStyle w:val="Hipervnculo"/>
@@ -3099,7 +3102,7 @@
                 <w:noProof/>
                 <w:webHidden/>
               </w:rPr>
-              <w:instrText xml:space="preserve"> PAGEREF _Toc211856952 \h </w:instrText>
+              <w:instrText xml:space="preserve"> PAGEREF _Toc212558929 \h </w:instrText>
             </w:r>
             <w:r>
               <w:rPr>
@@ -3145,7 +3148,7 @@
               <w14:ligatures w14:val="none"/>
             </w:rPr>
           </w:pPr>
-          <w:hyperlink w:anchor="_Toc211856953" w:history="1">
+          <w:hyperlink w:anchor="_Toc212558930" w:history="1">
             <w:r>
               <w:rPr>
                 <w:rStyle w:val="Hipervnculo"/>
@@ -3172,7 +3175,7 @@
                 <w:noProof/>
                 <w:webHidden/>
               </w:rPr>
-              <w:instrText xml:space="preserve"> PAGEREF _Toc211856953 \h </w:instrText>
+              <w:instrText xml:space="preserve"> PAGEREF _Toc212558930 \h </w:instrText>
             </w:r>
             <w:r>
               <w:rPr>
@@ -3237,7 +3240,7 @@
       <w:pPr>
         <w:pStyle w:val="Titulosgenerales"/>
       </w:pPr>
-      <w:bookmarkStart w:id="0" w:name="_Toc211856923"/>
+      <w:bookmarkStart w:id="0" w:name="_Toc212558900"/>
       <w:r>
         <w:lastRenderedPageBreak/>
         <w:t>Introducción</w:t>
@@ -3537,7 +3540,7 @@
       <w:pPr>
         <w:pStyle w:val="Ttulo1"/>
       </w:pPr>
-      <w:bookmarkStart w:id="1" w:name="_Toc211856924"/>
+      <w:bookmarkStart w:id="1" w:name="_Toc212558901"/>
       <w:r>
         <w:rPr>
           <w:rStyle w:val="Extranjerismo"/>
@@ -3716,12 +3719,50 @@
           <w:szCs w:val="28"/>
           <w:lang w:val="es-419"/>
         </w:rPr>
-        <w:t xml:space="preserve">. La empresa colombiana Crepes &amp; </w:t>
+        <w:t xml:space="preserve">. La empresa </w:t>
       </w:r>
       <w:proofErr w:type="spellStart"/>
       <w:r>
         <w:rPr>
           <w:rFonts w:ascii="Calibri" w:hAnsi="Calibri" w:cs="Calibri"/>
+          <w:szCs w:val="28"/>
+          <w:lang w:val="es-419"/>
+        </w:rPr>
+        <w:t>colombiana</w:t>
+      </w:r>
+      <w:r>
+        <w:rPr>
+          <w:rFonts w:ascii="Calibri" w:hAnsi="Calibri" w:cs="Calibri"/>
+          <w:szCs w:val="28"/>
+          <w:lang w:val="es-419"/>
+        </w:rPr>
+        <w:t>n</w:t>
+      </w:r>
+      <w:proofErr w:type="spellEnd"/>
+      <w:r>
+        <w:rPr>
+          <w:rFonts w:ascii="Calibri" w:hAnsi="Calibri" w:cs="Calibri"/>
+          <w:szCs w:val="28"/>
+          <w:lang w:val="es-419"/>
+        </w:rPr>
+        <w:t xml:space="preserve"> </w:t>
+      </w:r>
+      <w:r>
+        <w:rPr>
+          <w:rFonts w:ascii="Calibri" w:hAnsi="Calibri" w:cs="Calibri"/>
+          <w:b/>
+          <w:bCs/>
+          <w:szCs w:val="28"/>
+          <w:lang w:val="es-419"/>
+        </w:rPr>
+        <w:t xml:space="preserve">Crepes &amp; </w:t>
+      </w:r>
+      <w:proofErr w:type="spellStart"/>
+      <w:r>
+        <w:rPr>
+          <w:rFonts w:ascii="Calibri" w:hAnsi="Calibri" w:cs="Calibri"/>
+          <w:b/>
+          <w:bCs/>
           <w:szCs w:val="28"/>
           <w:lang w:val="es-419"/>
         </w:rPr>
@@ -4673,7 +4714,7 @@
       <w:pPr>
         <w:pStyle w:val="Ttulo2"/>
       </w:pPr>
-      <w:bookmarkStart w:id="2" w:name="_Toc211856925"/>
+      <w:bookmarkStart w:id="2" w:name="_Toc212558902"/>
       <w:r>
         <w:lastRenderedPageBreak/>
         <w:t>Concepto y principios</w:t>
@@ -5369,7 +5410,7 @@
       <w:pPr>
         <w:pStyle w:val="Ttulo2"/>
       </w:pPr>
-      <w:bookmarkStart w:id="3" w:name="_Toc211856926"/>
+      <w:bookmarkStart w:id="3" w:name="_Toc212558903"/>
       <w:r>
         <w:t>A</w:t>
       </w:r>
@@ -5503,10 +5544,10 @@
           <w:lang w:val="es-419" w:eastAsia="es-CO"/>
         </w:rPr>
         <w:drawing>
-          <wp:inline distT="0" distB="0" distL="0" distR="0" wp14:anchorId="7C82860C" wp14:editId="7ACFF616">
+          <wp:inline distT="0" distB="0" distL="0" distR="0" wp14:anchorId="7C04DC1C" wp14:editId="4B740122">
             <wp:extent cx="6332220" cy="1955165"/>
             <wp:effectExtent l="0" t="0" r="0" b="6985"/>
-            <wp:docPr id="5" name="Imagen 5" descr="La figura, relaciona cinco herramientas para el análisis del entorno digital y cuál es su aplicación en el marketing."/>
+            <wp:docPr id="2" name="Gráfico 2" descr="La figura, relaciona cinco herramientas para el análisis del entorno digital y cuál es su aplicación en el marketing."/>
             <wp:cNvGraphicFramePr>
               <a:graphicFrameLocks xmlns:a="http://schemas.openxmlformats.org/drawingml/2006/main" noChangeAspect="1"/>
             </wp:cNvGraphicFramePr>
@@ -5514,7 +5555,7 @@
               <a:graphicData uri="http://schemas.openxmlformats.org/drawingml/2006/picture">
                 <pic:pic xmlns:pic="http://schemas.openxmlformats.org/drawingml/2006/picture">
                   <pic:nvPicPr>
-                    <pic:cNvPr id="5" name="Imagen 5" descr="La figura, relaciona cinco herramientas para el análisis del entorno digital y cuál es su aplicación en el marketing."/>
+                    <pic:cNvPr id="2" name="Gráfico 2" descr="La figura, relaciona cinco herramientas para el análisis del entorno digital y cuál es su aplicación en el marketing."/>
                     <pic:cNvPicPr/>
                   </pic:nvPicPr>
                   <pic:blipFill>
@@ -5522,6 +5563,9 @@
                       <a:extLst>
                         <a:ext uri="{28A0092B-C50C-407E-A947-70E740481C1C}">
                           <a14:useLocalDpi xmlns:a14="http://schemas.microsoft.com/office/drawing/2010/main" val="0"/>
+                        </a:ext>
+                        <a:ext uri="{96DAC541-7B7A-43D3-8B79-37D633B846F1}">
+                          <asvg:svgBlip xmlns:asvg="http://schemas.microsoft.com/office/drawing/2016/SVG/main" r:embed="rId16"/>
                         </a:ext>
                       </a:extLst>
                     </a:blip>
@@ -5596,7 +5640,7 @@
       <w:pPr>
         <w:pStyle w:val="Ttulo1"/>
       </w:pPr>
-      <w:bookmarkStart w:id="4" w:name="_Toc211856927"/>
+      <w:bookmarkStart w:id="4" w:name="_Toc212558904"/>
       <w:r>
         <w:lastRenderedPageBreak/>
         <w:t>Cliente</w:t>
@@ -5623,7 +5667,7 @@
       <w:pPr>
         <w:pStyle w:val="Ttulo2"/>
       </w:pPr>
-      <w:bookmarkStart w:id="5" w:name="_Toc211856928"/>
+      <w:bookmarkStart w:id="5" w:name="_Toc212558905"/>
       <w:r>
         <w:t>Concepto y perfil</w:t>
       </w:r>
@@ -6205,7 +6249,7 @@
       <w:pPr>
         <w:pStyle w:val="Ttulo2"/>
       </w:pPr>
-      <w:bookmarkStart w:id="6" w:name="_Toc211856929"/>
+      <w:bookmarkStart w:id="6" w:name="_Toc212558906"/>
       <w:r>
         <w:t>Técnicas de análisis</w:t>
       </w:r>
@@ -6299,7 +6343,43 @@
           <w:lang w:val="es-419" w:eastAsia="es-CO"/>
         </w:rPr>
         <w:lastRenderedPageBreak/>
-        <w:t xml:space="preserve">que permiten visualizar cómo navega el usuario en una página web; los test A/B, que comparan la eficacia de dos versiones de un contenido; y el análisis semántico, que interpreta el lenguaje en reseñas o interacciones. </w:t>
+        <w:t xml:space="preserve">que permiten visualizar cómo navega el usuario en una página web; los </w:t>
+      </w:r>
+      <w:r>
+        <w:rPr>
+          <w:rStyle w:val="Extranjerismo"/>
+        </w:rPr>
+        <w:t>test A</w:t>
+      </w:r>
+      <w:r>
+        <w:rPr>
+          <w:rStyle w:val="Extranjerismo"/>
+        </w:rPr>
+        <w:t xml:space="preserve"> </w:t>
+      </w:r>
+      <w:r>
+        <w:rPr>
+          <w:rStyle w:val="Extranjerismo"/>
+        </w:rPr>
+        <w:t>/</w:t>
+      </w:r>
+      <w:r>
+        <w:rPr>
+          <w:rStyle w:val="Extranjerismo"/>
+        </w:rPr>
+        <w:t xml:space="preserve"> </w:t>
+      </w:r>
+      <w:r>
+        <w:rPr>
+          <w:rStyle w:val="Extranjerismo"/>
+        </w:rPr>
+        <w:t>B</w:t>
+      </w:r>
+      <w:r>
+        <w:rPr>
+          <w:lang w:val="es-419" w:eastAsia="es-CO"/>
+        </w:rPr>
+        <w:t xml:space="preserve">, que comparan la eficacia de dos versiones de un contenido; y el análisis semántico, que interpreta el lenguaje en reseñas o interacciones. </w:t>
       </w:r>
     </w:p>
     <w:p>
@@ -6360,6 +6440,8 @@
       <w:proofErr w:type="spellStart"/>
       <w:r>
         <w:rPr>
+          <w:b/>
+          <w:bCs/>
           <w:lang w:val="es-419" w:eastAsia="es-CO"/>
         </w:rPr>
         <w:t>Nequi</w:t>
@@ -6660,21 +6742,51 @@
             <w:pPr>
               <w:pStyle w:val="TextoTablas"/>
               <w:rPr>
-                <w:rFonts w:asciiTheme="minorHAnsi" w:hAnsiTheme="minorHAnsi" w:cstheme="minorHAnsi"/>
-                <w:b/>
-                <w:bCs/>
-                <w:sz w:val="28"/>
-                <w:szCs w:val="28"/>
-                <w:lang w:val="es-CO"/>
+                <w:rStyle w:val="Extranjerismo"/>
+                <w:sz w:val="28"/>
+                <w:szCs w:val="28"/>
               </w:rPr>
             </w:pPr>
             <w:r>
               <w:rPr>
+                <w:rStyle w:val="Extranjerismo"/>
                 <w:sz w:val="28"/>
                 <w:szCs w:val="28"/>
               </w:rPr>
               <w:lastRenderedPageBreak/>
-              <w:t>Test A/B</w:t>
+              <w:t>Test A</w:t>
+            </w:r>
+            <w:r>
+              <w:rPr>
+                <w:rStyle w:val="Extranjerismo"/>
+                <w:sz w:val="28"/>
+                <w:szCs w:val="28"/>
+              </w:rPr>
+              <w:t xml:space="preserve"> </w:t>
+            </w:r>
+            <w:r>
+              <w:rPr>
+                <w:rStyle w:val="Extranjerismo"/>
+                <w:sz w:val="28"/>
+                <w:szCs w:val="28"/>
+              </w:rPr>
+              <w:t>/</w:t>
+            </w:r>
+            <w:r>
+              <w:rPr>
+                <w:rStyle w:val="Extranjerismo"/>
+                <w:sz w:val="28"/>
+                <w:szCs w:val="28"/>
+              </w:rPr>
+              <w:t xml:space="preserve"> </w:t>
+            </w:r>
+            <w:r>
+              <w:rPr>
+                <w:rStyle w:val="Extranjerismo"/>
+                <w:sz w:val="28"/>
+                <w:szCs w:val="28"/>
+              </w:rPr>
+              <w:t>B</w:t>
             </w:r>
           </w:p>
         </w:tc>
@@ -6961,7 +7073,7 @@
       <w:pPr>
         <w:pStyle w:val="Ttulo1"/>
       </w:pPr>
-      <w:bookmarkStart w:id="7" w:name="_Toc211856930"/>
+      <w:bookmarkStart w:id="7" w:name="_Toc212558907"/>
       <w:r>
         <w:lastRenderedPageBreak/>
         <w:t>Capacidades empresariales</w:t>
@@ -6998,7 +7110,7 @@
       <w:pPr>
         <w:pStyle w:val="Ttulo2"/>
       </w:pPr>
-      <w:bookmarkStart w:id="8" w:name="_Toc211856931"/>
+      <w:bookmarkStart w:id="8" w:name="_Toc212558908"/>
       <w:r>
         <w:t>Planes de mercadeo</w:t>
       </w:r>
@@ -7088,13 +7200,13 @@
                     <pic:cNvPicPr/>
                   </pic:nvPicPr>
                   <pic:blipFill>
-                    <a:blip r:embed="rId16">
+                    <a:blip r:embed="rId17">
                       <a:extLst>
                         <a:ext uri="{28A0092B-C50C-407E-A947-70E740481C1C}">
                           <a14:useLocalDpi xmlns:a14="http://schemas.microsoft.com/office/drawing/2010/main" val="0"/>
                         </a:ext>
                         <a:ext uri="{96DAC541-7B7A-43D3-8B79-37D633B846F1}">
-                          <asvg:svgBlip xmlns:asvg="http://schemas.microsoft.com/office/drawing/2016/SVG/main" r:embed="rId17"/>
+                          <asvg:svgBlip xmlns:asvg="http://schemas.microsoft.com/office/drawing/2016/SVG/main" r:embed="rId18"/>
                         </a:ext>
                       </a:extLst>
                     </a:blip>
@@ -7149,7 +7261,7 @@
       <w:pPr>
         <w:pStyle w:val="Ttulo2"/>
       </w:pPr>
-      <w:bookmarkStart w:id="9" w:name="_Toc211856932"/>
+      <w:bookmarkStart w:id="9" w:name="_Toc212558909"/>
       <w:r>
         <w:t>Logística</w:t>
       </w:r>
@@ -7822,7 +7934,7 @@
       <w:pPr>
         <w:pStyle w:val="Ttulo2"/>
       </w:pPr>
-      <w:bookmarkStart w:id="10" w:name="_Toc211856933"/>
+      <w:bookmarkStart w:id="10" w:name="_Toc212558910"/>
       <w:r>
         <w:lastRenderedPageBreak/>
         <w:t>Inventarios, términos y condiciones</w:t>
@@ -8498,7 +8610,7 @@
       <w:pPr>
         <w:pStyle w:val="Ttulo2"/>
       </w:pPr>
-      <w:bookmarkStart w:id="11" w:name="_Toc211856934"/>
+      <w:bookmarkStart w:id="11" w:name="_Toc212558911"/>
       <w:r>
         <w:t>Gestión de pagos y descuentos</w:t>
       </w:r>
@@ -8555,6 +8667,8 @@
       <w:proofErr w:type="spellStart"/>
       <w:r>
         <w:rPr>
+          <w:b/>
+          <w:bCs/>
           <w:lang w:val="es-419" w:eastAsia="es-CO"/>
         </w:rPr>
         <w:t>iShop</w:t>
@@ -8562,9 +8676,17 @@
       <w:proofErr w:type="spellEnd"/>
       <w:r>
         <w:rPr>
-          <w:lang w:val="es-419" w:eastAsia="es-CO"/>
-        </w:rPr>
-        <w:t xml:space="preserve"> Colombia ofrece pagos vía tarjetas, transferencias, cuotas sin intereses y descuento por primera compra </w:t>
+          <w:b/>
+          <w:bCs/>
+          <w:lang w:val="es-419" w:eastAsia="es-CO"/>
+        </w:rPr>
+        <w:t xml:space="preserve"> Colombia</w:t>
+      </w:r>
+      <w:r>
+        <w:rPr>
+          <w:lang w:val="es-419" w:eastAsia="es-CO"/>
+        </w:rPr>
+        <w:t xml:space="preserve"> ofrece pagos vía tarjetas, transferencias, cuotas sin intereses y descuento por primera compra </w:t>
       </w:r>
       <w:r>
         <w:rPr>
@@ -8592,7 +8714,7 @@
       <w:pPr>
         <w:pStyle w:val="Ttulo2"/>
       </w:pPr>
-      <w:bookmarkStart w:id="12" w:name="_Toc211856935"/>
+      <w:bookmarkStart w:id="12" w:name="_Toc212558912"/>
       <w:r>
         <w:t>Portafolio</w:t>
       </w:r>
@@ -8641,40 +8763,27 @@
       <w:proofErr w:type="spellStart"/>
       <w:r>
         <w:rPr>
-          <w:lang w:val="es-419" w:eastAsia="es-CO"/>
-        </w:rPr>
-        <w:t>L’Bel</w:t>
-      </w:r>
-      <w:proofErr w:type="spellEnd"/>
-      <w:r>
-        <w:rPr>
-          <w:lang w:val="es-419" w:eastAsia="es-CO"/>
-        </w:rPr>
-        <w:t xml:space="preserve"> agrupa su portafolio en líneas de cuidado facial, fragancias y bienestar, lo que le permite presentar propuestas segmentadas por edad, tipo de piel y estilo de vida, facilitando la personalización del mensaje y la promoción del producto adecuado.</w:t>
-      </w:r>
-    </w:p>
-    <w:p>
-      <w:pPr>
-        <w:rPr>
           <w:b/>
           <w:bCs/>
           <w:lang w:val="es-419" w:eastAsia="es-CO"/>
         </w:rPr>
-      </w:pPr>
-      <w:r>
+        <w:t>L’Bel</w:t>
+      </w:r>
+      <w:proofErr w:type="spellEnd"/>
+      <w:r>
+        <w:rPr>
+          <w:lang w:val="es-419" w:eastAsia="es-CO"/>
+        </w:rPr>
+        <w:t xml:space="preserve"> agrupa su portafolio en líneas de cuidado facial, fragancias y bienestar, lo que le permite presentar propuestas segmentadas por edad, tipo de piel y estilo de vida, facilitando la personalización del mensaje y la promoción del producto adecuado.</w:t>
+      </w:r>
+    </w:p>
+    <w:p>
+      <w:pPr>
         <w:rPr>
           <w:b/>
           <w:bCs/>
           <w:lang w:val="es-419" w:eastAsia="es-CO"/>
         </w:rPr>
-        <w:t>Un portafolio bien estructurado debe considerar aspectos como:</w:t>
-      </w:r>
-    </w:p>
-    <w:p>
-      <w:pPr>
-        <w:rPr>
-          <w:lang w:val="es-419" w:eastAsia="es-CO"/>
-        </w:rPr>
       </w:pPr>
       <w:r>
         <w:rPr>
@@ -8682,19 +8791,7 @@
           <w:bCs/>
           <w:lang w:val="es-419" w:eastAsia="es-CO"/>
         </w:rPr>
-        <w:t>Variedad</w:t>
-      </w:r>
-      <w:r>
-        <w:rPr>
-          <w:lang w:val="es-419" w:eastAsia="es-CO"/>
-        </w:rPr>
-        <w:t>: a</w:t>
-      </w:r>
-      <w:r>
-        <w:rPr>
-          <w:lang w:val="es-419" w:eastAsia="es-CO"/>
-        </w:rPr>
-        <w:t>mplitud de líneas de productos o servicios para atender diferentes segmentos de clientes.</w:t>
+        <w:t>Un portafolio bien estructurado debe considerar aspectos como:</w:t>
       </w:r>
     </w:p>
     <w:p>
@@ -8709,19 +8806,19 @@
           <w:bCs/>
           <w:lang w:val="es-419" w:eastAsia="es-CO"/>
         </w:rPr>
-        <w:t>Profundidad</w:t>
-      </w:r>
-      <w:r>
-        <w:rPr>
-          <w:lang w:val="es-419" w:eastAsia="es-CO"/>
-        </w:rPr>
-        <w:t>: n</w:t>
-      </w:r>
-      <w:r>
-        <w:rPr>
-          <w:lang w:val="es-419" w:eastAsia="es-CO"/>
-        </w:rPr>
-        <w:t>úmero de versiones, modelos o presentaciones dentro de cada línea.</w:t>
+        <w:t>Variedad</w:t>
+      </w:r>
+      <w:r>
+        <w:rPr>
+          <w:lang w:val="es-419" w:eastAsia="es-CO"/>
+        </w:rPr>
+        <w:t>: a</w:t>
+      </w:r>
+      <w:r>
+        <w:rPr>
+          <w:lang w:val="es-419" w:eastAsia="es-CO"/>
+        </w:rPr>
+        <w:t>mplitud de líneas de productos o servicios para atender diferentes segmentos de clientes.</w:t>
       </w:r>
     </w:p>
     <w:p>
@@ -8736,19 +8833,19 @@
           <w:bCs/>
           <w:lang w:val="es-419" w:eastAsia="es-CO"/>
         </w:rPr>
-        <w:t>Calidad y diferenciación</w:t>
-      </w:r>
-      <w:r>
-        <w:rPr>
-          <w:lang w:val="es-419" w:eastAsia="es-CO"/>
-        </w:rPr>
-        <w:t>: c</w:t>
-      </w:r>
-      <w:r>
-        <w:rPr>
-          <w:lang w:val="es-419" w:eastAsia="es-CO"/>
-        </w:rPr>
-        <w:t>aracterísticas que hagan la oferta competitiva frente a la competencia.</w:t>
+        <w:t>Profundidad</w:t>
+      </w:r>
+      <w:r>
+        <w:rPr>
+          <w:lang w:val="es-419" w:eastAsia="es-CO"/>
+        </w:rPr>
+        <w:t>: n</w:t>
+      </w:r>
+      <w:r>
+        <w:rPr>
+          <w:lang w:val="es-419" w:eastAsia="es-CO"/>
+        </w:rPr>
+        <w:t>úmero de versiones, modelos o presentaciones dentro de cada línea.</w:t>
       </w:r>
     </w:p>
     <w:p>
@@ -8763,19 +8860,19 @@
           <w:bCs/>
           <w:lang w:val="es-419" w:eastAsia="es-CO"/>
         </w:rPr>
-        <w:t>Ciclo de vida</w:t>
-      </w:r>
-      <w:r>
-        <w:rPr>
-          <w:lang w:val="es-419" w:eastAsia="es-CO"/>
-        </w:rPr>
-        <w:t>: e</w:t>
-      </w:r>
-      <w:r>
-        <w:rPr>
-          <w:lang w:val="es-419" w:eastAsia="es-CO"/>
-        </w:rPr>
-        <w:t>tapas de introducción, crecimiento, madurez y declive para planificar estrategias de lanzamiento, mantenimiento o retiro.</w:t>
+        <w:t>Calidad y diferenciación</w:t>
+      </w:r>
+      <w:r>
+        <w:rPr>
+          <w:lang w:val="es-419" w:eastAsia="es-CO"/>
+        </w:rPr>
+        <w:t>: c</w:t>
+      </w:r>
+      <w:r>
+        <w:rPr>
+          <w:lang w:val="es-419" w:eastAsia="es-CO"/>
+        </w:rPr>
+        <w:t>aracterísticas que hagan la oferta competitiva frente a la competencia.</w:t>
       </w:r>
     </w:p>
     <w:p>
@@ -8790,6 +8887,33 @@
           <w:bCs/>
           <w:lang w:val="es-419" w:eastAsia="es-CO"/>
         </w:rPr>
+        <w:t>Ciclo de vida</w:t>
+      </w:r>
+      <w:r>
+        <w:rPr>
+          <w:lang w:val="es-419" w:eastAsia="es-CO"/>
+        </w:rPr>
+        <w:t>: e</w:t>
+      </w:r>
+      <w:r>
+        <w:rPr>
+          <w:lang w:val="es-419" w:eastAsia="es-CO"/>
+        </w:rPr>
+        <w:t>tapas de introducción, crecimiento, madurez y declive para planificar estrategias de lanzamiento, mantenimiento o retiro.</w:t>
+      </w:r>
+    </w:p>
+    <w:p>
+      <w:pPr>
+        <w:rPr>
+          <w:lang w:val="es-419" w:eastAsia="es-CO"/>
+        </w:rPr>
+      </w:pPr>
+      <w:r>
+        <w:rPr>
+          <w:b/>
+          <w:bCs/>
+          <w:lang w:val="es-419" w:eastAsia="es-CO"/>
+        </w:rPr>
         <w:t>Rentabilidad</w:t>
       </w:r>
       <w:r>
@@ -8809,7 +8933,7 @@
       <w:pPr>
         <w:pStyle w:val="Ttulo2"/>
       </w:pPr>
-      <w:bookmarkStart w:id="13" w:name="_Toc211856936"/>
+      <w:bookmarkStart w:id="13" w:name="_Toc212558913"/>
       <w:r>
         <w:t>P</w:t>
       </w:r>
@@ -8926,7 +9050,7 @@
                     <pic:cNvPicPr/>
                   </pic:nvPicPr>
                   <pic:blipFill>
-                    <a:blip r:embed="rId18"/>
+                    <a:blip r:embed="rId19"/>
                     <a:stretch>
                       <a:fillRect/>
                     </a:stretch>
@@ -9181,7 +9305,7 @@
       <w:pPr>
         <w:pStyle w:val="Ttulo1"/>
       </w:pPr>
-      <w:bookmarkStart w:id="14" w:name="_Toc211856937"/>
+      <w:bookmarkStart w:id="14" w:name="_Toc212558914"/>
       <w:r>
         <w:lastRenderedPageBreak/>
         <w:t>P</w:t>
@@ -9244,7 +9368,7 @@
       <w:pPr>
         <w:pStyle w:val="Ttulo2"/>
       </w:pPr>
-      <w:bookmarkStart w:id="15" w:name="_Toc211856938"/>
+      <w:bookmarkStart w:id="15" w:name="_Toc212558915"/>
       <w:r>
         <w:t>Concepto</w:t>
       </w:r>
@@ -9440,7 +9564,7 @@
       <w:pPr>
         <w:pStyle w:val="Ttulo2"/>
       </w:pPr>
-      <w:bookmarkStart w:id="16" w:name="_Toc211856939"/>
+      <w:bookmarkStart w:id="16" w:name="_Toc212558916"/>
       <w:r>
         <w:t>Elementos</w:t>
       </w:r>
@@ -10100,7 +10224,7 @@
       <w:pPr>
         <w:pStyle w:val="Ttulo2"/>
       </w:pPr>
-      <w:bookmarkStart w:id="17" w:name="_Toc211856940"/>
+      <w:bookmarkStart w:id="17" w:name="_Toc212558917"/>
       <w:r>
         <w:t>Aplicación en planes de mercadeo</w:t>
       </w:r>
@@ -10244,7 +10368,7 @@
                     <pic:cNvPicPr/>
                   </pic:nvPicPr>
                   <pic:blipFill>
-                    <a:blip r:embed="rId19">
+                    <a:blip r:embed="rId20">
                       <a:extLst>
                         <a:ext uri="{28A0092B-C50C-407E-A947-70E740481C1C}">
                           <a14:useLocalDpi xmlns:a14="http://schemas.microsoft.com/office/drawing/2010/main" val="0"/>
@@ -10318,7 +10442,7 @@
       <w:pPr>
         <w:pStyle w:val="Ttulo1"/>
       </w:pPr>
-      <w:bookmarkStart w:id="18" w:name="_Toc211856941"/>
+      <w:bookmarkStart w:id="18" w:name="_Toc212558918"/>
       <w:r>
         <w:lastRenderedPageBreak/>
         <w:t>Herramientas digitales</w:t>
@@ -10355,7 +10479,7 @@
       <w:pPr>
         <w:pStyle w:val="Ttulo2"/>
       </w:pPr>
-      <w:bookmarkStart w:id="19" w:name="_Toc211856942"/>
+      <w:bookmarkStart w:id="19" w:name="_Toc212558919"/>
       <w:r>
         <w:t>Imágenes, videos, audio y texto</w:t>
       </w:r>
@@ -10587,7 +10711,7 @@
       <w:pPr>
         <w:pStyle w:val="Ttulo2"/>
       </w:pPr>
-      <w:bookmarkStart w:id="20" w:name="_Toc211856943"/>
+      <w:bookmarkStart w:id="20" w:name="_Toc212558920"/>
       <w:r>
         <w:t>Calidad</w:t>
       </w:r>
@@ -11232,7 +11356,7 @@
       <w:pPr>
         <w:pStyle w:val="Ttulo1"/>
       </w:pPr>
-      <w:bookmarkStart w:id="21" w:name="_Toc211856944"/>
+      <w:bookmarkStart w:id="21" w:name="_Toc212558921"/>
       <w:r>
         <w:lastRenderedPageBreak/>
         <w:t xml:space="preserve">Organización </w:t>
@@ -11278,7 +11402,7 @@
       <w:pPr>
         <w:pStyle w:val="Ttulo2"/>
       </w:pPr>
-      <w:bookmarkStart w:id="22" w:name="_Toc211856945"/>
+      <w:bookmarkStart w:id="22" w:name="_Toc212558922"/>
       <w:r>
         <w:t>Estructura</w:t>
       </w:r>
@@ -11381,13 +11505,13 @@
                     <pic:cNvPicPr/>
                   </pic:nvPicPr>
                   <pic:blipFill>
-                    <a:blip r:embed="rId20">
+                    <a:blip r:embed="rId21">
                       <a:extLst>
                         <a:ext uri="{28A0092B-C50C-407E-A947-70E740481C1C}">
                           <a14:useLocalDpi xmlns:a14="http://schemas.microsoft.com/office/drawing/2010/main" val="0"/>
                         </a:ext>
                         <a:ext uri="{96DAC541-7B7A-43D3-8B79-37D633B846F1}">
-                          <asvg:svgBlip xmlns:asvg="http://schemas.microsoft.com/office/drawing/2016/SVG/main" r:embed="rId21"/>
+                          <asvg:svgBlip xmlns:asvg="http://schemas.microsoft.com/office/drawing/2016/SVG/main" r:embed="rId22"/>
                         </a:ext>
                       </a:extLst>
                     </a:blip>
@@ -11458,7 +11582,7 @@
       <w:pPr>
         <w:pStyle w:val="Ttulo2"/>
       </w:pPr>
-      <w:bookmarkStart w:id="23" w:name="_Toc211856946"/>
+      <w:bookmarkStart w:id="23" w:name="_Toc212558923"/>
       <w:r>
         <w:t>Técnicas de persuasión</w:t>
       </w:r>
@@ -11553,7 +11677,7 @@
       <w:pPr>
         <w:pStyle w:val="Ttulo2"/>
       </w:pPr>
-      <w:bookmarkStart w:id="24" w:name="_Toc211856947"/>
+      <w:bookmarkStart w:id="24" w:name="_Toc212558924"/>
       <w:r>
         <w:t>Redacción</w:t>
       </w:r>
@@ -11783,7 +11907,7 @@
       <w:pPr>
         <w:pStyle w:val="Ttulo2"/>
       </w:pPr>
-      <w:bookmarkStart w:id="25" w:name="_Toc211856948"/>
+      <w:bookmarkStart w:id="25" w:name="_Toc212558925"/>
       <w:r>
         <w:t>Presentaciones</w:t>
       </w:r>
@@ -12440,7 +12564,7 @@
           <w:bCs/>
         </w:rPr>
       </w:pPr>
-      <w:hyperlink r:id="rId22" w:history="1">
+      <w:hyperlink r:id="rId23" w:history="1">
         <w:r>
           <w:rPr>
             <w:rStyle w:val="Extranjerismo"/>
@@ -12534,7 +12658,7 @@
             </w:r>
           </w:p>
           <w:p>
-            <w:hyperlink r:id="rId23" w:history="1">
+            <w:hyperlink r:id="rId24" w:history="1">
               <w:r>
                 <w:rPr>
                   <w:rStyle w:val="Hipervnculo"/>
@@ -12745,7 +12869,7 @@
       <w:pPr>
         <w:pStyle w:val="Titulosgenerales"/>
       </w:pPr>
-      <w:bookmarkStart w:id="26" w:name="_Toc211856949"/>
+      <w:bookmarkStart w:id="26" w:name="_Toc212558926"/>
       <w:r>
         <w:lastRenderedPageBreak/>
         <w:t>S</w:t>
@@ -12812,14 +12936,13 @@
       </w:pPr>
       <w:r>
         <w:rPr>
-          <w:noProof/>
           <w:lang w:val="es-419" w:eastAsia="es-CO"/>
         </w:rPr>
         <w:drawing>
-          <wp:inline distT="0" distB="0" distL="0" distR="0" wp14:anchorId="10FDA0E0" wp14:editId="0D1AC223">
-            <wp:extent cx="6332220" cy="3547745"/>
+          <wp:inline distT="0" distB="0" distL="0" distR="0" wp14:anchorId="3A12E72C" wp14:editId="10EFE068">
+            <wp:extent cx="6332220" cy="3647440"/>
             <wp:effectExtent l="0" t="0" r="0" b="0"/>
-            <wp:docPr id="7" name="Imagen 7" descr="La figura presenta los diferentes elementos que hacen parte del plan de mercadeo y el impacto comercial que tiene cada uno."/>
+            <wp:docPr id="8" name="Imagen 8" descr="El programa esta enfocado en la formulación de propuestas comerciales digitales, que incorpora principios de marketing, análisis de mercado y evaluación de capacidades organizacionales para estructurar soluciones estratégicas. Potencia el uso de herramientas digitales, pensamiento analítico, comunicación efectiva y redacción profesional para optimizar la presentación de ofertas y la toma de decisiones en escenarios de negociación digital. "/>
             <wp:cNvGraphicFramePr>
               <a:graphicFrameLocks xmlns:a="http://schemas.openxmlformats.org/drawingml/2006/main" noChangeAspect="1"/>
             </wp:cNvGraphicFramePr>
@@ -12827,11 +12950,11 @@
               <a:graphicData uri="http://schemas.openxmlformats.org/drawingml/2006/picture">
                 <pic:pic xmlns:pic="http://schemas.openxmlformats.org/drawingml/2006/picture">
                   <pic:nvPicPr>
-                    <pic:cNvPr id="7" name="Imagen 7" descr="La figura presenta los diferentes elementos que hacen parte del plan de mercadeo y el impacto comercial que tiene cada uno."/>
+                    <pic:cNvPr id="8" name="Imagen 8" descr="El programa esta enfocado en la formulación de propuestas comerciales digitales, que incorpora principios de marketing, análisis de mercado y evaluación de capacidades organizacionales para estructurar soluciones estratégicas. Potencia el uso de herramientas digitales, pensamiento analítico, comunicación efectiva y redacción profesional para optimizar la presentación de ofertas y la toma de decisiones en escenarios de negociación digital. "/>
                     <pic:cNvPicPr/>
                   </pic:nvPicPr>
                   <pic:blipFill>
-                    <a:blip r:embed="rId24"/>
+                    <a:blip r:embed="rId25"/>
                     <a:stretch>
                       <a:fillRect/>
                     </a:stretch>
@@ -12839,7 +12962,7 @@
                   <pic:spPr>
                     <a:xfrm>
                       <a:off x="0" y="0"/>
-                      <a:ext cx="6332220" cy="3547745"/>
+                      <a:ext cx="6332220" cy="3647440"/>
                     </a:xfrm>
                     <a:prstGeom prst="rect">
                       <a:avLst/>
@@ -12864,7 +12987,7 @@
       <w:pPr>
         <w:pStyle w:val="Titulosgenerales"/>
       </w:pPr>
-      <w:bookmarkStart w:id="27" w:name="_Toc211856950"/>
+      <w:bookmarkStart w:id="27" w:name="_Toc212558927"/>
       <w:r>
         <w:lastRenderedPageBreak/>
         <w:t>Glosario</w:t>
@@ -13254,7 +13377,7 @@
       <w:pPr>
         <w:pStyle w:val="Titulosgenerales"/>
       </w:pPr>
-      <w:bookmarkStart w:id="28" w:name="_Toc211856951"/>
+      <w:bookmarkStart w:id="28" w:name="_Toc212558928"/>
       <w:r>
         <w:lastRenderedPageBreak/>
         <w:t>Material complementario</w:t>
@@ -13509,7 +13632,7 @@
                 <w:szCs w:val="28"/>
               </w:rPr>
             </w:pPr>
-            <w:hyperlink r:id="rId25" w:history="1">
+            <w:hyperlink r:id="rId26" w:history="1">
               <w:r>
                 <w:rPr>
                   <w:rStyle w:val="Hipervnculo"/>
@@ -13642,7 +13765,7 @@
                 <w:szCs w:val="28"/>
               </w:rPr>
             </w:pPr>
-            <w:hyperlink r:id="rId26" w:history="1">
+            <w:hyperlink r:id="rId27" w:history="1">
               <w:r>
                 <w:rPr>
                   <w:rStyle w:val="Hipervnculo"/>
@@ -13746,7 +13869,7 @@
                 <w:szCs w:val="28"/>
               </w:rPr>
             </w:pPr>
-            <w:hyperlink r:id="rId27" w:history="1">
+            <w:hyperlink r:id="rId28" w:history="1">
               <w:r>
                 <w:rPr>
                   <w:rStyle w:val="Hipervnculo"/>
@@ -13847,7 +13970,7 @@
                 <w:szCs w:val="28"/>
               </w:rPr>
             </w:pPr>
-            <w:hyperlink r:id="rId28" w:history="1">
+            <w:hyperlink r:id="rId29" w:history="1">
               <w:r>
                 <w:rPr>
                   <w:rStyle w:val="Hipervnculo"/>
@@ -13866,7 +13989,7 @@
       <w:pPr>
         <w:pStyle w:val="Titulosgenerales"/>
       </w:pPr>
-      <w:bookmarkStart w:id="29" w:name="_Toc211856952"/>
+      <w:bookmarkStart w:id="29" w:name="_Toc212558929"/>
       <w:r>
         <w:lastRenderedPageBreak/>
         <w:t>Referencias bibliográficas</w:t>
@@ -14093,7 +14216,7 @@
         </w:rPr>
         <w:t xml:space="preserve">. </w:t>
       </w:r>
-      <w:hyperlink r:id="rId29" w:history="1">
+      <w:hyperlink r:id="rId30" w:history="1">
         <w:r>
           <w:rPr>
             <w:rStyle w:val="Hipervnculo"/>
@@ -14383,7 +14506,7 @@
         </w:rPr>
         <w:t xml:space="preserve">. </w:t>
       </w:r>
-      <w:hyperlink r:id="rId30" w:history="1">
+      <w:hyperlink r:id="rId31" w:history="1">
         <w:r>
           <w:rPr>
             <w:rStyle w:val="Hipervnculo"/>
@@ -14490,7 +14613,7 @@
         </w:rPr>
         <w:t xml:space="preserve">. </w:t>
       </w:r>
-      <w:hyperlink r:id="rId31" w:history="1">
+      <w:hyperlink r:id="rId32" w:history="1">
         <w:r>
           <w:rPr>
             <w:rStyle w:val="Hipervnculo"/>
@@ -14688,7 +14811,7 @@
         </w:rPr>
         <w:t xml:space="preserve">. </w:t>
       </w:r>
-      <w:hyperlink r:id="rId32" w:history="1">
+      <w:hyperlink r:id="rId33" w:history="1">
         <w:r>
           <w:rPr>
             <w:rStyle w:val="Hipervnculo"/>
@@ -14848,7 +14971,7 @@
         </w:rPr>
         <w:t xml:space="preserve">. </w:t>
       </w:r>
-      <w:hyperlink r:id="rId33" w:history="1">
+      <w:hyperlink r:id="rId34" w:history="1">
         <w:r>
           <w:rPr>
             <w:rStyle w:val="Hipervnculo"/>
@@ -14960,7 +15083,7 @@
       <w:pPr>
         <w:pStyle w:val="Titulosgenerales"/>
       </w:pPr>
-      <w:bookmarkStart w:id="30" w:name="_Toc211856953"/>
+      <w:bookmarkStart w:id="30" w:name="_Toc212558930"/>
       <w:r>
         <w:lastRenderedPageBreak/>
         <w:t>C</w:t>
@@ -15981,8 +16104,8 @@
       </w:pPr>
     </w:p>
     <w:sectPr>
-      <w:headerReference w:type="default" r:id="rId34"/>
-      <w:footerReference w:type="default" r:id="rId35"/>
+      <w:headerReference w:type="default" r:id="rId35"/>
+      <w:footerReference w:type="default" r:id="rId36"/>
       <w:pgSz w:w="12240" w:h="15840"/>
       <w:pgMar w:top="1701" w:right="1134" w:bottom="1134" w:left="1134" w:header="709" w:footer="737" w:gutter="0"/>
       <w:pgNumType w:start="1"/>
@@ -21556,10 +21679,6 @@
 </file>
 
 <file path=customXml/item1.xml><?xml version="1.0" encoding="utf-8"?>
-<b:Sources xmlns:b="http://schemas.openxmlformats.org/officeDocument/2006/bibliography" xmlns="http://schemas.openxmlformats.org/officeDocument/2006/bibliography" SelectedStyle="\APASixthEditionOfficeOnline.xsl" StyleName="APA" Version="6"/>
-</file>
-
-<file path=customXml/item2.xml><?xml version="1.0" encoding="utf-8"?>
 <p:properties xmlns:p="http://schemas.microsoft.com/office/2006/metadata/properties" xmlns:xsi="http://www.w3.org/2001/XMLSchema-instance" xmlns:pc="http://schemas.microsoft.com/office/infopath/2007/PartnerControls">
   <documentManagement>
     <TaxCatchAll xmlns="cb45339b-ced9-4d0d-8f64-77573914d53b"/>
@@ -21570,16 +21689,11 @@
 </p:properties>
 </file>
 
-<file path=customXml/item3.xml><?xml version="1.0" encoding="utf-8"?>
-<?mso-contentType ?>
-<FormTemplates xmlns="http://schemas.microsoft.com/sharepoint/v3/contenttype/forms">
-  <Display>DocumentLibraryForm</Display>
-  <Edit>DocumentLibraryForm</Edit>
-  <New>DocumentLibraryForm</New>
-</FormTemplates>
+<file path=customXml/item2.xml><?xml version="1.0" encoding="utf-8"?>
+<b:Sources xmlns:b="http://schemas.openxmlformats.org/officeDocument/2006/bibliography" xmlns="http://schemas.openxmlformats.org/officeDocument/2006/bibliography" SelectedStyle="\APASixthEditionOfficeOnline.xsl" StyleName="APA" Version="6"/>
 </file>
 
-<file path=customXml/item4.xml><?xml version="1.0" encoding="utf-8"?>
+<file path=customXml/item3.xml><?xml version="1.0" encoding="utf-8"?>
 <ct:contentTypeSchema xmlns:ct="http://schemas.microsoft.com/office/2006/metadata/contentType" xmlns:ma="http://schemas.microsoft.com/office/2006/metadata/properties/metaAttributes" ct:_="" ma:_="" ma:contentTypeName="Documento" ma:contentTypeID="0x01010049282E1EDBE9234EA9E6D38F720E265F" ma:contentTypeVersion="15" ma:contentTypeDescription="Crear nuevo documento." ma:contentTypeScope="" ma:versionID="b31c7aa9eaf043a08b87120b3c4916e3">
   <xsd:schema xmlns:xsd="http://www.w3.org/2001/XMLSchema" xmlns:xs="http://www.w3.org/2001/XMLSchema" xmlns:p="http://schemas.microsoft.com/office/2006/metadata/properties" xmlns:ns2="cb45339b-ced9-4d0d-8f64-77573914d53b" xmlns:ns3="43a3ca16-9c26-4813-b83f-4aec9927b43f" targetNamespace="http://schemas.microsoft.com/office/2006/metadata/properties" ma:root="true" ma:fieldsID="3533d065b04d75c457075bc55f1f5315" ns2:_="" ns3:_="">
     <xsd:import namespace="cb45339b-ced9-4d0d-8f64-77573914d53b"/>
@@ -21814,15 +21928,16 @@
 </ct:contentTypeSchema>
 </file>
 
-<file path=customXml/itemProps1.xml><?xml version="1.0" encoding="utf-8"?>
-<ds:datastoreItem xmlns:ds="http://schemas.openxmlformats.org/officeDocument/2006/customXml" ds:itemID="{E8AB44A3-7C62-4BD2-82ED-8ABC209970FA}">
-  <ds:schemaRefs>
-    <ds:schemaRef ds:uri="http://schemas.openxmlformats.org/officeDocument/2006/bibliography"/>
-  </ds:schemaRefs>
-</ds:datastoreItem>
+<file path=customXml/item4.xml><?xml version="1.0" encoding="utf-8"?>
+<?mso-contentType ?>
+<FormTemplates xmlns="http://schemas.microsoft.com/sharepoint/v3/contenttype/forms">
+  <Display>DocumentLibraryForm</Display>
+  <Edit>DocumentLibraryForm</Edit>
+  <New>DocumentLibraryForm</New>
+</FormTemplates>
 </file>
 
-<file path=customXml/itemProps2.xml><?xml version="1.0" encoding="utf-8"?>
+<file path=customXml/itemProps1.xml><?xml version="1.0" encoding="utf-8"?>
 <ds:datastoreItem xmlns:ds="http://schemas.openxmlformats.org/officeDocument/2006/customXml" ds:itemID="{1145D752-ACC1-45E1-AB53-0C756F67FC7F}">
   <ds:schemaRefs>
     <ds:schemaRef ds:uri="http://schemas.microsoft.com/office/2006/metadata/properties"/>
@@ -21833,15 +21948,15 @@
 </ds:datastoreItem>
 </file>
 
-<file path=customXml/itemProps3.xml><?xml version="1.0" encoding="utf-8"?>
-<ds:datastoreItem xmlns:ds="http://schemas.openxmlformats.org/officeDocument/2006/customXml" ds:itemID="{81CBDEC1-3B00-44ED-AD36-0268077980BA}">
+<file path=customXml/itemProps2.xml><?xml version="1.0" encoding="utf-8"?>
+<ds:datastoreItem xmlns:ds="http://schemas.openxmlformats.org/officeDocument/2006/customXml" ds:itemID="{E8AB44A3-7C62-4BD2-82ED-8ABC209970FA}">
   <ds:schemaRefs>
-    <ds:schemaRef ds:uri="http://schemas.microsoft.com/sharepoint/v3/contenttype/forms"/>
+    <ds:schemaRef ds:uri="http://schemas.openxmlformats.org/officeDocument/2006/bibliography"/>
   </ds:schemaRefs>
 </ds:datastoreItem>
 </file>
 
-<file path=customXml/itemProps4.xml><?xml version="1.0" encoding="utf-8"?>
+<file path=customXml/itemProps3.xml><?xml version="1.0" encoding="utf-8"?>
 <ds:datastoreItem xmlns:ds="http://schemas.openxmlformats.org/officeDocument/2006/customXml" ds:itemID="{DF43E046-DB0C-42D1-8C73-AE38B52F1ED7}">
   <ds:schemaRefs>
     <ds:schemaRef ds:uri="http://schemas.microsoft.com/office/2006/metadata/contentType"/>
@@ -21858,4 +21973,12 @@
     <ds:schemaRef ds:uri="http://schemas.microsoft.com/internal/obd"/>
   </ds:schemaRefs>
 </ds:datastoreItem>
+</file>
+
+<file path=customXml/itemProps4.xml><?xml version="1.0" encoding="utf-8"?>
+<ds:datastoreItem xmlns:ds="http://schemas.openxmlformats.org/officeDocument/2006/customXml" ds:itemID="{81CBDEC1-3B00-44ED-AD36-0268077980BA}">
+  <ds:schemaRefs>
+    <ds:schemaRef ds:uri="http://schemas.microsoft.com/sharepoint/v3/contenttype/forms"/>
+  </ds:schemaRefs>
+</ds:datastoreItem>
 </file>
--- a/fuentes/CFA1_62330164_DU.docx
+++ b/fuentes/CFA1_62330164_DU.docx
@@ -92,7 +92,7 @@
               </wp:anchor>
             </w:drawing>
           </mc:Choice>
-          <mc:Fallback xmlns:oel="http://schemas.microsoft.com/office/2019/extlst" xmlns:w16du="http://schemas.microsoft.com/office/word/2023/wordml/word16du" xmlns:w16sdtfl="http://schemas.microsoft.com/office/word/2024/wordml/sdtformatlock">
+          <mc:Fallback xmlns:w16sdtfl="http://schemas.microsoft.com/office/word/2024/wordml/sdtformatlock" xmlns:w16du="http://schemas.microsoft.com/office/word/2023/wordml/word16du" xmlns:oel="http://schemas.microsoft.com/office/2019/extlst">
             <w:pict>
               <v:rect w14:anchorId="4E7873B1" id="Rectángulo 3" o:spid="_x0000_s1026" alt="&quot;&quot;" style="position:absolute;margin-left:-54pt;margin-top:31.65pt;width:613.85pt;height:204pt;z-index:-251655168;visibility:visible;mso-wrap-style:square;mso-height-percent:0;mso-wrap-distance-left:9pt;mso-wrap-distance-top:0;mso-wrap-distance-right:9pt;mso-wrap-distance-bottom:0;mso-position-horizontal:absolute;mso-position-horizontal-relative:text;mso-position-vertical:absolute;mso-position-vertical-relative:text;mso-height-percent:0;mso-height-relative:margin;v-text-anchor:middle" o:gfxdata="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" fillcolor="#00314d" stroked="f" strokeweight="1pt"/>
             </w:pict>
@@ -550,7 +550,7 @@
           <w:r>
             <w:fldChar w:fldCharType="separate"/>
           </w:r>
-          <w:hyperlink w:anchor="_Toc212558900" w:history="1">
+          <w:hyperlink w:anchor="_Toc213141790" w:history="1">
             <w:r>
               <w:rPr>
                 <w:rStyle w:val="Hipervnculo"/>
@@ -577,7 +577,7 @@
                 <w:noProof/>
                 <w:webHidden/>
               </w:rPr>
-              <w:instrText xml:space="preserve"> PAGEREF _Toc212558900 \h </w:instrText>
+              <w:instrText xml:space="preserve"> PAGEREF _Toc213141790 \h </w:instrText>
             </w:r>
             <w:r>
               <w:rPr>
@@ -624,7 +624,7 @@
               <w14:ligatures w14:val="none"/>
             </w:rPr>
           </w:pPr>
-          <w:hyperlink w:anchor="_Toc212558901" w:history="1">
+          <w:hyperlink w:anchor="_Toc213141791" w:history="1">
             <w:r>
               <w:rPr>
                 <w:rStyle w:val="Hipervnculo"/>
@@ -645,17 +645,14 @@
             </w:r>
             <w:r>
               <w:rPr>
+                <w:rStyle w:val="Extranjerismo"/>
+              </w:rPr>
+              <w:t>Marketing</w:t>
+            </w:r>
+            <w:r>
+              <w:rPr>
                 <w:rStyle w:val="Hipervnculo"/>
                 <w:noProof/>
-                <w:spacing w:val="20"/>
-                <w:lang w:val="en-US"/>
-              </w:rPr>
-              <w:t>Marketing</w:t>
-            </w:r>
-            <w:r>
-              <w:rPr>
-                <w:rStyle w:val="Hipervnculo"/>
-                <w:noProof/>
               </w:rPr>
               <w:t xml:space="preserve"> digital</w:t>
             </w:r>
@@ -678,7 +675,7 @@
                 <w:noProof/>
                 <w:webHidden/>
               </w:rPr>
-              <w:instrText xml:space="preserve"> PAGEREF _Toc212558901 \h </w:instrText>
+              <w:instrText xml:space="preserve"> PAGEREF _Toc213141791 \h </w:instrText>
             </w:r>
             <w:r>
               <w:rPr>
@@ -721,7 +718,7 @@
               <w14:ligatures w14:val="none"/>
             </w:rPr>
           </w:pPr>
-          <w:hyperlink w:anchor="_Toc212558902" w:history="1">
+          <w:hyperlink w:anchor="_Toc213141792" w:history="1">
             <w:r>
               <w:rPr>
                 <w:rStyle w:val="Hipervnculo"/>
@@ -766,7 +763,7 @@
                 <w:noProof/>
                 <w:webHidden/>
               </w:rPr>
-              <w:instrText xml:space="preserve"> PAGEREF _Toc212558902 \h </w:instrText>
+              <w:instrText xml:space="preserve"> PAGEREF _Toc213141792 \h </w:instrText>
             </w:r>
             <w:r>
               <w:rPr>
@@ -809,7 +806,7 @@
               <w14:ligatures w14:val="none"/>
             </w:rPr>
           </w:pPr>
-          <w:hyperlink w:anchor="_Toc212558903" w:history="1">
+          <w:hyperlink w:anchor="_Toc213141793" w:history="1">
             <w:r>
               <w:rPr>
                 <w:rStyle w:val="Hipervnculo"/>
@@ -854,7 +851,7 @@
                 <w:noProof/>
                 <w:webHidden/>
               </w:rPr>
-              <w:instrText xml:space="preserve"> PAGEREF _Toc212558903 \h </w:instrText>
+              <w:instrText xml:space="preserve"> PAGEREF _Toc213141793 \h </w:instrText>
             </w:r>
             <w:r>
               <w:rPr>
@@ -901,7 +898,7 @@
               <w14:ligatures w14:val="none"/>
             </w:rPr>
           </w:pPr>
-          <w:hyperlink w:anchor="_Toc212558904" w:history="1">
+          <w:hyperlink w:anchor="_Toc213141794" w:history="1">
             <w:r>
               <w:rPr>
                 <w:rStyle w:val="Hipervnculo"/>
@@ -946,7 +943,7 @@
                 <w:noProof/>
                 <w:webHidden/>
               </w:rPr>
-              <w:instrText xml:space="preserve"> PAGEREF _Toc212558904 \h </w:instrText>
+              <w:instrText xml:space="preserve"> PAGEREF _Toc213141794 \h </w:instrText>
             </w:r>
             <w:r>
               <w:rPr>
@@ -989,7 +986,7 @@
               <w14:ligatures w14:val="none"/>
             </w:rPr>
           </w:pPr>
-          <w:hyperlink w:anchor="_Toc212558905" w:history="1">
+          <w:hyperlink w:anchor="_Toc213141795" w:history="1">
             <w:r>
               <w:rPr>
                 <w:rStyle w:val="Hipervnculo"/>
@@ -1034,7 +1031,7 @@
                 <w:noProof/>
                 <w:webHidden/>
               </w:rPr>
-              <w:instrText xml:space="preserve"> PAGEREF _Toc212558905 \h </w:instrText>
+              <w:instrText xml:space="preserve"> PAGEREF _Toc213141795 \h </w:instrText>
             </w:r>
             <w:r>
               <w:rPr>
@@ -1077,7 +1074,7 @@
               <w14:ligatures w14:val="none"/>
             </w:rPr>
           </w:pPr>
-          <w:hyperlink w:anchor="_Toc212558906" w:history="1">
+          <w:hyperlink w:anchor="_Toc213141796" w:history="1">
             <w:r>
               <w:rPr>
                 <w:rStyle w:val="Hipervnculo"/>
@@ -1122,7 +1119,7 @@
                 <w:noProof/>
                 <w:webHidden/>
               </w:rPr>
-              <w:instrText xml:space="preserve"> PAGEREF _Toc212558906 \h </w:instrText>
+              <w:instrText xml:space="preserve"> PAGEREF _Toc213141796 \h </w:instrText>
             </w:r>
             <w:r>
               <w:rPr>
@@ -1169,7 +1166,7 @@
               <w14:ligatures w14:val="none"/>
             </w:rPr>
           </w:pPr>
-          <w:hyperlink w:anchor="_Toc212558907" w:history="1">
+          <w:hyperlink w:anchor="_Toc213141797" w:history="1">
             <w:r>
               <w:rPr>
                 <w:rStyle w:val="Hipervnculo"/>
@@ -1214,7 +1211,7 @@
                 <w:noProof/>
                 <w:webHidden/>
               </w:rPr>
-              <w:instrText xml:space="preserve"> PAGEREF _Toc212558907 \h </w:instrText>
+              <w:instrText xml:space="preserve"> PAGEREF _Toc213141797 \h </w:instrText>
             </w:r>
             <w:r>
               <w:rPr>
@@ -1257,7 +1254,7 @@
               <w14:ligatures w14:val="none"/>
             </w:rPr>
           </w:pPr>
-          <w:hyperlink w:anchor="_Toc212558908" w:history="1">
+          <w:hyperlink w:anchor="_Toc213141798" w:history="1">
             <w:r>
               <w:rPr>
                 <w:rStyle w:val="Hipervnculo"/>
@@ -1302,7 +1299,7 @@
                 <w:noProof/>
                 <w:webHidden/>
               </w:rPr>
-              <w:instrText xml:space="preserve"> PAGEREF _Toc212558908 \h </w:instrText>
+              <w:instrText xml:space="preserve"> PAGEREF _Toc213141798 \h </w:instrText>
             </w:r>
             <w:r>
               <w:rPr>
@@ -1345,7 +1342,7 @@
               <w14:ligatures w14:val="none"/>
             </w:rPr>
           </w:pPr>
-          <w:hyperlink w:anchor="_Toc212558909" w:history="1">
+          <w:hyperlink w:anchor="_Toc213141799" w:history="1">
             <w:r>
               <w:rPr>
                 <w:rStyle w:val="Hipervnculo"/>
@@ -1390,7 +1387,7 @@
                 <w:noProof/>
                 <w:webHidden/>
               </w:rPr>
-              <w:instrText xml:space="preserve"> PAGEREF _Toc212558909 \h </w:instrText>
+              <w:instrText xml:space="preserve"> PAGEREF _Toc213141799 \h </w:instrText>
             </w:r>
             <w:r>
               <w:rPr>
@@ -1433,7 +1430,7 @@
               <w14:ligatures w14:val="none"/>
             </w:rPr>
           </w:pPr>
-          <w:hyperlink w:anchor="_Toc212558910" w:history="1">
+          <w:hyperlink w:anchor="_Toc213141800" w:history="1">
             <w:r>
               <w:rPr>
                 <w:rStyle w:val="Hipervnculo"/>
@@ -1478,7 +1475,7 @@
                 <w:noProof/>
                 <w:webHidden/>
               </w:rPr>
-              <w:instrText xml:space="preserve"> PAGEREF _Toc212558910 \h </w:instrText>
+              <w:instrText xml:space="preserve"> PAGEREF _Toc213141800 \h </w:instrText>
             </w:r>
             <w:r>
               <w:rPr>
@@ -1521,7 +1518,7 @@
               <w14:ligatures w14:val="none"/>
             </w:rPr>
           </w:pPr>
-          <w:hyperlink w:anchor="_Toc212558911" w:history="1">
+          <w:hyperlink w:anchor="_Toc213141801" w:history="1">
             <w:r>
               <w:rPr>
                 <w:rStyle w:val="Hipervnculo"/>
@@ -1566,7 +1563,7 @@
                 <w:noProof/>
                 <w:webHidden/>
               </w:rPr>
-              <w:instrText xml:space="preserve"> PAGEREF _Toc212558911 \h </w:instrText>
+              <w:instrText xml:space="preserve"> PAGEREF _Toc213141801 \h </w:instrText>
             </w:r>
             <w:r>
               <w:rPr>
@@ -1609,7 +1606,7 @@
               <w14:ligatures w14:val="none"/>
             </w:rPr>
           </w:pPr>
-          <w:hyperlink w:anchor="_Toc212558912" w:history="1">
+          <w:hyperlink w:anchor="_Toc213141802" w:history="1">
             <w:r>
               <w:rPr>
                 <w:rStyle w:val="Hipervnculo"/>
@@ -1654,7 +1651,7 @@
                 <w:noProof/>
                 <w:webHidden/>
               </w:rPr>
-              <w:instrText xml:space="preserve"> PAGEREF _Toc212558912 \h </w:instrText>
+              <w:instrText xml:space="preserve"> PAGEREF _Toc213141802 \h </w:instrText>
             </w:r>
             <w:r>
               <w:rPr>
@@ -1697,7 +1694,7 @@
               <w14:ligatures w14:val="none"/>
             </w:rPr>
           </w:pPr>
-          <w:hyperlink w:anchor="_Toc212558913" w:history="1">
+          <w:hyperlink w:anchor="_Toc213141803" w:history="1">
             <w:r>
               <w:rPr>
                 <w:rStyle w:val="Hipervnculo"/>
@@ -1742,7 +1739,7 @@
                 <w:noProof/>
                 <w:webHidden/>
               </w:rPr>
-              <w:instrText xml:space="preserve"> PAGEREF _Toc212558913 \h </w:instrText>
+              <w:instrText xml:space="preserve"> PAGEREF _Toc213141803 \h </w:instrText>
             </w:r>
             <w:r>
               <w:rPr>
@@ -1789,7 +1786,7 @@
               <w14:ligatures w14:val="none"/>
             </w:rPr>
           </w:pPr>
-          <w:hyperlink w:anchor="_Toc212558914" w:history="1">
+          <w:hyperlink w:anchor="_Toc213141804" w:history="1">
             <w:r>
               <w:rPr>
                 <w:rStyle w:val="Hipervnculo"/>
@@ -1834,7 +1831,7 @@
                 <w:noProof/>
                 <w:webHidden/>
               </w:rPr>
-              <w:instrText xml:space="preserve"> PAGEREF _Toc212558914 \h </w:instrText>
+              <w:instrText xml:space="preserve"> PAGEREF _Toc213141804 \h </w:instrText>
             </w:r>
             <w:r>
               <w:rPr>
@@ -1877,7 +1874,7 @@
               <w14:ligatures w14:val="none"/>
             </w:rPr>
           </w:pPr>
-          <w:hyperlink w:anchor="_Toc212558915" w:history="1">
+          <w:hyperlink w:anchor="_Toc213141805" w:history="1">
             <w:r>
               <w:rPr>
                 <w:rStyle w:val="Hipervnculo"/>
@@ -1922,7 +1919,7 @@
                 <w:noProof/>
                 <w:webHidden/>
               </w:rPr>
-              <w:instrText xml:space="preserve"> PAGEREF _Toc212558915 \h </w:instrText>
+              <w:instrText xml:space="preserve"> PAGEREF _Toc213141805 \h </w:instrText>
             </w:r>
             <w:r>
               <w:rPr>
@@ -1965,7 +1962,7 @@
               <w14:ligatures w14:val="none"/>
             </w:rPr>
           </w:pPr>
-          <w:hyperlink w:anchor="_Toc212558916" w:history="1">
+          <w:hyperlink w:anchor="_Toc213141806" w:history="1">
             <w:r>
               <w:rPr>
                 <w:rStyle w:val="Hipervnculo"/>
@@ -2010,7 +2007,7 @@
                 <w:noProof/>
                 <w:webHidden/>
               </w:rPr>
-              <w:instrText xml:space="preserve"> PAGEREF _Toc212558916 \h </w:instrText>
+              <w:instrText xml:space="preserve"> PAGEREF _Toc213141806 \h </w:instrText>
             </w:r>
             <w:r>
               <w:rPr>
@@ -2053,7 +2050,7 @@
               <w14:ligatures w14:val="none"/>
             </w:rPr>
           </w:pPr>
-          <w:hyperlink w:anchor="_Toc212558917" w:history="1">
+          <w:hyperlink w:anchor="_Toc213141807" w:history="1">
             <w:r>
               <w:rPr>
                 <w:rStyle w:val="Hipervnculo"/>
@@ -2098,7 +2095,7 @@
                 <w:noProof/>
                 <w:webHidden/>
               </w:rPr>
-              <w:instrText xml:space="preserve"> PAGEREF _Toc212558917 \h </w:instrText>
+              <w:instrText xml:space="preserve"> PAGEREF _Toc213141807 \h </w:instrText>
             </w:r>
             <w:r>
               <w:rPr>
@@ -2145,7 +2142,7 @@
               <w14:ligatures w14:val="none"/>
             </w:rPr>
           </w:pPr>
-          <w:hyperlink w:anchor="_Toc212558918" w:history="1">
+          <w:hyperlink w:anchor="_Toc213141808" w:history="1">
             <w:r>
               <w:rPr>
                 <w:rStyle w:val="Hipervnculo"/>
@@ -2190,7 +2187,7 @@
                 <w:noProof/>
                 <w:webHidden/>
               </w:rPr>
-              <w:instrText xml:space="preserve"> PAGEREF _Toc212558918 \h </w:instrText>
+              <w:instrText xml:space="preserve"> PAGEREF _Toc213141808 \h </w:instrText>
             </w:r>
             <w:r>
               <w:rPr>
@@ -2233,7 +2230,7 @@
               <w14:ligatures w14:val="none"/>
             </w:rPr>
           </w:pPr>
-          <w:hyperlink w:anchor="_Toc212558919" w:history="1">
+          <w:hyperlink w:anchor="_Toc213141809" w:history="1">
             <w:r>
               <w:rPr>
                 <w:rStyle w:val="Hipervnculo"/>
@@ -2278,7 +2275,7 @@
                 <w:noProof/>
                 <w:webHidden/>
               </w:rPr>
-              <w:instrText xml:space="preserve"> PAGEREF _Toc212558919 \h </w:instrText>
+              <w:instrText xml:space="preserve"> PAGEREF _Toc213141809 \h </w:instrText>
             </w:r>
             <w:r>
               <w:rPr>
@@ -2321,7 +2318,7 @@
               <w14:ligatures w14:val="none"/>
             </w:rPr>
           </w:pPr>
-          <w:hyperlink w:anchor="_Toc212558920" w:history="1">
+          <w:hyperlink w:anchor="_Toc213141810" w:history="1">
             <w:r>
               <w:rPr>
                 <w:rStyle w:val="Hipervnculo"/>
@@ -2366,7 +2363,7 @@
                 <w:noProof/>
                 <w:webHidden/>
               </w:rPr>
-              <w:instrText xml:space="preserve"> PAGEREF _Toc212558920 \h </w:instrText>
+              <w:instrText xml:space="preserve"> PAGEREF _Toc213141810 \h </w:instrText>
             </w:r>
             <w:r>
               <w:rPr>
@@ -2413,7 +2410,7 @@
               <w14:ligatures w14:val="none"/>
             </w:rPr>
           </w:pPr>
-          <w:hyperlink w:anchor="_Toc212558921" w:history="1">
+          <w:hyperlink w:anchor="_Toc213141811" w:history="1">
             <w:r>
               <w:rPr>
                 <w:rStyle w:val="Hipervnculo"/>
@@ -2458,7 +2455,7 @@
                 <w:noProof/>
                 <w:webHidden/>
               </w:rPr>
-              <w:instrText xml:space="preserve"> PAGEREF _Toc212558921 \h </w:instrText>
+              <w:instrText xml:space="preserve"> PAGEREF _Toc213141811 \h </w:instrText>
             </w:r>
             <w:r>
               <w:rPr>
@@ -2501,7 +2498,7 @@
               <w14:ligatures w14:val="none"/>
             </w:rPr>
           </w:pPr>
-          <w:hyperlink w:anchor="_Toc212558922" w:history="1">
+          <w:hyperlink w:anchor="_Toc213141812" w:history="1">
             <w:r>
               <w:rPr>
                 <w:rStyle w:val="Hipervnculo"/>
@@ -2546,7 +2543,7 @@
                 <w:noProof/>
                 <w:webHidden/>
               </w:rPr>
-              <w:instrText xml:space="preserve"> PAGEREF _Toc212558922 \h </w:instrText>
+              <w:instrText xml:space="preserve"> PAGEREF _Toc213141812 \h </w:instrText>
             </w:r>
             <w:r>
               <w:rPr>
@@ -2589,7 +2586,7 @@
               <w14:ligatures w14:val="none"/>
             </w:rPr>
           </w:pPr>
-          <w:hyperlink w:anchor="_Toc212558923" w:history="1">
+          <w:hyperlink w:anchor="_Toc213141813" w:history="1">
             <w:r>
               <w:rPr>
                 <w:rStyle w:val="Hipervnculo"/>
@@ -2634,7 +2631,7 @@
                 <w:noProof/>
                 <w:webHidden/>
               </w:rPr>
-              <w:instrText xml:space="preserve"> PAGEREF _Toc212558923 \h </w:instrText>
+              <w:instrText xml:space="preserve"> PAGEREF _Toc213141813 \h </w:instrText>
             </w:r>
             <w:r>
               <w:rPr>
@@ -2677,7 +2674,7 @@
               <w14:ligatures w14:val="none"/>
             </w:rPr>
           </w:pPr>
-          <w:hyperlink w:anchor="_Toc212558924" w:history="1">
+          <w:hyperlink w:anchor="_Toc213141814" w:history="1">
             <w:r>
               <w:rPr>
                 <w:rStyle w:val="Hipervnculo"/>
@@ -2722,7 +2719,7 @@
                 <w:noProof/>
                 <w:webHidden/>
               </w:rPr>
-              <w:instrText xml:space="preserve"> PAGEREF _Toc212558924 \h </w:instrText>
+              <w:instrText xml:space="preserve"> PAGEREF _Toc213141814 \h </w:instrText>
             </w:r>
             <w:r>
               <w:rPr>
@@ -2765,7 +2762,7 @@
               <w14:ligatures w14:val="none"/>
             </w:rPr>
           </w:pPr>
-          <w:hyperlink w:anchor="_Toc212558925" w:history="1">
+          <w:hyperlink w:anchor="_Toc213141815" w:history="1">
             <w:r>
               <w:rPr>
                 <w:rStyle w:val="Hipervnculo"/>
@@ -2810,7 +2807,7 @@
                 <w:noProof/>
                 <w:webHidden/>
               </w:rPr>
-              <w:instrText xml:space="preserve"> PAGEREF _Toc212558925 \h </w:instrText>
+              <w:instrText xml:space="preserve"> PAGEREF _Toc213141815 \h </w:instrText>
             </w:r>
             <w:r>
               <w:rPr>
@@ -2856,7 +2853,7 @@
               <w14:ligatures w14:val="none"/>
             </w:rPr>
           </w:pPr>
-          <w:hyperlink w:anchor="_Toc212558926" w:history="1">
+          <w:hyperlink w:anchor="_Toc213141816" w:history="1">
             <w:r>
               <w:rPr>
                 <w:rStyle w:val="Hipervnculo"/>
@@ -2883,7 +2880,7 @@
                 <w:noProof/>
                 <w:webHidden/>
               </w:rPr>
-              <w:instrText xml:space="preserve"> PAGEREF _Toc212558926 \h </w:instrText>
+              <w:instrText xml:space="preserve"> PAGEREF _Toc213141816 \h </w:instrText>
             </w:r>
             <w:r>
               <w:rPr>
@@ -2929,7 +2926,7 @@
               <w14:ligatures w14:val="none"/>
             </w:rPr>
           </w:pPr>
-          <w:hyperlink w:anchor="_Toc212558927" w:history="1">
+          <w:hyperlink w:anchor="_Toc213141817" w:history="1">
             <w:r>
               <w:rPr>
                 <w:rStyle w:val="Hipervnculo"/>
@@ -2956,7 +2953,7 @@
                 <w:noProof/>
                 <w:webHidden/>
               </w:rPr>
-              <w:instrText xml:space="preserve"> PAGEREF _Toc212558927 \h </w:instrText>
+              <w:instrText xml:space="preserve"> PAGEREF _Toc213141817 \h </w:instrText>
             </w:r>
             <w:r>
               <w:rPr>
@@ -3002,7 +2999,7 @@
               <w14:ligatures w14:val="none"/>
             </w:rPr>
           </w:pPr>
-          <w:hyperlink w:anchor="_Toc212558928" w:history="1">
+          <w:hyperlink w:anchor="_Toc213141818" w:history="1">
             <w:r>
               <w:rPr>
                 <w:rStyle w:val="Hipervnculo"/>
@@ -3029,7 +3026,7 @@
                 <w:noProof/>
                 <w:webHidden/>
               </w:rPr>
-              <w:instrText xml:space="preserve"> PAGEREF _Toc212558928 \h </w:instrText>
+              <w:instrText xml:space="preserve"> PAGEREF _Toc213141818 \h </w:instrText>
             </w:r>
             <w:r>
               <w:rPr>
@@ -3075,7 +3072,7 @@
               <w14:ligatures w14:val="none"/>
             </w:rPr>
           </w:pPr>
-          <w:hyperlink w:anchor="_Toc212558929" w:history="1">
+          <w:hyperlink w:anchor="_Toc213141819" w:history="1">
             <w:r>
               <w:rPr>
                 <w:rStyle w:val="Hipervnculo"/>
@@ -3102,7 +3099,7 @@
                 <w:noProof/>
                 <w:webHidden/>
               </w:rPr>
-              <w:instrText xml:space="preserve"> PAGEREF _Toc212558929 \h </w:instrText>
+              <w:instrText xml:space="preserve"> PAGEREF _Toc213141819 \h </w:instrText>
             </w:r>
             <w:r>
               <w:rPr>
@@ -3148,7 +3145,7 @@
               <w14:ligatures w14:val="none"/>
             </w:rPr>
           </w:pPr>
-          <w:hyperlink w:anchor="_Toc212558930" w:history="1">
+          <w:hyperlink w:anchor="_Toc213141820" w:history="1">
             <w:r>
               <w:rPr>
                 <w:rStyle w:val="Hipervnculo"/>
@@ -3175,7 +3172,7 @@
                 <w:noProof/>
                 <w:webHidden/>
               </w:rPr>
-              <w:instrText xml:space="preserve"> PAGEREF _Toc212558930 \h </w:instrText>
+              <w:instrText xml:space="preserve"> PAGEREF _Toc213141820 \h </w:instrText>
             </w:r>
             <w:r>
               <w:rPr>
@@ -3240,7 +3237,7 @@
       <w:pPr>
         <w:pStyle w:val="Titulosgenerales"/>
       </w:pPr>
-      <w:bookmarkStart w:id="0" w:name="_Toc212558900"/>
+      <w:bookmarkStart w:id="0" w:name="_Toc213141790"/>
       <w:r>
         <w:lastRenderedPageBreak/>
         <w:t>Introducción</w:t>
@@ -3540,7 +3537,7 @@
       <w:pPr>
         <w:pStyle w:val="Ttulo1"/>
       </w:pPr>
-      <w:bookmarkStart w:id="1" w:name="_Toc212558901"/>
+      <w:bookmarkStart w:id="1" w:name="_Toc213141791"/>
       <w:r>
         <w:rPr>
           <w:rStyle w:val="Extranjerismo"/>
@@ -3719,33 +3716,7 @@
           <w:szCs w:val="28"/>
           <w:lang w:val="es-419"/>
         </w:rPr>
-        <w:t xml:space="preserve">. La empresa </w:t>
-      </w:r>
-      <w:proofErr w:type="spellStart"/>
-      <w:r>
-        <w:rPr>
-          <w:rFonts w:ascii="Calibri" w:hAnsi="Calibri" w:cs="Calibri"/>
-          <w:szCs w:val="28"/>
-          <w:lang w:val="es-419"/>
-        </w:rPr>
-        <w:t>colombiana</w:t>
-      </w:r>
-      <w:r>
-        <w:rPr>
-          <w:rFonts w:ascii="Calibri" w:hAnsi="Calibri" w:cs="Calibri"/>
-          <w:szCs w:val="28"/>
-          <w:lang w:val="es-419"/>
-        </w:rPr>
-        <w:t>n</w:t>
-      </w:r>
-      <w:proofErr w:type="spellEnd"/>
-      <w:r>
-        <w:rPr>
-          <w:rFonts w:ascii="Calibri" w:hAnsi="Calibri" w:cs="Calibri"/>
-          <w:szCs w:val="28"/>
-          <w:lang w:val="es-419"/>
-        </w:rPr>
-        <w:t xml:space="preserve"> </w:t>
+        <w:t xml:space="preserve">. La empresa colombiana </w:t>
       </w:r>
       <w:r>
         <w:rPr>
@@ -4714,7 +4685,7 @@
       <w:pPr>
         <w:pStyle w:val="Ttulo2"/>
       </w:pPr>
-      <w:bookmarkStart w:id="2" w:name="_Toc212558902"/>
+      <w:bookmarkStart w:id="2" w:name="_Toc213141792"/>
       <w:r>
         <w:lastRenderedPageBreak/>
         <w:t>Concepto y principios</w:t>
@@ -5410,7 +5381,7 @@
       <w:pPr>
         <w:pStyle w:val="Ttulo2"/>
       </w:pPr>
-      <w:bookmarkStart w:id="3" w:name="_Toc212558903"/>
+      <w:bookmarkStart w:id="3" w:name="_Toc213141793"/>
       <w:r>
         <w:t>A</w:t>
       </w:r>
@@ -5640,7 +5611,7 @@
       <w:pPr>
         <w:pStyle w:val="Ttulo1"/>
       </w:pPr>
-      <w:bookmarkStart w:id="4" w:name="_Toc212558904"/>
+      <w:bookmarkStart w:id="4" w:name="_Toc213141794"/>
       <w:r>
         <w:lastRenderedPageBreak/>
         <w:t>Cliente</w:t>
@@ -5667,7 +5638,7 @@
       <w:pPr>
         <w:pStyle w:val="Ttulo2"/>
       </w:pPr>
-      <w:bookmarkStart w:id="5" w:name="_Toc212558905"/>
+      <w:bookmarkStart w:id="5" w:name="_Toc213141795"/>
       <w:r>
         <w:t>Concepto y perfil</w:t>
       </w:r>
@@ -6249,7 +6220,7 @@
       <w:pPr>
         <w:pStyle w:val="Ttulo2"/>
       </w:pPr>
-      <w:bookmarkStart w:id="6" w:name="_Toc212558906"/>
+      <w:bookmarkStart w:id="6" w:name="_Toc213141796"/>
       <w:r>
         <w:t>Técnicas de análisis</w:t>
       </w:r>
@@ -7073,7 +7044,7 @@
       <w:pPr>
         <w:pStyle w:val="Ttulo1"/>
       </w:pPr>
-      <w:bookmarkStart w:id="7" w:name="_Toc212558907"/>
+      <w:bookmarkStart w:id="7" w:name="_Toc213141797"/>
       <w:r>
         <w:lastRenderedPageBreak/>
         <w:t>Capacidades empresariales</w:t>
@@ -7103,14 +7074,26 @@
         <w:rPr>
           <w:lang w:val="es-419" w:eastAsia="es-CO"/>
         </w:rPr>
-        <w:t>Entenderlas no solo implica reconocer lo que una empresa puede hacer, sino cómo, cuándo y con qué estándares lo ejecuta. Abordaremos los componentes esenciales que configuran dichas capacidades como planes de mercadeo, logística, inventarios, condiciones comerciales, gestión de pagos, portafolio y producción, y su relación directa con la viabilidad, credibilidad y pertinencia de las ofertas en el entorno digital. Al incorporar estos aspectos en el análisis y diseño de propuestas, se promueve una visión más estratégica y responsable del proceso comercial, fortaleciendo la experiencia del cliente y la sostenibilidad del negocio.</w:t>
+        <w:t>Entenderlas no solo implica reconocer lo que una empresa puede hacer, sino cómo, cuándo y con qué estándares lo ejecuta. Abordaremos los componentes esenciales que configuran dichas capacidades</w:t>
+      </w:r>
+      <w:r>
+        <w:rPr>
+          <w:lang w:val="es-419" w:eastAsia="es-CO"/>
+        </w:rPr>
+        <w:t>,</w:t>
+      </w:r>
+      <w:r>
+        <w:rPr>
+          <w:lang w:val="es-419" w:eastAsia="es-CO"/>
+        </w:rPr>
+        <w:t xml:space="preserve"> como planes de mercadeo, logística, inventarios, condiciones comerciales, gestión de pagos, portafolio y producción, y su relación directa con la viabilidad, credibilidad y pertinencia de las ofertas en el entorno digital. Al incorporar estos aspectos en el análisis y diseño de propuestas, se promueve una visión más estratégica y responsable del proceso comercial, fortaleciendo la experiencia del cliente y la sostenibilidad del negocio.</w:t>
       </w:r>
     </w:p>
     <w:p>
       <w:pPr>
         <w:pStyle w:val="Ttulo2"/>
       </w:pPr>
-      <w:bookmarkStart w:id="8" w:name="_Toc212558908"/>
+      <w:bookmarkStart w:id="8" w:name="_Toc213141798"/>
       <w:r>
         <w:t>Planes de mercadeo</w:t>
       </w:r>
@@ -7161,7 +7144,19 @@
         <w:rPr>
           <w:lang w:val="es-419" w:eastAsia="es-CO"/>
         </w:rPr>
-        <w:t>. La empresa Alquería, del sector lácteo en Colombia, estructura sus planes de mercadeo cada año con base en tendencias de consumo y retroalimentación de clientes. A partir de este documento define propuestas comerciales para distribuidores y canales minoristas, adaptando productos, promociones y campañas a nichos específicos como hogares saludables o estudiantes universitarios.</w:t>
+        <w:t>. La empresa Alquería, del sector lácteo en Colombia, estructura sus planes de mercadeo cada año con base en tendencias de consumo y retroalimentación de clientes. A partir de este documento</w:t>
+      </w:r>
+      <w:r>
+        <w:rPr>
+          <w:lang w:val="es-419" w:eastAsia="es-CO"/>
+        </w:rPr>
+        <w:t>,</w:t>
+      </w:r>
+      <w:r>
+        <w:rPr>
+          <w:lang w:val="es-419" w:eastAsia="es-CO"/>
+        </w:rPr>
+        <w:t xml:space="preserve"> define propuestas comerciales para distribuidores y canales minoristas, adaptando productos, promociones y campañas a nichos específicos como hogares saludables o estudiantes universitarios.</w:t>
       </w:r>
     </w:p>
     <w:p>
@@ -7261,7 +7256,7 @@
       <w:pPr>
         <w:pStyle w:val="Ttulo2"/>
       </w:pPr>
-      <w:bookmarkStart w:id="9" w:name="_Toc212558909"/>
+      <w:bookmarkStart w:id="9" w:name="_Toc213141799"/>
       <w:r>
         <w:t>Logística</w:t>
       </w:r>
@@ -7934,7 +7929,7 @@
       <w:pPr>
         <w:pStyle w:val="Ttulo2"/>
       </w:pPr>
-      <w:bookmarkStart w:id="10" w:name="_Toc212558910"/>
+      <w:bookmarkStart w:id="10" w:name="_Toc213141800"/>
       <w:r>
         <w:lastRenderedPageBreak/>
         <w:t>Inventarios, términos y condiciones</w:t>
@@ -8610,7 +8605,7 @@
       <w:pPr>
         <w:pStyle w:val="Ttulo2"/>
       </w:pPr>
-      <w:bookmarkStart w:id="11" w:name="_Toc212558911"/>
+      <w:bookmarkStart w:id="11" w:name="_Toc213141801"/>
       <w:r>
         <w:t>Gestión de pagos y descuentos</w:t>
       </w:r>
@@ -8714,7 +8709,7 @@
       <w:pPr>
         <w:pStyle w:val="Ttulo2"/>
       </w:pPr>
-      <w:bookmarkStart w:id="12" w:name="_Toc212558912"/>
+      <w:bookmarkStart w:id="12" w:name="_Toc213141802"/>
       <w:r>
         <w:t>Portafolio</w:t>
       </w:r>
@@ -8933,7 +8928,7 @@
       <w:pPr>
         <w:pStyle w:val="Ttulo2"/>
       </w:pPr>
-      <w:bookmarkStart w:id="13" w:name="_Toc212558913"/>
+      <w:bookmarkStart w:id="13" w:name="_Toc213141803"/>
       <w:r>
         <w:t>P</w:t>
       </w:r>
@@ -9305,7 +9300,7 @@
       <w:pPr>
         <w:pStyle w:val="Ttulo1"/>
       </w:pPr>
-      <w:bookmarkStart w:id="14" w:name="_Toc212558914"/>
+      <w:bookmarkStart w:id="14" w:name="_Toc213141804"/>
       <w:r>
         <w:lastRenderedPageBreak/>
         <w:t>P</w:t>
@@ -9368,7 +9363,7 @@
       <w:pPr>
         <w:pStyle w:val="Ttulo2"/>
       </w:pPr>
-      <w:bookmarkStart w:id="15" w:name="_Toc212558915"/>
+      <w:bookmarkStart w:id="15" w:name="_Toc213141805"/>
       <w:r>
         <w:t>Concepto</w:t>
       </w:r>
@@ -9530,7 +9525,31 @@
         <w:rPr>
           <w:lang w:val="es-419" w:eastAsia="es-CO"/>
         </w:rPr>
-        <w:t>eflejar seriedad, estructura y cuidado por el cliente. Mejora percepción de marca.</w:t>
+        <w:t xml:space="preserve">eflejar seriedad, estructura y cuidado por el cliente. Mejora </w:t>
+      </w:r>
+      <w:r>
+        <w:rPr>
+          <w:lang w:val="es-419" w:eastAsia="es-CO"/>
+        </w:rPr>
+        <w:t xml:space="preserve">la </w:t>
+      </w:r>
+      <w:r>
+        <w:rPr>
+          <w:lang w:val="es-419" w:eastAsia="es-CO"/>
+        </w:rPr>
+        <w:t xml:space="preserve">percepción de </w:t>
+      </w:r>
+      <w:r>
+        <w:rPr>
+          <w:lang w:val="es-419" w:eastAsia="es-CO"/>
+        </w:rPr>
+        <w:t xml:space="preserve">la </w:t>
+      </w:r>
+      <w:r>
+        <w:rPr>
+          <w:lang w:val="es-419" w:eastAsia="es-CO"/>
+        </w:rPr>
+        <w:t>marca.</w:t>
       </w:r>
     </w:p>
     <w:p>
@@ -9564,7 +9583,7 @@
       <w:pPr>
         <w:pStyle w:val="Ttulo2"/>
       </w:pPr>
-      <w:bookmarkStart w:id="16" w:name="_Toc212558916"/>
+      <w:bookmarkStart w:id="16" w:name="_Toc213141806"/>
       <w:r>
         <w:t>Elementos</w:t>
       </w:r>
@@ -10224,7 +10243,7 @@
       <w:pPr>
         <w:pStyle w:val="Ttulo2"/>
       </w:pPr>
-      <w:bookmarkStart w:id="17" w:name="_Toc212558917"/>
+      <w:bookmarkStart w:id="17" w:name="_Toc213141807"/>
       <w:r>
         <w:t>Aplicación en planes de mercadeo</w:t>
       </w:r>
@@ -10442,7 +10461,7 @@
       <w:pPr>
         <w:pStyle w:val="Ttulo1"/>
       </w:pPr>
-      <w:bookmarkStart w:id="18" w:name="_Toc212558918"/>
+      <w:bookmarkStart w:id="18" w:name="_Toc213141808"/>
       <w:r>
         <w:lastRenderedPageBreak/>
         <w:t>Herramientas digitales</w:t>
@@ -10479,7 +10498,7 @@
       <w:pPr>
         <w:pStyle w:val="Ttulo2"/>
       </w:pPr>
-      <w:bookmarkStart w:id="19" w:name="_Toc212558919"/>
+      <w:bookmarkStart w:id="19" w:name="_Toc213141809"/>
       <w:r>
         <w:t>Imágenes, videos, audio y texto</w:t>
       </w:r>
@@ -10711,7 +10730,7 @@
       <w:pPr>
         <w:pStyle w:val="Ttulo2"/>
       </w:pPr>
-      <w:bookmarkStart w:id="20" w:name="_Toc212558920"/>
+      <w:bookmarkStart w:id="20" w:name="_Toc213141810"/>
       <w:r>
         <w:t>Calidad</w:t>
       </w:r>
@@ -11356,7 +11375,7 @@
       <w:pPr>
         <w:pStyle w:val="Ttulo1"/>
       </w:pPr>
-      <w:bookmarkStart w:id="21" w:name="_Toc212558921"/>
+      <w:bookmarkStart w:id="21" w:name="_Toc213141811"/>
       <w:r>
         <w:lastRenderedPageBreak/>
         <w:t xml:space="preserve">Organización </w:t>
@@ -11402,7 +11421,7 @@
       <w:pPr>
         <w:pStyle w:val="Ttulo2"/>
       </w:pPr>
-      <w:bookmarkStart w:id="22" w:name="_Toc212558922"/>
+      <w:bookmarkStart w:id="22" w:name="_Toc213141812"/>
       <w:r>
         <w:t>Estructura</w:t>
       </w:r>
@@ -11582,7 +11601,7 @@
       <w:pPr>
         <w:pStyle w:val="Ttulo2"/>
       </w:pPr>
-      <w:bookmarkStart w:id="23" w:name="_Toc212558923"/>
+      <w:bookmarkStart w:id="23" w:name="_Toc213141813"/>
       <w:r>
         <w:t>Técnicas de persuasión</w:t>
       </w:r>
@@ -11677,7 +11696,7 @@
       <w:pPr>
         <w:pStyle w:val="Ttulo2"/>
       </w:pPr>
-      <w:bookmarkStart w:id="24" w:name="_Toc212558924"/>
+      <w:bookmarkStart w:id="24" w:name="_Toc213141814"/>
       <w:r>
         <w:t>Redacción</w:t>
       </w:r>
@@ -11907,7 +11926,7 @@
       <w:pPr>
         <w:pStyle w:val="Ttulo2"/>
       </w:pPr>
-      <w:bookmarkStart w:id="25" w:name="_Toc212558925"/>
+      <w:bookmarkStart w:id="25" w:name="_Toc213141815"/>
       <w:r>
         <w:t>Presentaciones</w:t>
       </w:r>
@@ -12556,6 +12575,23 @@
     </w:p>
     <w:p>
       <w:pPr>
+        <w:spacing w:before="0" w:after="160" w:line="259" w:lineRule="auto"/>
+        <w:ind w:firstLine="0"/>
+        <w:rPr>
+          <w:sz w:val="24"/>
+          <w:szCs w:val="24"/>
+        </w:rPr>
+      </w:pPr>
+      <w:r>
+        <w:rPr>
+          <w:sz w:val="24"/>
+          <w:szCs w:val="24"/>
+        </w:rPr>
+        <w:br w:type="page"/>
+      </w:r>
+    </w:p>
+    <w:p>
+      <w:pPr>
         <w:ind w:firstLine="0"/>
         <w:jc w:val="both"/>
         <w:rPr>
@@ -12564,16 +12600,15 @@
           <w:bCs/>
         </w:rPr>
       </w:pPr>
-      <w:hyperlink r:id="rId23" w:history="1">
-        <w:r>
-          <w:rPr>
-            <w:rStyle w:val="Extranjerismo"/>
-            <w:b/>
-            <w:bCs/>
-          </w:rPr>
-          <w:t>Podcast</w:t>
-        </w:r>
-      </w:hyperlink>
+      <w:r>
+        <w:rPr>
+          <w:rStyle w:val="Extranjerismo"/>
+          <w:b/>
+          <w:bCs/>
+        </w:rPr>
+        <w:lastRenderedPageBreak/>
+        <w:t>Podcast</w:t>
+      </w:r>
     </w:p>
     <w:tbl>
       <w:tblPr>
@@ -12608,7 +12643,6 @@
                 <w:b/>
                 <w:lang w:val="es-419"/>
               </w:rPr>
-              <w:lastRenderedPageBreak/>
               <w:t>Técnicas de persuasión</w:t>
             </w:r>
           </w:p>
@@ -12658,16 +12692,6 @@
             </w:r>
           </w:p>
           <w:p>
-            <w:hyperlink r:id="rId24" w:history="1">
-              <w:r>
-                <w:rPr>
-                  <w:rStyle w:val="Hipervnculo"/>
-                </w:rPr>
-                <w:t>https://stock.adobe.com/co/search/audio?k=765616026</w:t>
-              </w:r>
-            </w:hyperlink>
-          </w:p>
-          <w:p>
             <w:r>
               <w:t>Vamos a comenzar por lo esencial: ¿qué hace que una propuesta comercial esté bien organizada? Más allá de tener buena presentación, debe tener una estructura clara que comunique valor desde el primer vistazo. Claudia, Nico, ¿cómo lo ven ustedes?</w:t>
             </w:r>
@@ -12869,7 +12893,7 @@
       <w:pPr>
         <w:pStyle w:val="Titulosgenerales"/>
       </w:pPr>
-      <w:bookmarkStart w:id="26" w:name="_Toc212558926"/>
+      <w:bookmarkStart w:id="26" w:name="_Toc213141816"/>
       <w:r>
         <w:lastRenderedPageBreak/>
         <w:t>S</w:t>
@@ -12936,6 +12960,7 @@
       </w:pPr>
       <w:r>
         <w:rPr>
+          <w:noProof/>
           <w:lang w:val="es-419" w:eastAsia="es-CO"/>
         </w:rPr>
         <w:drawing>
@@ -12954,7 +12979,7 @@
                     <pic:cNvPicPr/>
                   </pic:nvPicPr>
                   <pic:blipFill>
-                    <a:blip r:embed="rId25"/>
+                    <a:blip r:embed="rId23"/>
                     <a:stretch>
                       <a:fillRect/>
                     </a:stretch>
@@ -12987,7 +13012,7 @@
       <w:pPr>
         <w:pStyle w:val="Titulosgenerales"/>
       </w:pPr>
-      <w:bookmarkStart w:id="27" w:name="_Toc212558927"/>
+      <w:bookmarkStart w:id="27" w:name="_Toc213141817"/>
       <w:r>
         <w:lastRenderedPageBreak/>
         <w:t>Glosario</w:t>
@@ -13377,7 +13402,7 @@
       <w:pPr>
         <w:pStyle w:val="Titulosgenerales"/>
       </w:pPr>
-      <w:bookmarkStart w:id="28" w:name="_Toc212558928"/>
+      <w:bookmarkStart w:id="28" w:name="_Toc213141818"/>
       <w:r>
         <w:lastRenderedPageBreak/>
         <w:t>Material complementario</w:t>
@@ -13632,7 +13657,7 @@
                 <w:szCs w:val="28"/>
               </w:rPr>
             </w:pPr>
-            <w:hyperlink r:id="rId26" w:history="1">
+            <w:hyperlink r:id="rId24" w:history="1">
               <w:r>
                 <w:rPr>
                   <w:rStyle w:val="Hipervnculo"/>
@@ -13765,7 +13790,7 @@
                 <w:szCs w:val="28"/>
               </w:rPr>
             </w:pPr>
-            <w:hyperlink r:id="rId27" w:history="1">
+            <w:hyperlink r:id="rId25" w:history="1">
               <w:r>
                 <w:rPr>
                   <w:rStyle w:val="Hipervnculo"/>
@@ -13869,7 +13894,7 @@
                 <w:szCs w:val="28"/>
               </w:rPr>
             </w:pPr>
-            <w:hyperlink r:id="rId28" w:history="1">
+            <w:hyperlink r:id="rId26" w:history="1">
               <w:r>
                 <w:rPr>
                   <w:rStyle w:val="Hipervnculo"/>
@@ -13970,7 +13995,7 @@
                 <w:szCs w:val="28"/>
               </w:rPr>
             </w:pPr>
-            <w:hyperlink r:id="rId29" w:history="1">
+            <w:hyperlink r:id="rId27" w:history="1">
               <w:r>
                 <w:rPr>
                   <w:rStyle w:val="Hipervnculo"/>
@@ -13989,7 +14014,7 @@
       <w:pPr>
         <w:pStyle w:val="Titulosgenerales"/>
       </w:pPr>
-      <w:bookmarkStart w:id="29" w:name="_Toc212558929"/>
+      <w:bookmarkStart w:id="29" w:name="_Toc213141819"/>
       <w:r>
         <w:lastRenderedPageBreak/>
         <w:t>Referencias bibliográficas</w:t>
@@ -14216,7 +14241,7 @@
         </w:rPr>
         <w:t xml:space="preserve">. </w:t>
       </w:r>
-      <w:hyperlink r:id="rId30" w:history="1">
+      <w:hyperlink r:id="rId28" w:history="1">
         <w:r>
           <w:rPr>
             <w:rStyle w:val="Hipervnculo"/>
@@ -14506,7 +14531,7 @@
         </w:rPr>
         <w:t xml:space="preserve">. </w:t>
       </w:r>
-      <w:hyperlink r:id="rId31" w:history="1">
+      <w:hyperlink r:id="rId29" w:history="1">
         <w:r>
           <w:rPr>
             <w:rStyle w:val="Hipervnculo"/>
@@ -14613,7 +14638,7 @@
         </w:rPr>
         <w:t xml:space="preserve">. </w:t>
       </w:r>
-      <w:hyperlink r:id="rId32" w:history="1">
+      <w:hyperlink r:id="rId30" w:history="1">
         <w:r>
           <w:rPr>
             <w:rStyle w:val="Hipervnculo"/>
@@ -14811,7 +14836,7 @@
         </w:rPr>
         <w:t xml:space="preserve">. </w:t>
       </w:r>
-      <w:hyperlink r:id="rId33" w:history="1">
+      <w:hyperlink r:id="rId31" w:history="1">
         <w:r>
           <w:rPr>
             <w:rStyle w:val="Hipervnculo"/>
@@ -14971,7 +14996,7 @@
         </w:rPr>
         <w:t xml:space="preserve">. </w:t>
       </w:r>
-      <w:hyperlink r:id="rId34" w:history="1">
+      <w:hyperlink r:id="rId32" w:history="1">
         <w:r>
           <w:rPr>
             <w:rStyle w:val="Hipervnculo"/>
@@ -15083,7 +15108,7 @@
       <w:pPr>
         <w:pStyle w:val="Titulosgenerales"/>
       </w:pPr>
-      <w:bookmarkStart w:id="30" w:name="_Toc212558930"/>
+      <w:bookmarkStart w:id="30" w:name="_Toc213141820"/>
       <w:r>
         <w:lastRenderedPageBreak/>
         <w:t>C</w:t>
@@ -16104,8 +16129,8 @@
       </w:pPr>
     </w:p>
     <w:sectPr>
-      <w:headerReference w:type="default" r:id="rId35"/>
-      <w:footerReference w:type="default" r:id="rId36"/>
+      <w:headerReference w:type="default" r:id="rId33"/>
+      <w:footerReference w:type="default" r:id="rId34"/>
       <w:pgSz w:w="12240" w:h="15840"/>
       <w:pgMar w:top="1701" w:right="1134" w:bottom="1134" w:left="1134" w:header="709" w:footer="737" w:gutter="0"/>
       <w:pgNumType w:start="1"/>
@@ -21679,6 +21704,10 @@
 </file>
 
 <file path=customXml/item1.xml><?xml version="1.0" encoding="utf-8"?>
+<b:Sources xmlns:b="http://schemas.openxmlformats.org/officeDocument/2006/bibliography" xmlns="http://schemas.openxmlformats.org/officeDocument/2006/bibliography" SelectedStyle="\APASixthEditionOfficeOnline.xsl" StyleName="APA" Version="6"/>
+</file>
+
+<file path=customXml/item2.xml><?xml version="1.0" encoding="utf-8"?>
 <p:properties xmlns:p="http://schemas.microsoft.com/office/2006/metadata/properties" xmlns:xsi="http://www.w3.org/2001/XMLSchema-instance" xmlns:pc="http://schemas.microsoft.com/office/infopath/2007/PartnerControls">
   <documentManagement>
     <TaxCatchAll xmlns="cb45339b-ced9-4d0d-8f64-77573914d53b"/>
@@ -21689,11 +21718,16 @@
 </p:properties>
 </file>
 
-<file path=customXml/item2.xml><?xml version="1.0" encoding="utf-8"?>
-<b:Sources xmlns:b="http://schemas.openxmlformats.org/officeDocument/2006/bibliography" xmlns="http://schemas.openxmlformats.org/officeDocument/2006/bibliography" SelectedStyle="\APASixthEditionOfficeOnline.xsl" StyleName="APA" Version="6"/>
+<file path=customXml/item3.xml><?xml version="1.0" encoding="utf-8"?>
+<?mso-contentType ?>
+<FormTemplates xmlns="http://schemas.microsoft.com/sharepoint/v3/contenttype/forms">
+  <Display>DocumentLibraryForm</Display>
+  <Edit>DocumentLibraryForm</Edit>
+  <New>DocumentLibraryForm</New>
+</FormTemplates>
 </file>
 
-<file path=customXml/item3.xml><?xml version="1.0" encoding="utf-8"?>
+<file path=customXml/item4.xml><?xml version="1.0" encoding="utf-8"?>
 <ct:contentTypeSchema xmlns:ct="http://schemas.microsoft.com/office/2006/metadata/contentType" xmlns:ma="http://schemas.microsoft.com/office/2006/metadata/properties/metaAttributes" ct:_="" ma:_="" ma:contentTypeName="Documento" ma:contentTypeID="0x01010049282E1EDBE9234EA9E6D38F720E265F" ma:contentTypeVersion="15" ma:contentTypeDescription="Crear nuevo documento." ma:contentTypeScope="" ma:versionID="b31c7aa9eaf043a08b87120b3c4916e3">
   <xsd:schema xmlns:xsd="http://www.w3.org/2001/XMLSchema" xmlns:xs="http://www.w3.org/2001/XMLSchema" xmlns:p="http://schemas.microsoft.com/office/2006/metadata/properties" xmlns:ns2="cb45339b-ced9-4d0d-8f64-77573914d53b" xmlns:ns3="43a3ca16-9c26-4813-b83f-4aec9927b43f" targetNamespace="http://schemas.microsoft.com/office/2006/metadata/properties" ma:root="true" ma:fieldsID="3533d065b04d75c457075bc55f1f5315" ns2:_="" ns3:_="">
     <xsd:import namespace="cb45339b-ced9-4d0d-8f64-77573914d53b"/>
@@ -21928,16 +21962,15 @@
 </ct:contentTypeSchema>
 </file>
 
-<file path=customXml/item4.xml><?xml version="1.0" encoding="utf-8"?>
-<?mso-contentType ?>
-<FormTemplates xmlns="http://schemas.microsoft.com/sharepoint/v3/contenttype/forms">
-  <Display>DocumentLibraryForm</Display>
-  <Edit>DocumentLibraryForm</Edit>
-  <New>DocumentLibraryForm</New>
-</FormTemplates>
+<file path=customXml/itemProps1.xml><?xml version="1.0" encoding="utf-8"?>
+<ds:datastoreItem xmlns:ds="http://schemas.openxmlformats.org/officeDocument/2006/customXml" ds:itemID="{E8AB44A3-7C62-4BD2-82ED-8ABC209970FA}">
+  <ds:schemaRefs>
+    <ds:schemaRef ds:uri="http://schemas.openxmlformats.org/officeDocument/2006/bibliography"/>
+  </ds:schemaRefs>
+</ds:datastoreItem>
 </file>
 
-<file path=customXml/itemProps1.xml><?xml version="1.0" encoding="utf-8"?>
+<file path=customXml/itemProps2.xml><?xml version="1.0" encoding="utf-8"?>
 <ds:datastoreItem xmlns:ds="http://schemas.openxmlformats.org/officeDocument/2006/customXml" ds:itemID="{1145D752-ACC1-45E1-AB53-0C756F67FC7F}">
   <ds:schemaRefs>
     <ds:schemaRef ds:uri="http://schemas.microsoft.com/office/2006/metadata/properties"/>
@@ -21948,15 +21981,15 @@
 </ds:datastoreItem>
 </file>
 
-<file path=customXml/itemProps2.xml><?xml version="1.0" encoding="utf-8"?>
-<ds:datastoreItem xmlns:ds="http://schemas.openxmlformats.org/officeDocument/2006/customXml" ds:itemID="{E8AB44A3-7C62-4BD2-82ED-8ABC209970FA}">
+<file path=customXml/itemProps3.xml><?xml version="1.0" encoding="utf-8"?>
+<ds:datastoreItem xmlns:ds="http://schemas.openxmlformats.org/officeDocument/2006/customXml" ds:itemID="{81CBDEC1-3B00-44ED-AD36-0268077980BA}">
   <ds:schemaRefs>
-    <ds:schemaRef ds:uri="http://schemas.openxmlformats.org/officeDocument/2006/bibliography"/>
+    <ds:schemaRef ds:uri="http://schemas.microsoft.com/sharepoint/v3/contenttype/forms"/>
   </ds:schemaRefs>
 </ds:datastoreItem>
 </file>
 
-<file path=customXml/itemProps3.xml><?xml version="1.0" encoding="utf-8"?>
+<file path=customXml/itemProps4.xml><?xml version="1.0" encoding="utf-8"?>
 <ds:datastoreItem xmlns:ds="http://schemas.openxmlformats.org/officeDocument/2006/customXml" ds:itemID="{DF43E046-DB0C-42D1-8C73-AE38B52F1ED7}">
   <ds:schemaRefs>
     <ds:schemaRef ds:uri="http://schemas.microsoft.com/office/2006/metadata/contentType"/>
@@ -21973,12 +22006,4 @@
     <ds:schemaRef ds:uri="http://schemas.microsoft.com/internal/obd"/>
   </ds:schemaRefs>
 </ds:datastoreItem>
-</file>
-
-<file path=customXml/itemProps4.xml><?xml version="1.0" encoding="utf-8"?>
-<ds:datastoreItem xmlns:ds="http://schemas.openxmlformats.org/officeDocument/2006/customXml" ds:itemID="{81CBDEC1-3B00-44ED-AD36-0268077980BA}">
-  <ds:schemaRefs>
-    <ds:schemaRef ds:uri="http://schemas.microsoft.com/sharepoint/v3/contenttype/forms"/>
-  </ds:schemaRefs>
-</ds:datastoreItem>
 </file>
--- a/fuentes/CFA1_62330164_DU.docx
+++ b/fuentes/CFA1_62330164_DU.docx
@@ -92,7 +92,7 @@
               </wp:anchor>
             </w:drawing>
           </mc:Choice>
-          <mc:Fallback xmlns:w16sdtfl="http://schemas.microsoft.com/office/word/2024/wordml/sdtformatlock" xmlns:w16du="http://schemas.microsoft.com/office/word/2023/wordml/word16du" xmlns:oel="http://schemas.microsoft.com/office/2019/extlst">
+          <mc:Fallback xmlns:oel="http://schemas.microsoft.com/office/2019/extlst" xmlns:w16du="http://schemas.microsoft.com/office/word/2023/wordml/word16du" xmlns:w16sdtfl="http://schemas.microsoft.com/office/word/2024/wordml/sdtformatlock">
             <w:pict>
               <v:rect w14:anchorId="4E7873B1" id="Rectángulo 3" o:spid="_x0000_s1026" alt="&quot;&quot;" style="position:absolute;margin-left:-54pt;margin-top:31.65pt;width:613.85pt;height:204pt;z-index:-251655168;visibility:visible;mso-wrap-style:square;mso-height-percent:0;mso-wrap-distance-left:9pt;mso-wrap-distance-top:0;mso-wrap-distance-right:9pt;mso-wrap-distance-bottom:0;mso-position-horizontal:absolute;mso-position-horizontal-relative:text;mso-position-vertical:absolute;mso-position-vertical-relative:text;mso-height-percent:0;mso-height-relative:margin;v-text-anchor:middle" o:gfxdata="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" fillcolor="#00314d" stroked="f" strokeweight="1pt"/>
             </w:pict>
@@ -3595,25 +3595,7 @@
           <w:szCs w:val="28"/>
           <w:lang w:val="es-419"/>
         </w:rPr>
-        <w:t xml:space="preserve">Según </w:t>
-      </w:r>
-      <w:proofErr w:type="spellStart"/>
-      <w:r>
-        <w:rPr>
-          <w:rFonts w:ascii="Calibri" w:hAnsi="Calibri" w:cs="Calibri"/>
-          <w:szCs w:val="28"/>
-          <w:lang w:val="es-419"/>
-        </w:rPr>
-        <w:t>Chaffey</w:t>
-      </w:r>
-      <w:proofErr w:type="spellEnd"/>
-      <w:r>
-        <w:rPr>
-          <w:rFonts w:ascii="Calibri" w:hAnsi="Calibri" w:cs="Calibri"/>
-          <w:szCs w:val="28"/>
-          <w:lang w:val="es-419"/>
-        </w:rPr>
-        <w:t xml:space="preserve"> y Smith (2017), el </w:t>
+        <w:t xml:space="preserve">Según Chaffey y Smith (2017), el </w:t>
       </w:r>
       <w:r>
         <w:rPr>
@@ -3726,20 +3708,8 @@
           <w:szCs w:val="28"/>
           <w:lang w:val="es-419"/>
         </w:rPr>
-        <w:t xml:space="preserve">Crepes &amp; </w:t>
-      </w:r>
-      <w:proofErr w:type="spellStart"/>
-      <w:r>
-        <w:rPr>
-          <w:rFonts w:ascii="Calibri" w:hAnsi="Calibri" w:cs="Calibri"/>
-          <w:b/>
-          <w:bCs/>
-          <w:szCs w:val="28"/>
-          <w:lang w:val="es-419"/>
-        </w:rPr>
-        <w:t>Waffles</w:t>
-      </w:r>
-      <w:proofErr w:type="spellEnd"/>
+        <w:t>Crepes &amp; Waffles</w:t>
+      </w:r>
       <w:r>
         <w:rPr>
           <w:rFonts w:ascii="Calibri" w:hAnsi="Calibri" w:cs="Calibri"/>
@@ -3760,25 +3730,7 @@
           <w:szCs w:val="28"/>
           <w:lang w:val="es-419"/>
         </w:rPr>
-        <w:t xml:space="preserve"> digital como eje estratégico de comunicación con sus clientes. A través de campañas en Instagram y </w:t>
-      </w:r>
-      <w:proofErr w:type="spellStart"/>
-      <w:r>
-        <w:rPr>
-          <w:rFonts w:ascii="Calibri" w:hAnsi="Calibri" w:cs="Calibri"/>
-          <w:szCs w:val="28"/>
-          <w:lang w:val="es-419"/>
-        </w:rPr>
-        <w:t>TikTok</w:t>
-      </w:r>
-      <w:proofErr w:type="spellEnd"/>
-      <w:r>
-        <w:rPr>
-          <w:rFonts w:ascii="Calibri" w:hAnsi="Calibri" w:cs="Calibri"/>
-          <w:szCs w:val="28"/>
-          <w:lang w:val="es-419"/>
-        </w:rPr>
-        <w:t xml:space="preserve">, utiliza contenidos emocionales y visuales para </w:t>
+        <w:t xml:space="preserve"> digital como eje estratégico de comunicación con sus clientes. A través de campañas en Instagram y TikTok, utiliza contenidos emocionales y visuales para </w:t>
       </w:r>
       <w:r>
         <w:rPr>
@@ -4157,87 +4109,7 @@
                 <w:szCs w:val="28"/>
                 <w:lang w:val="pt-BR"/>
               </w:rPr>
-              <w:t xml:space="preserve"> (</w:t>
-            </w:r>
-            <w:proofErr w:type="spellStart"/>
-            <w:r>
-              <w:rPr>
-                <w:rFonts w:asciiTheme="minorHAnsi" w:hAnsiTheme="minorHAnsi" w:cstheme="minorHAnsi"/>
-                <w:sz w:val="28"/>
-                <w:szCs w:val="28"/>
-                <w:lang w:val="pt-BR"/>
-              </w:rPr>
-              <w:t>mailchimp</w:t>
-            </w:r>
-            <w:proofErr w:type="spellEnd"/>
-            <w:r>
-              <w:rPr>
-                <w:rFonts w:asciiTheme="minorHAnsi" w:hAnsiTheme="minorHAnsi" w:cstheme="minorHAnsi"/>
-                <w:sz w:val="28"/>
-                <w:szCs w:val="28"/>
-                <w:lang w:val="pt-BR"/>
-              </w:rPr>
-              <w:t xml:space="preserve">, </w:t>
-            </w:r>
-            <w:proofErr w:type="spellStart"/>
-            <w:r>
-              <w:rPr>
-                <w:rFonts w:asciiTheme="minorHAnsi" w:hAnsiTheme="minorHAnsi" w:cstheme="minorHAnsi"/>
-                <w:sz w:val="28"/>
-                <w:szCs w:val="28"/>
-                <w:lang w:val="pt-BR"/>
-              </w:rPr>
-              <w:t>Brevo</w:t>
-            </w:r>
-            <w:proofErr w:type="spellEnd"/>
-            <w:r>
-              <w:rPr>
-                <w:rFonts w:asciiTheme="minorHAnsi" w:hAnsiTheme="minorHAnsi" w:cstheme="minorHAnsi"/>
-                <w:sz w:val="28"/>
-                <w:szCs w:val="28"/>
-                <w:lang w:val="pt-BR"/>
-              </w:rPr>
-              <w:t xml:space="preserve">, </w:t>
-            </w:r>
-            <w:proofErr w:type="spellStart"/>
-            <w:r>
-              <w:rPr>
-                <w:rFonts w:asciiTheme="minorHAnsi" w:hAnsiTheme="minorHAnsi" w:cstheme="minorHAnsi"/>
-                <w:sz w:val="28"/>
-                <w:szCs w:val="28"/>
-                <w:lang w:val="pt-BR"/>
-              </w:rPr>
-              <w:t>MailerLite</w:t>
-            </w:r>
-            <w:proofErr w:type="spellEnd"/>
-            <w:r>
-              <w:rPr>
-                <w:rFonts w:asciiTheme="minorHAnsi" w:hAnsiTheme="minorHAnsi" w:cstheme="minorHAnsi"/>
-                <w:sz w:val="28"/>
-                <w:szCs w:val="28"/>
-                <w:lang w:val="pt-BR"/>
-              </w:rPr>
-              <w:t xml:space="preserve">, </w:t>
-            </w:r>
-            <w:proofErr w:type="spellStart"/>
-            <w:r>
-              <w:rPr>
-                <w:rFonts w:asciiTheme="minorHAnsi" w:hAnsiTheme="minorHAnsi" w:cstheme="minorHAnsi"/>
-                <w:sz w:val="28"/>
-                <w:szCs w:val="28"/>
-                <w:lang w:val="pt-BR"/>
-              </w:rPr>
-              <w:t>HubSpot</w:t>
-            </w:r>
-            <w:proofErr w:type="spellEnd"/>
-            <w:r>
-              <w:rPr>
-                <w:rFonts w:asciiTheme="minorHAnsi" w:hAnsiTheme="minorHAnsi" w:cstheme="minorHAnsi"/>
-                <w:sz w:val="28"/>
-                <w:szCs w:val="28"/>
-                <w:lang w:val="pt-BR"/>
-              </w:rPr>
-              <w:t>, etc.)</w:t>
+              <w:t xml:space="preserve"> (mailchimp, Brevo, MailerLite, HubSpot, etc.)</w:t>
             </w:r>
             <w:r>
               <w:rPr>
@@ -4327,43 +4199,7 @@
                 <w:sz w:val="28"/>
                 <w:szCs w:val="28"/>
               </w:rPr>
-              <w:t xml:space="preserve">Google </w:t>
-            </w:r>
-            <w:proofErr w:type="spellStart"/>
-            <w:r>
-              <w:rPr>
-                <w:rFonts w:asciiTheme="minorHAnsi" w:hAnsiTheme="minorHAnsi" w:cstheme="minorHAnsi"/>
-                <w:sz w:val="28"/>
-                <w:szCs w:val="28"/>
-              </w:rPr>
-              <w:t>Ads</w:t>
-            </w:r>
-            <w:proofErr w:type="spellEnd"/>
-            <w:r>
-              <w:rPr>
-                <w:rFonts w:asciiTheme="minorHAnsi" w:hAnsiTheme="minorHAnsi" w:cstheme="minorHAnsi"/>
-                <w:sz w:val="28"/>
-                <w:szCs w:val="28"/>
-              </w:rPr>
-              <w:t xml:space="preserve">, Meta </w:t>
-            </w:r>
-            <w:proofErr w:type="spellStart"/>
-            <w:r>
-              <w:rPr>
-                <w:rFonts w:asciiTheme="minorHAnsi" w:hAnsiTheme="minorHAnsi" w:cstheme="minorHAnsi"/>
-                <w:sz w:val="28"/>
-                <w:szCs w:val="28"/>
-              </w:rPr>
-              <w:t>Ads</w:t>
-            </w:r>
-            <w:proofErr w:type="spellEnd"/>
-            <w:r>
-              <w:rPr>
-                <w:rFonts w:asciiTheme="minorHAnsi" w:hAnsiTheme="minorHAnsi" w:cstheme="minorHAnsi"/>
-                <w:sz w:val="28"/>
-                <w:szCs w:val="28"/>
-              </w:rPr>
-              <w:t>.</w:t>
+              <w:t>Google Ads, Meta Ads.</w:t>
             </w:r>
           </w:p>
         </w:tc>
@@ -4606,18 +4442,8 @@
                 <w:sz w:val="28"/>
                 <w:szCs w:val="28"/>
               </w:rPr>
-              <w:t xml:space="preserve">YouTube, Instagram, </w:t>
-            </w:r>
-            <w:proofErr w:type="spellStart"/>
-            <w:r>
-              <w:rPr>
-                <w:rFonts w:asciiTheme="minorHAnsi" w:hAnsiTheme="minorHAnsi" w:cstheme="minorHAnsi"/>
-                <w:sz w:val="28"/>
-                <w:szCs w:val="28"/>
-              </w:rPr>
-              <w:t>TikTok</w:t>
-            </w:r>
-            <w:proofErr w:type="spellEnd"/>
+              <w:t>YouTube, Instagram, TikTok</w:t>
+            </w:r>
             <w:r>
               <w:rPr>
                 <w:rFonts w:asciiTheme="minorHAnsi" w:hAnsiTheme="minorHAnsi" w:cstheme="minorHAnsi"/>
@@ -4658,27 +4484,7 @@
           <w:szCs w:val="24"/>
           <w:lang w:val="es-419"/>
         </w:rPr>
-        <w:t xml:space="preserve">: Adaptado de </w:t>
-      </w:r>
-      <w:proofErr w:type="spellStart"/>
-      <w:r>
-        <w:rPr>
-          <w:rFonts w:ascii="Calibri" w:hAnsi="Calibri" w:cs="Calibri"/>
-          <w:sz w:val="24"/>
-          <w:szCs w:val="24"/>
-          <w:lang w:val="es-419"/>
-        </w:rPr>
-        <w:t>Chaffey</w:t>
-      </w:r>
-      <w:proofErr w:type="spellEnd"/>
-      <w:r>
-        <w:rPr>
-          <w:rFonts w:ascii="Calibri" w:hAnsi="Calibri" w:cs="Calibri"/>
-          <w:sz w:val="24"/>
-          <w:szCs w:val="24"/>
-          <w:lang w:val="es-419"/>
-        </w:rPr>
-        <w:t xml:space="preserve"> y Smith, 2017.</w:t>
+        <w:t>: Adaptado de Chaffey y Smith, 2017.</w:t>
       </w:r>
     </w:p>
     <w:p>
@@ -4757,35 +4563,7 @@
         <w:rPr>
           <w:lang w:val="es-419" w:eastAsia="es-CO"/>
         </w:rPr>
-        <w:t xml:space="preserve">Según Kotler, </w:t>
-      </w:r>
-      <w:proofErr w:type="spellStart"/>
-      <w:r>
-        <w:rPr>
-          <w:lang w:val="es-419" w:eastAsia="es-CO"/>
-        </w:rPr>
-        <w:t>Kartajaya</w:t>
-      </w:r>
-      <w:proofErr w:type="spellEnd"/>
-      <w:r>
-        <w:rPr>
-          <w:lang w:val="es-419" w:eastAsia="es-CO"/>
-        </w:rPr>
-        <w:t xml:space="preserve"> y </w:t>
-      </w:r>
-      <w:proofErr w:type="spellStart"/>
-      <w:r>
-        <w:rPr>
-          <w:lang w:val="es-419" w:eastAsia="es-CO"/>
-        </w:rPr>
-        <w:t>Setiawan</w:t>
-      </w:r>
-      <w:proofErr w:type="spellEnd"/>
-      <w:r>
-        <w:rPr>
-          <w:lang w:val="es-419" w:eastAsia="es-CO"/>
-        </w:rPr>
-        <w:t xml:space="preserve"> (2021), uno de los pilares es la humanización de las tecnologías, que propone usar los recursos digitales para conectar emocionalmente con el consumidor, comprendiendo sus valores y comportamientos. Otro principio relevante es la adaptabilidad, ya que las campañas deben ajustarse en tiempo real a los cambios del entorno, a partir de datos obtenidos mediante herramientas de análisis. </w:t>
+        <w:t xml:space="preserve">Según Kotler, Kartajaya y Setiawan (2021), uno de los pilares es la humanización de las tecnologías, que propone usar los recursos digitales para conectar emocionalmente con el consumidor, comprendiendo sus valores y comportamientos. Otro principio relevante es la adaptabilidad, ya que las campañas deben ajustarse en tiempo real a los cambios del entorno, a partir de datos obtenidos mediante herramientas de análisis. </w:t>
       </w:r>
     </w:p>
     <w:p>
@@ -5451,35 +5229,7 @@
         <w:rPr>
           <w:lang w:val="es-419" w:eastAsia="es-CO"/>
         </w:rPr>
-        <w:t xml:space="preserve">La observación activa de estas variables permite anticipar movimientos de la competencia, reconocer nuevas necesidades del cliente y ajustar los mensajes comerciales de manera oportuna. En la práctica, herramientas como Google </w:t>
-      </w:r>
-      <w:proofErr w:type="spellStart"/>
-      <w:r>
-        <w:rPr>
-          <w:lang w:val="es-419" w:eastAsia="es-CO"/>
-        </w:rPr>
-        <w:t>Trends</w:t>
-      </w:r>
-      <w:proofErr w:type="spellEnd"/>
-      <w:r>
-        <w:rPr>
-          <w:lang w:val="es-419" w:eastAsia="es-CO"/>
-        </w:rPr>
-        <w:t xml:space="preserve">, </w:t>
-      </w:r>
-      <w:proofErr w:type="spellStart"/>
-      <w:r>
-        <w:rPr>
-          <w:lang w:val="es-419" w:eastAsia="es-CO"/>
-        </w:rPr>
-        <w:t>SEMrush</w:t>
-      </w:r>
-      <w:proofErr w:type="spellEnd"/>
-      <w:r>
-        <w:rPr>
-          <w:lang w:val="es-419" w:eastAsia="es-CO"/>
-        </w:rPr>
-        <w:t xml:space="preserve"> o Meta Business Suite facilitan este proceso al ofrecer métricas en tiempo real, segmentadas por ubicación, interés o comportamiento. Además, la adaptabilidad del entorno digital requiere que este análisis sea frecuente y dinámico, de modo que las propuestas comerciales respondan con agilidad y pertinencia a las condiciones cambiantes del mercado</w:t>
+        <w:t>La observación activa de estas variables permite anticipar movimientos de la competencia, reconocer nuevas necesidades del cliente y ajustar los mensajes comerciales de manera oportuna. En la práctica, herramientas como Google Trends, SEMrush o Meta Business Suite facilitan este proceso al ofrecer métricas en tiempo real, segmentadas por ubicación, interés o comportamiento. Además, la adaptabilidad del entorno digital requiere que este análisis sea frecuente y dinámico, de modo que las propuestas comerciales respondan con agilidad y pertinencia a las condiciones cambiantes del mercado</w:t>
       </w:r>
       <w:r>
         <w:rPr>
@@ -6157,35 +5907,7 @@
         <w:rPr>
           <w:lang w:val="es-419" w:eastAsia="es-CO"/>
         </w:rPr>
-        <w:t xml:space="preserve">Existen varios tipos de perfilamiento, como el </w:t>
-      </w:r>
-      <w:proofErr w:type="spellStart"/>
-      <w:r>
-        <w:rPr>
-          <w:lang w:val="es-419" w:eastAsia="es-CO"/>
-        </w:rPr>
-        <w:t>sociográfico</w:t>
-      </w:r>
-      <w:proofErr w:type="spellEnd"/>
-      <w:r>
-        <w:rPr>
-          <w:lang w:val="es-419" w:eastAsia="es-CO"/>
-        </w:rPr>
-        <w:t xml:space="preserve">, basado en la red social del individuo; el </w:t>
-      </w:r>
-      <w:proofErr w:type="spellStart"/>
-      <w:r>
-        <w:rPr>
-          <w:lang w:val="es-419" w:eastAsia="es-CO"/>
-        </w:rPr>
-        <w:t>tecnográfico</w:t>
-      </w:r>
-      <w:proofErr w:type="spellEnd"/>
-      <w:r>
-        <w:rPr>
-          <w:lang w:val="es-419" w:eastAsia="es-CO"/>
-        </w:rPr>
-        <w:t>, que analiza la tecnología que utiliza; y el predictivo, que anticipa necesidades futuras según patrones históricos.</w:t>
+        <w:t>Existen varios tipos de perfilamiento, como el sociográfico, basado en la red social del individuo; el tecnográfico, que analiza la tecnología que utiliza; y el predictivo, que anticipa necesidades futuras según patrones históricos.</w:t>
       </w:r>
     </w:p>
     <w:p>
@@ -6200,7 +5922,6 @@
         </w:rPr>
         <w:t xml:space="preserve"> Estos modelos pueden representarse mediante arquetipos o </w:t>
       </w:r>
-      <w:proofErr w:type="spellStart"/>
       <w:r>
         <w:rPr>
           <w:rStyle w:val="Extranjerismo"/>
@@ -6208,7 +5929,6 @@
         </w:rPr>
         <w:t>buyer</w:t>
       </w:r>
-      <w:proofErr w:type="spellEnd"/>
       <w:r>
         <w:rPr>
           <w:lang w:val="es-419" w:eastAsia="es-CO"/>
@@ -6262,47 +5982,15 @@
         <w:rPr>
           <w:lang w:val="es-419" w:eastAsia="es-CO"/>
         </w:rPr>
-        <w:t xml:space="preserve">Según Lemon y </w:t>
-      </w:r>
-      <w:proofErr w:type="spellStart"/>
-      <w:r>
-        <w:rPr>
-          <w:lang w:val="es-419" w:eastAsia="es-CO"/>
-        </w:rPr>
-        <w:t>Verhoef</w:t>
-      </w:r>
-      <w:proofErr w:type="spellEnd"/>
-      <w:r>
-        <w:rPr>
-          <w:lang w:val="es-419" w:eastAsia="es-CO"/>
-        </w:rPr>
-        <w:t xml:space="preserve"> (2016), el análisis efectivo implica mapear el viaje del cliente (</w:t>
-      </w:r>
-      <w:proofErr w:type="spellStart"/>
+        <w:t>Según Lemon y Verhoef (2016), el análisis efectivo implica mapear el viaje del cliente (</w:t>
+      </w:r>
       <w:r>
         <w:rPr>
           <w:rStyle w:val="Extranjerismo"/>
           <w:lang w:val="es-419" w:eastAsia="es-CO"/>
         </w:rPr>
-        <w:t>customer</w:t>
-      </w:r>
-      <w:proofErr w:type="spellEnd"/>
-      <w:r>
-        <w:rPr>
-          <w:rStyle w:val="Extranjerismo"/>
-          <w:lang w:val="es-419" w:eastAsia="es-CO"/>
-        </w:rPr>
-        <w:t xml:space="preserve"> </w:t>
-      </w:r>
-      <w:proofErr w:type="spellStart"/>
-      <w:r>
-        <w:rPr>
-          <w:rStyle w:val="Extranjerismo"/>
-          <w:lang w:val="es-419" w:eastAsia="es-CO"/>
-        </w:rPr>
-        <w:t>journey</w:t>
-      </w:r>
-      <w:proofErr w:type="spellEnd"/>
+        <w:t>customer journey</w:t>
+      </w:r>
       <w:r>
         <w:rPr>
           <w:lang w:val="es-419" w:eastAsia="es-CO"/>
@@ -6386,21 +6074,12 @@
         </w:rPr>
         <w:t xml:space="preserve">. La </w:t>
       </w:r>
-      <w:proofErr w:type="spellStart"/>
       <w:r>
         <w:rPr>
           <w:rStyle w:val="Extranjerismo"/>
           <w:lang w:val="es-419" w:eastAsia="es-CO"/>
         </w:rPr>
-        <w:t>fintech</w:t>
-      </w:r>
-      <w:proofErr w:type="spellEnd"/>
-      <w:r>
-        <w:rPr>
-          <w:rStyle w:val="Extranjerismo"/>
-          <w:lang w:val="es-419" w:eastAsia="es-CO"/>
-        </w:rPr>
-        <w:t xml:space="preserve"> </w:t>
+        <w:t xml:space="preserve">fintech </w:t>
       </w:r>
       <w:r>
         <w:rPr>
@@ -6408,7 +6087,6 @@
         </w:rPr>
         <w:t xml:space="preserve">colombiana </w:t>
       </w:r>
-      <w:proofErr w:type="spellStart"/>
       <w:r>
         <w:rPr>
           <w:b/>
@@ -6417,7 +6095,6 @@
         </w:rPr>
         <w:t>Nequi</w:t>
       </w:r>
-      <w:proofErr w:type="spellEnd"/>
       <w:r>
         <w:rPr>
           <w:lang w:val="es-419" w:eastAsia="es-CO"/>
@@ -6983,25 +6660,7 @@
           <w:szCs w:val="24"/>
           <w:lang w:val="es-419" w:eastAsia="es-CO"/>
         </w:rPr>
-        <w:t xml:space="preserve">: Elaboración propia con base en Lemon &amp; </w:t>
-      </w:r>
-      <w:proofErr w:type="spellStart"/>
-      <w:r>
-        <w:rPr>
-          <w:sz w:val="24"/>
-          <w:szCs w:val="24"/>
-          <w:lang w:val="es-419" w:eastAsia="es-CO"/>
-        </w:rPr>
-        <w:t>Verhoef</w:t>
-      </w:r>
-      <w:proofErr w:type="spellEnd"/>
-      <w:r>
-        <w:rPr>
-          <w:sz w:val="24"/>
-          <w:szCs w:val="24"/>
-          <w:lang w:val="es-419" w:eastAsia="es-CO"/>
-        </w:rPr>
-        <w:t>, 2016.</w:t>
+        <w:t>: Elaboración propia con base en Lemon &amp; Verhoef, 2016.</w:t>
       </w:r>
     </w:p>
     <w:p>
@@ -7845,17 +7504,8 @@
                 <w:sz w:val="28"/>
                 <w:szCs w:val="28"/>
               </w:rPr>
-              <w:t xml:space="preserve">Atención </w:t>
-            </w:r>
-            <w:proofErr w:type="spellStart"/>
-            <w:r>
-              <w:rPr>
-                <w:sz w:val="28"/>
-                <w:szCs w:val="28"/>
-              </w:rPr>
-              <w:t>post-entrega</w:t>
-            </w:r>
-            <w:proofErr w:type="spellEnd"/>
+              <w:t>Atención post-entrega</w:t>
+            </w:r>
             <w:r>
               <w:rPr>
                 <w:sz w:val="28"/>
@@ -7961,21 +7611,12 @@
         </w:rPr>
         <w:t xml:space="preserve">De acuerdo con Chopra y Meindl (2018), una propuesta efectiva debe expresar claramente estos aspectos para evitar ambigüedades y transmitir seguridad. En entornos digitales, los sistemas ERP permiten gestionar inventarios en tiempo real y vincular directamente los términos con la experiencia de compra (ej.: </w:t>
       </w:r>
-      <w:proofErr w:type="spellStart"/>
       <w:r>
         <w:rPr>
           <w:rStyle w:val="Extranjerismo"/>
           <w:lang w:val="es-419" w:eastAsia="es-CO"/>
         </w:rPr>
-        <w:t>checkouts</w:t>
-      </w:r>
-      <w:proofErr w:type="spellEnd"/>
-      <w:r>
-        <w:rPr>
-          <w:rStyle w:val="Extranjerismo"/>
-          <w:lang w:val="es-419" w:eastAsia="es-CO"/>
-        </w:rPr>
-        <w:t xml:space="preserve"> </w:t>
+        <w:t xml:space="preserve">checkouts </w:t>
       </w:r>
       <w:r>
         <w:rPr>
@@ -8659,126 +8300,129 @@
         </w:rPr>
         <w:t xml:space="preserve">. La empresa de tecnología </w:t>
       </w:r>
-      <w:proofErr w:type="spellStart"/>
       <w:r>
         <w:rPr>
           <w:b/>
           <w:bCs/>
           <w:lang w:val="es-419" w:eastAsia="es-CO"/>
         </w:rPr>
-        <w:t>iShop</w:t>
-      </w:r>
-      <w:proofErr w:type="spellEnd"/>
+        <w:t>iShop Colombia</w:t>
+      </w:r>
+      <w:r>
+        <w:rPr>
+          <w:lang w:val="es-419" w:eastAsia="es-CO"/>
+        </w:rPr>
+        <w:t xml:space="preserve"> ofrece pagos vía tarjetas, transferencias, cuotas sin intereses y descuento por primera compra </w:t>
+      </w:r>
+      <w:r>
+        <w:rPr>
+          <w:rStyle w:val="Extranjerismo"/>
+          <w:lang w:val="es-419" w:eastAsia="es-CO"/>
+        </w:rPr>
+        <w:t>online</w:t>
+      </w:r>
+      <w:r>
+        <w:rPr>
+          <w:lang w:val="es-419" w:eastAsia="es-CO"/>
+        </w:rPr>
+        <w:t>, lo que convierte sus propuestas comerciales en experiencias accesibles y atractivas para diversos segmentos</w:t>
+      </w:r>
+      <w:r>
+        <w:rPr>
+          <w:sz w:val="24"/>
+          <w:szCs w:val="24"/>
+          <w:lang w:val="es-419" w:eastAsia="es-CO"/>
+        </w:rPr>
+        <w:t>.</w:t>
+      </w:r>
+    </w:p>
+    <w:p>
+      <w:pPr>
+        <w:pStyle w:val="Ttulo2"/>
+      </w:pPr>
+      <w:bookmarkStart w:id="12" w:name="_Toc213141802"/>
+      <w:r>
+        <w:t>Portafolio</w:t>
+      </w:r>
+      <w:bookmarkEnd w:id="12"/>
+    </w:p>
+    <w:p>
+      <w:pPr>
+        <w:rPr>
+          <w:lang w:val="es-419" w:eastAsia="es-CO"/>
+        </w:rPr>
+      </w:pPr>
+      <w:r>
+        <w:rPr>
+          <w:lang w:val="es-419" w:eastAsia="es-CO"/>
+        </w:rPr>
+        <w:t xml:space="preserve">El portafolio representa la diversidad de productos o servicios que una empresa ofrece al mercado, su estructuración estratégica permite presentar propuestas más </w:t>
+      </w:r>
+      <w:r>
+        <w:rPr>
+          <w:lang w:val="es-419" w:eastAsia="es-CO"/>
+        </w:rPr>
+        <w:lastRenderedPageBreak/>
+        <w:t>adaptadas, orientadas a nichos específicos y con mayor claridad. Un portafolio bien definido se clasifica por líneas, categorías, tipo de cliente o funcionalidad. Las propuestas comerciales deben construir sus mensajes en función del portafolio, destacando atributos diferenciadores, garantías y beneficios concretos.</w:t>
+      </w:r>
+    </w:p>
+    <w:p>
+      <w:pPr>
+        <w:rPr>
+          <w:lang w:val="es-419" w:eastAsia="es-CO"/>
+        </w:rPr>
+      </w:pPr>
       <w:r>
         <w:rPr>
           <w:b/>
           <w:bCs/>
           <w:lang w:val="es-419" w:eastAsia="es-CO"/>
         </w:rPr>
-        <w:t xml:space="preserve"> Colombia</w:t>
-      </w:r>
-      <w:r>
-        <w:rPr>
-          <w:lang w:val="es-419" w:eastAsia="es-CO"/>
-        </w:rPr>
-        <w:t xml:space="preserve"> ofrece pagos vía tarjetas, transferencias, cuotas sin intereses y descuento por primera compra </w:t>
-      </w:r>
-      <w:r>
-        <w:rPr>
-          <w:rStyle w:val="Extranjerismo"/>
-          <w:lang w:val="es-419" w:eastAsia="es-CO"/>
-        </w:rPr>
-        <w:t>online</w:t>
-      </w:r>
-      <w:r>
-        <w:rPr>
-          <w:lang w:val="es-419" w:eastAsia="es-CO"/>
-        </w:rPr>
-        <w:t>, lo que convierte sus propuestas comerciales en experiencias accesibles y atractivas para diversos segmentos</w:t>
-      </w:r>
-      <w:r>
-        <w:rPr>
-          <w:sz w:val="24"/>
-          <w:szCs w:val="24"/>
-          <w:lang w:val="es-419" w:eastAsia="es-CO"/>
-        </w:rPr>
-        <w:t>.</w:t>
-      </w:r>
-    </w:p>
-    <w:p>
-      <w:pPr>
-        <w:pStyle w:val="Ttulo2"/>
-      </w:pPr>
-      <w:bookmarkStart w:id="12" w:name="_Toc213141802"/>
-      <w:r>
-        <w:t>Portafolio</w:t>
-      </w:r>
-      <w:bookmarkEnd w:id="12"/>
-    </w:p>
-    <w:p>
-      <w:pPr>
-        <w:rPr>
-          <w:lang w:val="es-419" w:eastAsia="es-CO"/>
-        </w:rPr>
-      </w:pPr>
-      <w:r>
-        <w:rPr>
-          <w:lang w:val="es-419" w:eastAsia="es-CO"/>
-        </w:rPr>
-        <w:t xml:space="preserve">El portafolio representa la diversidad de productos o servicios que una empresa ofrece al mercado, su estructuración estratégica permite presentar propuestas más </w:t>
-      </w:r>
-      <w:r>
-        <w:rPr>
-          <w:lang w:val="es-419" w:eastAsia="es-CO"/>
-        </w:rPr>
-        <w:lastRenderedPageBreak/>
-        <w:t>adaptadas, orientadas a nichos específicos y con mayor claridad. Un portafolio bien definido se clasifica por líneas, categorías, tipo de cliente o funcionalidad. Las propuestas comerciales deben construir sus mensajes en función del portafolio, destacando atributos diferenciadores, garantías y beneficios concretos.</w:t>
-      </w:r>
-    </w:p>
-    <w:p>
-      <w:pPr>
-        <w:rPr>
-          <w:lang w:val="es-419" w:eastAsia="es-CO"/>
-        </w:rPr>
-      </w:pPr>
+        <w:t>Ejemplo empresarial</w:t>
+      </w:r>
+      <w:r>
+        <w:rPr>
+          <w:lang w:val="es-419" w:eastAsia="es-CO"/>
+        </w:rPr>
+        <w:t xml:space="preserve">. La marca de cosméticos </w:t>
+      </w:r>
       <w:r>
         <w:rPr>
           <w:b/>
           <w:bCs/>
           <w:lang w:val="es-419" w:eastAsia="es-CO"/>
         </w:rPr>
-        <w:t>Ejemplo empresarial</w:t>
-      </w:r>
-      <w:r>
-        <w:rPr>
-          <w:lang w:val="es-419" w:eastAsia="es-CO"/>
-        </w:rPr>
-        <w:t xml:space="preserve">. La marca de cosméticos </w:t>
-      </w:r>
-      <w:proofErr w:type="spellStart"/>
-      <w:r>
+        <w:t>L’Bel</w:t>
+      </w:r>
+      <w:r>
+        <w:rPr>
+          <w:lang w:val="es-419" w:eastAsia="es-CO"/>
+        </w:rPr>
+        <w:t xml:space="preserve"> agrupa su portafolio en líneas de cuidado facial, fragancias y bienestar, lo que le permite presentar propuestas segmentadas por edad, tipo de piel y estilo de vida, facilitando la personalización del mensaje y la promoción del producto adecuado.</w:t>
+      </w:r>
+    </w:p>
+    <w:p>
+      <w:pPr>
         <w:rPr>
           <w:b/>
           <w:bCs/>
           <w:lang w:val="es-419" w:eastAsia="es-CO"/>
         </w:rPr>
-        <w:t>L’Bel</w:t>
-      </w:r>
-      <w:proofErr w:type="spellEnd"/>
-      <w:r>
-        <w:rPr>
-          <w:lang w:val="es-419" w:eastAsia="es-CO"/>
-        </w:rPr>
-        <w:t xml:space="preserve"> agrupa su portafolio en líneas de cuidado facial, fragancias y bienestar, lo que le permite presentar propuestas segmentadas por edad, tipo de piel y estilo de vida, facilitando la personalización del mensaje y la promoción del producto adecuado.</w:t>
-      </w:r>
-    </w:p>
-    <w:p>
-      <w:pPr>
+      </w:pPr>
+      <w:r>
         <w:rPr>
           <w:b/>
           <w:bCs/>
           <w:lang w:val="es-419" w:eastAsia="es-CO"/>
         </w:rPr>
+        <w:t>Un portafolio bien estructurado debe considerar aspectos como:</w:t>
+      </w:r>
+    </w:p>
+    <w:p>
+      <w:pPr>
+        <w:rPr>
+          <w:lang w:val="es-419" w:eastAsia="es-CO"/>
+        </w:rPr>
       </w:pPr>
       <w:r>
         <w:rPr>
@@ -8786,7 +8430,19 @@
           <w:bCs/>
           <w:lang w:val="es-419" w:eastAsia="es-CO"/>
         </w:rPr>
-        <w:t>Un portafolio bien estructurado debe considerar aspectos como:</w:t>
+        <w:t>Variedad</w:t>
+      </w:r>
+      <w:r>
+        <w:rPr>
+          <w:lang w:val="es-419" w:eastAsia="es-CO"/>
+        </w:rPr>
+        <w:t>: a</w:t>
+      </w:r>
+      <w:r>
+        <w:rPr>
+          <w:lang w:val="es-419" w:eastAsia="es-CO"/>
+        </w:rPr>
+        <w:t>mplitud de líneas de productos o servicios para atender diferentes segmentos de clientes.</w:t>
       </w:r>
     </w:p>
     <w:p>
@@ -8801,19 +8457,19 @@
           <w:bCs/>
           <w:lang w:val="es-419" w:eastAsia="es-CO"/>
         </w:rPr>
-        <w:t>Variedad</w:t>
-      </w:r>
-      <w:r>
-        <w:rPr>
-          <w:lang w:val="es-419" w:eastAsia="es-CO"/>
-        </w:rPr>
-        <w:t>: a</w:t>
-      </w:r>
-      <w:r>
-        <w:rPr>
-          <w:lang w:val="es-419" w:eastAsia="es-CO"/>
-        </w:rPr>
-        <w:t>mplitud de líneas de productos o servicios para atender diferentes segmentos de clientes.</w:t>
+        <w:t>Profundidad</w:t>
+      </w:r>
+      <w:r>
+        <w:rPr>
+          <w:lang w:val="es-419" w:eastAsia="es-CO"/>
+        </w:rPr>
+        <w:t>: n</w:t>
+      </w:r>
+      <w:r>
+        <w:rPr>
+          <w:lang w:val="es-419" w:eastAsia="es-CO"/>
+        </w:rPr>
+        <w:t>úmero de versiones, modelos o presentaciones dentro de cada línea.</w:t>
       </w:r>
     </w:p>
     <w:p>
@@ -8828,19 +8484,19 @@
           <w:bCs/>
           <w:lang w:val="es-419" w:eastAsia="es-CO"/>
         </w:rPr>
-        <w:t>Profundidad</w:t>
-      </w:r>
-      <w:r>
-        <w:rPr>
-          <w:lang w:val="es-419" w:eastAsia="es-CO"/>
-        </w:rPr>
-        <w:t>: n</w:t>
-      </w:r>
-      <w:r>
-        <w:rPr>
-          <w:lang w:val="es-419" w:eastAsia="es-CO"/>
-        </w:rPr>
-        <w:t>úmero de versiones, modelos o presentaciones dentro de cada línea.</w:t>
+        <w:t>Calidad y diferenciación</w:t>
+      </w:r>
+      <w:r>
+        <w:rPr>
+          <w:lang w:val="es-419" w:eastAsia="es-CO"/>
+        </w:rPr>
+        <w:t>: c</w:t>
+      </w:r>
+      <w:r>
+        <w:rPr>
+          <w:lang w:val="es-419" w:eastAsia="es-CO"/>
+        </w:rPr>
+        <w:t>aracterísticas que hagan la oferta competitiva frente a la competencia.</w:t>
       </w:r>
     </w:p>
     <w:p>
@@ -8855,19 +8511,19 @@
           <w:bCs/>
           <w:lang w:val="es-419" w:eastAsia="es-CO"/>
         </w:rPr>
-        <w:t>Calidad y diferenciación</w:t>
-      </w:r>
-      <w:r>
-        <w:rPr>
-          <w:lang w:val="es-419" w:eastAsia="es-CO"/>
-        </w:rPr>
-        <w:t>: c</w:t>
-      </w:r>
-      <w:r>
-        <w:rPr>
-          <w:lang w:val="es-419" w:eastAsia="es-CO"/>
-        </w:rPr>
-        <w:t>aracterísticas que hagan la oferta competitiva frente a la competencia.</w:t>
+        <w:t>Ciclo de vida</w:t>
+      </w:r>
+      <w:r>
+        <w:rPr>
+          <w:lang w:val="es-419" w:eastAsia="es-CO"/>
+        </w:rPr>
+        <w:t>: e</w:t>
+      </w:r>
+      <w:r>
+        <w:rPr>
+          <w:lang w:val="es-419" w:eastAsia="es-CO"/>
+        </w:rPr>
+        <w:t>tapas de introducción, crecimiento, madurez y declive para planificar estrategias de lanzamiento, mantenimiento o retiro.</w:t>
       </w:r>
     </w:p>
     <w:p>
@@ -8882,33 +8538,6 @@
           <w:bCs/>
           <w:lang w:val="es-419" w:eastAsia="es-CO"/>
         </w:rPr>
-        <w:t>Ciclo de vida</w:t>
-      </w:r>
-      <w:r>
-        <w:rPr>
-          <w:lang w:val="es-419" w:eastAsia="es-CO"/>
-        </w:rPr>
-        <w:t>: e</w:t>
-      </w:r>
-      <w:r>
-        <w:rPr>
-          <w:lang w:val="es-419" w:eastAsia="es-CO"/>
-        </w:rPr>
-        <w:t>tapas de introducción, crecimiento, madurez y declive para planificar estrategias de lanzamiento, mantenimiento o retiro.</w:t>
-      </w:r>
-    </w:p>
-    <w:p>
-      <w:pPr>
-        <w:rPr>
-          <w:lang w:val="es-419" w:eastAsia="es-CO"/>
-        </w:rPr>
-      </w:pPr>
-      <w:r>
-        <w:rPr>
-          <w:b/>
-          <w:bCs/>
-          <w:lang w:val="es-419" w:eastAsia="es-CO"/>
-        </w:rPr>
         <w:t>Rentabilidad</w:t>
       </w:r>
       <w:r>
@@ -8949,20 +8578,12 @@
         </w:rPr>
         <w:t xml:space="preserve">Las capacidades de producción hacen referencia a los recursos técnicos, humanos y operativos que una empresa posee para transformar insumos en bienes o servicios </w:t>
       </w:r>
-      <w:proofErr w:type="spellStart"/>
       <w:r>
         <w:rPr>
           <w:lang w:val="es-419" w:eastAsia="es-CO"/>
         </w:rPr>
         <w:lastRenderedPageBreak/>
-        <w:t>ofertables</w:t>
-      </w:r>
-      <w:proofErr w:type="spellEnd"/>
-      <w:r>
-        <w:rPr>
-          <w:lang w:val="es-419" w:eastAsia="es-CO"/>
-        </w:rPr>
-        <w:t xml:space="preserve">. Estas capacidades determinan la posibilidad real de cumplir con las condiciones comerciales establecidas en una propuesta, garantizando calidad, cumplimiento de tiempos y coherencia con la demanda esperada. </w:t>
+        <w:t xml:space="preserve">ofertables. Estas capacidades determinan la posibilidad real de cumplir con las condiciones comerciales establecidas en una propuesta, garantizando calidad, cumplimiento de tiempos y coherencia con la demanda esperada. </w:t>
       </w:r>
     </w:p>
     <w:p>
@@ -9320,37 +8941,14 @@
         <w:rPr>
           <w:lang w:val="es-419" w:eastAsia="es-CO"/>
         </w:rPr>
-        <w:t xml:space="preserve">Según </w:t>
-      </w:r>
-      <w:proofErr w:type="spellStart"/>
-      <w:r>
-        <w:rPr>
-          <w:lang w:val="es-419" w:eastAsia="es-CO"/>
-        </w:rPr>
-        <w:t>Gitomer</w:t>
-      </w:r>
-      <w:proofErr w:type="spellEnd"/>
-      <w:r>
-        <w:rPr>
-          <w:lang w:val="es-419" w:eastAsia="es-CO"/>
-        </w:rPr>
-        <w:t xml:space="preserve"> (2019), una propuesta comercial efectiva debe ser relevante, específica y emocionalmente convincente, ya que en medios digitales el tiempo de atención del cliente es limitado y competitivo. La propuesta funciona como carta de presentación, argumento de venta y prueba de profesionalismo, ya sea que se estructure en formato PDF, presentación interactiva o </w:t>
-      </w:r>
-      <w:proofErr w:type="spellStart"/>
+        <w:t xml:space="preserve">Según Gitomer (2019), una propuesta comercial efectiva debe ser relevante, específica y emocionalmente convincente, ya que en medios digitales el tiempo de atención del cliente es limitado y competitivo. La propuesta funciona como carta de presentación, argumento de venta y prueba de profesionalismo, ya sea que se estructure en formato PDF, presentación interactiva o </w:t>
+      </w:r>
       <w:r>
         <w:rPr>
           <w:rStyle w:val="Extranjerismo"/>
           <w:lang w:val="es-419" w:eastAsia="es-CO"/>
         </w:rPr>
-        <w:t>landing</w:t>
-      </w:r>
-      <w:proofErr w:type="spellEnd"/>
-      <w:r>
-        <w:rPr>
-          <w:rStyle w:val="Extranjerismo"/>
-          <w:lang w:val="es-419" w:eastAsia="es-CO"/>
-        </w:rPr>
-        <w:t xml:space="preserve"> page</w:t>
+        <w:t>landing page</w:t>
       </w:r>
       <w:r>
         <w:rPr>
@@ -9615,21 +9213,7 @@
         <w:rPr>
           <w:lang w:val="es-419" w:eastAsia="es-CO"/>
         </w:rPr>
-        <w:t xml:space="preserve">Según Anderson, </w:t>
-      </w:r>
-      <w:proofErr w:type="spellStart"/>
-      <w:r>
-        <w:rPr>
-          <w:lang w:val="es-419" w:eastAsia="es-CO"/>
-        </w:rPr>
-        <w:t>Narus</w:t>
-      </w:r>
-      <w:proofErr w:type="spellEnd"/>
-      <w:r>
-        <w:rPr>
-          <w:lang w:val="es-419" w:eastAsia="es-CO"/>
-        </w:rPr>
-        <w:t xml:space="preserve"> y van Rossum (2020), cada componente debe aportar a la narrativa de valor, anticipar preguntas frecuentes y reforzar los motivos por los cuales esa oferta es la más adecuada frente a otras opciones del mercado.</w:t>
+        <w:t>Según Anderson, Narus y van Rossum (2020), cada componente debe aportar a la narrativa de valor, anticipar preguntas frecuentes y reforzar los motivos por los cuales esa oferta es la más adecuada frente a otras opciones del mercado.</w:t>
       </w:r>
     </w:p>
     <w:p>
@@ -9664,21 +9248,7 @@
         <w:rPr>
           <w:lang w:val="es-419" w:eastAsia="es-CO"/>
         </w:rPr>
-        <w:t xml:space="preserve">. La empresa </w:t>
-      </w:r>
-      <w:proofErr w:type="spellStart"/>
-      <w:r>
-        <w:rPr>
-          <w:lang w:val="es-419" w:eastAsia="es-CO"/>
-        </w:rPr>
-        <w:t>Sempli</w:t>
-      </w:r>
-      <w:proofErr w:type="spellEnd"/>
-      <w:r>
-        <w:rPr>
-          <w:lang w:val="es-419" w:eastAsia="es-CO"/>
-        </w:rPr>
-        <w:t>, dedicada al financiamiento de negocios, estructura sus propuestas comerciales para emprendedores en formato web interactivo. Incluye descripción del crédito, beneficios comparativos, simulador de cuotas, condiciones de desembolso y testimonios. Esto facilita que el cliente recorra la propuesta como si fuera una experiencia digital, aumentando su comprensión y disposición a concretar.</w:t>
+        <w:t>. La empresa Sempli, dedicada al financiamiento de negocios, estructura sus propuestas comerciales para emprendedores en formato web interactivo. Incluye descripción del crédito, beneficios comparativos, simulador de cuotas, condiciones de desembolso y testimonios. Esto facilita que el cliente recorra la propuesta como si fuera una experiencia digital, aumentando su comprensión y disposición a concretar.</w:t>
       </w:r>
     </w:p>
     <w:p>
@@ -10661,21 +10231,7 @@
         <w:rPr>
           <w:lang w:val="es-419" w:eastAsia="es-CO"/>
         </w:rPr>
-        <w:t xml:space="preserve">Según </w:t>
-      </w:r>
-      <w:proofErr w:type="spellStart"/>
-      <w:r>
-        <w:rPr>
-          <w:lang w:val="es-419" w:eastAsia="es-CO"/>
-        </w:rPr>
-        <w:t>Dahiya</w:t>
-      </w:r>
-      <w:proofErr w:type="spellEnd"/>
-      <w:r>
-        <w:rPr>
-          <w:lang w:val="es-419" w:eastAsia="es-CO"/>
-        </w:rPr>
-        <w:t xml:space="preserve"> (2021), el uso de estos formatos debe responder a criterios de propósito comunicativo, claridad, coherencia visual y adaptabilidad al canal. No se trata únicamente de “embellecer” la propuesta, sino de amplificar su impacto, facilitar la toma de decisiones y generar una experiencia informativa positiva. </w:t>
+        <w:t xml:space="preserve">Según Dahiya (2021), el uso de estos formatos debe responder a criterios de propósito comunicativo, claridad, coherencia visual y adaptabilidad al canal. No se trata únicamente de “embellecer” la propuesta, sino de amplificar su impacto, facilitar la toma de decisiones y generar una experiencia informativa positiva. </w:t>
       </w:r>
     </w:p>
     <w:p>
@@ -10709,21 +10265,7 @@
         <w:rPr>
           <w:lang w:val="es-419" w:eastAsia="es-CO"/>
         </w:rPr>
-        <w:t xml:space="preserve">. La empresa </w:t>
-      </w:r>
-      <w:proofErr w:type="spellStart"/>
-      <w:r>
-        <w:rPr>
-          <w:lang w:val="es-419" w:eastAsia="es-CO"/>
-        </w:rPr>
-        <w:t>Hatsu</w:t>
-      </w:r>
-      <w:proofErr w:type="spellEnd"/>
-      <w:r>
-        <w:rPr>
-          <w:lang w:val="es-419" w:eastAsia="es-CO"/>
-        </w:rPr>
-        <w:t>, especializada en bebidas naturales, integra videos cortos, imágenes de producto en alta resolución, audio musical emocional y textos narrativos en sus propuestas y campañas digitales. Este enfoque multimodal refuerza su identidad de marca, facilita la conexión emocional con el cliente y convierte cada presentación comercial en una experiencia sensorial.</w:t>
+        <w:t>. La empresa Hatsu, especializada en bebidas naturales, integra videos cortos, imágenes de producto en alta resolución, audio musical emocional y textos narrativos en sus propuestas y campañas digitales. Este enfoque multimodal refuerza su identidad de marca, facilita la conexión emocional con el cliente y convierte cada presentación comercial en una experiencia sensorial.</w:t>
       </w:r>
     </w:p>
     <w:p>
@@ -10770,21 +10312,7 @@
           <w:lang w:val="es-419" w:eastAsia="es-CO"/>
         </w:rPr>
         <w:lastRenderedPageBreak/>
-        <w:t xml:space="preserve">Según </w:t>
-      </w:r>
-      <w:proofErr w:type="spellStart"/>
-      <w:r>
-        <w:rPr>
-          <w:lang w:val="es-419" w:eastAsia="es-CO"/>
-        </w:rPr>
-        <w:t>Reimold</w:t>
-      </w:r>
-      <w:proofErr w:type="spellEnd"/>
-      <w:r>
-        <w:rPr>
-          <w:lang w:val="es-419" w:eastAsia="es-CO"/>
-        </w:rPr>
-        <w:t xml:space="preserve"> y Campo (2017), un documento de alta calidad es aquel que comunica eficazmente, refleja la seriedad institucional y respeta la experiencia del lector. La calidad también se mide por la accesibilidad: que el documento sea fácil de abrir, visualizar en diferentes dispositivos y entender sin necesidad de explicaciones adicionales. </w:t>
+        <w:t xml:space="preserve">Según Reimold y Campo (2017), un documento de alta calidad es aquel que comunica eficazmente, refleja la seriedad institucional y respeta la experiencia del lector. La calidad también se mide por la accesibilidad: que el documento sea fácil de abrir, visualizar en diferentes dispositivos y entender sin necesidad de explicaciones adicionales. </w:t>
       </w:r>
     </w:p>
     <w:p>
@@ -11342,25 +10870,7 @@
           <w:szCs w:val="24"/>
           <w:lang w:val="es-419" w:eastAsia="es-CO"/>
         </w:rPr>
-        <w:t xml:space="preserve"> Elaboración propia con base en </w:t>
-      </w:r>
-      <w:proofErr w:type="spellStart"/>
-      <w:r>
-        <w:rPr>
-          <w:sz w:val="24"/>
-          <w:szCs w:val="24"/>
-          <w:lang w:val="es-419" w:eastAsia="es-CO"/>
-        </w:rPr>
-        <w:t>Reimold</w:t>
-      </w:r>
-      <w:proofErr w:type="spellEnd"/>
-      <w:r>
-        <w:rPr>
-          <w:sz w:val="24"/>
-          <w:szCs w:val="24"/>
-          <w:lang w:val="es-419" w:eastAsia="es-CO"/>
-        </w:rPr>
-        <w:t xml:space="preserve"> &amp; Campo, 2017.</w:t>
+        <w:t xml:space="preserve"> Elaboración propia con base en Reimold &amp; Campo, 2017.</w:t>
       </w:r>
       <w:r>
         <w:rPr>
@@ -11661,21 +11171,7 @@
         <w:rPr>
           <w:lang w:val="es-419" w:eastAsia="es-CO"/>
         </w:rPr>
-        <w:t xml:space="preserve">. La plataforma </w:t>
-      </w:r>
-      <w:proofErr w:type="spellStart"/>
-      <w:r>
-        <w:rPr>
-          <w:lang w:val="es-419" w:eastAsia="es-CO"/>
-        </w:rPr>
-        <w:t>Domestika</w:t>
-      </w:r>
-      <w:proofErr w:type="spellEnd"/>
-      <w:r>
-        <w:rPr>
-          <w:lang w:val="es-419" w:eastAsia="es-CO"/>
-        </w:rPr>
-        <w:t>, especializada en cursos creativos, aplica la técnica de escasez mostrando cuántos cupos quedan por categoría y cuánto tiempo falta para que acabe la promoción. Este enfoque aumenta la urgencia de compra sin perder calidad argumentativa, logrando conversión con autenticidad</w:t>
+        <w:t>. La plataforma Domestika, especializada en cursos creativos, aplica la técnica de escasez mostrando cuántos cupos quedan por categoría y cuánto tiempo falta para que acabe la promoción. Este enfoque aumenta la urgencia de compra sin perder calidad argumentativa, logrando conversión con autenticidad</w:t>
       </w:r>
       <w:r>
         <w:rPr>
@@ -11725,35 +11221,7 @@
         <w:rPr>
           <w:lang w:val="es-419" w:eastAsia="es-CO"/>
         </w:rPr>
-        <w:t xml:space="preserve">Según </w:t>
-      </w:r>
-      <w:proofErr w:type="spellStart"/>
-      <w:r>
-        <w:rPr>
-          <w:lang w:val="es-419" w:eastAsia="es-CO"/>
-        </w:rPr>
-        <w:t>Lannon</w:t>
-      </w:r>
-      <w:proofErr w:type="spellEnd"/>
-      <w:r>
-        <w:rPr>
-          <w:lang w:val="es-419" w:eastAsia="es-CO"/>
-        </w:rPr>
-        <w:t xml:space="preserve"> y </w:t>
-      </w:r>
-      <w:proofErr w:type="spellStart"/>
-      <w:r>
-        <w:rPr>
-          <w:lang w:val="es-419" w:eastAsia="es-CO"/>
-        </w:rPr>
-        <w:t>Gurak</w:t>
-      </w:r>
-      <w:proofErr w:type="spellEnd"/>
-      <w:r>
-        <w:rPr>
-          <w:lang w:val="es-419" w:eastAsia="es-CO"/>
-        </w:rPr>
-        <w:t xml:space="preserve"> (2013), una buena redacción comercial evita tecnicismos innecesarios, utiliza verbos activos, estructura con claridad y hace énfasis en los beneficios para el cliente más que en las cualidades del producto. </w:t>
+        <w:t xml:space="preserve">Según Lannon y Gurak (2013), una buena redacción comercial evita tecnicismos innecesarios, utiliza verbos activos, estructura con claridad y hace énfasis en los beneficios para el cliente más que en las cualidades del producto. </w:t>
       </w:r>
     </w:p>
     <w:p>
@@ -12688,11 +12156,6 @@
           </w:p>
           <w:p>
             <w:r>
-              <w:t xml:space="preserve">INICIA CORTINA MUSICAL </w:t>
-            </w:r>
-          </w:p>
-          <w:p>
-            <w:r>
               <w:t>Vamos a comenzar por lo esencial: ¿qué hace que una propuesta comercial esté bien organizada? Más allá de tener buena presentación, debe tener una estructura clara que comunique valor desde el primer vistazo. Claudia, Nico, ¿cómo lo ven ustedes?</w:t>
             </w:r>
           </w:p>
@@ -12763,23 +12226,7 @@
           </w:p>
           <w:p>
             <w:r>
-              <w:t xml:space="preserve">Son fundamentales. Herramientas como </w:t>
-            </w:r>
-            <w:proofErr w:type="spellStart"/>
-            <w:r>
-              <w:t>Canva</w:t>
-            </w:r>
-            <w:proofErr w:type="spellEnd"/>
-            <w:r>
-              <w:t xml:space="preserve">, </w:t>
-            </w:r>
-            <w:proofErr w:type="spellStart"/>
-            <w:r>
-              <w:t>Genially</w:t>
-            </w:r>
-            <w:proofErr w:type="spellEnd"/>
-            <w:r>
-              <w:t xml:space="preserve"> o PowerPoint permiten presentar propuestas visuales, interactivas y profesionales.</w:t>
+              <w:t>Son fundamentales. Herramientas como Canva, Genially o PowerPoint permiten presentar propuestas visuales, interactivas y profesionales.</w:t>
             </w:r>
           </w:p>
           <w:p>
@@ -12800,15 +12247,7 @@
           </w:p>
           <w:p>
             <w:r>
-              <w:t>Otro error: escribir como robot. “Nos complace ofrecerle…” ¡</w:t>
-            </w:r>
-            <w:proofErr w:type="spellStart"/>
-            <w:r>
-              <w:t>Nooo</w:t>
-            </w:r>
-            <w:proofErr w:type="spellEnd"/>
-            <w:r>
-              <w:t>!</w:t>
+              <w:t>Otro error: escribir como robot. “Nos complace ofrecerle…” ¡Nooo!</w:t>
             </w:r>
           </w:p>
           <w:p>
@@ -12832,15 +12271,7 @@
           </w:p>
           <w:p>
             <w:r>
-              <w:t xml:space="preserve">Ahí entra el seguimiento. Protocolos claros, herramientas como CRM, </w:t>
-            </w:r>
-            <w:proofErr w:type="gramStart"/>
-            <w:r>
-              <w:t>y</w:t>
-            </w:r>
-            <w:proofErr w:type="gramEnd"/>
-            <w:r>
-              <w:t xml:space="preserve"> sobre todo, persistencia profesional.</w:t>
+              <w:t>Ahí entra el seguimiento. Protocolos claros, herramientas como CRM, y sobre todo, persistencia profesional.</w:t>
             </w:r>
           </w:p>
           <w:p>
@@ -13351,7 +12782,6 @@
           <w:lang w:val="es-419"/>
         </w:rPr>
       </w:pPr>
-      <w:proofErr w:type="spellStart"/>
       <w:r>
         <w:rPr>
           <w:rStyle w:val="Extranjerismo"/>
@@ -13361,7 +12791,6 @@
         </w:rPr>
         <w:t>Storytelling</w:t>
       </w:r>
-      <w:proofErr w:type="spellEnd"/>
       <w:r>
         <w:rPr>
           <w:rFonts w:ascii="Calibri" w:hAnsi="Calibri" w:cs="Calibri"/>
@@ -13567,43 +12996,7 @@
                 <w:sz w:val="28"/>
                 <w:szCs w:val="28"/>
               </w:rPr>
-              <w:t xml:space="preserve">Kotler, P., </w:t>
-            </w:r>
-            <w:proofErr w:type="spellStart"/>
-            <w:r>
-              <w:rPr>
-                <w:bCs/>
-                <w:sz w:val="28"/>
-                <w:szCs w:val="28"/>
-              </w:rPr>
-              <w:t>Kartajaya</w:t>
-            </w:r>
-            <w:proofErr w:type="spellEnd"/>
-            <w:r>
-              <w:rPr>
-                <w:bCs/>
-                <w:sz w:val="28"/>
-                <w:szCs w:val="28"/>
-              </w:rPr>
-              <w:t xml:space="preserve">, H., &amp; </w:t>
-            </w:r>
-            <w:proofErr w:type="spellStart"/>
-            <w:r>
-              <w:rPr>
-                <w:bCs/>
-                <w:sz w:val="28"/>
-                <w:szCs w:val="28"/>
-              </w:rPr>
-              <w:t>Setiawan</w:t>
-            </w:r>
-            <w:proofErr w:type="spellEnd"/>
-            <w:r>
-              <w:rPr>
-                <w:bCs/>
-                <w:sz w:val="28"/>
-                <w:szCs w:val="28"/>
-              </w:rPr>
-              <w:t xml:space="preserve">, I. (2021). </w:t>
+              <w:t xml:space="preserve">Kotler, P., Kartajaya, H., &amp; Setiawan, I. (2021). </w:t>
             </w:r>
             <w:r>
               <w:rPr>
@@ -14042,7 +13435,6 @@
         </w:rPr>
         <w:t xml:space="preserve">Arango Serna, S. A., Londoño Salazar, J. H., &amp; Álvarez Uribe, A. M. (2015). </w:t>
       </w:r>
-      <w:proofErr w:type="spellStart"/>
       <w:r>
         <w:rPr>
           <w:rStyle w:val="Extranjerismo"/>
@@ -14050,189 +13442,8 @@
           <w:sz w:val="28"/>
           <w:szCs w:val="28"/>
         </w:rPr>
-        <w:t>Capacidades</w:t>
-      </w:r>
-      <w:proofErr w:type="spellEnd"/>
-      <w:r>
-        <w:rPr>
-          <w:rStyle w:val="Extranjerismo"/>
-          <w:rFonts w:asciiTheme="minorHAnsi" w:hAnsiTheme="minorHAnsi" w:cstheme="minorHAnsi"/>
-          <w:sz w:val="28"/>
-          <w:szCs w:val="28"/>
-        </w:rPr>
-        <w:t xml:space="preserve"> de </w:t>
-      </w:r>
-      <w:proofErr w:type="spellStart"/>
-      <w:r>
-        <w:rPr>
-          <w:rStyle w:val="Extranjerismo"/>
-          <w:rFonts w:asciiTheme="minorHAnsi" w:hAnsiTheme="minorHAnsi" w:cstheme="minorHAnsi"/>
-          <w:sz w:val="28"/>
-          <w:szCs w:val="28"/>
-        </w:rPr>
-        <w:t>negocio</w:t>
-      </w:r>
-      <w:proofErr w:type="spellEnd"/>
-      <w:r>
-        <w:rPr>
-          <w:rStyle w:val="Extranjerismo"/>
-          <w:rFonts w:asciiTheme="minorHAnsi" w:hAnsiTheme="minorHAnsi" w:cstheme="minorHAnsi"/>
-          <w:sz w:val="28"/>
-          <w:szCs w:val="28"/>
-        </w:rPr>
-        <w:t xml:space="preserve"> </w:t>
-      </w:r>
-      <w:proofErr w:type="spellStart"/>
-      <w:r>
-        <w:rPr>
-          <w:rStyle w:val="Extranjerismo"/>
-          <w:rFonts w:asciiTheme="minorHAnsi" w:hAnsiTheme="minorHAnsi" w:cstheme="minorHAnsi"/>
-          <w:sz w:val="28"/>
-          <w:szCs w:val="28"/>
-        </w:rPr>
-        <w:t>en</w:t>
-      </w:r>
-      <w:proofErr w:type="spellEnd"/>
-      <w:r>
-        <w:rPr>
-          <w:rStyle w:val="Extranjerismo"/>
-          <w:rFonts w:asciiTheme="minorHAnsi" w:hAnsiTheme="minorHAnsi" w:cstheme="minorHAnsi"/>
-          <w:sz w:val="28"/>
-          <w:szCs w:val="28"/>
-        </w:rPr>
-        <w:t xml:space="preserve"> </w:t>
-      </w:r>
-      <w:proofErr w:type="spellStart"/>
-      <w:r>
-        <w:rPr>
-          <w:rStyle w:val="Extranjerismo"/>
-          <w:rFonts w:asciiTheme="minorHAnsi" w:hAnsiTheme="minorHAnsi" w:cstheme="minorHAnsi"/>
-          <w:sz w:val="28"/>
-          <w:szCs w:val="28"/>
-        </w:rPr>
-        <w:t>el</w:t>
-      </w:r>
-      <w:proofErr w:type="spellEnd"/>
-      <w:r>
-        <w:rPr>
-          <w:rStyle w:val="Extranjerismo"/>
-          <w:rFonts w:asciiTheme="minorHAnsi" w:hAnsiTheme="minorHAnsi" w:cstheme="minorHAnsi"/>
-          <w:sz w:val="28"/>
-          <w:szCs w:val="28"/>
-        </w:rPr>
-        <w:t xml:space="preserve"> </w:t>
-      </w:r>
-      <w:proofErr w:type="spellStart"/>
-      <w:r>
-        <w:rPr>
-          <w:rStyle w:val="Extranjerismo"/>
-          <w:rFonts w:asciiTheme="minorHAnsi" w:hAnsiTheme="minorHAnsi" w:cstheme="minorHAnsi"/>
-          <w:sz w:val="28"/>
-          <w:szCs w:val="28"/>
-        </w:rPr>
-        <w:t>contexto</w:t>
-      </w:r>
-      <w:proofErr w:type="spellEnd"/>
-      <w:r>
-        <w:rPr>
-          <w:rStyle w:val="Extranjerismo"/>
-          <w:rFonts w:asciiTheme="minorHAnsi" w:hAnsiTheme="minorHAnsi" w:cstheme="minorHAnsi"/>
-          <w:sz w:val="28"/>
-          <w:szCs w:val="28"/>
-        </w:rPr>
-        <w:t xml:space="preserve"> </w:t>
-      </w:r>
-      <w:proofErr w:type="spellStart"/>
-      <w:r>
-        <w:rPr>
-          <w:rStyle w:val="Extranjerismo"/>
-          <w:rFonts w:asciiTheme="minorHAnsi" w:hAnsiTheme="minorHAnsi" w:cstheme="minorHAnsi"/>
-          <w:sz w:val="28"/>
-          <w:szCs w:val="28"/>
-        </w:rPr>
-        <w:t>empresarial</w:t>
-      </w:r>
-      <w:proofErr w:type="spellEnd"/>
-      <w:r>
-        <w:rPr>
-          <w:rStyle w:val="Extranjerismo"/>
-          <w:rFonts w:asciiTheme="minorHAnsi" w:hAnsiTheme="minorHAnsi" w:cstheme="minorHAnsi"/>
-          <w:sz w:val="28"/>
-          <w:szCs w:val="28"/>
-        </w:rPr>
-        <w:t xml:space="preserve">. </w:t>
-      </w:r>
-      <w:proofErr w:type="spellStart"/>
-      <w:r>
-        <w:rPr>
-          <w:rStyle w:val="Extranjerismo"/>
-          <w:rFonts w:asciiTheme="minorHAnsi" w:hAnsiTheme="minorHAnsi" w:cstheme="minorHAnsi"/>
-          <w:sz w:val="28"/>
-          <w:szCs w:val="28"/>
-        </w:rPr>
-        <w:t>Revista</w:t>
-      </w:r>
-      <w:proofErr w:type="spellEnd"/>
-      <w:r>
-        <w:rPr>
-          <w:rStyle w:val="Extranjerismo"/>
-          <w:rFonts w:asciiTheme="minorHAnsi" w:hAnsiTheme="minorHAnsi" w:cstheme="minorHAnsi"/>
-          <w:sz w:val="28"/>
-          <w:szCs w:val="28"/>
-        </w:rPr>
-        <w:t xml:space="preserve"> </w:t>
-      </w:r>
-      <w:proofErr w:type="spellStart"/>
-      <w:r>
-        <w:rPr>
-          <w:rStyle w:val="Extranjerismo"/>
-          <w:rFonts w:asciiTheme="minorHAnsi" w:hAnsiTheme="minorHAnsi" w:cstheme="minorHAnsi"/>
-          <w:sz w:val="28"/>
-          <w:szCs w:val="28"/>
-        </w:rPr>
-        <w:t>Facultad</w:t>
-      </w:r>
-      <w:proofErr w:type="spellEnd"/>
-      <w:r>
-        <w:rPr>
-          <w:rStyle w:val="Extranjerismo"/>
-          <w:rFonts w:asciiTheme="minorHAnsi" w:hAnsiTheme="minorHAnsi" w:cstheme="minorHAnsi"/>
-          <w:sz w:val="28"/>
-          <w:szCs w:val="28"/>
-        </w:rPr>
-        <w:t xml:space="preserve"> de </w:t>
-      </w:r>
-      <w:proofErr w:type="spellStart"/>
-      <w:r>
-        <w:rPr>
-          <w:rStyle w:val="Extranjerismo"/>
-          <w:rFonts w:asciiTheme="minorHAnsi" w:hAnsiTheme="minorHAnsi" w:cstheme="minorHAnsi"/>
-          <w:sz w:val="28"/>
-          <w:szCs w:val="28"/>
-        </w:rPr>
-        <w:t>Ingeniería</w:t>
-      </w:r>
-      <w:proofErr w:type="spellEnd"/>
-      <w:r>
-        <w:rPr>
-          <w:rStyle w:val="Extranjerismo"/>
-          <w:rFonts w:asciiTheme="minorHAnsi" w:hAnsiTheme="minorHAnsi" w:cstheme="minorHAnsi"/>
-          <w:sz w:val="28"/>
-          <w:szCs w:val="28"/>
-        </w:rPr>
-        <w:t xml:space="preserve">, (76), 2–13. </w:t>
-      </w:r>
-      <w:proofErr w:type="spellStart"/>
-      <w:r>
-        <w:rPr>
-          <w:rStyle w:val="Extranjerismo"/>
-          <w:rFonts w:asciiTheme="minorHAnsi" w:hAnsiTheme="minorHAnsi" w:cstheme="minorHAnsi"/>
-          <w:sz w:val="28"/>
-          <w:szCs w:val="28"/>
-        </w:rPr>
-        <w:t>Redalyc</w:t>
-      </w:r>
-      <w:proofErr w:type="spellEnd"/>
+        <w:t>Capacidades de negocio en el contexto empresarial. Revista Facultad de Ingeniería, (76), 2–13. Redalyc</w:t>
+      </w:r>
       <w:r>
         <w:rPr>
           <w:rFonts w:asciiTheme="minorHAnsi" w:hAnsiTheme="minorHAnsi" w:cstheme="minorHAnsi"/>
@@ -14289,247 +13500,7 @@
           <w:sz w:val="28"/>
           <w:szCs w:val="28"/>
         </w:rPr>
-        <w:t xml:space="preserve">La </w:t>
-      </w:r>
-      <w:proofErr w:type="spellStart"/>
-      <w:r>
-        <w:rPr>
-          <w:rStyle w:val="Extranjerismo"/>
-          <w:rFonts w:asciiTheme="minorHAnsi" w:hAnsiTheme="minorHAnsi" w:cstheme="minorHAnsi"/>
-          <w:sz w:val="28"/>
-          <w:szCs w:val="28"/>
-        </w:rPr>
-        <w:t>narración</w:t>
-      </w:r>
-      <w:proofErr w:type="spellEnd"/>
-      <w:r>
-        <w:rPr>
-          <w:rStyle w:val="Extranjerismo"/>
-          <w:rFonts w:asciiTheme="minorHAnsi" w:hAnsiTheme="minorHAnsi" w:cstheme="minorHAnsi"/>
-          <w:sz w:val="28"/>
-          <w:szCs w:val="28"/>
-        </w:rPr>
-        <w:t xml:space="preserve"> de </w:t>
-      </w:r>
-      <w:proofErr w:type="spellStart"/>
-      <w:r>
-        <w:rPr>
-          <w:rStyle w:val="Extranjerismo"/>
-          <w:rFonts w:asciiTheme="minorHAnsi" w:hAnsiTheme="minorHAnsi" w:cstheme="minorHAnsi"/>
-          <w:sz w:val="28"/>
-          <w:szCs w:val="28"/>
-        </w:rPr>
-        <w:t>historias</w:t>
-      </w:r>
-      <w:proofErr w:type="spellEnd"/>
-      <w:r>
-        <w:rPr>
-          <w:rStyle w:val="Extranjerismo"/>
-          <w:rFonts w:asciiTheme="minorHAnsi" w:hAnsiTheme="minorHAnsi" w:cstheme="minorHAnsi"/>
-          <w:sz w:val="28"/>
-          <w:szCs w:val="28"/>
-        </w:rPr>
-        <w:t xml:space="preserve"> y </w:t>
-      </w:r>
-      <w:proofErr w:type="spellStart"/>
-      <w:r>
-        <w:rPr>
-          <w:rStyle w:val="Extranjerismo"/>
-          <w:rFonts w:asciiTheme="minorHAnsi" w:hAnsiTheme="minorHAnsi" w:cstheme="minorHAnsi"/>
-          <w:sz w:val="28"/>
-          <w:szCs w:val="28"/>
-        </w:rPr>
-        <w:t>el</w:t>
-      </w:r>
-      <w:proofErr w:type="spellEnd"/>
-      <w:r>
-        <w:rPr>
-          <w:rStyle w:val="Extranjerismo"/>
-          <w:rFonts w:asciiTheme="minorHAnsi" w:hAnsiTheme="minorHAnsi" w:cstheme="minorHAnsi"/>
-          <w:sz w:val="28"/>
-          <w:szCs w:val="28"/>
-        </w:rPr>
-        <w:t xml:space="preserve"> </w:t>
-      </w:r>
-      <w:proofErr w:type="spellStart"/>
-      <w:r>
-        <w:rPr>
-          <w:rStyle w:val="Extranjerismo"/>
-          <w:rFonts w:asciiTheme="minorHAnsi" w:hAnsiTheme="minorHAnsi" w:cstheme="minorHAnsi"/>
-          <w:sz w:val="28"/>
-          <w:szCs w:val="28"/>
-        </w:rPr>
-        <w:t>desarrollo</w:t>
-      </w:r>
-      <w:proofErr w:type="spellEnd"/>
-      <w:r>
-        <w:rPr>
-          <w:rStyle w:val="Extranjerismo"/>
-          <w:rFonts w:asciiTheme="minorHAnsi" w:hAnsiTheme="minorHAnsi" w:cstheme="minorHAnsi"/>
-          <w:sz w:val="28"/>
-          <w:szCs w:val="28"/>
-        </w:rPr>
-        <w:t xml:space="preserve"> de </w:t>
-      </w:r>
-      <w:proofErr w:type="spellStart"/>
-      <w:r>
-        <w:rPr>
-          <w:rStyle w:val="Extranjerismo"/>
-          <w:rFonts w:asciiTheme="minorHAnsi" w:hAnsiTheme="minorHAnsi" w:cstheme="minorHAnsi"/>
-          <w:sz w:val="28"/>
-          <w:szCs w:val="28"/>
-        </w:rPr>
-        <w:t>contenidos</w:t>
-      </w:r>
-      <w:proofErr w:type="spellEnd"/>
-      <w:r>
-        <w:rPr>
-          <w:rStyle w:val="Extranjerismo"/>
-          <w:rFonts w:asciiTheme="minorHAnsi" w:hAnsiTheme="minorHAnsi" w:cstheme="minorHAnsi"/>
-          <w:sz w:val="28"/>
-          <w:szCs w:val="28"/>
-        </w:rPr>
-        <w:t xml:space="preserve"> </w:t>
-      </w:r>
-      <w:proofErr w:type="spellStart"/>
-      <w:r>
-        <w:rPr>
-          <w:rStyle w:val="Extranjerismo"/>
-          <w:rFonts w:asciiTheme="minorHAnsi" w:hAnsiTheme="minorHAnsi" w:cstheme="minorHAnsi"/>
-          <w:sz w:val="28"/>
-          <w:szCs w:val="28"/>
-        </w:rPr>
-        <w:t>publicitarios</w:t>
-      </w:r>
-      <w:proofErr w:type="spellEnd"/>
-      <w:r>
-        <w:rPr>
-          <w:rStyle w:val="Extranjerismo"/>
-          <w:rFonts w:asciiTheme="minorHAnsi" w:hAnsiTheme="minorHAnsi" w:cstheme="minorHAnsi"/>
-          <w:sz w:val="28"/>
-          <w:szCs w:val="28"/>
-        </w:rPr>
-        <w:t xml:space="preserve"> </w:t>
-      </w:r>
-      <w:proofErr w:type="spellStart"/>
-      <w:r>
-        <w:rPr>
-          <w:rStyle w:val="Extranjerismo"/>
-          <w:rFonts w:asciiTheme="minorHAnsi" w:hAnsiTheme="minorHAnsi" w:cstheme="minorHAnsi"/>
-          <w:sz w:val="28"/>
-          <w:szCs w:val="28"/>
-        </w:rPr>
-        <w:t>en</w:t>
-      </w:r>
-      <w:proofErr w:type="spellEnd"/>
-      <w:r>
-        <w:rPr>
-          <w:rStyle w:val="Extranjerismo"/>
-          <w:rFonts w:asciiTheme="minorHAnsi" w:hAnsiTheme="minorHAnsi" w:cstheme="minorHAnsi"/>
-          <w:sz w:val="28"/>
-          <w:szCs w:val="28"/>
-        </w:rPr>
-        <w:t xml:space="preserve"> redes </w:t>
-      </w:r>
-      <w:proofErr w:type="spellStart"/>
-      <w:r>
-        <w:rPr>
-          <w:rStyle w:val="Extranjerismo"/>
-          <w:rFonts w:asciiTheme="minorHAnsi" w:hAnsiTheme="minorHAnsi" w:cstheme="minorHAnsi"/>
-          <w:sz w:val="28"/>
-          <w:szCs w:val="28"/>
-        </w:rPr>
-        <w:t>sociales</w:t>
-      </w:r>
-      <w:proofErr w:type="spellEnd"/>
-      <w:r>
-        <w:rPr>
-          <w:rStyle w:val="Extranjerismo"/>
-          <w:rFonts w:asciiTheme="minorHAnsi" w:hAnsiTheme="minorHAnsi" w:cstheme="minorHAnsi"/>
-          <w:sz w:val="28"/>
-          <w:szCs w:val="28"/>
-        </w:rPr>
-        <w:t xml:space="preserve">. Caso: Bimbo </w:t>
-      </w:r>
-      <w:proofErr w:type="spellStart"/>
-      <w:r>
-        <w:rPr>
-          <w:rStyle w:val="Extranjerismo"/>
-          <w:rFonts w:asciiTheme="minorHAnsi" w:hAnsiTheme="minorHAnsi" w:cstheme="minorHAnsi"/>
-          <w:sz w:val="28"/>
-          <w:szCs w:val="28"/>
-        </w:rPr>
-        <w:t>en</w:t>
-      </w:r>
-      <w:proofErr w:type="spellEnd"/>
-      <w:r>
-        <w:rPr>
-          <w:rStyle w:val="Extranjerismo"/>
-          <w:rFonts w:asciiTheme="minorHAnsi" w:hAnsiTheme="minorHAnsi" w:cstheme="minorHAnsi"/>
-          <w:sz w:val="28"/>
-          <w:szCs w:val="28"/>
-        </w:rPr>
-        <w:t xml:space="preserve"> Instagram. </w:t>
-      </w:r>
-      <w:proofErr w:type="spellStart"/>
-      <w:r>
-        <w:rPr>
-          <w:rStyle w:val="Extranjerismo"/>
-          <w:rFonts w:asciiTheme="minorHAnsi" w:hAnsiTheme="minorHAnsi" w:cstheme="minorHAnsi"/>
-          <w:sz w:val="28"/>
-          <w:szCs w:val="28"/>
-        </w:rPr>
-        <w:t>Revista</w:t>
-      </w:r>
-      <w:proofErr w:type="spellEnd"/>
-      <w:r>
-        <w:rPr>
-          <w:rStyle w:val="Extranjerismo"/>
-          <w:rFonts w:asciiTheme="minorHAnsi" w:hAnsiTheme="minorHAnsi" w:cstheme="minorHAnsi"/>
-          <w:sz w:val="28"/>
-          <w:szCs w:val="28"/>
-        </w:rPr>
-        <w:t xml:space="preserve"> </w:t>
-      </w:r>
-      <w:proofErr w:type="spellStart"/>
-      <w:r>
-        <w:rPr>
-          <w:rStyle w:val="Extranjerismo"/>
-          <w:rFonts w:asciiTheme="minorHAnsi" w:hAnsiTheme="minorHAnsi" w:cstheme="minorHAnsi"/>
-          <w:sz w:val="28"/>
-          <w:szCs w:val="28"/>
-        </w:rPr>
-        <w:t>Comunicación</w:t>
-      </w:r>
-      <w:proofErr w:type="spellEnd"/>
-      <w:r>
-        <w:rPr>
-          <w:rStyle w:val="Extranjerismo"/>
-          <w:rFonts w:asciiTheme="minorHAnsi" w:hAnsiTheme="minorHAnsi" w:cstheme="minorHAnsi"/>
-          <w:sz w:val="28"/>
-          <w:szCs w:val="28"/>
-        </w:rPr>
-        <w:t xml:space="preserve">, 31(1), 65–78. </w:t>
-      </w:r>
-      <w:proofErr w:type="spellStart"/>
-      <w:r>
-        <w:rPr>
-          <w:rStyle w:val="Extranjerismo"/>
-          <w:rFonts w:asciiTheme="minorHAnsi" w:hAnsiTheme="minorHAnsi" w:cstheme="minorHAnsi"/>
-          <w:sz w:val="28"/>
-          <w:szCs w:val="28"/>
-        </w:rPr>
-        <w:t>Redalyc</w:t>
-      </w:r>
-      <w:proofErr w:type="spellEnd"/>
-      <w:r>
-        <w:rPr>
-          <w:rStyle w:val="Extranjerismo"/>
-          <w:rFonts w:asciiTheme="minorHAnsi" w:hAnsiTheme="minorHAnsi" w:cstheme="minorHAnsi"/>
-          <w:sz w:val="28"/>
-          <w:szCs w:val="28"/>
-        </w:rPr>
-        <w:t xml:space="preserve">. </w:t>
+        <w:t xml:space="preserve">La narración de historias y el desarrollo de contenidos publicitarios en redes sociales. Caso: Bimbo en Instagram. Revista Comunicación, 31(1), 65–78. Redalyc. </w:t>
       </w:r>
       <w:hyperlink r:id="rId29" w:history="1">
         <w:r>
@@ -14570,27 +13541,8 @@
           <w:sz w:val="28"/>
           <w:szCs w:val="28"/>
         </w:rPr>
-        <w:t xml:space="preserve">Fernández </w:t>
-      </w:r>
-      <w:proofErr w:type="spellStart"/>
-      <w:r>
-        <w:rPr>
-          <w:rFonts w:asciiTheme="minorHAnsi" w:hAnsiTheme="minorHAnsi" w:cstheme="minorHAnsi"/>
-          <w:sz w:val="28"/>
-          <w:szCs w:val="28"/>
-        </w:rPr>
-        <w:t>Valiñas</w:t>
-      </w:r>
-      <w:proofErr w:type="spellEnd"/>
-      <w:r>
-        <w:rPr>
-          <w:rFonts w:asciiTheme="minorHAnsi" w:hAnsiTheme="minorHAnsi" w:cstheme="minorHAnsi"/>
-          <w:sz w:val="28"/>
-          <w:szCs w:val="28"/>
-        </w:rPr>
-        <w:t xml:space="preserve">, R. (2023). </w:t>
-      </w:r>
-      <w:proofErr w:type="spellStart"/>
+        <w:t xml:space="preserve">Fernández Valiñas, R. (2023). </w:t>
+      </w:r>
       <w:r>
         <w:rPr>
           <w:rStyle w:val="Extranjerismo"/>
@@ -14598,37 +13550,7 @@
           <w:sz w:val="28"/>
           <w:szCs w:val="28"/>
         </w:rPr>
-        <w:t>Segmentación</w:t>
-      </w:r>
-      <w:proofErr w:type="spellEnd"/>
-      <w:r>
-        <w:rPr>
-          <w:rStyle w:val="Extranjerismo"/>
-          <w:rFonts w:asciiTheme="minorHAnsi" w:hAnsiTheme="minorHAnsi" w:cstheme="minorHAnsi"/>
-          <w:sz w:val="28"/>
-          <w:szCs w:val="28"/>
-        </w:rPr>
-        <w:t xml:space="preserve"> de mercados. Universidad </w:t>
-      </w:r>
-      <w:proofErr w:type="spellStart"/>
-      <w:r>
-        <w:rPr>
-          <w:rStyle w:val="Extranjerismo"/>
-          <w:rFonts w:asciiTheme="minorHAnsi" w:hAnsiTheme="minorHAnsi" w:cstheme="minorHAnsi"/>
-          <w:sz w:val="28"/>
-          <w:szCs w:val="28"/>
-        </w:rPr>
-        <w:t>Tecnológica</w:t>
-      </w:r>
-      <w:proofErr w:type="spellEnd"/>
-      <w:r>
-        <w:rPr>
-          <w:rStyle w:val="Extranjerismo"/>
-          <w:rFonts w:asciiTheme="minorHAnsi" w:hAnsiTheme="minorHAnsi" w:cstheme="minorHAnsi"/>
-          <w:sz w:val="28"/>
-          <w:szCs w:val="28"/>
-        </w:rPr>
-        <w:t xml:space="preserve"> de México</w:t>
+        <w:t>Segmentación de mercados. Universidad Tecnológica de México</w:t>
       </w:r>
       <w:r>
         <w:rPr>
@@ -14686,147 +13608,7 @@
           <w:sz w:val="28"/>
           <w:szCs w:val="28"/>
         </w:rPr>
-        <w:t xml:space="preserve">“Storytelling”: </w:t>
-      </w:r>
-      <w:proofErr w:type="spellStart"/>
-      <w:r>
-        <w:rPr>
-          <w:rStyle w:val="Extranjerismo"/>
-          <w:rFonts w:asciiTheme="minorHAnsi" w:hAnsiTheme="minorHAnsi" w:cstheme="minorHAnsi"/>
-          <w:sz w:val="28"/>
-          <w:szCs w:val="28"/>
-        </w:rPr>
-        <w:t>cómo</w:t>
-      </w:r>
-      <w:proofErr w:type="spellEnd"/>
-      <w:r>
-        <w:rPr>
-          <w:rStyle w:val="Extranjerismo"/>
-          <w:rFonts w:asciiTheme="minorHAnsi" w:hAnsiTheme="minorHAnsi" w:cstheme="minorHAnsi"/>
-          <w:sz w:val="28"/>
-          <w:szCs w:val="28"/>
-        </w:rPr>
-        <w:t xml:space="preserve"> </w:t>
-      </w:r>
-      <w:proofErr w:type="spellStart"/>
-      <w:r>
-        <w:rPr>
-          <w:rStyle w:val="Extranjerismo"/>
-          <w:rFonts w:asciiTheme="minorHAnsi" w:hAnsiTheme="minorHAnsi" w:cstheme="minorHAnsi"/>
-          <w:sz w:val="28"/>
-          <w:szCs w:val="28"/>
-        </w:rPr>
-        <w:t>contar</w:t>
-      </w:r>
-      <w:proofErr w:type="spellEnd"/>
-      <w:r>
-        <w:rPr>
-          <w:rStyle w:val="Extranjerismo"/>
-          <w:rFonts w:asciiTheme="minorHAnsi" w:hAnsiTheme="minorHAnsi" w:cstheme="minorHAnsi"/>
-          <w:sz w:val="28"/>
-          <w:szCs w:val="28"/>
-        </w:rPr>
-        <w:t xml:space="preserve"> </w:t>
-      </w:r>
-      <w:proofErr w:type="spellStart"/>
-      <w:r>
-        <w:rPr>
-          <w:rStyle w:val="Extranjerismo"/>
-          <w:rFonts w:asciiTheme="minorHAnsi" w:hAnsiTheme="minorHAnsi" w:cstheme="minorHAnsi"/>
-          <w:sz w:val="28"/>
-          <w:szCs w:val="28"/>
-        </w:rPr>
-        <w:t>historias</w:t>
-      </w:r>
-      <w:proofErr w:type="spellEnd"/>
-      <w:r>
-        <w:rPr>
-          <w:rStyle w:val="Extranjerismo"/>
-          <w:rFonts w:asciiTheme="minorHAnsi" w:hAnsiTheme="minorHAnsi" w:cstheme="minorHAnsi"/>
-          <w:sz w:val="28"/>
-          <w:szCs w:val="28"/>
-        </w:rPr>
-        <w:t xml:space="preserve"> </w:t>
-      </w:r>
-      <w:proofErr w:type="spellStart"/>
-      <w:r>
-        <w:rPr>
-          <w:rStyle w:val="Extranjerismo"/>
-          <w:rFonts w:asciiTheme="minorHAnsi" w:hAnsiTheme="minorHAnsi" w:cstheme="minorHAnsi"/>
-          <w:sz w:val="28"/>
-          <w:szCs w:val="28"/>
-        </w:rPr>
-        <w:t>ayuda</w:t>
-      </w:r>
-      <w:proofErr w:type="spellEnd"/>
-      <w:r>
-        <w:rPr>
-          <w:rStyle w:val="Extranjerismo"/>
-          <w:rFonts w:asciiTheme="minorHAnsi" w:hAnsiTheme="minorHAnsi" w:cstheme="minorHAnsi"/>
-          <w:sz w:val="28"/>
-          <w:szCs w:val="28"/>
-        </w:rPr>
-        <w:t xml:space="preserve"> a la </w:t>
-      </w:r>
-      <w:proofErr w:type="spellStart"/>
-      <w:r>
-        <w:rPr>
-          <w:rStyle w:val="Extranjerismo"/>
-          <w:rFonts w:asciiTheme="minorHAnsi" w:hAnsiTheme="minorHAnsi" w:cstheme="minorHAnsi"/>
-          <w:sz w:val="28"/>
-          <w:szCs w:val="28"/>
-        </w:rPr>
-        <w:t>estrategia</w:t>
-      </w:r>
-      <w:proofErr w:type="spellEnd"/>
-      <w:r>
-        <w:rPr>
-          <w:rStyle w:val="Extranjerismo"/>
-          <w:rFonts w:asciiTheme="minorHAnsi" w:hAnsiTheme="minorHAnsi" w:cstheme="minorHAnsi"/>
-          <w:sz w:val="28"/>
-          <w:szCs w:val="28"/>
-        </w:rPr>
-        <w:t xml:space="preserve"> de marketing (</w:t>
-      </w:r>
-      <w:proofErr w:type="spellStart"/>
-      <w:r>
-        <w:rPr>
-          <w:rStyle w:val="Extranjerismo"/>
-          <w:rFonts w:asciiTheme="minorHAnsi" w:hAnsiTheme="minorHAnsi" w:cstheme="minorHAnsi"/>
-          <w:sz w:val="28"/>
-          <w:szCs w:val="28"/>
-        </w:rPr>
-        <w:t>Trabajo</w:t>
-      </w:r>
-      <w:proofErr w:type="spellEnd"/>
-      <w:r>
-        <w:rPr>
-          <w:rStyle w:val="Extranjerismo"/>
-          <w:rFonts w:asciiTheme="minorHAnsi" w:hAnsiTheme="minorHAnsi" w:cstheme="minorHAnsi"/>
-          <w:sz w:val="28"/>
-          <w:szCs w:val="28"/>
-        </w:rPr>
-        <w:t xml:space="preserve"> de fin de </w:t>
-      </w:r>
-      <w:proofErr w:type="spellStart"/>
-      <w:r>
-        <w:rPr>
-          <w:rStyle w:val="Extranjerismo"/>
-          <w:rFonts w:asciiTheme="minorHAnsi" w:hAnsiTheme="minorHAnsi" w:cstheme="minorHAnsi"/>
-          <w:sz w:val="28"/>
-          <w:szCs w:val="28"/>
-        </w:rPr>
-        <w:t>grado</w:t>
-      </w:r>
-      <w:proofErr w:type="spellEnd"/>
-      <w:r>
-        <w:rPr>
-          <w:rStyle w:val="Extranjerismo"/>
-          <w:rFonts w:asciiTheme="minorHAnsi" w:hAnsiTheme="minorHAnsi" w:cstheme="minorHAnsi"/>
-          <w:sz w:val="28"/>
-          <w:szCs w:val="28"/>
-        </w:rPr>
-        <w:t>). Universidad de Sevilla</w:t>
+        <w:t>“Storytelling”: cómo contar historias ayuda a la estrategia de marketing (Trabajo de fin de grado). Universidad de Sevilla</w:t>
       </w:r>
       <w:r>
         <w:rPr>
@@ -14877,7 +13659,6 @@
         </w:rPr>
         <w:t xml:space="preserve">Solomon, M. R. (2018). </w:t>
       </w:r>
-      <w:proofErr w:type="spellStart"/>
       <w:r>
         <w:rPr>
           <w:rStyle w:val="Extranjerismo"/>
@@ -14885,109 +13666,8 @@
           <w:sz w:val="28"/>
           <w:szCs w:val="28"/>
         </w:rPr>
-        <w:t>Comportamiento</w:t>
-      </w:r>
-      <w:proofErr w:type="spellEnd"/>
-      <w:r>
-        <w:rPr>
-          <w:rStyle w:val="Extranjerismo"/>
-          <w:rFonts w:ascii="Calibri" w:hAnsi="Calibri" w:cs="Calibri"/>
-          <w:sz w:val="28"/>
-          <w:szCs w:val="28"/>
-        </w:rPr>
-        <w:t xml:space="preserve"> del </w:t>
-      </w:r>
-      <w:proofErr w:type="spellStart"/>
-      <w:r>
-        <w:rPr>
-          <w:rStyle w:val="Extranjerismo"/>
-          <w:rFonts w:ascii="Calibri" w:hAnsi="Calibri" w:cs="Calibri"/>
-          <w:sz w:val="28"/>
-          <w:szCs w:val="28"/>
-        </w:rPr>
-        <w:t>consumidor</w:t>
-      </w:r>
-      <w:proofErr w:type="spellEnd"/>
-      <w:r>
-        <w:rPr>
-          <w:rStyle w:val="Extranjerismo"/>
-          <w:rFonts w:ascii="Calibri" w:hAnsi="Calibri" w:cs="Calibri"/>
-          <w:sz w:val="28"/>
-          <w:szCs w:val="28"/>
-        </w:rPr>
-        <w:t xml:space="preserve">: </w:t>
-      </w:r>
-      <w:proofErr w:type="spellStart"/>
-      <w:r>
-        <w:rPr>
-          <w:rStyle w:val="Extranjerismo"/>
-          <w:rFonts w:ascii="Calibri" w:hAnsi="Calibri" w:cs="Calibri"/>
-          <w:sz w:val="28"/>
-          <w:szCs w:val="28"/>
-        </w:rPr>
-        <w:t>Comprando</w:t>
-      </w:r>
-      <w:proofErr w:type="spellEnd"/>
-      <w:r>
-        <w:rPr>
-          <w:rStyle w:val="Extranjerismo"/>
-          <w:rFonts w:ascii="Calibri" w:hAnsi="Calibri" w:cs="Calibri"/>
-          <w:sz w:val="28"/>
-          <w:szCs w:val="28"/>
-        </w:rPr>
-        <w:t xml:space="preserve">, </w:t>
-      </w:r>
-      <w:proofErr w:type="spellStart"/>
-      <w:r>
-        <w:rPr>
-          <w:rStyle w:val="Extranjerismo"/>
-          <w:rFonts w:ascii="Calibri" w:hAnsi="Calibri" w:cs="Calibri"/>
-          <w:sz w:val="28"/>
-          <w:szCs w:val="28"/>
-        </w:rPr>
-        <w:t>poseyendo</w:t>
-      </w:r>
-      <w:proofErr w:type="spellEnd"/>
-      <w:r>
-        <w:rPr>
-          <w:rStyle w:val="Extranjerismo"/>
-          <w:rFonts w:ascii="Calibri" w:hAnsi="Calibri" w:cs="Calibri"/>
-          <w:sz w:val="28"/>
-          <w:szCs w:val="28"/>
-        </w:rPr>
-        <w:t xml:space="preserve"> y </w:t>
-      </w:r>
-      <w:proofErr w:type="spellStart"/>
-      <w:r>
-        <w:rPr>
-          <w:rStyle w:val="Extranjerismo"/>
-          <w:rFonts w:ascii="Calibri" w:hAnsi="Calibri" w:cs="Calibri"/>
-          <w:sz w:val="28"/>
-          <w:szCs w:val="28"/>
-        </w:rPr>
-        <w:t>siendo</w:t>
-      </w:r>
-      <w:proofErr w:type="spellEnd"/>
-      <w:r>
-        <w:rPr>
-          <w:rStyle w:val="Extranjerismo"/>
-          <w:rFonts w:ascii="Calibri" w:hAnsi="Calibri" w:cs="Calibri"/>
-          <w:sz w:val="28"/>
-          <w:szCs w:val="28"/>
-        </w:rPr>
-        <w:t xml:space="preserve"> (12ª ed.). Pearson </w:t>
-      </w:r>
-      <w:proofErr w:type="spellStart"/>
-      <w:r>
-        <w:rPr>
-          <w:rStyle w:val="Extranjerismo"/>
-          <w:rFonts w:ascii="Calibri" w:hAnsi="Calibri" w:cs="Calibri"/>
-          <w:sz w:val="28"/>
-          <w:szCs w:val="28"/>
-        </w:rPr>
-        <w:t>Educación</w:t>
-      </w:r>
-      <w:proofErr w:type="spellEnd"/>
+        <w:t>Comportamiento del consumidor: Comprando, poseyendo y siendo (12ª ed.). Pearson Educación</w:t>
+      </w:r>
       <w:r>
         <w:rPr>
           <w:rFonts w:asciiTheme="minorHAnsi" w:hAnsiTheme="minorHAnsi" w:cstheme="minorHAnsi"/>
@@ -15223,21 +13903,12 @@
                 <w:szCs w:val="24"/>
               </w:rPr>
             </w:pPr>
-            <w:proofErr w:type="spellStart"/>
             <w:r>
               <w:rPr>
                 <w:rFonts w:cs="Calibri"/>
                 <w:szCs w:val="24"/>
               </w:rPr>
-              <w:t>Milady</w:t>
-            </w:r>
-            <w:proofErr w:type="spellEnd"/>
-            <w:r>
-              <w:rPr>
-                <w:rFonts w:cs="Calibri"/>
-                <w:szCs w:val="24"/>
-              </w:rPr>
-              <w:t xml:space="preserve"> Tatiana Villamil Castellanos</w:t>
+              <w:t>Milady Tatiana Villamil Castellanos</w:t>
             </w:r>
           </w:p>
         </w:tc>
@@ -15976,23 +14647,7 @@
                 <w:rFonts w:cs="Calibri"/>
                 <w:szCs w:val="24"/>
               </w:rPr>
-              <w:t xml:space="preserve">Jonathan </w:t>
-            </w:r>
-            <w:proofErr w:type="spellStart"/>
-            <w:r>
-              <w:rPr>
-                <w:rFonts w:cs="Calibri"/>
-                <w:szCs w:val="24"/>
-              </w:rPr>
-              <w:t>Adie</w:t>
-            </w:r>
-            <w:proofErr w:type="spellEnd"/>
-            <w:r>
-              <w:rPr>
-                <w:rFonts w:cs="Calibri"/>
-                <w:szCs w:val="24"/>
-              </w:rPr>
-              <w:t xml:space="preserve"> Villafañe</w:t>
+              <w:t>Jonathan Adie Villafañe</w:t>
             </w:r>
           </w:p>
         </w:tc>
@@ -16060,17 +14715,8 @@
                 <w:rFonts w:cs="Calibri"/>
                 <w:szCs w:val="24"/>
               </w:rPr>
-              <w:t xml:space="preserve">Jairo Luis Valencia </w:t>
-            </w:r>
-            <w:proofErr w:type="spellStart"/>
-            <w:r>
-              <w:rPr>
-                <w:rFonts w:cs="Calibri"/>
-                <w:szCs w:val="24"/>
-              </w:rPr>
-              <w:t>Ebratt</w:t>
-            </w:r>
-            <w:proofErr w:type="spellEnd"/>
+              <w:t>Jairo Luis Valencia Ebratt</w:t>
+            </w:r>
           </w:p>
         </w:tc>
         <w:tc>
@@ -21704,54 +20350,42 @@
 </file>
 
 <file path=customXml/item1.xml><?xml version="1.0" encoding="utf-8"?>
-<b:Sources xmlns:b="http://schemas.openxmlformats.org/officeDocument/2006/bibliography" xmlns="http://schemas.openxmlformats.org/officeDocument/2006/bibliography" SelectedStyle="\APASixthEditionOfficeOnline.xsl" StyleName="APA" Version="6"/>
-</file>
-
-<file path=customXml/item2.xml><?xml version="1.0" encoding="utf-8"?>
 <p:properties xmlns:p="http://schemas.microsoft.com/office/2006/metadata/properties" xmlns:xsi="http://www.w3.org/2001/XMLSchema-instance" xmlns:pc="http://schemas.microsoft.com/office/infopath/2007/PartnerControls">
   <documentManagement>
-    <TaxCatchAll xmlns="cb45339b-ced9-4d0d-8f64-77573914d53b"/>
-    <lcf76f155ced4ddcb4097134ff3c332f xmlns="43a3ca16-9c26-4813-b83f-4aec9927b43f">
+    <TaxCatchAll xmlns="adccf511-daff-4bcb-9072-914cedbf4c7e" xsi:nil="true"/>
+    <lcf76f155ced4ddcb4097134ff3c332f xmlns="a70d3c18-0869-45a1-9f75-4b4b8f0f32be">
       <Terms xmlns="http://schemas.microsoft.com/office/infopath/2007/PartnerControls"/>
     </lcf76f155ced4ddcb4097134ff3c332f>
   </documentManagement>
 </p:properties>
 </file>
 
-<file path=customXml/item3.xml><?xml version="1.0" encoding="utf-8"?>
-<?mso-contentType ?>
-<FormTemplates xmlns="http://schemas.microsoft.com/sharepoint/v3/contenttype/forms">
-  <Display>DocumentLibraryForm</Display>
-  <Edit>DocumentLibraryForm</Edit>
-  <New>DocumentLibraryForm</New>
-</FormTemplates>
+<file path=customXml/item2.xml><?xml version="1.0" encoding="utf-8"?>
+<b:Sources xmlns:b="http://schemas.openxmlformats.org/officeDocument/2006/bibliography" xmlns="http://schemas.openxmlformats.org/officeDocument/2006/bibliography" SelectedStyle="\APASixthEditionOfficeOnline.xsl" StyleName="APA" Version="6"/>
 </file>
 
-<file path=customXml/item4.xml><?xml version="1.0" encoding="utf-8"?>
-<ct:contentTypeSchema xmlns:ct="http://schemas.microsoft.com/office/2006/metadata/contentType" xmlns:ma="http://schemas.microsoft.com/office/2006/metadata/properties/metaAttributes" ct:_="" ma:_="" ma:contentTypeName="Documento" ma:contentTypeID="0x01010049282E1EDBE9234EA9E6D38F720E265F" ma:contentTypeVersion="15" ma:contentTypeDescription="Crear nuevo documento." ma:contentTypeScope="" ma:versionID="b31c7aa9eaf043a08b87120b3c4916e3">
-  <xsd:schema xmlns:xsd="http://www.w3.org/2001/XMLSchema" xmlns:xs="http://www.w3.org/2001/XMLSchema" xmlns:p="http://schemas.microsoft.com/office/2006/metadata/properties" xmlns:ns2="cb45339b-ced9-4d0d-8f64-77573914d53b" xmlns:ns3="43a3ca16-9c26-4813-b83f-4aec9927b43f" targetNamespace="http://schemas.microsoft.com/office/2006/metadata/properties" ma:root="true" ma:fieldsID="3533d065b04d75c457075bc55f1f5315" ns2:_="" ns3:_="">
-    <xsd:import namespace="cb45339b-ced9-4d0d-8f64-77573914d53b"/>
-    <xsd:import namespace="43a3ca16-9c26-4813-b83f-4aec9927b43f"/>
+<file path=customXml/item3.xml><?xml version="1.0" encoding="utf-8"?>
+<ct:contentTypeSchema xmlns:ct="http://schemas.microsoft.com/office/2006/metadata/contentType" xmlns:ma="http://schemas.microsoft.com/office/2006/metadata/properties/metaAttributes" ct:_="" ma:_="" ma:contentTypeName="Documento" ma:contentTypeID="0x010100FC2B1768DD5A774EB396CCAB0DE361C1" ma:contentTypeVersion="12" ma:contentTypeDescription="Crear nuevo documento." ma:contentTypeScope="" ma:versionID="d4a546b22d2924edabf51241cf3422b8">
+  <xsd:schema xmlns:xsd="http://www.w3.org/2001/XMLSchema" xmlns:xs="http://www.w3.org/2001/XMLSchema" xmlns:p="http://schemas.microsoft.com/office/2006/metadata/properties" xmlns:ns2="a70d3c18-0869-45a1-9f75-4b4b8f0f32be" xmlns:ns3="adccf511-daff-4bcb-9072-914cedbf4c7e" targetNamespace="http://schemas.microsoft.com/office/2006/metadata/properties" ma:root="true" ma:fieldsID="e29002b2d9ca820e89c57fc59ec70c79" ns2:_="" ns3:_="">
+    <xsd:import namespace="a70d3c18-0869-45a1-9f75-4b4b8f0f32be"/>
+    <xsd:import namespace="adccf511-daff-4bcb-9072-914cedbf4c7e"/>
     <xsd:element name="properties">
       <xsd:complexType>
         <xsd:sequence>
           <xsd:element name="documentManagement">
             <xsd:complexType>
               <xsd:all>
-                <xsd:element ref="ns2:SharedWithUsers" minOccurs="0"/>
-                <xsd:element ref="ns2:SharedWithDetails" minOccurs="0"/>
-                <xsd:element ref="ns3:MediaServiceMetadata" minOccurs="0"/>
-                <xsd:element ref="ns3:MediaServiceFastMetadata" minOccurs="0"/>
-                <xsd:element ref="ns3:MediaServiceDateTaken" minOccurs="0"/>
-                <xsd:element ref="ns3:MediaServiceObjectDetectorVersions" minOccurs="0"/>
-                <xsd:element ref="ns3:MediaLengthInSeconds" minOccurs="0"/>
-                <xsd:element ref="ns3:MediaServiceLocation" minOccurs="0"/>
-                <xsd:element ref="ns3:MediaServiceGenerationTime" minOccurs="0"/>
-                <xsd:element ref="ns3:MediaServiceEventHashCode" minOccurs="0"/>
-                <xsd:element ref="ns3:lcf76f155ced4ddcb4097134ff3c332f" minOccurs="0"/>
-                <xsd:element ref="ns2:TaxCatchAll" minOccurs="0"/>
-                <xsd:element ref="ns3:MediaServiceOCR" minOccurs="0"/>
-                <xsd:element ref="ns3:MediaServiceSearchProperties" minOccurs="0"/>
+                <xsd:element ref="ns2:MediaServiceMetadata" minOccurs="0"/>
+                <xsd:element ref="ns2:MediaServiceFastMetadata" minOccurs="0"/>
+                <xsd:element ref="ns2:MediaServiceSearchProperties" minOccurs="0"/>
+                <xsd:element ref="ns2:MediaServiceDateTaken" minOccurs="0"/>
+                <xsd:element ref="ns2:MediaServiceGenerationTime" minOccurs="0"/>
+                <xsd:element ref="ns2:MediaServiceEventHashCode" minOccurs="0"/>
+                <xsd:element ref="ns2:MediaLengthInSeconds" minOccurs="0"/>
+                <xsd:element ref="ns2:lcf76f155ced4ddcb4097134ff3c332f" minOccurs="0"/>
+                <xsd:element ref="ns3:TaxCatchAll" minOccurs="0"/>
+                <xsd:element ref="ns2:MediaServiceOCR" minOccurs="0"/>
+                <xsd:element ref="ns2:MediaServiceBillingMetadata" minOccurs="0"/>
               </xsd:all>
             </xsd:complexType>
           </xsd:element>
@@ -21759,36 +20393,68 @@
       </xsd:complexType>
     </xsd:element>
   </xsd:schema>
-  <xsd:schema xmlns:xsd="http://www.w3.org/2001/XMLSchema" xmlns:xs="http://www.w3.org/2001/XMLSchema" xmlns:dms="http://schemas.microsoft.com/office/2006/documentManagement/types" xmlns:pc="http://schemas.microsoft.com/office/infopath/2007/PartnerControls" targetNamespace="cb45339b-ced9-4d0d-8f64-77573914d53b" elementFormDefault="qualified">
+  <xsd:schema xmlns:xsd="http://www.w3.org/2001/XMLSchema" xmlns:xs="http://www.w3.org/2001/XMLSchema" xmlns:dms="http://schemas.microsoft.com/office/2006/documentManagement/types" xmlns:pc="http://schemas.microsoft.com/office/infopath/2007/PartnerControls" targetNamespace="a70d3c18-0869-45a1-9f75-4b4b8f0f32be" elementFormDefault="qualified">
     <xsd:import namespace="http://schemas.microsoft.com/office/2006/documentManagement/types"/>
     <xsd:import namespace="http://schemas.microsoft.com/office/infopath/2007/PartnerControls"/>
-    <xsd:element name="SharedWithUsers" ma:index="8" nillable="true" ma:displayName="Compartido con" ma:internalName="SharedWithUsers" ma:readOnly="true">
+    <xsd:element name="MediaServiceMetadata" ma:index="8" nillable="true" ma:displayName="MediaServiceMetadata" ma:hidden="true" ma:internalName="MediaServiceMetadata" ma:readOnly="true">
+      <xsd:simpleType>
+        <xsd:restriction base="dms:Note"/>
+      </xsd:simpleType>
+    </xsd:element>
+    <xsd:element name="MediaServiceFastMetadata" ma:index="9" nillable="true" ma:displayName="MediaServiceFastMetadata" ma:hidden="true" ma:internalName="MediaServiceFastMetadata" ma:readOnly="true">
+      <xsd:simpleType>
+        <xsd:restriction base="dms:Note"/>
+      </xsd:simpleType>
+    </xsd:element>
+    <xsd:element name="MediaServiceSearchProperties" ma:index="10" nillable="true" ma:displayName="MediaServiceSearchProperties" ma:hidden="true" ma:internalName="MediaServiceSearchProperties" ma:readOnly="true">
+      <xsd:simpleType>
+        <xsd:restriction base="dms:Note"/>
+      </xsd:simpleType>
+    </xsd:element>
+    <xsd:element name="MediaServiceDateTaken" ma:index="11" nillable="true" ma:displayName="MediaServiceDateTaken" ma:hidden="true" ma:indexed="true" ma:internalName="MediaServiceDateTaken" ma:readOnly="true">
+      <xsd:simpleType>
+        <xsd:restriction base="dms:Text"/>
+      </xsd:simpleType>
+    </xsd:element>
+    <xsd:element name="MediaServiceGenerationTime" ma:index="12" nillable="true" ma:displayName="MediaServiceGenerationTime" ma:hidden="true" ma:internalName="MediaServiceGenerationTime" ma:readOnly="true">
+      <xsd:simpleType>
+        <xsd:restriction base="dms:Text"/>
+      </xsd:simpleType>
+    </xsd:element>
+    <xsd:element name="MediaServiceEventHashCode" ma:index="13" nillable="true" ma:displayName="MediaServiceEventHashCode" ma:hidden="true" ma:internalName="MediaServiceEventHashCode" ma:readOnly="true">
+      <xsd:simpleType>
+        <xsd:restriction base="dms:Text"/>
+      </xsd:simpleType>
+    </xsd:element>
+    <xsd:element name="MediaLengthInSeconds" ma:index="14" nillable="true" ma:displayName="MediaLengthInSeconds" ma:hidden="true" ma:internalName="MediaLengthInSeconds" ma:readOnly="true">
+      <xsd:simpleType>
+        <xsd:restriction base="dms:Unknown"/>
+      </xsd:simpleType>
+    </xsd:element>
+    <xsd:element name="lcf76f155ced4ddcb4097134ff3c332f" ma:index="16" nillable="true" ma:taxonomy="true" ma:internalName="lcf76f155ced4ddcb4097134ff3c332f" ma:taxonomyFieldName="MediaServiceImageTags" ma:displayName="Etiquetas de imagen" ma:readOnly="false" ma:fieldId="{5cf76f15-5ced-4ddc-b409-7134ff3c332f}" ma:taxonomyMulti="true" ma:sspId="d33c8c81-5745-4931-bcc4-c2aeafe86780" ma:termSetId="09814cd3-568e-fe90-9814-8d621ff8fb84" ma:anchorId="fba54fb3-c3e1-fe81-a776-ca4b69148c4d" ma:open="true" ma:isKeyword="false">
       <xsd:complexType>
-        <xsd:complexContent>
-          <xsd:extension base="dms:UserMulti">
-            <xsd:sequence>
-              <xsd:element name="UserInfo" minOccurs="0" maxOccurs="unbounded">
-                <xsd:complexType>
-                  <xsd:sequence>
-                    <xsd:element name="DisplayName" type="xsd:string" minOccurs="0"/>
-                    <xsd:element name="AccountId" type="dms:UserId" minOccurs="0" nillable="true"/>
-                    <xsd:element name="AccountType" type="xsd:string" minOccurs="0"/>
-                  </xsd:sequence>
-                </xsd:complexType>
-              </xsd:element>
-            </xsd:sequence>
-          </xsd:extension>
-        </xsd:complexContent>
+        <xsd:sequence>
+          <xsd:element ref="pc:Terms" minOccurs="0" maxOccurs="1"/>
+        </xsd:sequence>
       </xsd:complexType>
     </xsd:element>
-    <xsd:element name="SharedWithDetails" ma:index="9" nillable="true" ma:displayName="Detalles de uso compartido" ma:internalName="SharedWithDetails" ma:readOnly="true">
+    <xsd:element name="MediaServiceOCR" ma:index="18" nillable="true" ma:displayName="Extracted Text" ma:internalName="MediaServiceOCR" ma:readOnly="true">
       <xsd:simpleType>
         <xsd:restriction base="dms:Note">
           <xsd:maxLength value="255"/>
         </xsd:restriction>
       </xsd:simpleType>
     </xsd:element>
-    <xsd:element name="TaxCatchAll" ma:index="20" nillable="true" ma:displayName="Taxonomy Catch All Column" ma:hidden="true" ma:list="{2f40a149-578b-41a1-8845-c88bc1831770}" ma:internalName="TaxCatchAll" ma:showField="CatchAllData" ma:web="cb45339b-ced9-4d0d-8f64-77573914d53b">
+    <xsd:element name="MediaServiceBillingMetadata" ma:index="19" nillable="true" ma:displayName="MediaServiceBillingMetadata" ma:hidden="true" ma:internalName="MediaServiceBillingMetadata" ma:readOnly="true">
+      <xsd:simpleType>
+        <xsd:restriction base="dms:Note"/>
+      </xsd:simpleType>
+    </xsd:element>
+  </xsd:schema>
+  <xsd:schema xmlns:xsd="http://www.w3.org/2001/XMLSchema" xmlns:xs="http://www.w3.org/2001/XMLSchema" xmlns:dms="http://schemas.microsoft.com/office/2006/documentManagement/types" xmlns:pc="http://schemas.microsoft.com/office/infopath/2007/PartnerControls" targetNamespace="adccf511-daff-4bcb-9072-914cedbf4c7e" elementFormDefault="qualified">
+    <xsd:import namespace="http://schemas.microsoft.com/office/2006/documentManagement/types"/>
+    <xsd:import namespace="http://schemas.microsoft.com/office/infopath/2007/PartnerControls"/>
+    <xsd:element name="TaxCatchAll" ma:index="17" nillable="true" ma:displayName="Taxonomy Catch All Column" ma:hidden="true" ma:list="{d55fdbc5-1632-489d-aeea-ba6fd7407963}" ma:internalName="TaxCatchAll" ma:showField="CatchAllData" ma:web="adccf511-daff-4bcb-9072-914cedbf4c7e">
       <xsd:complexType>
         <xsd:complexContent>
           <xsd:extension base="dms:MultiChoiceLookup">
@@ -21798,69 +20464,6 @@
           </xsd:extension>
         </xsd:complexContent>
       </xsd:complexType>
-    </xsd:element>
-  </xsd:schema>
-  <xsd:schema xmlns:xsd="http://www.w3.org/2001/XMLSchema" xmlns:xs="http://www.w3.org/2001/XMLSchema" xmlns:dms="http://schemas.microsoft.com/office/2006/documentManagement/types" xmlns:pc="http://schemas.microsoft.com/office/infopath/2007/PartnerControls" targetNamespace="43a3ca16-9c26-4813-b83f-4aec9927b43f" elementFormDefault="qualified">
-    <xsd:import namespace="http://schemas.microsoft.com/office/2006/documentManagement/types"/>
-    <xsd:import namespace="http://schemas.microsoft.com/office/infopath/2007/PartnerControls"/>
-    <xsd:element name="MediaServiceMetadata" ma:index="10" nillable="true" ma:displayName="MediaServiceMetadata" ma:hidden="true" ma:internalName="MediaServiceMetadata" ma:readOnly="true">
-      <xsd:simpleType>
-        <xsd:restriction base="dms:Note"/>
-      </xsd:simpleType>
-    </xsd:element>
-    <xsd:element name="MediaServiceFastMetadata" ma:index="11" nillable="true" ma:displayName="MediaServiceFastMetadata" ma:hidden="true" ma:internalName="MediaServiceFastMetadata" ma:readOnly="true">
-      <xsd:simpleType>
-        <xsd:restriction base="dms:Note"/>
-      </xsd:simpleType>
-    </xsd:element>
-    <xsd:element name="MediaServiceDateTaken" ma:index="12" nillable="true" ma:displayName="MediaServiceDateTaken" ma:hidden="true" ma:indexed="true" ma:internalName="MediaServiceDateTaken" ma:readOnly="true">
-      <xsd:simpleType>
-        <xsd:restriction base="dms:Text"/>
-      </xsd:simpleType>
-    </xsd:element>
-    <xsd:element name="MediaServiceObjectDetectorVersions" ma:index="13" nillable="true" ma:displayName="MediaServiceObjectDetectorVersions" ma:hidden="true" ma:indexed="true" ma:internalName="MediaServiceObjectDetectorVersions" ma:readOnly="true">
-      <xsd:simpleType>
-        <xsd:restriction base="dms:Text"/>
-      </xsd:simpleType>
-    </xsd:element>
-    <xsd:element name="MediaLengthInSeconds" ma:index="14" nillable="true" ma:displayName="MediaLengthInSeconds" ma:hidden="true" ma:internalName="MediaLengthInSeconds" ma:readOnly="true">
-      <xsd:simpleType>
-        <xsd:restriction base="dms:Unknown"/>
-      </xsd:simpleType>
-    </xsd:element>
-    <xsd:element name="MediaServiceLocation" ma:index="15" nillable="true" ma:displayName="Location" ma:indexed="true" ma:internalName="MediaServiceLocation" ma:readOnly="true">
-      <xsd:simpleType>
-        <xsd:restriction base="dms:Text"/>
-      </xsd:simpleType>
-    </xsd:element>
-    <xsd:element name="MediaServiceGenerationTime" ma:index="16" nillable="true" ma:displayName="MediaServiceGenerationTime" ma:hidden="true" ma:internalName="MediaServiceGenerationTime" ma:readOnly="true">
-      <xsd:simpleType>
-        <xsd:restriction base="dms:Text"/>
-      </xsd:simpleType>
-    </xsd:element>
-    <xsd:element name="MediaServiceEventHashCode" ma:index="17" nillable="true" ma:displayName="MediaServiceEventHashCode" ma:hidden="true" ma:internalName="MediaServiceEventHashCode" ma:readOnly="true">
-      <xsd:simpleType>
-        <xsd:restriction base="dms:Text"/>
-      </xsd:simpleType>
-    </xsd:element>
-    <xsd:element name="lcf76f155ced4ddcb4097134ff3c332f" ma:index="19" nillable="true" ma:taxonomy="true" ma:internalName="lcf76f155ced4ddcb4097134ff3c332f" ma:taxonomyFieldName="MediaServiceImageTags" ma:displayName="Etiquetas de imagen" ma:readOnly="false" ma:fieldId="{5cf76f15-5ced-4ddc-b409-7134ff3c332f}" ma:taxonomyMulti="true" ma:sspId="d33c8c81-5745-4931-bcc4-c2aeafe86780" ma:termSetId="09814cd3-568e-fe90-9814-8d621ff8fb84" ma:anchorId="fba54fb3-c3e1-fe81-a776-ca4b69148c4d" ma:open="true" ma:isKeyword="false">
-      <xsd:complexType>
-        <xsd:sequence>
-          <xsd:element ref="pc:Terms" minOccurs="0" maxOccurs="1"/>
-        </xsd:sequence>
-      </xsd:complexType>
-    </xsd:element>
-    <xsd:element name="MediaServiceOCR" ma:index="21" nillable="true" ma:displayName="Extracted Text" ma:internalName="MediaServiceOCR" ma:readOnly="true">
-      <xsd:simpleType>
-        <xsd:restriction base="dms:Note">
-          <xsd:maxLength value="255"/>
-        </xsd:restriction>
-      </xsd:simpleType>
-    </xsd:element>
-    <xsd:element name="MediaServiceSearchProperties" ma:index="22" nillable="true" ma:displayName="MediaServiceSearchProperties" ma:hidden="true" ma:internalName="MediaServiceSearchProperties" ma:readOnly="true">
-      <xsd:simpleType>
-        <xsd:restriction base="dms:Note"/>
-      </xsd:simpleType>
     </xsd:element>
   </xsd:schema>
   <xsd:schema xmlns="http://schemas.openxmlformats.org/package/2006/metadata/core-properties" xmlns:xsd="http://www.w3.org/2001/XMLSchema" xmlns:xsi="http://www.w3.org/2001/XMLSchema-instance" xmlns:dc="http://purl.org/dc/elements/1.1/" xmlns:dcterms="http://purl.org/dc/terms/" xmlns:odoc="http://schemas.microsoft.com/internal/obd" targetNamespace="http://schemas.openxmlformats.org/package/2006/metadata/core-properties" elementFormDefault="qualified" attributeFormDefault="unqualified" blockDefault="#all">
@@ -21962,15 +20565,16 @@
 </ct:contentTypeSchema>
 </file>
 
-<file path=customXml/itemProps1.xml><?xml version="1.0" encoding="utf-8"?>
-<ds:datastoreItem xmlns:ds="http://schemas.openxmlformats.org/officeDocument/2006/customXml" ds:itemID="{E8AB44A3-7C62-4BD2-82ED-8ABC209970FA}">
-  <ds:schemaRefs>
-    <ds:schemaRef ds:uri="http://schemas.openxmlformats.org/officeDocument/2006/bibliography"/>
-  </ds:schemaRefs>
-</ds:datastoreItem>
+<file path=customXml/item4.xml><?xml version="1.0" encoding="utf-8"?>
+<?mso-contentType ?>
+<FormTemplates xmlns="http://schemas.microsoft.com/sharepoint/v3/contenttype/forms">
+  <Display>DocumentLibraryForm</Display>
+  <Edit>DocumentLibraryForm</Edit>
+  <New>DocumentLibraryForm</New>
+</FormTemplates>
 </file>
 
-<file path=customXml/itemProps2.xml><?xml version="1.0" encoding="utf-8"?>
+<file path=customXml/itemProps1.xml><?xml version="1.0" encoding="utf-8"?>
 <ds:datastoreItem xmlns:ds="http://schemas.openxmlformats.org/officeDocument/2006/customXml" ds:itemID="{1145D752-ACC1-45E1-AB53-0C756F67FC7F}">
   <ds:schemaRefs>
     <ds:schemaRef ds:uri="http://schemas.microsoft.com/office/2006/metadata/properties"/>
@@ -21981,29 +20585,22 @@
 </ds:datastoreItem>
 </file>
 
+<file path=customXml/itemProps2.xml><?xml version="1.0" encoding="utf-8"?>
+<ds:datastoreItem xmlns:ds="http://schemas.openxmlformats.org/officeDocument/2006/customXml" ds:itemID="{E8AB44A3-7C62-4BD2-82ED-8ABC209970FA}">
+  <ds:schemaRefs>
+    <ds:schemaRef ds:uri="http://schemas.openxmlformats.org/officeDocument/2006/bibliography"/>
+  </ds:schemaRefs>
+</ds:datastoreItem>
+</file>
+
 <file path=customXml/itemProps3.xml><?xml version="1.0" encoding="utf-8"?>
+<ds:datastoreItem xmlns:ds="http://schemas.openxmlformats.org/officeDocument/2006/customXml" ds:itemID="{A7137D4A-A853-42E7-AD0E-2D5C439E8CBF}"/>
+</file>
+
+<file path=customXml/itemProps4.xml><?xml version="1.0" encoding="utf-8"?>
 <ds:datastoreItem xmlns:ds="http://schemas.openxmlformats.org/officeDocument/2006/customXml" ds:itemID="{81CBDEC1-3B00-44ED-AD36-0268077980BA}">
   <ds:schemaRefs>
     <ds:schemaRef ds:uri="http://schemas.microsoft.com/sharepoint/v3/contenttype/forms"/>
   </ds:schemaRefs>
 </ds:datastoreItem>
-</file>
-
-<file path=customXml/itemProps4.xml><?xml version="1.0" encoding="utf-8"?>
-<ds:datastoreItem xmlns:ds="http://schemas.openxmlformats.org/officeDocument/2006/customXml" ds:itemID="{DF43E046-DB0C-42D1-8C73-AE38B52F1ED7}">
-  <ds:schemaRefs>
-    <ds:schemaRef ds:uri="http://schemas.microsoft.com/office/2006/metadata/contentType"/>
-    <ds:schemaRef ds:uri="http://schemas.microsoft.com/office/2006/metadata/properties/metaAttributes"/>
-    <ds:schemaRef ds:uri="http://www.w3.org/2001/XMLSchema"/>
-    <ds:schemaRef ds:uri="http://schemas.microsoft.com/office/2006/metadata/properties"/>
-    <ds:schemaRef ds:uri="cb45339b-ced9-4d0d-8f64-77573914d53b"/>
-    <ds:schemaRef ds:uri="43a3ca16-9c26-4813-b83f-4aec9927b43f"/>
-    <ds:schemaRef ds:uri="http://schemas.microsoft.com/office/2006/documentManagement/types"/>
-    <ds:schemaRef ds:uri="http://schemas.microsoft.com/office/infopath/2007/PartnerControls"/>
-    <ds:schemaRef ds:uri="http://schemas.openxmlformats.org/package/2006/metadata/core-properties"/>
-    <ds:schemaRef ds:uri="http://purl.org/dc/elements/1.1/"/>
-    <ds:schemaRef ds:uri="http://purl.org/dc/terms/"/>
-    <ds:schemaRef ds:uri="http://schemas.microsoft.com/internal/obd"/>
-  </ds:schemaRefs>
-</ds:datastoreItem>
 </file>
--- a/fuentes/CFA1_62330164_DU.docx
+++ b/fuentes/CFA1_62330164_DU.docx
@@ -3595,7 +3595,25 @@
           <w:szCs w:val="28"/>
           <w:lang w:val="es-419"/>
         </w:rPr>
-        <w:t xml:space="preserve">Según Chaffey y Smith (2017), el </w:t>
+        <w:t xml:space="preserve">Según </w:t>
+      </w:r>
+      <w:proofErr w:type="spellStart"/>
+      <w:r>
+        <w:rPr>
+          <w:rFonts w:ascii="Calibri" w:hAnsi="Calibri" w:cs="Calibri"/>
+          <w:szCs w:val="28"/>
+          <w:lang w:val="es-419"/>
+        </w:rPr>
+        <w:t>Chaffey</w:t>
+      </w:r>
+      <w:proofErr w:type="spellEnd"/>
+      <w:r>
+        <w:rPr>
+          <w:rFonts w:ascii="Calibri" w:hAnsi="Calibri" w:cs="Calibri"/>
+          <w:szCs w:val="28"/>
+          <w:lang w:val="es-419"/>
+        </w:rPr>
+        <w:t xml:space="preserve"> y Smith (2017), el </w:t>
       </w:r>
       <w:r>
         <w:rPr>
@@ -3708,8 +3726,20 @@
           <w:szCs w:val="28"/>
           <w:lang w:val="es-419"/>
         </w:rPr>
-        <w:t>Crepes &amp; Waffles</w:t>
-      </w:r>
+        <w:t xml:space="preserve">Crepes &amp; </w:t>
+      </w:r>
+      <w:proofErr w:type="spellStart"/>
+      <w:r>
+        <w:rPr>
+          <w:rFonts w:ascii="Calibri" w:hAnsi="Calibri" w:cs="Calibri"/>
+          <w:b/>
+          <w:bCs/>
+          <w:szCs w:val="28"/>
+          <w:lang w:val="es-419"/>
+        </w:rPr>
+        <w:t>Waffles</w:t>
+      </w:r>
+      <w:proofErr w:type="spellEnd"/>
       <w:r>
         <w:rPr>
           <w:rFonts w:ascii="Calibri" w:hAnsi="Calibri" w:cs="Calibri"/>
@@ -3730,7 +3760,25 @@
           <w:szCs w:val="28"/>
           <w:lang w:val="es-419"/>
         </w:rPr>
-        <w:t xml:space="preserve"> digital como eje estratégico de comunicación con sus clientes. A través de campañas en Instagram y TikTok, utiliza contenidos emocionales y visuales para </w:t>
+        <w:t xml:space="preserve"> digital como eje estratégico de comunicación con sus clientes. A través de campañas en Instagram y </w:t>
+      </w:r>
+      <w:proofErr w:type="spellStart"/>
+      <w:r>
+        <w:rPr>
+          <w:rFonts w:ascii="Calibri" w:hAnsi="Calibri" w:cs="Calibri"/>
+          <w:szCs w:val="28"/>
+          <w:lang w:val="es-419"/>
+        </w:rPr>
+        <w:t>TikTok</w:t>
+      </w:r>
+      <w:proofErr w:type="spellEnd"/>
+      <w:r>
+        <w:rPr>
+          <w:rFonts w:ascii="Calibri" w:hAnsi="Calibri" w:cs="Calibri"/>
+          <w:szCs w:val="28"/>
+          <w:lang w:val="es-419"/>
+        </w:rPr>
+        <w:t xml:space="preserve">, utiliza contenidos emocionales y visuales para </w:t>
       </w:r>
       <w:r>
         <w:rPr>
@@ -4109,7 +4157,87 @@
                 <w:szCs w:val="28"/>
                 <w:lang w:val="pt-BR"/>
               </w:rPr>
-              <w:t xml:space="preserve"> (mailchimp, Brevo, MailerLite, HubSpot, etc.)</w:t>
+              <w:t xml:space="preserve"> (</w:t>
+            </w:r>
+            <w:proofErr w:type="spellStart"/>
+            <w:r>
+              <w:rPr>
+                <w:rFonts w:asciiTheme="minorHAnsi" w:hAnsiTheme="minorHAnsi" w:cstheme="minorHAnsi"/>
+                <w:sz w:val="28"/>
+                <w:szCs w:val="28"/>
+                <w:lang w:val="pt-BR"/>
+              </w:rPr>
+              <w:t>mailchimp</w:t>
+            </w:r>
+            <w:proofErr w:type="spellEnd"/>
+            <w:r>
+              <w:rPr>
+                <w:rFonts w:asciiTheme="minorHAnsi" w:hAnsiTheme="minorHAnsi" w:cstheme="minorHAnsi"/>
+                <w:sz w:val="28"/>
+                <w:szCs w:val="28"/>
+                <w:lang w:val="pt-BR"/>
+              </w:rPr>
+              <w:t xml:space="preserve">, </w:t>
+            </w:r>
+            <w:proofErr w:type="spellStart"/>
+            <w:r>
+              <w:rPr>
+                <w:rFonts w:asciiTheme="minorHAnsi" w:hAnsiTheme="minorHAnsi" w:cstheme="minorHAnsi"/>
+                <w:sz w:val="28"/>
+                <w:szCs w:val="28"/>
+                <w:lang w:val="pt-BR"/>
+              </w:rPr>
+              <w:t>Brevo</w:t>
+            </w:r>
+            <w:proofErr w:type="spellEnd"/>
+            <w:r>
+              <w:rPr>
+                <w:rFonts w:asciiTheme="minorHAnsi" w:hAnsiTheme="minorHAnsi" w:cstheme="minorHAnsi"/>
+                <w:sz w:val="28"/>
+                <w:szCs w:val="28"/>
+                <w:lang w:val="pt-BR"/>
+              </w:rPr>
+              <w:t xml:space="preserve">, </w:t>
+            </w:r>
+            <w:proofErr w:type="spellStart"/>
+            <w:r>
+              <w:rPr>
+                <w:rFonts w:asciiTheme="minorHAnsi" w:hAnsiTheme="minorHAnsi" w:cstheme="minorHAnsi"/>
+                <w:sz w:val="28"/>
+                <w:szCs w:val="28"/>
+                <w:lang w:val="pt-BR"/>
+              </w:rPr>
+              <w:t>MailerLite</w:t>
+            </w:r>
+            <w:proofErr w:type="spellEnd"/>
+            <w:r>
+              <w:rPr>
+                <w:rFonts w:asciiTheme="minorHAnsi" w:hAnsiTheme="minorHAnsi" w:cstheme="minorHAnsi"/>
+                <w:sz w:val="28"/>
+                <w:szCs w:val="28"/>
+                <w:lang w:val="pt-BR"/>
+              </w:rPr>
+              <w:t xml:space="preserve">, </w:t>
+            </w:r>
+            <w:proofErr w:type="spellStart"/>
+            <w:r>
+              <w:rPr>
+                <w:rFonts w:asciiTheme="minorHAnsi" w:hAnsiTheme="minorHAnsi" w:cstheme="minorHAnsi"/>
+                <w:sz w:val="28"/>
+                <w:szCs w:val="28"/>
+                <w:lang w:val="pt-BR"/>
+              </w:rPr>
+              <w:t>HubSpot</w:t>
+            </w:r>
+            <w:proofErr w:type="spellEnd"/>
+            <w:r>
+              <w:rPr>
+                <w:rFonts w:asciiTheme="minorHAnsi" w:hAnsiTheme="minorHAnsi" w:cstheme="minorHAnsi"/>
+                <w:sz w:val="28"/>
+                <w:szCs w:val="28"/>
+                <w:lang w:val="pt-BR"/>
+              </w:rPr>
+              <w:t>, etc.)</w:t>
             </w:r>
             <w:r>
               <w:rPr>
@@ -4199,7 +4327,43 @@
                 <w:sz w:val="28"/>
                 <w:szCs w:val="28"/>
               </w:rPr>
-              <w:t>Google Ads, Meta Ads.</w:t>
+              <w:t xml:space="preserve">Google </w:t>
+            </w:r>
+            <w:proofErr w:type="spellStart"/>
+            <w:r>
+              <w:rPr>
+                <w:rFonts w:asciiTheme="minorHAnsi" w:hAnsiTheme="minorHAnsi" w:cstheme="minorHAnsi"/>
+                <w:sz w:val="28"/>
+                <w:szCs w:val="28"/>
+              </w:rPr>
+              <w:t>Ads</w:t>
+            </w:r>
+            <w:proofErr w:type="spellEnd"/>
+            <w:r>
+              <w:rPr>
+                <w:rFonts w:asciiTheme="minorHAnsi" w:hAnsiTheme="minorHAnsi" w:cstheme="minorHAnsi"/>
+                <w:sz w:val="28"/>
+                <w:szCs w:val="28"/>
+              </w:rPr>
+              <w:t xml:space="preserve">, Meta </w:t>
+            </w:r>
+            <w:proofErr w:type="spellStart"/>
+            <w:r>
+              <w:rPr>
+                <w:rFonts w:asciiTheme="minorHAnsi" w:hAnsiTheme="minorHAnsi" w:cstheme="minorHAnsi"/>
+                <w:sz w:val="28"/>
+                <w:szCs w:val="28"/>
+              </w:rPr>
+              <w:t>Ads</w:t>
+            </w:r>
+            <w:proofErr w:type="spellEnd"/>
+            <w:r>
+              <w:rPr>
+                <w:rFonts w:asciiTheme="minorHAnsi" w:hAnsiTheme="minorHAnsi" w:cstheme="minorHAnsi"/>
+                <w:sz w:val="28"/>
+                <w:szCs w:val="28"/>
+              </w:rPr>
+              <w:t>.</w:t>
             </w:r>
           </w:p>
         </w:tc>
@@ -4442,8 +4606,18 @@
                 <w:sz w:val="28"/>
                 <w:szCs w:val="28"/>
               </w:rPr>
-              <w:t>YouTube, Instagram, TikTok</w:t>
-            </w:r>
+              <w:t xml:space="preserve">YouTube, Instagram, </w:t>
+            </w:r>
+            <w:proofErr w:type="spellStart"/>
+            <w:r>
+              <w:rPr>
+                <w:rFonts w:asciiTheme="minorHAnsi" w:hAnsiTheme="minorHAnsi" w:cstheme="minorHAnsi"/>
+                <w:sz w:val="28"/>
+                <w:szCs w:val="28"/>
+              </w:rPr>
+              <w:t>TikTok</w:t>
+            </w:r>
+            <w:proofErr w:type="spellEnd"/>
             <w:r>
               <w:rPr>
                 <w:rFonts w:asciiTheme="minorHAnsi" w:hAnsiTheme="minorHAnsi" w:cstheme="minorHAnsi"/>
@@ -4484,7 +4658,27 @@
           <w:szCs w:val="24"/>
           <w:lang w:val="es-419"/>
         </w:rPr>
-        <w:t>: Adaptado de Chaffey y Smith, 2017.</w:t>
+        <w:t xml:space="preserve">: Adaptado de </w:t>
+      </w:r>
+      <w:proofErr w:type="spellStart"/>
+      <w:r>
+        <w:rPr>
+          <w:rFonts w:ascii="Calibri" w:hAnsi="Calibri" w:cs="Calibri"/>
+          <w:sz w:val="24"/>
+          <w:szCs w:val="24"/>
+          <w:lang w:val="es-419"/>
+        </w:rPr>
+        <w:t>Chaffey</w:t>
+      </w:r>
+      <w:proofErr w:type="spellEnd"/>
+      <w:r>
+        <w:rPr>
+          <w:rFonts w:ascii="Calibri" w:hAnsi="Calibri" w:cs="Calibri"/>
+          <w:sz w:val="24"/>
+          <w:szCs w:val="24"/>
+          <w:lang w:val="es-419"/>
+        </w:rPr>
+        <w:t xml:space="preserve"> y Smith, 2017.</w:t>
       </w:r>
     </w:p>
     <w:p>
@@ -4563,7 +4757,35 @@
         <w:rPr>
           <w:lang w:val="es-419" w:eastAsia="es-CO"/>
         </w:rPr>
-        <w:t xml:space="preserve">Según Kotler, Kartajaya y Setiawan (2021), uno de los pilares es la humanización de las tecnologías, que propone usar los recursos digitales para conectar emocionalmente con el consumidor, comprendiendo sus valores y comportamientos. Otro principio relevante es la adaptabilidad, ya que las campañas deben ajustarse en tiempo real a los cambios del entorno, a partir de datos obtenidos mediante herramientas de análisis. </w:t>
+        <w:t xml:space="preserve">Según Kotler, </w:t>
+      </w:r>
+      <w:proofErr w:type="spellStart"/>
+      <w:r>
+        <w:rPr>
+          <w:lang w:val="es-419" w:eastAsia="es-CO"/>
+        </w:rPr>
+        <w:t>Kartajaya</w:t>
+      </w:r>
+      <w:proofErr w:type="spellEnd"/>
+      <w:r>
+        <w:rPr>
+          <w:lang w:val="es-419" w:eastAsia="es-CO"/>
+        </w:rPr>
+        <w:t xml:space="preserve"> y </w:t>
+      </w:r>
+      <w:proofErr w:type="spellStart"/>
+      <w:r>
+        <w:rPr>
+          <w:lang w:val="es-419" w:eastAsia="es-CO"/>
+        </w:rPr>
+        <w:t>Setiawan</w:t>
+      </w:r>
+      <w:proofErr w:type="spellEnd"/>
+      <w:r>
+        <w:rPr>
+          <w:lang w:val="es-419" w:eastAsia="es-CO"/>
+        </w:rPr>
+        <w:t xml:space="preserve"> (2021), uno de los pilares es la humanización de las tecnologías, que propone usar los recursos digitales para conectar emocionalmente con el consumidor, comprendiendo sus valores y comportamientos. Otro principio relevante es la adaptabilidad, ya que las campañas deben ajustarse en tiempo real a los cambios del entorno, a partir de datos obtenidos mediante herramientas de análisis. </w:t>
       </w:r>
     </w:p>
     <w:p>
@@ -5229,7 +5451,35 @@
         <w:rPr>
           <w:lang w:val="es-419" w:eastAsia="es-CO"/>
         </w:rPr>
-        <w:t>La observación activa de estas variables permite anticipar movimientos de la competencia, reconocer nuevas necesidades del cliente y ajustar los mensajes comerciales de manera oportuna. En la práctica, herramientas como Google Trends, SEMrush o Meta Business Suite facilitan este proceso al ofrecer métricas en tiempo real, segmentadas por ubicación, interés o comportamiento. Además, la adaptabilidad del entorno digital requiere que este análisis sea frecuente y dinámico, de modo que las propuestas comerciales respondan con agilidad y pertinencia a las condiciones cambiantes del mercado</w:t>
+        <w:t xml:space="preserve">La observación activa de estas variables permite anticipar movimientos de la competencia, reconocer nuevas necesidades del cliente y ajustar los mensajes comerciales de manera oportuna. En la práctica, herramientas como Google </w:t>
+      </w:r>
+      <w:proofErr w:type="spellStart"/>
+      <w:r>
+        <w:rPr>
+          <w:lang w:val="es-419" w:eastAsia="es-CO"/>
+        </w:rPr>
+        <w:t>Trends</w:t>
+      </w:r>
+      <w:proofErr w:type="spellEnd"/>
+      <w:r>
+        <w:rPr>
+          <w:lang w:val="es-419" w:eastAsia="es-CO"/>
+        </w:rPr>
+        <w:t xml:space="preserve">, </w:t>
+      </w:r>
+      <w:proofErr w:type="spellStart"/>
+      <w:r>
+        <w:rPr>
+          <w:lang w:val="es-419" w:eastAsia="es-CO"/>
+        </w:rPr>
+        <w:t>SEMrush</w:t>
+      </w:r>
+      <w:proofErr w:type="spellEnd"/>
+      <w:r>
+        <w:rPr>
+          <w:lang w:val="es-419" w:eastAsia="es-CO"/>
+        </w:rPr>
+        <w:t xml:space="preserve"> o Meta Business Suite facilitan este proceso al ofrecer métricas en tiempo real, segmentadas por ubicación, interés o comportamiento. Además, la adaptabilidad del entorno digital requiere que este análisis sea frecuente y dinámico, de modo que las propuestas comerciales respondan con agilidad y pertinencia a las condiciones cambiantes del mercado</w:t>
       </w:r>
       <w:r>
         <w:rPr>
@@ -5907,7 +6157,35 @@
         <w:rPr>
           <w:lang w:val="es-419" w:eastAsia="es-CO"/>
         </w:rPr>
-        <w:t>Existen varios tipos de perfilamiento, como el sociográfico, basado en la red social del individuo; el tecnográfico, que analiza la tecnología que utiliza; y el predictivo, que anticipa necesidades futuras según patrones históricos.</w:t>
+        <w:t xml:space="preserve">Existen varios tipos de perfilamiento, como el </w:t>
+      </w:r>
+      <w:proofErr w:type="spellStart"/>
+      <w:r>
+        <w:rPr>
+          <w:lang w:val="es-419" w:eastAsia="es-CO"/>
+        </w:rPr>
+        <w:t>sociográfico</w:t>
+      </w:r>
+      <w:proofErr w:type="spellEnd"/>
+      <w:r>
+        <w:rPr>
+          <w:lang w:val="es-419" w:eastAsia="es-CO"/>
+        </w:rPr>
+        <w:t xml:space="preserve">, basado en la red social del individuo; el </w:t>
+      </w:r>
+      <w:proofErr w:type="spellStart"/>
+      <w:r>
+        <w:rPr>
+          <w:lang w:val="es-419" w:eastAsia="es-CO"/>
+        </w:rPr>
+        <w:t>tecnográfico</w:t>
+      </w:r>
+      <w:proofErr w:type="spellEnd"/>
+      <w:r>
+        <w:rPr>
+          <w:lang w:val="es-419" w:eastAsia="es-CO"/>
+        </w:rPr>
+        <w:t>, que analiza la tecnología que utiliza; y el predictivo, que anticipa necesidades futuras según patrones históricos.</w:t>
       </w:r>
     </w:p>
     <w:p>
@@ -5922,6 +6200,7 @@
         </w:rPr>
         <w:t xml:space="preserve"> Estos modelos pueden representarse mediante arquetipos o </w:t>
       </w:r>
+      <w:proofErr w:type="spellStart"/>
       <w:r>
         <w:rPr>
           <w:rStyle w:val="Extranjerismo"/>
@@ -5929,6 +6208,7 @@
         </w:rPr>
         <w:t>buyer</w:t>
       </w:r>
+      <w:proofErr w:type="spellEnd"/>
       <w:r>
         <w:rPr>
           <w:lang w:val="es-419" w:eastAsia="es-CO"/>
@@ -5982,15 +6262,47 @@
         <w:rPr>
           <w:lang w:val="es-419" w:eastAsia="es-CO"/>
         </w:rPr>
-        <w:t>Según Lemon y Verhoef (2016), el análisis efectivo implica mapear el viaje del cliente (</w:t>
-      </w:r>
+        <w:t xml:space="preserve">Según Lemon y </w:t>
+      </w:r>
+      <w:proofErr w:type="spellStart"/>
+      <w:r>
+        <w:rPr>
+          <w:lang w:val="es-419" w:eastAsia="es-CO"/>
+        </w:rPr>
+        <w:t>Verhoef</w:t>
+      </w:r>
+      <w:proofErr w:type="spellEnd"/>
+      <w:r>
+        <w:rPr>
+          <w:lang w:val="es-419" w:eastAsia="es-CO"/>
+        </w:rPr>
+        <w:t xml:space="preserve"> (2016), el análisis efectivo implica mapear el viaje del cliente (</w:t>
+      </w:r>
+      <w:proofErr w:type="spellStart"/>
       <w:r>
         <w:rPr>
           <w:rStyle w:val="Extranjerismo"/>
           <w:lang w:val="es-419" w:eastAsia="es-CO"/>
         </w:rPr>
-        <w:t>customer journey</w:t>
-      </w:r>
+        <w:t>customer</w:t>
+      </w:r>
+      <w:proofErr w:type="spellEnd"/>
+      <w:r>
+        <w:rPr>
+          <w:rStyle w:val="Extranjerismo"/>
+          <w:lang w:val="es-419" w:eastAsia="es-CO"/>
+        </w:rPr>
+        <w:t xml:space="preserve"> </w:t>
+      </w:r>
+      <w:proofErr w:type="spellStart"/>
+      <w:r>
+        <w:rPr>
+          <w:rStyle w:val="Extranjerismo"/>
+          <w:lang w:val="es-419" w:eastAsia="es-CO"/>
+        </w:rPr>
+        <w:t>journey</w:t>
+      </w:r>
+      <w:proofErr w:type="spellEnd"/>
       <w:r>
         <w:rPr>
           <w:lang w:val="es-419" w:eastAsia="es-CO"/>
@@ -6074,12 +6386,21 @@
         </w:rPr>
         <w:t xml:space="preserve">. La </w:t>
       </w:r>
+      <w:proofErr w:type="spellStart"/>
       <w:r>
         <w:rPr>
           <w:rStyle w:val="Extranjerismo"/>
           <w:lang w:val="es-419" w:eastAsia="es-CO"/>
         </w:rPr>
-        <w:t xml:space="preserve">fintech </w:t>
+        <w:t>fintech</w:t>
+      </w:r>
+      <w:proofErr w:type="spellEnd"/>
+      <w:r>
+        <w:rPr>
+          <w:rStyle w:val="Extranjerismo"/>
+          <w:lang w:val="es-419" w:eastAsia="es-CO"/>
+        </w:rPr>
+        <w:t xml:space="preserve"> </w:t>
       </w:r>
       <w:r>
         <w:rPr>
@@ -6087,6 +6408,7 @@
         </w:rPr>
         <w:t xml:space="preserve">colombiana </w:t>
       </w:r>
+      <w:proofErr w:type="spellStart"/>
       <w:r>
         <w:rPr>
           <w:b/>
@@ -6095,6 +6417,7 @@
         </w:rPr>
         <w:t>Nequi</w:t>
       </w:r>
+      <w:proofErr w:type="spellEnd"/>
       <w:r>
         <w:rPr>
           <w:lang w:val="es-419" w:eastAsia="es-CO"/>
@@ -6660,7 +6983,25 @@
           <w:szCs w:val="24"/>
           <w:lang w:val="es-419" w:eastAsia="es-CO"/>
         </w:rPr>
-        <w:t>: Elaboración propia con base en Lemon &amp; Verhoef, 2016.</w:t>
+        <w:t xml:space="preserve">: Elaboración propia con base en Lemon &amp; </w:t>
+      </w:r>
+      <w:proofErr w:type="spellStart"/>
+      <w:r>
+        <w:rPr>
+          <w:sz w:val="24"/>
+          <w:szCs w:val="24"/>
+          <w:lang w:val="es-419" w:eastAsia="es-CO"/>
+        </w:rPr>
+        <w:t>Verhoef</w:t>
+      </w:r>
+      <w:proofErr w:type="spellEnd"/>
+      <w:r>
+        <w:rPr>
+          <w:sz w:val="24"/>
+          <w:szCs w:val="24"/>
+          <w:lang w:val="es-419" w:eastAsia="es-CO"/>
+        </w:rPr>
+        <w:t>, 2016.</w:t>
       </w:r>
     </w:p>
     <w:p>
@@ -7504,8 +7845,17 @@
                 <w:sz w:val="28"/>
                 <w:szCs w:val="28"/>
               </w:rPr>
-              <w:t>Atención post-entrega</w:t>
-            </w:r>
+              <w:t xml:space="preserve">Atención </w:t>
+            </w:r>
+            <w:proofErr w:type="spellStart"/>
+            <w:r>
+              <w:rPr>
+                <w:sz w:val="28"/>
+                <w:szCs w:val="28"/>
+              </w:rPr>
+              <w:t>post-entrega</w:t>
+            </w:r>
+            <w:proofErr w:type="spellEnd"/>
             <w:r>
               <w:rPr>
                 <w:sz w:val="28"/>
@@ -7611,12 +7961,21 @@
         </w:rPr>
         <w:t xml:space="preserve">De acuerdo con Chopra y Meindl (2018), una propuesta efectiva debe expresar claramente estos aspectos para evitar ambigüedades y transmitir seguridad. En entornos digitales, los sistemas ERP permiten gestionar inventarios en tiempo real y vincular directamente los términos con la experiencia de compra (ej.: </w:t>
       </w:r>
+      <w:proofErr w:type="spellStart"/>
       <w:r>
         <w:rPr>
           <w:rStyle w:val="Extranjerismo"/>
           <w:lang w:val="es-419" w:eastAsia="es-CO"/>
         </w:rPr>
-        <w:t xml:space="preserve">checkouts </w:t>
+        <w:t>checkouts</w:t>
+      </w:r>
+      <w:proofErr w:type="spellEnd"/>
+      <w:r>
+        <w:rPr>
+          <w:rStyle w:val="Extranjerismo"/>
+          <w:lang w:val="es-419" w:eastAsia="es-CO"/>
+        </w:rPr>
+        <w:t xml:space="preserve"> </w:t>
       </w:r>
       <w:r>
         <w:rPr>
@@ -8300,13 +8659,23 @@
         </w:rPr>
         <w:t xml:space="preserve">. La empresa de tecnología </w:t>
       </w:r>
+      <w:proofErr w:type="spellStart"/>
       <w:r>
         <w:rPr>
           <w:b/>
           <w:bCs/>
           <w:lang w:val="es-419" w:eastAsia="es-CO"/>
         </w:rPr>
-        <w:t>iShop Colombia</w:t>
+        <w:t>iShop</w:t>
+      </w:r>
+      <w:proofErr w:type="spellEnd"/>
+      <w:r>
+        <w:rPr>
+          <w:b/>
+          <w:bCs/>
+          <w:lang w:val="es-419" w:eastAsia="es-CO"/>
+        </w:rPr>
+        <w:t xml:space="preserve"> Colombia</w:t>
       </w:r>
       <w:r>
         <w:rPr>
@@ -8386,6 +8755,7 @@
         </w:rPr>
         <w:t xml:space="preserve">. La marca de cosméticos </w:t>
       </w:r>
+      <w:proofErr w:type="spellStart"/>
       <w:r>
         <w:rPr>
           <w:b/>
@@ -8394,6 +8764,7 @@
         </w:rPr>
         <w:t>L’Bel</w:t>
       </w:r>
+      <w:proofErr w:type="spellEnd"/>
       <w:r>
         <w:rPr>
           <w:lang w:val="es-419" w:eastAsia="es-CO"/>
@@ -8578,12 +8949,20 @@
         </w:rPr>
         <w:t xml:space="preserve">Las capacidades de producción hacen referencia a los recursos técnicos, humanos y operativos que una empresa posee para transformar insumos en bienes o servicios </w:t>
       </w:r>
+      <w:proofErr w:type="spellStart"/>
       <w:r>
         <w:rPr>
           <w:lang w:val="es-419" w:eastAsia="es-CO"/>
         </w:rPr>
         <w:lastRenderedPageBreak/>
-        <w:t xml:space="preserve">ofertables. Estas capacidades determinan la posibilidad real de cumplir con las condiciones comerciales establecidas en una propuesta, garantizando calidad, cumplimiento de tiempos y coherencia con la demanda esperada. </w:t>
+        <w:t>ofertables</w:t>
+      </w:r>
+      <w:proofErr w:type="spellEnd"/>
+      <w:r>
+        <w:rPr>
+          <w:lang w:val="es-419" w:eastAsia="es-CO"/>
+        </w:rPr>
+        <w:t xml:space="preserve">. Estas capacidades determinan la posibilidad real de cumplir con las condiciones comerciales establecidas en una propuesta, garantizando calidad, cumplimiento de tiempos y coherencia con la demanda esperada. </w:t>
       </w:r>
     </w:p>
     <w:p>
@@ -8941,14 +9320,37 @@
         <w:rPr>
           <w:lang w:val="es-419" w:eastAsia="es-CO"/>
         </w:rPr>
-        <w:t xml:space="preserve">Según Gitomer (2019), una propuesta comercial efectiva debe ser relevante, específica y emocionalmente convincente, ya que en medios digitales el tiempo de atención del cliente es limitado y competitivo. La propuesta funciona como carta de presentación, argumento de venta y prueba de profesionalismo, ya sea que se estructure en formato PDF, presentación interactiva o </w:t>
-      </w:r>
+        <w:t xml:space="preserve">Según </w:t>
+      </w:r>
+      <w:proofErr w:type="spellStart"/>
+      <w:r>
+        <w:rPr>
+          <w:lang w:val="es-419" w:eastAsia="es-CO"/>
+        </w:rPr>
+        <w:t>Gitomer</w:t>
+      </w:r>
+      <w:proofErr w:type="spellEnd"/>
+      <w:r>
+        <w:rPr>
+          <w:lang w:val="es-419" w:eastAsia="es-CO"/>
+        </w:rPr>
+        <w:t xml:space="preserve"> (2019), una propuesta comercial efectiva debe ser relevante, específica y emocionalmente convincente, ya que en medios digitales el tiempo de atención del cliente es limitado y competitivo. La propuesta funciona como carta de presentación, argumento de venta y prueba de profesionalismo, ya sea que se estructure en formato PDF, presentación interactiva o </w:t>
+      </w:r>
+      <w:proofErr w:type="spellStart"/>
       <w:r>
         <w:rPr>
           <w:rStyle w:val="Extranjerismo"/>
           <w:lang w:val="es-419" w:eastAsia="es-CO"/>
         </w:rPr>
-        <w:t>landing page</w:t>
+        <w:t>landing</w:t>
+      </w:r>
+      <w:proofErr w:type="spellEnd"/>
+      <w:r>
+        <w:rPr>
+          <w:rStyle w:val="Extranjerismo"/>
+          <w:lang w:val="es-419" w:eastAsia="es-CO"/>
+        </w:rPr>
+        <w:t xml:space="preserve"> page</w:t>
       </w:r>
       <w:r>
         <w:rPr>
@@ -9213,7 +9615,21 @@
         <w:rPr>
           <w:lang w:val="es-419" w:eastAsia="es-CO"/>
         </w:rPr>
-        <w:t>Según Anderson, Narus y van Rossum (2020), cada componente debe aportar a la narrativa de valor, anticipar preguntas frecuentes y reforzar los motivos por los cuales esa oferta es la más adecuada frente a otras opciones del mercado.</w:t>
+        <w:t xml:space="preserve">Según Anderson, </w:t>
+      </w:r>
+      <w:proofErr w:type="spellStart"/>
+      <w:r>
+        <w:rPr>
+          <w:lang w:val="es-419" w:eastAsia="es-CO"/>
+        </w:rPr>
+        <w:t>Narus</w:t>
+      </w:r>
+      <w:proofErr w:type="spellEnd"/>
+      <w:r>
+        <w:rPr>
+          <w:lang w:val="es-419" w:eastAsia="es-CO"/>
+        </w:rPr>
+        <w:t xml:space="preserve"> y van Rossum (2020), cada componente debe aportar a la narrativa de valor, anticipar preguntas frecuentes y reforzar los motivos por los cuales esa oferta es la más adecuada frente a otras opciones del mercado.</w:t>
       </w:r>
     </w:p>
     <w:p>
@@ -9248,7 +9664,21 @@
         <w:rPr>
           <w:lang w:val="es-419" w:eastAsia="es-CO"/>
         </w:rPr>
-        <w:t>. La empresa Sempli, dedicada al financiamiento de negocios, estructura sus propuestas comerciales para emprendedores en formato web interactivo. Incluye descripción del crédito, beneficios comparativos, simulador de cuotas, condiciones de desembolso y testimonios. Esto facilita que el cliente recorra la propuesta como si fuera una experiencia digital, aumentando su comprensión y disposición a concretar.</w:t>
+        <w:t xml:space="preserve">. La empresa </w:t>
+      </w:r>
+      <w:proofErr w:type="spellStart"/>
+      <w:r>
+        <w:rPr>
+          <w:lang w:val="es-419" w:eastAsia="es-CO"/>
+        </w:rPr>
+        <w:t>Sempli</w:t>
+      </w:r>
+      <w:proofErr w:type="spellEnd"/>
+      <w:r>
+        <w:rPr>
+          <w:lang w:val="es-419" w:eastAsia="es-CO"/>
+        </w:rPr>
+        <w:t>, dedicada al financiamiento de negocios, estructura sus propuestas comerciales para emprendedores en formato web interactivo. Incluye descripción del crédito, beneficios comparativos, simulador de cuotas, condiciones de desembolso y testimonios. Esto facilita que el cliente recorra la propuesta como si fuera una experiencia digital, aumentando su comprensión y disposición a concretar.</w:t>
       </w:r>
     </w:p>
     <w:p>
@@ -10231,7 +10661,21 @@
         <w:rPr>
           <w:lang w:val="es-419" w:eastAsia="es-CO"/>
         </w:rPr>
-        <w:t xml:space="preserve">Según Dahiya (2021), el uso de estos formatos debe responder a criterios de propósito comunicativo, claridad, coherencia visual y adaptabilidad al canal. No se trata únicamente de “embellecer” la propuesta, sino de amplificar su impacto, facilitar la toma de decisiones y generar una experiencia informativa positiva. </w:t>
+        <w:t xml:space="preserve">Según </w:t>
+      </w:r>
+      <w:proofErr w:type="spellStart"/>
+      <w:r>
+        <w:rPr>
+          <w:lang w:val="es-419" w:eastAsia="es-CO"/>
+        </w:rPr>
+        <w:t>Dahiya</w:t>
+      </w:r>
+      <w:proofErr w:type="spellEnd"/>
+      <w:r>
+        <w:rPr>
+          <w:lang w:val="es-419" w:eastAsia="es-CO"/>
+        </w:rPr>
+        <w:t xml:space="preserve"> (2021), el uso de estos formatos debe responder a criterios de propósito comunicativo, claridad, coherencia visual y adaptabilidad al canal. No se trata únicamente de “embellecer” la propuesta, sino de amplificar su impacto, facilitar la toma de decisiones y generar una experiencia informativa positiva. </w:t>
       </w:r>
     </w:p>
     <w:p>
@@ -10265,7 +10709,21 @@
         <w:rPr>
           <w:lang w:val="es-419" w:eastAsia="es-CO"/>
         </w:rPr>
-        <w:t>. La empresa Hatsu, especializada en bebidas naturales, integra videos cortos, imágenes de producto en alta resolución, audio musical emocional y textos narrativos en sus propuestas y campañas digitales. Este enfoque multimodal refuerza su identidad de marca, facilita la conexión emocional con el cliente y convierte cada presentación comercial en una experiencia sensorial.</w:t>
+        <w:t xml:space="preserve">. La empresa </w:t>
+      </w:r>
+      <w:proofErr w:type="spellStart"/>
+      <w:r>
+        <w:rPr>
+          <w:lang w:val="es-419" w:eastAsia="es-CO"/>
+        </w:rPr>
+        <w:t>Hatsu</w:t>
+      </w:r>
+      <w:proofErr w:type="spellEnd"/>
+      <w:r>
+        <w:rPr>
+          <w:lang w:val="es-419" w:eastAsia="es-CO"/>
+        </w:rPr>
+        <w:t>, especializada en bebidas naturales, integra videos cortos, imágenes de producto en alta resolución, audio musical emocional y textos narrativos en sus propuestas y campañas digitales. Este enfoque multimodal refuerza su identidad de marca, facilita la conexión emocional con el cliente y convierte cada presentación comercial en una experiencia sensorial.</w:t>
       </w:r>
     </w:p>
     <w:p>
@@ -10312,7 +10770,21 @@
           <w:lang w:val="es-419" w:eastAsia="es-CO"/>
         </w:rPr>
         <w:lastRenderedPageBreak/>
-        <w:t xml:space="preserve">Según Reimold y Campo (2017), un documento de alta calidad es aquel que comunica eficazmente, refleja la seriedad institucional y respeta la experiencia del lector. La calidad también se mide por la accesibilidad: que el documento sea fácil de abrir, visualizar en diferentes dispositivos y entender sin necesidad de explicaciones adicionales. </w:t>
+        <w:t xml:space="preserve">Según </w:t>
+      </w:r>
+      <w:proofErr w:type="spellStart"/>
+      <w:r>
+        <w:rPr>
+          <w:lang w:val="es-419" w:eastAsia="es-CO"/>
+        </w:rPr>
+        <w:t>Reimold</w:t>
+      </w:r>
+      <w:proofErr w:type="spellEnd"/>
+      <w:r>
+        <w:rPr>
+          <w:lang w:val="es-419" w:eastAsia="es-CO"/>
+        </w:rPr>
+        <w:t xml:space="preserve"> y Campo (2017), un documento de alta calidad es aquel que comunica eficazmente, refleja la seriedad institucional y respeta la experiencia del lector. La calidad también se mide por la accesibilidad: que el documento sea fácil de abrir, visualizar en diferentes dispositivos y entender sin necesidad de explicaciones adicionales. </w:t>
       </w:r>
     </w:p>
     <w:p>
@@ -10870,7 +11342,25 @@
           <w:szCs w:val="24"/>
           <w:lang w:val="es-419" w:eastAsia="es-CO"/>
         </w:rPr>
-        <w:t xml:space="preserve"> Elaboración propia con base en Reimold &amp; Campo, 2017.</w:t>
+        <w:t xml:space="preserve"> Elaboración propia con base en </w:t>
+      </w:r>
+      <w:proofErr w:type="spellStart"/>
+      <w:r>
+        <w:rPr>
+          <w:sz w:val="24"/>
+          <w:szCs w:val="24"/>
+          <w:lang w:val="es-419" w:eastAsia="es-CO"/>
+        </w:rPr>
+        <w:t>Reimold</w:t>
+      </w:r>
+      <w:proofErr w:type="spellEnd"/>
+      <w:r>
+        <w:rPr>
+          <w:sz w:val="24"/>
+          <w:szCs w:val="24"/>
+          <w:lang w:val="es-419" w:eastAsia="es-CO"/>
+        </w:rPr>
+        <w:t xml:space="preserve"> &amp; Campo, 2017.</w:t>
       </w:r>
       <w:r>
         <w:rPr>
@@ -11171,7 +11661,21 @@
         <w:rPr>
           <w:lang w:val="es-419" w:eastAsia="es-CO"/>
         </w:rPr>
-        <w:t>. La plataforma Domestika, especializada en cursos creativos, aplica la técnica de escasez mostrando cuántos cupos quedan por categoría y cuánto tiempo falta para que acabe la promoción. Este enfoque aumenta la urgencia de compra sin perder calidad argumentativa, logrando conversión con autenticidad</w:t>
+        <w:t xml:space="preserve">. La plataforma </w:t>
+      </w:r>
+      <w:proofErr w:type="spellStart"/>
+      <w:r>
+        <w:rPr>
+          <w:lang w:val="es-419" w:eastAsia="es-CO"/>
+        </w:rPr>
+        <w:t>Domestika</w:t>
+      </w:r>
+      <w:proofErr w:type="spellEnd"/>
+      <w:r>
+        <w:rPr>
+          <w:lang w:val="es-419" w:eastAsia="es-CO"/>
+        </w:rPr>
+        <w:t>, especializada en cursos creativos, aplica la técnica de escasez mostrando cuántos cupos quedan por categoría y cuánto tiempo falta para que acabe la promoción. Este enfoque aumenta la urgencia de compra sin perder calidad argumentativa, logrando conversión con autenticidad</w:t>
       </w:r>
       <w:r>
         <w:rPr>
@@ -11221,7 +11725,35 @@
         <w:rPr>
           <w:lang w:val="es-419" w:eastAsia="es-CO"/>
         </w:rPr>
-        <w:t xml:space="preserve">Según Lannon y Gurak (2013), una buena redacción comercial evita tecnicismos innecesarios, utiliza verbos activos, estructura con claridad y hace énfasis en los beneficios para el cliente más que en las cualidades del producto. </w:t>
+        <w:t xml:space="preserve">Según </w:t>
+      </w:r>
+      <w:proofErr w:type="spellStart"/>
+      <w:r>
+        <w:rPr>
+          <w:lang w:val="es-419" w:eastAsia="es-CO"/>
+        </w:rPr>
+        <w:t>Lannon</w:t>
+      </w:r>
+      <w:proofErr w:type="spellEnd"/>
+      <w:r>
+        <w:rPr>
+          <w:lang w:val="es-419" w:eastAsia="es-CO"/>
+        </w:rPr>
+        <w:t xml:space="preserve"> y </w:t>
+      </w:r>
+      <w:proofErr w:type="spellStart"/>
+      <w:r>
+        <w:rPr>
+          <w:lang w:val="es-419" w:eastAsia="es-CO"/>
+        </w:rPr>
+        <w:t>Gurak</w:t>
+      </w:r>
+      <w:proofErr w:type="spellEnd"/>
+      <w:r>
+        <w:rPr>
+          <w:lang w:val="es-419" w:eastAsia="es-CO"/>
+        </w:rPr>
+        <w:t xml:space="preserve"> (2013), una buena redacción comercial evita tecnicismos innecesarios, utiliza verbos activos, estructura con claridad y hace énfasis en los beneficios para el cliente más que en las cualidades del producto. </w:t>
       </w:r>
     </w:p>
     <w:p>
@@ -12226,7 +12758,23 @@
           </w:p>
           <w:p>
             <w:r>
-              <w:t>Son fundamentales. Herramientas como Canva, Genially o PowerPoint permiten presentar propuestas visuales, interactivas y profesionales.</w:t>
+              <w:t xml:space="preserve">Son fundamentales. Herramientas como </w:t>
+            </w:r>
+            <w:proofErr w:type="spellStart"/>
+            <w:r>
+              <w:t>Canva</w:t>
+            </w:r>
+            <w:proofErr w:type="spellEnd"/>
+            <w:r>
+              <w:t xml:space="preserve">, </w:t>
+            </w:r>
+            <w:proofErr w:type="spellStart"/>
+            <w:r>
+              <w:t>Genially</w:t>
+            </w:r>
+            <w:proofErr w:type="spellEnd"/>
+            <w:r>
+              <w:t xml:space="preserve"> o PowerPoint permiten presentar propuestas visuales, interactivas y profesionales.</w:t>
             </w:r>
           </w:p>
           <w:p>
@@ -12247,7 +12795,15 @@
           </w:p>
           <w:p>
             <w:r>
-              <w:t>Otro error: escribir como robot. “Nos complace ofrecerle…” ¡Nooo!</w:t>
+              <w:t>Otro error: escribir como robot. “Nos complace ofrecerle…” ¡</w:t>
+            </w:r>
+            <w:proofErr w:type="spellStart"/>
+            <w:r>
+              <w:t>Nooo</w:t>
+            </w:r>
+            <w:proofErr w:type="spellEnd"/>
+            <w:r>
+              <w:t>!</w:t>
             </w:r>
           </w:p>
           <w:p>
@@ -12271,7 +12827,15 @@
           </w:p>
           <w:p>
             <w:r>
-              <w:t>Ahí entra el seguimiento. Protocolos claros, herramientas como CRM, y sobre todo, persistencia profesional.</w:t>
+              <w:t xml:space="preserve">Ahí entra el seguimiento. Protocolos claros, herramientas como CRM, </w:t>
+            </w:r>
+            <w:proofErr w:type="gramStart"/>
+            <w:r>
+              <w:t>y</w:t>
+            </w:r>
+            <w:proofErr w:type="gramEnd"/>
+            <w:r>
+              <w:t xml:space="preserve"> sobre todo, persistencia profesional.</w:t>
             </w:r>
           </w:p>
           <w:p>
@@ -12782,6 +13346,7 @@
           <w:lang w:val="es-419"/>
         </w:rPr>
       </w:pPr>
+      <w:proofErr w:type="spellStart"/>
       <w:r>
         <w:rPr>
           <w:rStyle w:val="Extranjerismo"/>
@@ -12791,6 +13356,7 @@
         </w:rPr>
         <w:t>Storytelling</w:t>
       </w:r>
+      <w:proofErr w:type="spellEnd"/>
       <w:r>
         <w:rPr>
           <w:rFonts w:ascii="Calibri" w:hAnsi="Calibri" w:cs="Calibri"/>
@@ -12996,7 +13562,43 @@
                 <w:sz w:val="28"/>
                 <w:szCs w:val="28"/>
               </w:rPr>
-              <w:t xml:space="preserve">Kotler, P., Kartajaya, H., &amp; Setiawan, I. (2021). </w:t>
+              <w:t xml:space="preserve">Kotler, P., </w:t>
+            </w:r>
+            <w:proofErr w:type="spellStart"/>
+            <w:r>
+              <w:rPr>
+                <w:bCs/>
+                <w:sz w:val="28"/>
+                <w:szCs w:val="28"/>
+              </w:rPr>
+              <w:t>Kartajaya</w:t>
+            </w:r>
+            <w:proofErr w:type="spellEnd"/>
+            <w:r>
+              <w:rPr>
+                <w:bCs/>
+                <w:sz w:val="28"/>
+                <w:szCs w:val="28"/>
+              </w:rPr>
+              <w:t xml:space="preserve">, H., &amp; </w:t>
+            </w:r>
+            <w:proofErr w:type="spellStart"/>
+            <w:r>
+              <w:rPr>
+                <w:bCs/>
+                <w:sz w:val="28"/>
+                <w:szCs w:val="28"/>
+              </w:rPr>
+              <w:t>Setiawan</w:t>
+            </w:r>
+            <w:proofErr w:type="spellEnd"/>
+            <w:r>
+              <w:rPr>
+                <w:bCs/>
+                <w:sz w:val="28"/>
+                <w:szCs w:val="28"/>
+              </w:rPr>
+              <w:t xml:space="preserve">, I. (2021). </w:t>
             </w:r>
             <w:r>
               <w:rPr>
@@ -13045,30 +13647,22 @@
             <w:pPr>
               <w:pStyle w:val="TextoTablas"/>
               <w:rPr>
-                <w:rStyle w:val="Hipervnculo"/>
+                <w:rFonts w:asciiTheme="minorHAnsi" w:hAnsiTheme="minorHAnsi" w:cstheme="minorHAnsi"/>
                 <w:sz w:val="28"/>
                 <w:szCs w:val="28"/>
               </w:rPr>
             </w:pPr>
-            <w:hyperlink r:id="rId24" w:history="1">
+            <w:hyperlink r:id="rId24">
               <w:r>
                 <w:rPr>
                   <w:rStyle w:val="Hipervnculo"/>
+                  <w:rFonts w:asciiTheme="minorHAnsi" w:hAnsiTheme="minorHAnsi" w:cstheme="minorHAnsi"/>
                   <w:sz w:val="28"/>
                   <w:szCs w:val="28"/>
                 </w:rPr>
-                <w:t>Versión en Archive.org</w:t>
+                <w:t>https://archive.org/details/marketing-5.0-philip-kotler-espanol</w:t>
               </w:r>
             </w:hyperlink>
-          </w:p>
-          <w:p>
-            <w:pPr>
-              <w:pStyle w:val="TextoTablas"/>
-              <w:rPr>
-                <w:sz w:val="28"/>
-                <w:szCs w:val="28"/>
-              </w:rPr>
-            </w:pPr>
           </w:p>
         </w:tc>
       </w:tr>
@@ -13179,30 +13773,23 @@
               <w:pStyle w:val="TextoTablas"/>
               <w:rPr>
                 <w:rStyle w:val="Hipervnculo"/>
+                <w:rFonts w:asciiTheme="minorHAnsi" w:hAnsiTheme="minorHAnsi" w:cstheme="minorHAnsi"/>
                 <w:sz w:val="28"/>
                 <w:szCs w:val="28"/>
               </w:rPr>
             </w:pPr>
-            <w:hyperlink r:id="rId25" w:history="1">
+            <w:hyperlink r:id="rId25">
               <w:r>
                 <w:rPr>
                   <w:rStyle w:val="Hipervnculo"/>
+                  <w:rFonts w:asciiTheme="minorHAnsi" w:eastAsia="Arial" w:hAnsiTheme="minorHAnsi" w:cstheme="minorHAnsi"/>
                   <w:sz w:val="28"/>
                   <w:szCs w:val="28"/>
+                  <w:lang w:val="es-CO"/>
                 </w:rPr>
                 <w:t>https://www.academia.edu/85247906/Manual_de_marketing_digital_para_emprendedores</w:t>
               </w:r>
             </w:hyperlink>
-          </w:p>
-          <w:p>
-            <w:pPr>
-              <w:pStyle w:val="TextoTablas"/>
-              <w:rPr>
-                <w:rStyle w:val="Hipervnculo"/>
-                <w:sz w:val="28"/>
-                <w:szCs w:val="28"/>
-              </w:rPr>
-            </w:pPr>
           </w:p>
         </w:tc>
       </w:tr>
@@ -13283,30 +13870,22 @@
               <w:pStyle w:val="TextoTablas"/>
               <w:rPr>
                 <w:rStyle w:val="Hipervnculo"/>
+                <w:rFonts w:asciiTheme="minorHAnsi" w:hAnsiTheme="minorHAnsi" w:cstheme="minorHAnsi"/>
                 <w:sz w:val="28"/>
                 <w:szCs w:val="28"/>
               </w:rPr>
             </w:pPr>
-            <w:hyperlink r:id="rId26" w:history="1">
+            <w:hyperlink r:id="rId26">
               <w:r>
                 <w:rPr>
                   <w:rStyle w:val="Hipervnculo"/>
+                  <w:rFonts w:asciiTheme="minorHAnsi" w:hAnsiTheme="minorHAnsi" w:cstheme="minorHAnsi"/>
                   <w:sz w:val="28"/>
                   <w:szCs w:val="28"/>
                 </w:rPr>
-                <w:t>Descargar desde CCB</w:t>
+                <w:t>https://bibliotecadigital.ccb.org.co/bitstream/handle/11520/9087/100000333.pdf</w:t>
               </w:r>
             </w:hyperlink>
-          </w:p>
-          <w:p>
-            <w:pPr>
-              <w:pStyle w:val="TextoTablas"/>
-              <w:rPr>
-                <w:rStyle w:val="Hipervnculo"/>
-                <w:sz w:val="28"/>
-                <w:szCs w:val="28"/>
-              </w:rPr>
-            </w:pPr>
           </w:p>
         </w:tc>
       </w:tr>
@@ -13384,6 +13963,7 @@
               <w:pStyle w:val="TextoTablas"/>
               <w:rPr>
                 <w:rStyle w:val="Hipervnculo"/>
+                <w:rFonts w:asciiTheme="minorHAnsi" w:hAnsiTheme="minorHAnsi" w:cstheme="minorHAnsi"/>
                 <w:sz w:val="28"/>
                 <w:szCs w:val="28"/>
               </w:rPr>
@@ -13392,6 +13972,7 @@
               <w:r>
                 <w:rPr>
                   <w:rStyle w:val="Hipervnculo"/>
+                  <w:rFonts w:asciiTheme="minorHAnsi" w:hAnsiTheme="minorHAnsi" w:cstheme="minorHAnsi"/>
                   <w:bCs/>
                   <w:sz w:val="28"/>
                   <w:szCs w:val="28"/>
@@ -13433,24 +14014,7 @@
           <w:sz w:val="28"/>
           <w:szCs w:val="28"/>
         </w:rPr>
-        <w:t xml:space="preserve">Arango Serna, S. A., Londoño Salazar, J. H., &amp; Álvarez Uribe, A. M. (2015). </w:t>
-      </w:r>
-      <w:r>
-        <w:rPr>
-          <w:rStyle w:val="Extranjerismo"/>
-          <w:rFonts w:asciiTheme="minorHAnsi" w:hAnsiTheme="minorHAnsi" w:cstheme="minorHAnsi"/>
-          <w:sz w:val="28"/>
-          <w:szCs w:val="28"/>
-        </w:rPr>
-        <w:t>Capacidades de negocio en el contexto empresarial. Revista Facultad de Ingeniería, (76), 2–13. Redalyc</w:t>
-      </w:r>
-      <w:r>
-        <w:rPr>
-          <w:rFonts w:asciiTheme="minorHAnsi" w:hAnsiTheme="minorHAnsi" w:cstheme="minorHAnsi"/>
-          <w:sz w:val="28"/>
-          <w:szCs w:val="28"/>
-        </w:rPr>
-        <w:t xml:space="preserve">. </w:t>
+        <w:t xml:space="preserve">Arango Serna, S. A., Londoño Salazar, J. H., &amp; Álvarez Uribe, A. M. (2015). Capacidades de negocio en el contexto empresarial. Revista Facultad de Ingeniería, (76), 2–13. Redalyc. </w:t>
       </w:r>
       <w:hyperlink r:id="rId28" w:history="1">
         <w:r>
@@ -13491,16 +14055,7 @@
           <w:sz w:val="28"/>
           <w:szCs w:val="28"/>
         </w:rPr>
-        <w:t xml:space="preserve">Escobar Ceballos, N. M., &amp; Vargas Manzano, M. A. (2022). </w:t>
-      </w:r>
-      <w:r>
-        <w:rPr>
-          <w:rStyle w:val="Extranjerismo"/>
-          <w:rFonts w:asciiTheme="minorHAnsi" w:hAnsiTheme="minorHAnsi" w:cstheme="minorHAnsi"/>
-          <w:sz w:val="28"/>
-          <w:szCs w:val="28"/>
-        </w:rPr>
-        <w:t xml:space="preserve">La narración de historias y el desarrollo de contenidos publicitarios en redes sociales. Caso: Bimbo en Instagram. Revista Comunicación, 31(1), 65–78. Redalyc. </w:t>
+        <w:t xml:space="preserve">Escobar Ceballos, N. M., &amp; Vargas Manzano, M. A. (2022). La narración de historias y el desarrollo de contenidos publicitarios en redes sociales. Caso: Bimbo en Instagram. Revista Comunicación, 31(1), 65–78. Redalyc. </w:t>
       </w:r>
       <w:hyperlink r:id="rId29" w:history="1">
         <w:r>
@@ -13541,24 +14096,25 @@
           <w:sz w:val="28"/>
           <w:szCs w:val="28"/>
         </w:rPr>
-        <w:t xml:space="preserve">Fernández Valiñas, R. (2023). </w:t>
-      </w:r>
-      <w:r>
-        <w:rPr>
-          <w:rStyle w:val="Extranjerismo"/>
+        <w:t xml:space="preserve">Fernández </w:t>
+      </w:r>
+      <w:proofErr w:type="spellStart"/>
+      <w:r>
+        <w:rPr>
           <w:rFonts w:asciiTheme="minorHAnsi" w:hAnsiTheme="minorHAnsi" w:cstheme="minorHAnsi"/>
           <w:sz w:val="28"/>
           <w:szCs w:val="28"/>
         </w:rPr>
-        <w:t>Segmentación de mercados. Universidad Tecnológica de México</w:t>
-      </w:r>
+        <w:t>Valiñas</w:t>
+      </w:r>
+      <w:proofErr w:type="spellEnd"/>
       <w:r>
         <w:rPr>
           <w:rFonts w:asciiTheme="minorHAnsi" w:hAnsiTheme="minorHAnsi" w:cstheme="minorHAnsi"/>
           <w:sz w:val="28"/>
           <w:szCs w:val="28"/>
         </w:rPr>
-        <w:t xml:space="preserve">. </w:t>
+        <w:t xml:space="preserve">, R. (2023). Segmentación de mercados. Universidad Tecnológica de México. </w:t>
       </w:r>
       <w:hyperlink r:id="rId30" w:history="1">
         <w:r>
@@ -13599,24 +14155,25 @@
           <w:sz w:val="28"/>
           <w:szCs w:val="28"/>
         </w:rPr>
-        <w:t xml:space="preserve">Guisado Rodríguez, A. M. (2021). </w:t>
-      </w:r>
-      <w:r>
-        <w:rPr>
-          <w:rStyle w:val="Extranjerismo"/>
+        <w:t>Guisado Rodríguez, A. M. (2021). “</w:t>
+      </w:r>
+      <w:proofErr w:type="spellStart"/>
+      <w:r>
+        <w:rPr>
           <w:rFonts w:asciiTheme="minorHAnsi" w:hAnsiTheme="minorHAnsi" w:cstheme="minorHAnsi"/>
           <w:sz w:val="28"/>
           <w:szCs w:val="28"/>
         </w:rPr>
-        <w:t>“Storytelling”: cómo contar historias ayuda a la estrategia de marketing (Trabajo de fin de grado). Universidad de Sevilla</w:t>
-      </w:r>
+        <w:t>Storytelling</w:t>
+      </w:r>
+      <w:proofErr w:type="spellEnd"/>
       <w:r>
         <w:rPr>
           <w:rFonts w:asciiTheme="minorHAnsi" w:hAnsiTheme="minorHAnsi" w:cstheme="minorHAnsi"/>
           <w:sz w:val="28"/>
           <w:szCs w:val="28"/>
         </w:rPr>
-        <w:t xml:space="preserve">. </w:t>
+        <w:t xml:space="preserve">”: cómo contar historias ayuda a la estrategia de marketing (Trabajo de fin de grado). Universidad de Sevilla. </w:t>
       </w:r>
       <w:hyperlink r:id="rId31" w:history="1">
         <w:r>
@@ -13626,7 +14183,7 @@
             <w:sz w:val="28"/>
             <w:szCs w:val="28"/>
           </w:rPr>
-          <w:t>https://idus.us.es/server/api/core/bitstreams/7e46ad9f-13e6-4bda-ac17-9a771a9bc5c1/content</w:t>
+          <w:t>https://idus.us.es/bitstreams/7e46ad9f-13e6-4bda-ac17-9a771a9bc5c1/download</w:t>
         </w:r>
       </w:hyperlink>
     </w:p>
@@ -13657,24 +14214,7 @@
           <w:sz w:val="28"/>
           <w:szCs w:val="28"/>
         </w:rPr>
-        <w:t xml:space="preserve">Solomon, M. R. (2018). </w:t>
-      </w:r>
-      <w:r>
-        <w:rPr>
-          <w:rStyle w:val="Extranjerismo"/>
-          <w:rFonts w:ascii="Calibri" w:hAnsi="Calibri" w:cs="Calibri"/>
-          <w:sz w:val="28"/>
-          <w:szCs w:val="28"/>
-        </w:rPr>
-        <w:t>Comportamiento del consumidor: Comprando, poseyendo y siendo (12ª ed.). Pearson Educación</w:t>
-      </w:r>
-      <w:r>
-        <w:rPr>
-          <w:rFonts w:asciiTheme="minorHAnsi" w:hAnsiTheme="minorHAnsi" w:cstheme="minorHAnsi"/>
-          <w:sz w:val="28"/>
-          <w:szCs w:val="28"/>
-        </w:rPr>
-        <w:t xml:space="preserve">. </w:t>
+        <w:t xml:space="preserve">Solomon, M. R. (2018). Comportamiento del consumidor: Comprando, poseyendo y siendo (12ª ed.). Pearson Educación. </w:t>
       </w:r>
       <w:hyperlink r:id="rId32" w:history="1">
         <w:r>
@@ -13704,8 +14244,19 @@
           <w:sz w:val="28"/>
           <w:szCs w:val="28"/>
         </w:rPr>
-        <w:t xml:space="preserve">  </w:t>
-      </w:r>
+        <w:t xml:space="preserve"> </w:t>
+      </w:r>
+    </w:p>
+    <w:p>
+      <w:pPr>
+        <w:pStyle w:val="Normal0"/>
+        <w:ind w:firstLine="708"/>
+        <w:rPr>
+          <w:rFonts w:asciiTheme="minorHAnsi" w:hAnsiTheme="minorHAnsi" w:cstheme="minorHAnsi"/>
+          <w:sz w:val="28"/>
+          <w:szCs w:val="28"/>
+        </w:rPr>
+      </w:pPr>
     </w:p>
     <w:p>
       <w:pPr>
@@ -13903,12 +14454,21 @@
                 <w:szCs w:val="24"/>
               </w:rPr>
             </w:pPr>
+            <w:proofErr w:type="spellStart"/>
             <w:r>
               <w:rPr>
                 <w:rFonts w:cs="Calibri"/>
                 <w:szCs w:val="24"/>
               </w:rPr>
-              <w:t>Milady Tatiana Villamil Castellanos</w:t>
+              <w:t>Milady</w:t>
+            </w:r>
+            <w:proofErr w:type="spellEnd"/>
+            <w:r>
+              <w:rPr>
+                <w:rFonts w:cs="Calibri"/>
+                <w:szCs w:val="24"/>
+              </w:rPr>
+              <w:t xml:space="preserve"> Tatiana Villamil Castellanos</w:t>
             </w:r>
           </w:p>
         </w:tc>
@@ -14183,8 +14743,17 @@
                 <w:rFonts w:cs="Calibri"/>
                 <w:szCs w:val="24"/>
               </w:rPr>
-              <w:t>Jair Coll Gallardo</w:t>
-            </w:r>
+              <w:t xml:space="preserve">Jair Coll </w:t>
+            </w:r>
+            <w:proofErr w:type="spellStart"/>
+            <w:r>
+              <w:rPr>
+                <w:rFonts w:cs="Calibri"/>
+                <w:szCs w:val="24"/>
+              </w:rPr>
+              <w:t>Gallardo</w:t>
+            </w:r>
+            <w:proofErr w:type="spellEnd"/>
           </w:p>
         </w:tc>
         <w:tc>
@@ -14647,7 +15216,23 @@
                 <w:rFonts w:cs="Calibri"/>
                 <w:szCs w:val="24"/>
               </w:rPr>
-              <w:t>Jonathan Adie Villafañe</w:t>
+              <w:t xml:space="preserve">Jonathan </w:t>
+            </w:r>
+            <w:proofErr w:type="spellStart"/>
+            <w:r>
+              <w:rPr>
+                <w:rFonts w:cs="Calibri"/>
+                <w:szCs w:val="24"/>
+              </w:rPr>
+              <w:t>Adie</w:t>
+            </w:r>
+            <w:proofErr w:type="spellEnd"/>
+            <w:r>
+              <w:rPr>
+                <w:rFonts w:cs="Calibri"/>
+                <w:szCs w:val="24"/>
+              </w:rPr>
+              <w:t xml:space="preserve"> Villafañe</w:t>
             </w:r>
           </w:p>
         </w:tc>
@@ -14715,8 +15300,17 @@
                 <w:rFonts w:cs="Calibri"/>
                 <w:szCs w:val="24"/>
               </w:rPr>
-              <w:t>Jairo Luis Valencia Ebratt</w:t>
-            </w:r>
+              <w:t xml:space="preserve">Jairo Luis Valencia </w:t>
+            </w:r>
+            <w:proofErr w:type="spellStart"/>
+            <w:r>
+              <w:rPr>
+                <w:rFonts w:cs="Calibri"/>
+                <w:szCs w:val="24"/>
+              </w:rPr>
+              <w:t>Ebratt</w:t>
+            </w:r>
+            <w:proofErr w:type="spellEnd"/>
           </w:p>
         </w:tc>
         <w:tc>
@@ -20350,42 +20944,34 @@
 </file>
 
 <file path=customXml/item1.xml><?xml version="1.0" encoding="utf-8"?>
-<p:properties xmlns:p="http://schemas.microsoft.com/office/2006/metadata/properties" xmlns:xsi="http://www.w3.org/2001/XMLSchema-instance" xmlns:pc="http://schemas.microsoft.com/office/infopath/2007/PartnerControls">
-  <documentManagement>
-    <TaxCatchAll xmlns="adccf511-daff-4bcb-9072-914cedbf4c7e" xsi:nil="true"/>
-    <lcf76f155ced4ddcb4097134ff3c332f xmlns="a70d3c18-0869-45a1-9f75-4b4b8f0f32be">
-      <Terms xmlns="http://schemas.microsoft.com/office/infopath/2007/PartnerControls"/>
-    </lcf76f155ced4ddcb4097134ff3c332f>
-  </documentManagement>
-</p:properties>
+<b:Sources xmlns:b="http://schemas.openxmlformats.org/officeDocument/2006/bibliography" xmlns="http://schemas.openxmlformats.org/officeDocument/2006/bibliography" SelectedStyle="\APASixthEditionOfficeOnline.xsl" StyleName="APA" Version="6"/>
 </file>
 
 <file path=customXml/item2.xml><?xml version="1.0" encoding="utf-8"?>
-<b:Sources xmlns:b="http://schemas.openxmlformats.org/officeDocument/2006/bibliography" xmlns="http://schemas.openxmlformats.org/officeDocument/2006/bibliography" SelectedStyle="\APASixthEditionOfficeOnline.xsl" StyleName="APA" Version="6"/>
-</file>
-
-<file path=customXml/item3.xml><?xml version="1.0" encoding="utf-8"?>
-<ct:contentTypeSchema xmlns:ct="http://schemas.microsoft.com/office/2006/metadata/contentType" xmlns:ma="http://schemas.microsoft.com/office/2006/metadata/properties/metaAttributes" ct:_="" ma:_="" ma:contentTypeName="Documento" ma:contentTypeID="0x010100FC2B1768DD5A774EB396CCAB0DE361C1" ma:contentTypeVersion="12" ma:contentTypeDescription="Crear nuevo documento." ma:contentTypeScope="" ma:versionID="d4a546b22d2924edabf51241cf3422b8">
-  <xsd:schema xmlns:xsd="http://www.w3.org/2001/XMLSchema" xmlns:xs="http://www.w3.org/2001/XMLSchema" xmlns:p="http://schemas.microsoft.com/office/2006/metadata/properties" xmlns:ns2="a70d3c18-0869-45a1-9f75-4b4b8f0f32be" xmlns:ns3="adccf511-daff-4bcb-9072-914cedbf4c7e" targetNamespace="http://schemas.microsoft.com/office/2006/metadata/properties" ma:root="true" ma:fieldsID="e29002b2d9ca820e89c57fc59ec70c79" ns2:_="" ns3:_="">
-    <xsd:import namespace="a70d3c18-0869-45a1-9f75-4b4b8f0f32be"/>
-    <xsd:import namespace="adccf511-daff-4bcb-9072-914cedbf4c7e"/>
+<ct:contentTypeSchema xmlns:ct="http://schemas.microsoft.com/office/2006/metadata/contentType" xmlns:ma="http://schemas.microsoft.com/office/2006/metadata/properties/metaAttributes" ct:_="" ma:_="" ma:contentTypeName="Documento" ma:contentTypeID="0x01010049282E1EDBE9234EA9E6D38F720E265F" ma:contentTypeVersion="15" ma:contentTypeDescription="Crear nuevo documento." ma:contentTypeScope="" ma:versionID="b31c7aa9eaf043a08b87120b3c4916e3">
+  <xsd:schema xmlns:xsd="http://www.w3.org/2001/XMLSchema" xmlns:xs="http://www.w3.org/2001/XMLSchema" xmlns:p="http://schemas.microsoft.com/office/2006/metadata/properties" xmlns:ns2="cb45339b-ced9-4d0d-8f64-77573914d53b" xmlns:ns3="43a3ca16-9c26-4813-b83f-4aec9927b43f" targetNamespace="http://schemas.microsoft.com/office/2006/metadata/properties" ma:root="true" ma:fieldsID="3533d065b04d75c457075bc55f1f5315" ns2:_="" ns3:_="">
+    <xsd:import namespace="cb45339b-ced9-4d0d-8f64-77573914d53b"/>
+    <xsd:import namespace="43a3ca16-9c26-4813-b83f-4aec9927b43f"/>
     <xsd:element name="properties">
       <xsd:complexType>
         <xsd:sequence>
           <xsd:element name="documentManagement">
             <xsd:complexType>
               <xsd:all>
-                <xsd:element ref="ns2:MediaServiceMetadata" minOccurs="0"/>
-                <xsd:element ref="ns2:MediaServiceFastMetadata" minOccurs="0"/>
-                <xsd:element ref="ns2:MediaServiceSearchProperties" minOccurs="0"/>
-                <xsd:element ref="ns2:MediaServiceDateTaken" minOccurs="0"/>
-                <xsd:element ref="ns2:MediaServiceGenerationTime" minOccurs="0"/>
-                <xsd:element ref="ns2:MediaServiceEventHashCode" minOccurs="0"/>
-                <xsd:element ref="ns2:MediaLengthInSeconds" minOccurs="0"/>
-                <xsd:element ref="ns2:lcf76f155ced4ddcb4097134ff3c332f" minOccurs="0"/>
-                <xsd:element ref="ns3:TaxCatchAll" minOccurs="0"/>
-                <xsd:element ref="ns2:MediaServiceOCR" minOccurs="0"/>
-                <xsd:element ref="ns2:MediaServiceBillingMetadata" minOccurs="0"/>
+                <xsd:element ref="ns2:SharedWithUsers" minOccurs="0"/>
+                <xsd:element ref="ns2:SharedWithDetails" minOccurs="0"/>
+                <xsd:element ref="ns3:MediaServiceMetadata" minOccurs="0"/>
+                <xsd:element ref="ns3:MediaServiceFastMetadata" minOccurs="0"/>
+                <xsd:element ref="ns3:MediaServiceDateTaken" minOccurs="0"/>
+                <xsd:element ref="ns3:MediaServiceObjectDetectorVersions" minOccurs="0"/>
+                <xsd:element ref="ns3:MediaLengthInSeconds" minOccurs="0"/>
+                <xsd:element ref="ns3:MediaServiceLocation" minOccurs="0"/>
+                <xsd:element ref="ns3:MediaServiceGenerationTime" minOccurs="0"/>
+                <xsd:element ref="ns3:MediaServiceEventHashCode" minOccurs="0"/>
+                <xsd:element ref="ns3:lcf76f155ced4ddcb4097134ff3c332f" minOccurs="0"/>
+                <xsd:element ref="ns2:TaxCatchAll" minOccurs="0"/>
+                <xsd:element ref="ns3:MediaServiceOCR" minOccurs="0"/>
+                <xsd:element ref="ns3:MediaServiceSearchProperties" minOccurs="0"/>
               </xsd:all>
             </xsd:complexType>
           </xsd:element>
@@ -20393,35 +20979,66 @@
       </xsd:complexType>
     </xsd:element>
   </xsd:schema>
-  <xsd:schema xmlns:xsd="http://www.w3.org/2001/XMLSchema" xmlns:xs="http://www.w3.org/2001/XMLSchema" xmlns:dms="http://schemas.microsoft.com/office/2006/documentManagement/types" xmlns:pc="http://schemas.microsoft.com/office/infopath/2007/PartnerControls" targetNamespace="a70d3c18-0869-45a1-9f75-4b4b8f0f32be" elementFormDefault="qualified">
+  <xsd:schema xmlns:xsd="http://www.w3.org/2001/XMLSchema" xmlns:xs="http://www.w3.org/2001/XMLSchema" xmlns:dms="http://schemas.microsoft.com/office/2006/documentManagement/types" xmlns:pc="http://schemas.microsoft.com/office/infopath/2007/PartnerControls" targetNamespace="cb45339b-ced9-4d0d-8f64-77573914d53b" elementFormDefault="qualified">
     <xsd:import namespace="http://schemas.microsoft.com/office/2006/documentManagement/types"/>
     <xsd:import namespace="http://schemas.microsoft.com/office/infopath/2007/PartnerControls"/>
-    <xsd:element name="MediaServiceMetadata" ma:index="8" nillable="true" ma:displayName="MediaServiceMetadata" ma:hidden="true" ma:internalName="MediaServiceMetadata" ma:readOnly="true">
+    <xsd:element name="SharedWithUsers" ma:index="8" nillable="true" ma:displayName="Compartido con" ma:internalName="SharedWithUsers" ma:readOnly="true">
+      <xsd:complexType>
+        <xsd:complexContent>
+          <xsd:extension base="dms:UserMulti">
+            <xsd:sequence>
+              <xsd:element name="UserInfo" minOccurs="0" maxOccurs="unbounded">
+                <xsd:complexType>
+                  <xsd:sequence>
+                    <xsd:element name="DisplayName" type="xsd:string" minOccurs="0"/>
+                    <xsd:element name="AccountId" type="dms:UserId" minOccurs="0" nillable="true"/>
+                    <xsd:element name="AccountType" type="xsd:string" minOccurs="0"/>
+                  </xsd:sequence>
+                </xsd:complexType>
+              </xsd:element>
+            </xsd:sequence>
+          </xsd:extension>
+        </xsd:complexContent>
+      </xsd:complexType>
+    </xsd:element>
+    <xsd:element name="SharedWithDetails" ma:index="9" nillable="true" ma:displayName="Detalles de uso compartido" ma:internalName="SharedWithDetails" ma:readOnly="true">
+      <xsd:simpleType>
+        <xsd:restriction base="dms:Note">
+          <xsd:maxLength value="255"/>
+        </xsd:restriction>
+      </xsd:simpleType>
+    </xsd:element>
+    <xsd:element name="TaxCatchAll" ma:index="20" nillable="true" ma:displayName="Taxonomy Catch All Column" ma:hidden="true" ma:list="{2f40a149-578b-41a1-8845-c88bc1831770}" ma:internalName="TaxCatchAll" ma:showField="CatchAllData" ma:web="cb45339b-ced9-4d0d-8f64-77573914d53b">
+      <xsd:complexType>
+        <xsd:complexContent>
+          <xsd:extension base="dms:MultiChoiceLookup">
+            <xsd:sequence>
+              <xsd:element name="Value" type="dms:Lookup" maxOccurs="unbounded" minOccurs="0" nillable="true"/>
+            </xsd:sequence>
+          </xsd:extension>
+        </xsd:complexContent>
+      </xsd:complexType>
+    </xsd:element>
+  </xsd:schema>
+  <xsd:schema xmlns:xsd="http://www.w3.org/2001/XMLSchema" xmlns:xs="http://www.w3.org/2001/XMLSchema" xmlns:dms="http://schemas.microsoft.com/office/2006/documentManagement/types" xmlns:pc="http://schemas.microsoft.com/office/infopath/2007/PartnerControls" targetNamespace="43a3ca16-9c26-4813-b83f-4aec9927b43f" elementFormDefault="qualified">
+    <xsd:import namespace="http://schemas.microsoft.com/office/2006/documentManagement/types"/>
+    <xsd:import namespace="http://schemas.microsoft.com/office/infopath/2007/PartnerControls"/>
+    <xsd:element name="MediaServiceMetadata" ma:index="10" nillable="true" ma:displayName="MediaServiceMetadata" ma:hidden="true" ma:internalName="MediaServiceMetadata" ma:readOnly="true">
       <xsd:simpleType>
         <xsd:restriction base="dms:Note"/>
       </xsd:simpleType>
     </xsd:element>
-    <xsd:element name="MediaServiceFastMetadata" ma:index="9" nillable="true" ma:displayName="MediaServiceFastMetadata" ma:hidden="true" ma:internalName="MediaServiceFastMetadata" ma:readOnly="true">
+    <xsd:element name="MediaServiceFastMetadata" ma:index="11" nillable="true" ma:displayName="MediaServiceFastMetadata" ma:hidden="true" ma:internalName="MediaServiceFastMetadata" ma:readOnly="true">
       <xsd:simpleType>
         <xsd:restriction base="dms:Note"/>
       </xsd:simpleType>
     </xsd:element>
-    <xsd:element name="MediaServiceSearchProperties" ma:index="10" nillable="true" ma:displayName="MediaServiceSearchProperties" ma:hidden="true" ma:internalName="MediaServiceSearchProperties" ma:readOnly="true">
-      <xsd:simpleType>
-        <xsd:restriction base="dms:Note"/>
-      </xsd:simpleType>
-    </xsd:element>
-    <xsd:element name="MediaServiceDateTaken" ma:index="11" nillable="true" ma:displayName="MediaServiceDateTaken" ma:hidden="true" ma:indexed="true" ma:internalName="MediaServiceDateTaken" ma:readOnly="true">
+    <xsd:element name="MediaServiceDateTaken" ma:index="12" nillable="true" ma:displayName="MediaServiceDateTaken" ma:hidden="true" ma:indexed="true" ma:internalName="MediaServiceDateTaken" ma:readOnly="true">
       <xsd:simpleType>
         <xsd:restriction base="dms:Text"/>
       </xsd:simpleType>
     </xsd:element>
-    <xsd:element name="MediaServiceGenerationTime" ma:index="12" nillable="true" ma:displayName="MediaServiceGenerationTime" ma:hidden="true" ma:internalName="MediaServiceGenerationTime" ma:readOnly="true">
-      <xsd:simpleType>
-        <xsd:restriction base="dms:Text"/>
-      </xsd:simpleType>
-    </xsd:element>
-    <xsd:element name="MediaServiceEventHashCode" ma:index="13" nillable="true" ma:displayName="MediaServiceEventHashCode" ma:hidden="true" ma:internalName="MediaServiceEventHashCode" ma:readOnly="true">
+    <xsd:element name="MediaServiceObjectDetectorVersions" ma:index="13" nillable="true" ma:displayName="MediaServiceObjectDetectorVersions" ma:hidden="true" ma:indexed="true" ma:internalName="MediaServiceObjectDetectorVersions" ma:readOnly="true">
       <xsd:simpleType>
         <xsd:restriction base="dms:Text"/>
       </xsd:simpleType>
@@ -20431,39 +21048,39 @@
         <xsd:restriction base="dms:Unknown"/>
       </xsd:simpleType>
     </xsd:element>
-    <xsd:element name="lcf76f155ced4ddcb4097134ff3c332f" ma:index="16" nillable="true" ma:taxonomy="true" ma:internalName="lcf76f155ced4ddcb4097134ff3c332f" ma:taxonomyFieldName="MediaServiceImageTags" ma:displayName="Etiquetas de imagen" ma:readOnly="false" ma:fieldId="{5cf76f15-5ced-4ddc-b409-7134ff3c332f}" ma:taxonomyMulti="true" ma:sspId="d33c8c81-5745-4931-bcc4-c2aeafe86780" ma:termSetId="09814cd3-568e-fe90-9814-8d621ff8fb84" ma:anchorId="fba54fb3-c3e1-fe81-a776-ca4b69148c4d" ma:open="true" ma:isKeyword="false">
+    <xsd:element name="MediaServiceLocation" ma:index="15" nillable="true" ma:displayName="Location" ma:indexed="true" ma:internalName="MediaServiceLocation" ma:readOnly="true">
+      <xsd:simpleType>
+        <xsd:restriction base="dms:Text"/>
+      </xsd:simpleType>
+    </xsd:element>
+    <xsd:element name="MediaServiceGenerationTime" ma:index="16" nillable="true" ma:displayName="MediaServiceGenerationTime" ma:hidden="true" ma:internalName="MediaServiceGenerationTime" ma:readOnly="true">
+      <xsd:simpleType>
+        <xsd:restriction base="dms:Text"/>
+      </xsd:simpleType>
+    </xsd:element>
+    <xsd:element name="MediaServiceEventHashCode" ma:index="17" nillable="true" ma:displayName="MediaServiceEventHashCode" ma:hidden="true" ma:internalName="MediaServiceEventHashCode" ma:readOnly="true">
+      <xsd:simpleType>
+        <xsd:restriction base="dms:Text"/>
+      </xsd:simpleType>
+    </xsd:element>
+    <xsd:element name="lcf76f155ced4ddcb4097134ff3c332f" ma:index="19" nillable="true" ma:taxonomy="true" ma:internalName="lcf76f155ced4ddcb4097134ff3c332f" ma:taxonomyFieldName="MediaServiceImageTags" ma:displayName="Etiquetas de imagen" ma:readOnly="false" ma:fieldId="{5cf76f15-5ced-4ddc-b409-7134ff3c332f}" ma:taxonomyMulti="true" ma:sspId="d33c8c81-5745-4931-bcc4-c2aeafe86780" ma:termSetId="09814cd3-568e-fe90-9814-8d621ff8fb84" ma:anchorId="fba54fb3-c3e1-fe81-a776-ca4b69148c4d" ma:open="true" ma:isKeyword="false">
       <xsd:complexType>
         <xsd:sequence>
           <xsd:element ref="pc:Terms" minOccurs="0" maxOccurs="1"/>
         </xsd:sequence>
       </xsd:complexType>
     </xsd:element>
-    <xsd:element name="MediaServiceOCR" ma:index="18" nillable="true" ma:displayName="Extracted Text" ma:internalName="MediaServiceOCR" ma:readOnly="true">
+    <xsd:element name="MediaServiceOCR" ma:index="21" nillable="true" ma:displayName="Extracted Text" ma:internalName="MediaServiceOCR" ma:readOnly="true">
       <xsd:simpleType>
         <xsd:restriction base="dms:Note">
           <xsd:maxLength value="255"/>
         </xsd:restriction>
       </xsd:simpleType>
     </xsd:element>
-    <xsd:element name="MediaServiceBillingMetadata" ma:index="19" nillable="true" ma:displayName="MediaServiceBillingMetadata" ma:hidden="true" ma:internalName="MediaServiceBillingMetadata" ma:readOnly="true">
+    <xsd:element name="MediaServiceSearchProperties" ma:index="22" nillable="true" ma:displayName="MediaServiceSearchProperties" ma:hidden="true" ma:internalName="MediaServiceSearchProperties" ma:readOnly="true">
       <xsd:simpleType>
         <xsd:restriction base="dms:Note"/>
       </xsd:simpleType>
-    </xsd:element>
-  </xsd:schema>
-  <xsd:schema xmlns:xsd="http://www.w3.org/2001/XMLSchema" xmlns:xs="http://www.w3.org/2001/XMLSchema" xmlns:dms="http://schemas.microsoft.com/office/2006/documentManagement/types" xmlns:pc="http://schemas.microsoft.com/office/infopath/2007/PartnerControls" targetNamespace="adccf511-daff-4bcb-9072-914cedbf4c7e" elementFormDefault="qualified">
-    <xsd:import namespace="http://schemas.microsoft.com/office/2006/documentManagement/types"/>
-    <xsd:import namespace="http://schemas.microsoft.com/office/infopath/2007/PartnerControls"/>
-    <xsd:element name="TaxCatchAll" ma:index="17" nillable="true" ma:displayName="Taxonomy Catch All Column" ma:hidden="true" ma:list="{d55fdbc5-1632-489d-aeea-ba6fd7407963}" ma:internalName="TaxCatchAll" ma:showField="CatchAllData" ma:web="adccf511-daff-4bcb-9072-914cedbf4c7e">
-      <xsd:complexType>
-        <xsd:complexContent>
-          <xsd:extension base="dms:MultiChoiceLookup">
-            <xsd:sequence>
-              <xsd:element name="Value" type="dms:Lookup" maxOccurs="unbounded" minOccurs="0" nillable="true"/>
-            </xsd:sequence>
-          </xsd:extension>
-        </xsd:complexContent>
-      </xsd:complexType>
     </xsd:element>
   </xsd:schema>
   <xsd:schema xmlns="http://schemas.openxmlformats.org/package/2006/metadata/core-properties" xmlns:xsd="http://www.w3.org/2001/XMLSchema" xmlns:xsi="http://www.w3.org/2001/XMLSchema-instance" xmlns:dc="http://purl.org/dc/elements/1.1/" xmlns:dcterms="http://purl.org/dc/terms/" xmlns:odoc="http://schemas.microsoft.com/internal/obd" targetNamespace="http://schemas.openxmlformats.org/package/2006/metadata/core-properties" elementFormDefault="qualified" attributeFormDefault="unqualified" blockDefault="#all">
@@ -20565,7 +21182,7 @@
 </ct:contentTypeSchema>
 </file>
 
-<file path=customXml/item4.xml><?xml version="1.0" encoding="utf-8"?>
+<file path=customXml/item3.xml><?xml version="1.0" encoding="utf-8"?>
 <?mso-contentType ?>
 <FormTemplates xmlns="http://schemas.microsoft.com/sharepoint/v3/contenttype/forms">
   <Display>DocumentLibraryForm</Display>
@@ -20574,7 +21191,53 @@
 </FormTemplates>
 </file>
 
+<file path=customXml/item4.xml><?xml version="1.0" encoding="utf-8"?>
+<p:properties xmlns:p="http://schemas.microsoft.com/office/2006/metadata/properties" xmlns:xsi="http://www.w3.org/2001/XMLSchema-instance" xmlns:pc="http://schemas.microsoft.com/office/infopath/2007/PartnerControls">
+  <documentManagement>
+    <TaxCatchAll xmlns="cb45339b-ced9-4d0d-8f64-77573914d53b"/>
+    <lcf76f155ced4ddcb4097134ff3c332f xmlns="43a3ca16-9c26-4813-b83f-4aec9927b43f">
+      <Terms xmlns="http://schemas.microsoft.com/office/infopath/2007/PartnerControls"/>
+    </lcf76f155ced4ddcb4097134ff3c332f>
+  </documentManagement>
+</p:properties>
+</file>
+
 <file path=customXml/itemProps1.xml><?xml version="1.0" encoding="utf-8"?>
+<ds:datastoreItem xmlns:ds="http://schemas.openxmlformats.org/officeDocument/2006/customXml" ds:itemID="{E8AB44A3-7C62-4BD2-82ED-8ABC209970FA}">
+  <ds:schemaRefs>
+    <ds:schemaRef ds:uri="http://schemas.openxmlformats.org/officeDocument/2006/bibliography"/>
+  </ds:schemaRefs>
+</ds:datastoreItem>
+</file>
+
+<file path=customXml/itemProps2.xml><?xml version="1.0" encoding="utf-8"?>
+<ds:datastoreItem xmlns:ds="http://schemas.openxmlformats.org/officeDocument/2006/customXml" ds:itemID="{DF43E046-DB0C-42D1-8C73-AE38B52F1ED7}">
+  <ds:schemaRefs>
+    <ds:schemaRef ds:uri="http://schemas.microsoft.com/office/2006/metadata/contentType"/>
+    <ds:schemaRef ds:uri="http://schemas.microsoft.com/office/2006/metadata/properties/metaAttributes"/>
+    <ds:schemaRef ds:uri="http://www.w3.org/2001/XMLSchema"/>
+    <ds:schemaRef ds:uri="http://schemas.microsoft.com/office/2006/metadata/properties"/>
+    <ds:schemaRef ds:uri="cb45339b-ced9-4d0d-8f64-77573914d53b"/>
+    <ds:schemaRef ds:uri="43a3ca16-9c26-4813-b83f-4aec9927b43f"/>
+    <ds:schemaRef ds:uri="http://schemas.microsoft.com/office/2006/documentManagement/types"/>
+    <ds:schemaRef ds:uri="http://schemas.microsoft.com/office/infopath/2007/PartnerControls"/>
+    <ds:schemaRef ds:uri="http://schemas.openxmlformats.org/package/2006/metadata/core-properties"/>
+    <ds:schemaRef ds:uri="http://purl.org/dc/elements/1.1/"/>
+    <ds:schemaRef ds:uri="http://purl.org/dc/terms/"/>
+    <ds:schemaRef ds:uri="http://schemas.microsoft.com/internal/obd"/>
+  </ds:schemaRefs>
+</ds:datastoreItem>
+</file>
+
+<file path=customXml/itemProps3.xml><?xml version="1.0" encoding="utf-8"?>
+<ds:datastoreItem xmlns:ds="http://schemas.openxmlformats.org/officeDocument/2006/customXml" ds:itemID="{81CBDEC1-3B00-44ED-AD36-0268077980BA}">
+  <ds:schemaRefs>
+    <ds:schemaRef ds:uri="http://schemas.microsoft.com/sharepoint/v3/contenttype/forms"/>
+  </ds:schemaRefs>
+</ds:datastoreItem>
+</file>
+
+<file path=customXml/itemProps4.xml><?xml version="1.0" encoding="utf-8"?>
 <ds:datastoreItem xmlns:ds="http://schemas.openxmlformats.org/officeDocument/2006/customXml" ds:itemID="{1145D752-ACC1-45E1-AB53-0C756F67FC7F}">
   <ds:schemaRefs>
     <ds:schemaRef ds:uri="http://schemas.microsoft.com/office/2006/metadata/properties"/>
@@ -20583,24 +21246,4 @@
     <ds:schemaRef ds:uri="43a3ca16-9c26-4813-b83f-4aec9927b43f"/>
   </ds:schemaRefs>
 </ds:datastoreItem>
-</file>
-
-<file path=customXml/itemProps2.xml><?xml version="1.0" encoding="utf-8"?>
-<ds:datastoreItem xmlns:ds="http://schemas.openxmlformats.org/officeDocument/2006/customXml" ds:itemID="{E8AB44A3-7C62-4BD2-82ED-8ABC209970FA}">
-  <ds:schemaRefs>
-    <ds:schemaRef ds:uri="http://schemas.openxmlformats.org/officeDocument/2006/bibliography"/>
-  </ds:schemaRefs>
-</ds:datastoreItem>
-</file>
-
-<file path=customXml/itemProps3.xml><?xml version="1.0" encoding="utf-8"?>
-<ds:datastoreItem xmlns:ds="http://schemas.openxmlformats.org/officeDocument/2006/customXml" ds:itemID="{A7137D4A-A853-42E7-AD0E-2D5C439E8CBF}"/>
-</file>
-
-<file path=customXml/itemProps4.xml><?xml version="1.0" encoding="utf-8"?>
-<ds:datastoreItem xmlns:ds="http://schemas.openxmlformats.org/officeDocument/2006/customXml" ds:itemID="{81CBDEC1-3B00-44ED-AD36-0268077980BA}">
-  <ds:schemaRefs>
-    <ds:schemaRef ds:uri="http://schemas.microsoft.com/sharepoint/v3/contenttype/forms"/>
-  </ds:schemaRefs>
-</ds:datastoreItem>
 </file>
--- a/fuentes/CFA1_62330164_DU.docx
+++ b/fuentes/CFA1_62330164_DU.docx
@@ -1,6 +1,6 @@
 
 <file path=word/document.xml><?xml version="1.0" encoding="utf-8"?>
-<w:document xmlns:wpc="http://schemas.microsoft.com/office/word/2010/wordprocessingCanvas" xmlns:cx="http://schemas.microsoft.com/office/drawing/2014/chartex" xmlns:cx1="http://schemas.microsoft.com/office/drawing/2015/9/8/chartex" xmlns:cx2="http://schemas.microsoft.com/office/drawing/2015/10/21/chartex" xmlns:cx3="http://schemas.microsoft.com/office/drawing/2016/5/9/chartex" xmlns:cx4="http://schemas.microsoft.com/office/drawing/2016/5/10/chartex" xmlns:cx5="http://schemas.microsoft.com/office/drawing/2016/5/11/chartex" xmlns:cx6="http://schemas.microsoft.com/office/drawing/2016/5/12/chartex" xmlns:cx7="http://schemas.microsoft.com/office/drawing/2016/5/13/chartex" xmlns:cx8="http://schemas.microsoft.com/office/drawing/2016/5/14/chartex" xmlns:mc="http://schemas.openxmlformats.org/markup-compatibility/2006" xmlns:aink="http://schemas.microsoft.com/office/drawing/2016/ink" xmlns:am3d="http://schemas.microsoft.com/office/drawing/2017/model3d" xmlns:o="urn:schemas-microsoft-com:office:office" xmlns:r="http://schemas.openxmlformats.org/officeDocument/2006/relationships" xmlns:m="http://schemas.openxmlformats.org/officeDocument/2006/math" xmlns:v="urn:schemas-microsoft-com:vml" xmlns:wp14="http://schemas.microsoft.com/office/word/2010/wordprocessingDrawing" xmlns:wp="http://schemas.openxmlformats.org/drawingml/2006/wordprocessingDrawing" xmlns:w10="urn:schemas-microsoft-com:office:word" xmlns:w="http://schemas.openxmlformats.org/wordprocessingml/2006/main" xmlns:w14="http://schemas.microsoft.com/office/word/2010/wordml" xmlns:w15="http://schemas.microsoft.com/office/word/2012/wordml" xmlns:w16cex="http://schemas.microsoft.com/office/word/2018/wordml/cex" xmlns:w16cid="http://schemas.microsoft.com/office/word/2016/wordml/cid" xmlns:w16="http://schemas.microsoft.com/office/word/2018/wordml" xmlns:w16sdtdh="http://schemas.microsoft.com/office/word/2020/wordml/sdtdatahash" xmlns:w16se="http://schemas.microsoft.com/office/word/2015/wordml/symex" xmlns:wpg="http://schemas.microsoft.com/office/word/2010/wordprocessingGroup" xmlns:wpi="http://schemas.microsoft.com/office/word/2010/wordprocessingInk" xmlns:wne="http://schemas.microsoft.com/office/word/2006/wordml" xmlns:wps="http://schemas.microsoft.com/office/word/2010/wordprocessingShape" mc:Ignorable="w14 w15 w16se w16cid w16 w16cex w16sdtdh wp14">
+<w:document xmlns:wpc="http://schemas.microsoft.com/office/word/2010/wordprocessingCanvas" xmlns:cx="http://schemas.microsoft.com/office/drawing/2014/chartex" xmlns:cx1="http://schemas.microsoft.com/office/drawing/2015/9/8/chartex" xmlns:cx2="http://schemas.microsoft.com/office/drawing/2015/10/21/chartex" xmlns:cx3="http://schemas.microsoft.com/office/drawing/2016/5/9/chartex" xmlns:cx4="http://schemas.microsoft.com/office/drawing/2016/5/10/chartex" xmlns:cx5="http://schemas.microsoft.com/office/drawing/2016/5/11/chartex" xmlns:cx6="http://schemas.microsoft.com/office/drawing/2016/5/12/chartex" xmlns:cx7="http://schemas.microsoft.com/office/drawing/2016/5/13/chartex" xmlns:cx8="http://schemas.microsoft.com/office/drawing/2016/5/14/chartex" xmlns:mc="http://schemas.openxmlformats.org/markup-compatibility/2006" xmlns:aink="http://schemas.microsoft.com/office/drawing/2016/ink" xmlns:am3d="http://schemas.microsoft.com/office/drawing/2017/model3d" xmlns:o="urn:schemas-microsoft-com:office:office" xmlns:oel="http://schemas.microsoft.com/office/2019/extlst" xmlns:r="http://schemas.openxmlformats.org/officeDocument/2006/relationships" xmlns:m="http://schemas.openxmlformats.org/officeDocument/2006/math" xmlns:v="urn:schemas-microsoft-com:vml" xmlns:wp14="http://schemas.microsoft.com/office/word/2010/wordprocessingDrawing" xmlns:wp="http://schemas.openxmlformats.org/drawingml/2006/wordprocessingDrawing" xmlns:w10="urn:schemas-microsoft-com:office:word" xmlns:w="http://schemas.openxmlformats.org/wordprocessingml/2006/main" xmlns:w14="http://schemas.microsoft.com/office/word/2010/wordml" xmlns:w15="http://schemas.microsoft.com/office/word/2012/wordml" xmlns:w16cex="http://schemas.microsoft.com/office/word/2018/wordml/cex" xmlns:w16cid="http://schemas.microsoft.com/office/word/2016/wordml/cid" xmlns:w16="http://schemas.microsoft.com/office/word/2018/wordml" xmlns:w16du="http://schemas.microsoft.com/office/word/2023/wordml/word16du" xmlns:w16sdtdh="http://schemas.microsoft.com/office/word/2020/wordml/sdtdatahash" xmlns:w16sdtfl="http://schemas.microsoft.com/office/word/2024/wordml/sdtformatlock" xmlns:w16se="http://schemas.microsoft.com/office/word/2015/wordml/symex" xmlns:wpg="http://schemas.microsoft.com/office/word/2010/wordprocessingGroup" xmlns:wpi="http://schemas.microsoft.com/office/word/2010/wordprocessingInk" xmlns:wne="http://schemas.microsoft.com/office/word/2006/wordml" xmlns:wps="http://schemas.microsoft.com/office/word/2010/wordprocessingShape" mc:Ignorable="w14 w15 w16se w16cid w16 w16cex w16sdtdh w16sdtfl w16du wp14">
   <w:body>
     <w:p>
       <w:pPr>
@@ -23,16 +23,16 @@
         <mc:AlternateContent>
           <mc:Choice Requires="wps">
             <w:drawing>
-              <wp:anchor distT="0" distB="0" distL="114300" distR="114300" simplePos="0" relativeHeight="251661312" behindDoc="1" locked="0" layoutInCell="1" allowOverlap="1" wp14:anchorId="0853532D" wp14:editId="3737AA59">
+              <wp:anchor distT="0" distB="0" distL="114300" distR="114300" simplePos="0" relativeHeight="251661312" behindDoc="1" locked="0" layoutInCell="1" allowOverlap="1" wp14:anchorId="0853532D" wp14:editId="4BEF9569">
                 <wp:simplePos x="0" y="0"/>
-                <wp:positionH relativeFrom="column">
-                  <wp:posOffset>-685800</wp:posOffset>
+                <wp:positionH relativeFrom="page">
+                  <wp:align>left</wp:align>
                 </wp:positionH>
                 <wp:positionV relativeFrom="paragraph">
-                  <wp:posOffset>401955</wp:posOffset>
+                  <wp:posOffset>397510</wp:posOffset>
                 </wp:positionV>
-                <wp:extent cx="7795895" cy="2590800"/>
-                <wp:effectExtent l="0" t="0" r="0" b="0"/>
+                <wp:extent cx="7833995" cy="2447925"/>
+                <wp:effectExtent l="0" t="0" r="0" b="9525"/>
                 <wp:wrapNone/>
                 <wp:docPr id="705825447" name="Rectángulo 3">
                   <a:extLst xmlns:a="http://schemas.openxmlformats.org/drawingml/2006/main">
@@ -49,7 +49,7 @@
                       <wps:spPr>
                         <a:xfrm>
                           <a:off x="0" y="0"/>
-                          <a:ext cx="7795895" cy="2590800"/>
+                          <a:ext cx="7833995" cy="2447925"/>
                         </a:xfrm>
                         <a:prstGeom prst="rect">
                           <a:avLst/>
@@ -86,15 +86,20 @@
                     </wps:wsp>
                   </a:graphicData>
                 </a:graphic>
+                <wp14:sizeRelH relativeFrom="margin">
+                  <wp14:pctWidth>0</wp14:pctWidth>
+                </wp14:sizeRelH>
                 <wp14:sizeRelV relativeFrom="margin">
                   <wp14:pctHeight>0</wp14:pctHeight>
                 </wp14:sizeRelV>
               </wp:anchor>
             </w:drawing>
           </mc:Choice>
-          <mc:Fallback xmlns:oel="http://schemas.microsoft.com/office/2019/extlst" xmlns:w16du="http://schemas.microsoft.com/office/word/2023/wordml/word16du" xmlns:w16sdtfl="http://schemas.microsoft.com/office/word/2024/wordml/sdtformatlock">
+          <mc:Fallback>
             <w:pict>
-              <v:rect w14:anchorId="4E7873B1" id="Rectángulo 3" o:spid="_x0000_s1026" alt="&quot;&quot;" style="position:absolute;margin-left:-54pt;margin-top:31.65pt;width:613.85pt;height:204pt;z-index:-251655168;visibility:visible;mso-wrap-style:square;mso-height-percent:0;mso-wrap-distance-left:9pt;mso-wrap-distance-top:0;mso-wrap-distance-right:9pt;mso-wrap-distance-bottom:0;mso-position-horizontal:absolute;mso-position-horizontal-relative:text;mso-position-vertical:absolute;mso-position-vertical-relative:text;mso-height-percent:0;mso-height-relative:margin;v-text-anchor:middle" o:gfxdata="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" fillcolor="#00314d" stroked="f" strokeweight="1pt"/>
+              <v:rect w14:anchorId="46EF8E65" id="Rectángulo 3" o:spid="_x0000_s1026" alt="&quot;&quot;" style="position:absolute;margin-left:0;margin-top:31.3pt;width:616.85pt;height:192.75pt;z-index:-251655168;visibility:visible;mso-wrap-style:square;mso-width-percent:0;mso-height-percent:0;mso-wrap-distance-left:9pt;mso-wrap-distance-top:0;mso-wrap-distance-right:9pt;mso-wrap-distance-bottom:0;mso-position-horizontal:left;mso-position-horizontal-relative:page;mso-position-vertical:absolute;mso-position-vertical-relative:text;mso-width-percent:0;mso-height-percent:0;mso-width-relative:margin;mso-height-relative:margin;v-text-anchor:middle" o:gfxdata="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" fillcolor="#00314d" stroked="f" strokeweight="1pt">
+                <w10:wrap anchorx="page"/>
+              </v:rect>
             </w:pict>
           </mc:Fallback>
         </mc:AlternateContent>
@@ -274,7 +279,7 @@
                 <v:stroke joinstyle="miter"/>
                 <v:path gradientshapeok="t" o:connecttype="rect"/>
               </v:shapetype>
-              <v:shape id="Cuadro de texto 2" o:spid="_x0000_s1026" type="#_x0000_t202" alt="&quot;&quot;" style="position:absolute;left:0;text-align:left;margin-left:-7.2pt;margin-top:33.5pt;width:488.95pt;height:143.25pt;z-index:251663360;visibility:visible;mso-wrap-style:square;mso-width-percent:0;mso-height-percent:0;mso-wrap-distance-left:9pt;mso-wrap-distance-top:3.6pt;mso-wrap-distance-right:9pt;mso-wrap-distance-bottom:3.6pt;mso-position-horizontal:absolute;mso-position-horizontal-relative:text;mso-position-vertical:absolute;mso-position-vertical-relative:text;mso-width-percent:0;mso-height-percent:0;mso-width-relative:margin;mso-height-relative:margin;v-text-anchor:top" o:gfxdata="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" filled="f" stroked="f">
+              <v:shape id="Cuadro de texto 2" o:spid="_x0000_s1026" type="#_x0000_t202" alt="&quot;&quot;" style="position:absolute;left:0;text-align:left;margin-left:-7.2pt;margin-top:33.5pt;width:488.95pt;height:143.25pt;z-index:251663360;visibility:visible;mso-wrap-style:square;mso-width-percent:0;mso-height-percent:0;mso-wrap-distance-left:9pt;mso-wrap-distance-top:3.6pt;mso-wrap-distance-right:9pt;mso-wrap-distance-bottom:3.6pt;mso-position-horizontal:absolute;mso-position-horizontal-relative:text;mso-position-vertical:absolute;mso-position-vertical-relative:text;mso-width-percent:0;mso-height-percent:0;mso-width-relative:margin;mso-height-relative:margin;v-text-anchor:top" o:gfxdata="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" filled="f" stroked="f">
                 <v:textbox>
                   <w:txbxContent>
                     <w:p>
@@ -414,6 +419,7 @@
       <w:r>
         <w:rPr>
           <w:rStyle w:val="Extranjerismo"/>
+          <w:lang w:val="es-CO"/>
         </w:rPr>
         <w:t>marketing</w:t>
       </w:r>
@@ -3251,6 +3257,7 @@
       <w:r>
         <w:rPr>
           <w:rStyle w:val="Extranjerismo"/>
+          <w:lang w:val="es-CO"/>
         </w:rPr>
         <w:t>marketing</w:t>
       </w:r>
@@ -3298,7 +3305,7 @@
           <w:noProof/>
         </w:rPr>
         <w:drawing>
-          <wp:inline distT="0" distB="0" distL="0" distR="0" wp14:anchorId="2A01C160" wp14:editId="08654835">
+          <wp:inline distT="0" distB="0" distL="0" distR="0" wp14:anchorId="2A01C160" wp14:editId="316F23EF">
             <wp:extent cx="4199861" cy="2361474"/>
             <wp:effectExtent l="0" t="0" r="0" b="1270"/>
             <wp:docPr id="9" name="Imagen 9">
@@ -3486,6 +3493,7 @@
             <w:r>
               <w:rPr>
                 <w:rStyle w:val="Extranjerismo"/>
+                <w:lang w:val="es-CO"/>
               </w:rPr>
               <w:t>marketing</w:t>
             </w:r>
@@ -3569,6 +3577,7 @@
       <w:r>
         <w:rPr>
           <w:rStyle w:val="Extranjerismo"/>
+          <w:lang w:val="es-CO"/>
         </w:rPr>
         <w:t>marketing</w:t>
       </w:r>
@@ -3618,6 +3627,7 @@
       <w:r>
         <w:rPr>
           <w:rStyle w:val="Extranjerismo"/>
+          <w:lang w:val="es-CO"/>
         </w:rPr>
         <w:t>marketing</w:t>
       </w:r>
@@ -3649,6 +3659,7 @@
       <w:r>
         <w:rPr>
           <w:rStyle w:val="Extranjerismo"/>
+          <w:lang w:val="es-CO"/>
         </w:rPr>
         <w:t>marketing</w:t>
       </w:r>
@@ -3663,6 +3674,7 @@
       <w:r>
         <w:rPr>
           <w:rStyle w:val="Extranjerismo"/>
+          <w:lang w:val="es-CO"/>
         </w:rPr>
         <w:t>marketing</w:t>
       </w:r>
@@ -3751,6 +3763,7 @@
       <w:r>
         <w:rPr>
           <w:rStyle w:val="Extranjerismo"/>
+          <w:lang w:val="es-CO"/>
         </w:rPr>
         <w:t>marketing</w:t>
       </w:r>
@@ -3760,32 +3773,14 @@
           <w:szCs w:val="28"/>
           <w:lang w:val="es-419"/>
         </w:rPr>
-        <w:t xml:space="preserve"> digital como eje estratégico de comunicación con sus clientes. A través de campañas en Instagram y </w:t>
-      </w:r>
-      <w:proofErr w:type="spellStart"/>
+        <w:t xml:space="preserve"> digital como eje estratégico de comunicación con sus clientes. A través de campañas en Instagram y TikTok, utiliza contenidos emocionales y visuales para </w:t>
+      </w:r>
       <w:r>
         <w:rPr>
           <w:rFonts w:ascii="Calibri" w:hAnsi="Calibri" w:cs="Calibri"/>
           <w:szCs w:val="28"/>
           <w:lang w:val="es-419"/>
         </w:rPr>
-        <w:t>TikTok</w:t>
-      </w:r>
-      <w:proofErr w:type="spellEnd"/>
-      <w:r>
-        <w:rPr>
-          <w:rFonts w:ascii="Calibri" w:hAnsi="Calibri" w:cs="Calibri"/>
-          <w:szCs w:val="28"/>
-          <w:lang w:val="es-419"/>
-        </w:rPr>
-        <w:t xml:space="preserve">, utiliza contenidos emocionales y visuales para </w:t>
-      </w:r>
-      <w:r>
-        <w:rPr>
-          <w:rFonts w:ascii="Calibri" w:hAnsi="Calibri" w:cs="Calibri"/>
-          <w:szCs w:val="28"/>
-          <w:lang w:val="es-419"/>
-        </w:rPr>
         <w:lastRenderedPageBreak/>
         <w:t>destacar su compromiso social y ambiental, mientras promueve productos nuevos. La personalización de sus mensajes, el seguimiento de comentarios y la rapidez de interacción demuestran una estrategia digital orientada a fortalecer vínculos más que a realizar ventas inmediatas, lo que contribuye al posicionamiento de marca y fidelización de usuarios.</w:t>
       </w:r>
@@ -3806,6 +3801,7 @@
       <w:r>
         <w:rPr>
           <w:rStyle w:val="Extranjerismo"/>
+          <w:lang w:val="es-CO"/>
         </w:rPr>
         <w:t>marketing</w:t>
       </w:r>
@@ -4606,18 +4602,8 @@
                 <w:sz w:val="28"/>
                 <w:szCs w:val="28"/>
               </w:rPr>
-              <w:t xml:space="preserve">YouTube, Instagram, </w:t>
-            </w:r>
-            <w:proofErr w:type="spellStart"/>
-            <w:r>
-              <w:rPr>
-                <w:rFonts w:asciiTheme="minorHAnsi" w:hAnsiTheme="minorHAnsi" w:cstheme="minorHAnsi"/>
-                <w:sz w:val="28"/>
-                <w:szCs w:val="28"/>
-              </w:rPr>
-              <w:t>TikTok</w:t>
-            </w:r>
-            <w:proofErr w:type="spellEnd"/>
+              <w:t>YouTube, Instagram, TikTok</w:t>
+            </w:r>
             <w:r>
               <w:rPr>
                 <w:rFonts w:asciiTheme="minorHAnsi" w:hAnsiTheme="minorHAnsi" w:cstheme="minorHAnsi"/>
@@ -4725,6 +4711,7 @@
       <w:r>
         <w:rPr>
           <w:rStyle w:val="Extranjerismo"/>
+          <w:lang w:val="es-CO"/>
         </w:rPr>
         <w:t>marketing</w:t>
       </w:r>
@@ -4737,6 +4724,7 @@
       <w:r>
         <w:rPr>
           <w:rStyle w:val="Extranjerismo"/>
+          <w:lang w:val="es-CO"/>
         </w:rPr>
         <w:t xml:space="preserve">marketing </w:t>
       </w:r>
@@ -4839,6 +4827,7 @@
       <w:r>
         <w:rPr>
           <w:rStyle w:val="Extranjerismo"/>
+          <w:lang w:val="es-CO"/>
         </w:rPr>
         <w:t>marketing</w:t>
       </w:r>
@@ -5405,6 +5394,7 @@
       <w:r>
         <w:rPr>
           <w:rStyle w:val="Extranjerismo"/>
+          <w:lang w:val="es-CO"/>
         </w:rPr>
         <w:t>marketing</w:t>
       </w:r>
@@ -5672,6 +5662,7 @@
       <w:r>
         <w:rPr>
           <w:rStyle w:val="Extranjerismo"/>
+          <w:lang w:val="es-CO"/>
         </w:rPr>
         <w:t>marketing</w:t>
       </w:r>
@@ -5704,6 +5695,7 @@
           <w:rStyle w:val="Extranjerismo"/>
           <w:b/>
           <w:bCs/>
+          <w:lang w:val="es-CO"/>
         </w:rPr>
         <w:t>marketing</w:t>
       </w:r>
@@ -6319,30 +6311,35 @@
       <w:r>
         <w:rPr>
           <w:rStyle w:val="Extranjerismo"/>
+          <w:lang w:val="es-CO"/>
         </w:rPr>
         <w:t>test A</w:t>
       </w:r>
       <w:r>
         <w:rPr>
           <w:rStyle w:val="Extranjerismo"/>
+          <w:lang w:val="es-CO"/>
         </w:rPr>
         <w:t xml:space="preserve"> </w:t>
       </w:r>
       <w:r>
         <w:rPr>
           <w:rStyle w:val="Extranjerismo"/>
+          <w:lang w:val="es-CO"/>
         </w:rPr>
         <w:t>/</w:t>
       </w:r>
       <w:r>
         <w:rPr>
           <w:rStyle w:val="Extranjerismo"/>
+          <w:lang w:val="es-CO"/>
         </w:rPr>
         <w:t xml:space="preserve"> </w:t>
       </w:r>
       <w:r>
         <w:rPr>
           <w:rStyle w:val="Extranjerismo"/>
+          <w:lang w:val="es-CO"/>
         </w:rPr>
         <w:t>B</w:t>
       </w:r>
@@ -10279,6 +10276,7 @@
       <w:r>
         <w:rPr>
           <w:rStyle w:val="Extranjerismo"/>
+          <w:lang w:val="es-CO"/>
         </w:rPr>
         <w:t>marketing</w:t>
       </w:r>
@@ -12660,6 +12658,7 @@
             <w:r>
               <w:rPr>
                 <w:rStyle w:val="Extranjerismo"/>
+                <w:lang w:val="es-CO"/>
               </w:rPr>
               <w:t>podcast</w:t>
             </w:r>
@@ -12669,6 +12668,7 @@
             <w:r>
               <w:rPr>
                 <w:rStyle w:val="Extranjerismo"/>
+                <w:lang w:val="es-CO"/>
               </w:rPr>
               <w:t>marketing</w:t>
             </w:r>
@@ -12698,6 +12698,7 @@
             <w:r>
               <w:rPr>
                 <w:rStyle w:val="Extranjerismo"/>
+                <w:lang w:val="es-CO"/>
               </w:rPr>
               <w:t>software</w:t>
             </w:r>
@@ -12733,6 +12734,7 @@
             <w:r>
               <w:rPr>
                 <w:rStyle w:val="Extranjerismo"/>
+                <w:lang w:val="es-CO"/>
               </w:rPr>
               <w:t>storytelling</w:t>
             </w:r>
@@ -12813,6 +12815,7 @@
             <w:r>
               <w:rPr>
                 <w:rStyle w:val="Extranjerismo"/>
+                <w:lang w:val="es-CO"/>
               </w:rPr>
               <w:t>CrossFit</w:t>
             </w:r>
@@ -13605,6 +13608,7 @@
                 <w:rStyle w:val="Extranjerismo"/>
                 <w:sz w:val="28"/>
                 <w:szCs w:val="28"/>
+                <w:lang w:val="es-CO"/>
               </w:rPr>
               <w:t>Marketing</w:t>
             </w:r>
@@ -13721,6 +13725,7 @@
                 <w:rStyle w:val="Extranjerismo"/>
                 <w:sz w:val="28"/>
                 <w:szCs w:val="28"/>
+                <w:lang w:val="es-CO"/>
               </w:rPr>
               <w:t xml:space="preserve">marketing </w:t>
             </w:r>
@@ -13977,7 +13982,7 @@
                   <w:sz w:val="28"/>
                   <w:szCs w:val="28"/>
                 </w:rPr>
-                <w:t>https://fliphtml5.com</w:t>
+                <w:t>https://fliphtml5.com/learning-center/es/10-professional-portfolio-templates-free-to-download-edit-pdf-word-ppt-and-ai/</w:t>
               </w:r>
             </w:hyperlink>
           </w:p>
@@ -14155,25 +14160,7 @@
           <w:sz w:val="28"/>
           <w:szCs w:val="28"/>
         </w:rPr>
-        <w:t>Guisado Rodríguez, A. M. (2021). “</w:t>
-      </w:r>
-      <w:proofErr w:type="spellStart"/>
-      <w:r>
-        <w:rPr>
-          <w:rFonts w:asciiTheme="minorHAnsi" w:hAnsiTheme="minorHAnsi" w:cstheme="minorHAnsi"/>
-          <w:sz w:val="28"/>
-          <w:szCs w:val="28"/>
-        </w:rPr>
-        <w:t>Storytelling</w:t>
-      </w:r>
-      <w:proofErr w:type="spellEnd"/>
-      <w:r>
-        <w:rPr>
-          <w:rFonts w:asciiTheme="minorHAnsi" w:hAnsiTheme="minorHAnsi" w:cstheme="minorHAnsi"/>
-          <w:sz w:val="28"/>
-          <w:szCs w:val="28"/>
-        </w:rPr>
-        <w:t xml:space="preserve">”: cómo contar historias ayuda a la estrategia de marketing (Trabajo de fin de grado). Universidad de Sevilla. </w:t>
+        <w:t xml:space="preserve">Guisado Rodríguez, A. M. (2021). “Storytelling”: cómo contar historias ayuda a la estrategia de marketing (Trabajo de fin de grado). Universidad de Sevilla. </w:t>
       </w:r>
       <w:hyperlink r:id="rId31" w:history="1">
         <w:r>
@@ -15382,7 +15369,7 @@
 </file>
 
 <file path=word/endnotes.xml><?xml version="1.0" encoding="utf-8"?>
-<w:endnotes xmlns:wpc="http://schemas.microsoft.com/office/word/2010/wordprocessingCanvas" xmlns:cx="http://schemas.microsoft.com/office/drawing/2014/chartex" xmlns:cx1="http://schemas.microsoft.com/office/drawing/2015/9/8/chartex" xmlns:cx2="http://schemas.microsoft.com/office/drawing/2015/10/21/chartex" xmlns:cx3="http://schemas.microsoft.com/office/drawing/2016/5/9/chartex" xmlns:cx4="http://schemas.microsoft.com/office/drawing/2016/5/10/chartex" xmlns:cx5="http://schemas.microsoft.com/office/drawing/2016/5/11/chartex" xmlns:cx6="http://schemas.microsoft.com/office/drawing/2016/5/12/chartex" xmlns:cx7="http://schemas.microsoft.com/office/drawing/2016/5/13/chartex" xmlns:cx8="http://schemas.microsoft.com/office/drawing/2016/5/14/chartex" xmlns:mc="http://schemas.openxmlformats.org/markup-compatibility/2006" xmlns:aink="http://schemas.microsoft.com/office/drawing/2016/ink" xmlns:am3d="http://schemas.microsoft.com/office/drawing/2017/model3d" xmlns:o="urn:schemas-microsoft-com:office:office" xmlns:r="http://schemas.openxmlformats.org/officeDocument/2006/relationships" xmlns:m="http://schemas.openxmlformats.org/officeDocument/2006/math" xmlns:v="urn:schemas-microsoft-com:vml" xmlns:wp14="http://schemas.microsoft.com/office/word/2010/wordprocessingDrawing" xmlns:wp="http://schemas.openxmlformats.org/drawingml/2006/wordprocessingDrawing" xmlns:w10="urn:schemas-microsoft-com:office:word" xmlns:w="http://schemas.openxmlformats.org/wordprocessingml/2006/main" xmlns:w14="http://schemas.microsoft.com/office/word/2010/wordml" xmlns:w15="http://schemas.microsoft.com/office/word/2012/wordml" xmlns:w16cex="http://schemas.microsoft.com/office/word/2018/wordml/cex" xmlns:w16cid="http://schemas.microsoft.com/office/word/2016/wordml/cid" xmlns:w16="http://schemas.microsoft.com/office/word/2018/wordml" xmlns:w16sdtdh="http://schemas.microsoft.com/office/word/2020/wordml/sdtdatahash" xmlns:w16se="http://schemas.microsoft.com/office/word/2015/wordml/symex" xmlns:wpg="http://schemas.microsoft.com/office/word/2010/wordprocessingGroup" xmlns:wpi="http://schemas.microsoft.com/office/word/2010/wordprocessingInk" xmlns:wne="http://schemas.microsoft.com/office/word/2006/wordml" xmlns:wps="http://schemas.microsoft.com/office/word/2010/wordprocessingShape" mc:Ignorable="w14 w15 w16se w16cid w16 w16cex w16sdtdh wp14">
+<w:endnotes xmlns:wpc="http://schemas.microsoft.com/office/word/2010/wordprocessingCanvas" xmlns:cx="http://schemas.microsoft.com/office/drawing/2014/chartex" xmlns:cx1="http://schemas.microsoft.com/office/drawing/2015/9/8/chartex" xmlns:cx2="http://schemas.microsoft.com/office/drawing/2015/10/21/chartex" xmlns:cx3="http://schemas.microsoft.com/office/drawing/2016/5/9/chartex" xmlns:cx4="http://schemas.microsoft.com/office/drawing/2016/5/10/chartex" xmlns:cx5="http://schemas.microsoft.com/office/drawing/2016/5/11/chartex" xmlns:cx6="http://schemas.microsoft.com/office/drawing/2016/5/12/chartex" xmlns:cx7="http://schemas.microsoft.com/office/drawing/2016/5/13/chartex" xmlns:cx8="http://schemas.microsoft.com/office/drawing/2016/5/14/chartex" xmlns:mc="http://schemas.openxmlformats.org/markup-compatibility/2006" xmlns:aink="http://schemas.microsoft.com/office/drawing/2016/ink" xmlns:am3d="http://schemas.microsoft.com/office/drawing/2017/model3d" xmlns:o="urn:schemas-microsoft-com:office:office" xmlns:oel="http://schemas.microsoft.com/office/2019/extlst" xmlns:r="http://schemas.openxmlformats.org/officeDocument/2006/relationships" xmlns:m="http://schemas.openxmlformats.org/officeDocument/2006/math" xmlns:v="urn:schemas-microsoft-com:vml" xmlns:wp14="http://schemas.microsoft.com/office/word/2010/wordprocessingDrawing" xmlns:wp="http://schemas.openxmlformats.org/drawingml/2006/wordprocessingDrawing" xmlns:w10="urn:schemas-microsoft-com:office:word" xmlns:w="http://schemas.openxmlformats.org/wordprocessingml/2006/main" xmlns:w14="http://schemas.microsoft.com/office/word/2010/wordml" xmlns:w15="http://schemas.microsoft.com/office/word/2012/wordml" xmlns:w16cex="http://schemas.microsoft.com/office/word/2018/wordml/cex" xmlns:w16cid="http://schemas.microsoft.com/office/word/2016/wordml/cid" xmlns:w16="http://schemas.microsoft.com/office/word/2018/wordml" xmlns:w16du="http://schemas.microsoft.com/office/word/2023/wordml/word16du" xmlns:w16sdtdh="http://schemas.microsoft.com/office/word/2020/wordml/sdtdatahash" xmlns:w16sdtfl="http://schemas.microsoft.com/office/word/2024/wordml/sdtformatlock" xmlns:w16se="http://schemas.microsoft.com/office/word/2015/wordml/symex" xmlns:wpg="http://schemas.microsoft.com/office/word/2010/wordprocessingGroup" xmlns:wpi="http://schemas.microsoft.com/office/word/2010/wordprocessingInk" xmlns:wne="http://schemas.microsoft.com/office/word/2006/wordml" xmlns:wps="http://schemas.microsoft.com/office/word/2010/wordprocessingShape" mc:Ignorable="w14 w15 w16se w16cid w16 w16cex w16sdtdh w16sdtfl w16du wp14">
   <w:endnote w:type="separator" w:id="-1">
     <w:p>
       <w:pPr>
@@ -15407,7 +15394,7 @@
 </file>
 
 <file path=word/footer1.xml><?xml version="1.0" encoding="utf-8"?>
-<w:ftr xmlns:wpc="http://schemas.microsoft.com/office/word/2010/wordprocessingCanvas" xmlns:cx="http://schemas.microsoft.com/office/drawing/2014/chartex" xmlns:cx1="http://schemas.microsoft.com/office/drawing/2015/9/8/chartex" xmlns:cx2="http://schemas.microsoft.com/office/drawing/2015/10/21/chartex" xmlns:cx3="http://schemas.microsoft.com/office/drawing/2016/5/9/chartex" xmlns:cx4="http://schemas.microsoft.com/office/drawing/2016/5/10/chartex" xmlns:cx5="http://schemas.microsoft.com/office/drawing/2016/5/11/chartex" xmlns:cx6="http://schemas.microsoft.com/office/drawing/2016/5/12/chartex" xmlns:cx7="http://schemas.microsoft.com/office/drawing/2016/5/13/chartex" xmlns:cx8="http://schemas.microsoft.com/office/drawing/2016/5/14/chartex" xmlns:mc="http://schemas.openxmlformats.org/markup-compatibility/2006" xmlns:aink="http://schemas.microsoft.com/office/drawing/2016/ink" xmlns:am3d="http://schemas.microsoft.com/office/drawing/2017/model3d" xmlns:o="urn:schemas-microsoft-com:office:office" xmlns:r="http://schemas.openxmlformats.org/officeDocument/2006/relationships" xmlns:m="http://schemas.openxmlformats.org/officeDocument/2006/math" xmlns:v="urn:schemas-microsoft-com:vml" xmlns:wp14="http://schemas.microsoft.com/office/word/2010/wordprocessingDrawing" xmlns:wp="http://schemas.openxmlformats.org/drawingml/2006/wordprocessingDrawing" xmlns:w10="urn:schemas-microsoft-com:office:word" xmlns:w="http://schemas.openxmlformats.org/wordprocessingml/2006/main" xmlns:w14="http://schemas.microsoft.com/office/word/2010/wordml" xmlns:w15="http://schemas.microsoft.com/office/word/2012/wordml" xmlns:w16cex="http://schemas.microsoft.com/office/word/2018/wordml/cex" xmlns:w16cid="http://schemas.microsoft.com/office/word/2016/wordml/cid" xmlns:w16="http://schemas.microsoft.com/office/word/2018/wordml" xmlns:w16sdtdh="http://schemas.microsoft.com/office/word/2020/wordml/sdtdatahash" xmlns:w16se="http://schemas.microsoft.com/office/word/2015/wordml/symex" xmlns:wpg="http://schemas.microsoft.com/office/word/2010/wordprocessingGroup" xmlns:wpi="http://schemas.microsoft.com/office/word/2010/wordprocessingInk" xmlns:wne="http://schemas.microsoft.com/office/word/2006/wordml" xmlns:wps="http://schemas.microsoft.com/office/word/2010/wordprocessingShape" mc:Ignorable="w14 w15 w16se w16cid w16 w16cex w16sdtdh wp14">
+<w:ftr xmlns:wpc="http://schemas.microsoft.com/office/word/2010/wordprocessingCanvas" xmlns:cx="http://schemas.microsoft.com/office/drawing/2014/chartex" xmlns:cx1="http://schemas.microsoft.com/office/drawing/2015/9/8/chartex" xmlns:cx2="http://schemas.microsoft.com/office/drawing/2015/10/21/chartex" xmlns:cx3="http://schemas.microsoft.com/office/drawing/2016/5/9/chartex" xmlns:cx4="http://schemas.microsoft.com/office/drawing/2016/5/10/chartex" xmlns:cx5="http://schemas.microsoft.com/office/drawing/2016/5/11/chartex" xmlns:cx6="http://schemas.microsoft.com/office/drawing/2016/5/12/chartex" xmlns:cx7="http://schemas.microsoft.com/office/drawing/2016/5/13/chartex" xmlns:cx8="http://schemas.microsoft.com/office/drawing/2016/5/14/chartex" xmlns:mc="http://schemas.openxmlformats.org/markup-compatibility/2006" xmlns:aink="http://schemas.microsoft.com/office/drawing/2016/ink" xmlns:am3d="http://schemas.microsoft.com/office/drawing/2017/model3d" xmlns:o="urn:schemas-microsoft-com:office:office" xmlns:oel="http://schemas.microsoft.com/office/2019/extlst" xmlns:r="http://schemas.openxmlformats.org/officeDocument/2006/relationships" xmlns:m="http://schemas.openxmlformats.org/officeDocument/2006/math" xmlns:v="urn:schemas-microsoft-com:vml" xmlns:wp14="http://schemas.microsoft.com/office/word/2010/wordprocessingDrawing" xmlns:wp="http://schemas.openxmlformats.org/drawingml/2006/wordprocessingDrawing" xmlns:w10="urn:schemas-microsoft-com:office:word" xmlns:w="http://schemas.openxmlformats.org/wordprocessingml/2006/main" xmlns:w14="http://schemas.microsoft.com/office/word/2010/wordml" xmlns:w15="http://schemas.microsoft.com/office/word/2012/wordml" xmlns:w16cex="http://schemas.microsoft.com/office/word/2018/wordml/cex" xmlns:w16cid="http://schemas.microsoft.com/office/word/2016/wordml/cid" xmlns:w16="http://schemas.microsoft.com/office/word/2018/wordml" xmlns:w16du="http://schemas.microsoft.com/office/word/2023/wordml/word16du" xmlns:w16sdtdh="http://schemas.microsoft.com/office/word/2020/wordml/sdtdatahash" xmlns:w16sdtfl="http://schemas.microsoft.com/office/word/2024/wordml/sdtformatlock" xmlns:w16se="http://schemas.microsoft.com/office/word/2015/wordml/symex" xmlns:wpg="http://schemas.microsoft.com/office/word/2010/wordprocessingGroup" xmlns:wpi="http://schemas.microsoft.com/office/word/2010/wordprocessingInk" xmlns:wne="http://schemas.microsoft.com/office/word/2006/wordml" xmlns:wps="http://schemas.microsoft.com/office/word/2010/wordprocessingShape" mc:Ignorable="w14 w15 w16se w16cid w16 w16cex w16sdtdh w16sdtfl w16du wp14">
   <w:sdt>
     <w:sdtPr>
       <w:id w:val="-701017035"/>
@@ -15416,7 +15403,6 @@
         <w:docPartUnique/>
       </w:docPartObj>
     </w:sdtPr>
-    <w:sdtEndPr/>
     <w:sdtContent>
       <w:p>
         <w:pPr>
@@ -15435,7 +15421,7 @@
 </file>
 
 <file path=word/footer2.xml><?xml version="1.0" encoding="utf-8"?>
-<w:ftr xmlns:wpc="http://schemas.microsoft.com/office/word/2010/wordprocessingCanvas" xmlns:cx="http://schemas.microsoft.com/office/drawing/2014/chartex" xmlns:cx1="http://schemas.microsoft.com/office/drawing/2015/9/8/chartex" xmlns:cx2="http://schemas.microsoft.com/office/drawing/2015/10/21/chartex" xmlns:cx3="http://schemas.microsoft.com/office/drawing/2016/5/9/chartex" xmlns:cx4="http://schemas.microsoft.com/office/drawing/2016/5/10/chartex" xmlns:cx5="http://schemas.microsoft.com/office/drawing/2016/5/11/chartex" xmlns:cx6="http://schemas.microsoft.com/office/drawing/2016/5/12/chartex" xmlns:cx7="http://schemas.microsoft.com/office/drawing/2016/5/13/chartex" xmlns:cx8="http://schemas.microsoft.com/office/drawing/2016/5/14/chartex" xmlns:mc="http://schemas.openxmlformats.org/markup-compatibility/2006" xmlns:aink="http://schemas.microsoft.com/office/drawing/2016/ink" xmlns:am3d="http://schemas.microsoft.com/office/drawing/2017/model3d" xmlns:o="urn:schemas-microsoft-com:office:office" xmlns:r="http://schemas.openxmlformats.org/officeDocument/2006/relationships" xmlns:m="http://schemas.openxmlformats.org/officeDocument/2006/math" xmlns:v="urn:schemas-microsoft-com:vml" xmlns:wp14="http://schemas.microsoft.com/office/word/2010/wordprocessingDrawing" xmlns:wp="http://schemas.openxmlformats.org/drawingml/2006/wordprocessingDrawing" xmlns:w10="urn:schemas-microsoft-com:office:word" xmlns:w="http://schemas.openxmlformats.org/wordprocessingml/2006/main" xmlns:w14="http://schemas.microsoft.com/office/word/2010/wordml" xmlns:w15="http://schemas.microsoft.com/office/word/2012/wordml" xmlns:w16cex="http://schemas.microsoft.com/office/word/2018/wordml/cex" xmlns:w16cid="http://schemas.microsoft.com/office/word/2016/wordml/cid" xmlns:w16="http://schemas.microsoft.com/office/word/2018/wordml" xmlns:w16sdtdh="http://schemas.microsoft.com/office/word/2020/wordml/sdtdatahash" xmlns:w16se="http://schemas.microsoft.com/office/word/2015/wordml/symex" xmlns:wpg="http://schemas.microsoft.com/office/word/2010/wordprocessingGroup" xmlns:wpi="http://schemas.microsoft.com/office/word/2010/wordprocessingInk" xmlns:wne="http://schemas.microsoft.com/office/word/2006/wordml" xmlns:wps="http://schemas.microsoft.com/office/word/2010/wordprocessingShape" mc:Ignorable="w14 w15 w16se w16cid w16 w16cex w16sdtdh wp14">
+<w:ftr xmlns:wpc="http://schemas.microsoft.com/office/word/2010/wordprocessingCanvas" xmlns:cx="http://schemas.microsoft.com/office/drawing/2014/chartex" xmlns:cx1="http://schemas.microsoft.com/office/drawing/2015/9/8/chartex" xmlns:cx2="http://schemas.microsoft.com/office/drawing/2015/10/21/chartex" xmlns:cx3="http://schemas.microsoft.com/office/drawing/2016/5/9/chartex" xmlns:cx4="http://schemas.microsoft.com/office/drawing/2016/5/10/chartex" xmlns:cx5="http://schemas.microsoft.com/office/drawing/2016/5/11/chartex" xmlns:cx6="http://schemas.microsoft.com/office/drawing/2016/5/12/chartex" xmlns:cx7="http://schemas.microsoft.com/office/drawing/2016/5/13/chartex" xmlns:cx8="http://schemas.microsoft.com/office/drawing/2016/5/14/chartex" xmlns:mc="http://schemas.openxmlformats.org/markup-compatibility/2006" xmlns:aink="http://schemas.microsoft.com/office/drawing/2016/ink" xmlns:am3d="http://schemas.microsoft.com/office/drawing/2017/model3d" xmlns:o="urn:schemas-microsoft-com:office:office" xmlns:oel="http://schemas.microsoft.com/office/2019/extlst" xmlns:r="http://schemas.openxmlformats.org/officeDocument/2006/relationships" xmlns:m="http://schemas.openxmlformats.org/officeDocument/2006/math" xmlns:v="urn:schemas-microsoft-com:vml" xmlns:wp14="http://schemas.microsoft.com/office/word/2010/wordprocessingDrawing" xmlns:wp="http://schemas.openxmlformats.org/drawingml/2006/wordprocessingDrawing" xmlns:w10="urn:schemas-microsoft-com:office:word" xmlns:w="http://schemas.openxmlformats.org/wordprocessingml/2006/main" xmlns:w14="http://schemas.microsoft.com/office/word/2010/wordml" xmlns:w15="http://schemas.microsoft.com/office/word/2012/wordml" xmlns:w16cex="http://schemas.microsoft.com/office/word/2018/wordml/cex" xmlns:w16cid="http://schemas.microsoft.com/office/word/2016/wordml/cid" xmlns:w16="http://schemas.microsoft.com/office/word/2018/wordml" xmlns:w16du="http://schemas.microsoft.com/office/word/2023/wordml/word16du" xmlns:w16sdtdh="http://schemas.microsoft.com/office/word/2020/wordml/sdtdatahash" xmlns:w16sdtfl="http://schemas.microsoft.com/office/word/2024/wordml/sdtformatlock" xmlns:w16se="http://schemas.microsoft.com/office/word/2015/wordml/symex" xmlns:wpg="http://schemas.microsoft.com/office/word/2010/wordprocessingGroup" xmlns:wpi="http://schemas.microsoft.com/office/word/2010/wordprocessingInk" xmlns:wne="http://schemas.microsoft.com/office/word/2006/wordml" xmlns:wps="http://schemas.microsoft.com/office/word/2010/wordprocessingShape" mc:Ignorable="w14 w15 w16se w16cid w16 w16cex w16sdtdh w16sdtfl w16du wp14">
   <w:sdt>
     <w:sdtPr>
       <w:id w:val="-1465197936"/>
@@ -15444,7 +15430,6 @@
         <w:docPartUnique/>
       </w:docPartObj>
     </w:sdtPr>
-    <w:sdtEndPr/>
     <w:sdtContent>
       <w:p>
         <w:pPr>
@@ -15545,7 +15530,7 @@
                   <v:stroke joinstyle="miter"/>
                   <v:path gradientshapeok="t" o:connecttype="rect"/>
                 </v:shapetype>
-                <v:shape id="_x0000_s1027" type="#_x0000_t202" alt="&quot;&quot;" style="position:absolute;left:0;text-align:left;margin-left:16.1pt;margin-top:.65pt;width:455.15pt;height:41.4pt;z-index:251661312;visibility:visible;mso-wrap-style:square;mso-width-percent:0;mso-height-percent:0;mso-wrap-distance-left:9pt;mso-wrap-distance-top:3.6pt;mso-wrap-distance-right:9pt;mso-wrap-distance-bottom:3.6pt;mso-position-horizontal:absolute;mso-position-horizontal-relative:text;mso-position-vertical:absolute;mso-position-vertical-relative:text;mso-width-percent:0;mso-height-percent:0;mso-width-relative:margin;mso-height-relative:margin;v-text-anchor:top" o:gfxdata="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" stroked="f">
+                <v:shape id="_x0000_s1027" type="#_x0000_t202" alt="&quot;&quot;" style="position:absolute;left:0;text-align:left;margin-left:16.1pt;margin-top:.65pt;width:455.15pt;height:41.4pt;z-index:251661312;visibility:visible;mso-wrap-style:square;mso-width-percent:0;mso-height-percent:0;mso-wrap-distance-left:9pt;mso-wrap-distance-top:3.6pt;mso-wrap-distance-right:9pt;mso-wrap-distance-bottom:3.6pt;mso-position-horizontal:absolute;mso-position-horizontal-relative:text;mso-position-vertical:absolute;mso-position-vertical-relative:text;mso-width-percent:0;mso-height-percent:0;mso-width-relative:margin;mso-height-relative:margin;v-text-anchor:top" o:gfxdata="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" stroked="f">
                   <v:textbox>
                     <w:txbxContent>
                       <w:p>
@@ -15602,7 +15587,7 @@
 </file>
 
 <file path=word/footnotes.xml><?xml version="1.0" encoding="utf-8"?>
-<w:footnotes xmlns:wpc="http://schemas.microsoft.com/office/word/2010/wordprocessingCanvas" xmlns:cx="http://schemas.microsoft.com/office/drawing/2014/chartex" xmlns:cx1="http://schemas.microsoft.com/office/drawing/2015/9/8/chartex" xmlns:cx2="http://schemas.microsoft.com/office/drawing/2015/10/21/chartex" xmlns:cx3="http://schemas.microsoft.com/office/drawing/2016/5/9/chartex" xmlns:cx4="http://schemas.microsoft.com/office/drawing/2016/5/10/chartex" xmlns:cx5="http://schemas.microsoft.com/office/drawing/2016/5/11/chartex" xmlns:cx6="http://schemas.microsoft.com/office/drawing/2016/5/12/chartex" xmlns:cx7="http://schemas.microsoft.com/office/drawing/2016/5/13/chartex" xmlns:cx8="http://schemas.microsoft.com/office/drawing/2016/5/14/chartex" xmlns:mc="http://schemas.openxmlformats.org/markup-compatibility/2006" xmlns:aink="http://schemas.microsoft.com/office/drawing/2016/ink" xmlns:am3d="http://schemas.microsoft.com/office/drawing/2017/model3d" xmlns:o="urn:schemas-microsoft-com:office:office" xmlns:r="http://schemas.openxmlformats.org/officeDocument/2006/relationships" xmlns:m="http://schemas.openxmlformats.org/officeDocument/2006/math" xmlns:v="urn:schemas-microsoft-com:vml" xmlns:wp14="http://schemas.microsoft.com/office/word/2010/wordprocessingDrawing" xmlns:wp="http://schemas.openxmlformats.org/drawingml/2006/wordprocessingDrawing" xmlns:w10="urn:schemas-microsoft-com:office:word" xmlns:w="http://schemas.openxmlformats.org/wordprocessingml/2006/main" xmlns:w14="http://schemas.microsoft.com/office/word/2010/wordml" xmlns:w15="http://schemas.microsoft.com/office/word/2012/wordml" xmlns:w16cex="http://schemas.microsoft.com/office/word/2018/wordml/cex" xmlns:w16cid="http://schemas.microsoft.com/office/word/2016/wordml/cid" xmlns:w16="http://schemas.microsoft.com/office/word/2018/wordml" xmlns:w16sdtdh="http://schemas.microsoft.com/office/word/2020/wordml/sdtdatahash" xmlns:w16se="http://schemas.microsoft.com/office/word/2015/wordml/symex" xmlns:wpg="http://schemas.microsoft.com/office/word/2010/wordprocessingGroup" xmlns:wpi="http://schemas.microsoft.com/office/word/2010/wordprocessingInk" xmlns:wne="http://schemas.microsoft.com/office/word/2006/wordml" xmlns:wps="http://schemas.microsoft.com/office/word/2010/wordprocessingShape" mc:Ignorable="w14 w15 w16se w16cid w16 w16cex w16sdtdh wp14">
+<w:footnotes xmlns:wpc="http://schemas.microsoft.com/office/word/2010/wordprocessingCanvas" xmlns:cx="http://schemas.microsoft.com/office/drawing/2014/chartex" xmlns:cx1="http://schemas.microsoft.com/office/drawing/2015/9/8/chartex" xmlns:cx2="http://schemas.microsoft.com/office/drawing/2015/10/21/chartex" xmlns:cx3="http://schemas.microsoft.com/office/drawing/2016/5/9/chartex" xmlns:cx4="http://schemas.microsoft.com/office/drawing/2016/5/10/chartex" xmlns:cx5="http://schemas.microsoft.com/office/drawing/2016/5/11/chartex" xmlns:cx6="http://schemas.microsoft.com/office/drawing/2016/5/12/chartex" xmlns:cx7="http://schemas.microsoft.com/office/drawing/2016/5/13/chartex" xmlns:cx8="http://schemas.microsoft.com/office/drawing/2016/5/14/chartex" xmlns:mc="http://schemas.openxmlformats.org/markup-compatibility/2006" xmlns:aink="http://schemas.microsoft.com/office/drawing/2016/ink" xmlns:am3d="http://schemas.microsoft.com/office/drawing/2017/model3d" xmlns:o="urn:schemas-microsoft-com:office:office" xmlns:oel="http://schemas.microsoft.com/office/2019/extlst" xmlns:r="http://schemas.openxmlformats.org/officeDocument/2006/relationships" xmlns:m="http://schemas.openxmlformats.org/officeDocument/2006/math" xmlns:v="urn:schemas-microsoft-com:vml" xmlns:wp14="http://schemas.microsoft.com/office/word/2010/wordprocessingDrawing" xmlns:wp="http://schemas.openxmlformats.org/drawingml/2006/wordprocessingDrawing" xmlns:w10="urn:schemas-microsoft-com:office:word" xmlns:w="http://schemas.openxmlformats.org/wordprocessingml/2006/main" xmlns:w14="http://schemas.microsoft.com/office/word/2010/wordml" xmlns:w15="http://schemas.microsoft.com/office/word/2012/wordml" xmlns:w16cex="http://schemas.microsoft.com/office/word/2018/wordml/cex" xmlns:w16cid="http://schemas.microsoft.com/office/word/2016/wordml/cid" xmlns:w16="http://schemas.microsoft.com/office/word/2018/wordml" xmlns:w16du="http://schemas.microsoft.com/office/word/2023/wordml/word16du" xmlns:w16sdtdh="http://schemas.microsoft.com/office/word/2020/wordml/sdtdatahash" xmlns:w16sdtfl="http://schemas.microsoft.com/office/word/2024/wordml/sdtformatlock" xmlns:w16se="http://schemas.microsoft.com/office/word/2015/wordml/symex" xmlns:wpg="http://schemas.microsoft.com/office/word/2010/wordprocessingGroup" xmlns:wpi="http://schemas.microsoft.com/office/word/2010/wordprocessingInk" xmlns:wne="http://schemas.microsoft.com/office/word/2006/wordml" xmlns:wps="http://schemas.microsoft.com/office/word/2010/wordprocessingShape" mc:Ignorable="w14 w15 w16se w16cid w16 w16cex w16sdtdh w16sdtfl w16du wp14">
   <w:footnote w:type="separator" w:id="-1">
     <w:p>
       <w:pPr>
@@ -15627,7 +15612,7 @@
 </file>
 
 <file path=word/header1.xml><?xml version="1.0" encoding="utf-8"?>
-<w:hdr xmlns:wpc="http://schemas.microsoft.com/office/word/2010/wordprocessingCanvas" xmlns:cx="http://schemas.microsoft.com/office/drawing/2014/chartex" xmlns:cx1="http://schemas.microsoft.com/office/drawing/2015/9/8/chartex" xmlns:cx2="http://schemas.microsoft.com/office/drawing/2015/10/21/chartex" xmlns:cx3="http://schemas.microsoft.com/office/drawing/2016/5/9/chartex" xmlns:cx4="http://schemas.microsoft.com/office/drawing/2016/5/10/chartex" xmlns:cx5="http://schemas.microsoft.com/office/drawing/2016/5/11/chartex" xmlns:cx6="http://schemas.microsoft.com/office/drawing/2016/5/12/chartex" xmlns:cx7="http://schemas.microsoft.com/office/drawing/2016/5/13/chartex" xmlns:cx8="http://schemas.microsoft.com/office/drawing/2016/5/14/chartex" xmlns:mc="http://schemas.openxmlformats.org/markup-compatibility/2006" xmlns:aink="http://schemas.microsoft.com/office/drawing/2016/ink" xmlns:am3d="http://schemas.microsoft.com/office/drawing/2017/model3d" xmlns:o="urn:schemas-microsoft-com:office:office" xmlns:r="http://schemas.openxmlformats.org/officeDocument/2006/relationships" xmlns:m="http://schemas.openxmlformats.org/officeDocument/2006/math" xmlns:v="urn:schemas-microsoft-com:vml" xmlns:wp14="http://schemas.microsoft.com/office/word/2010/wordprocessingDrawing" xmlns:wp="http://schemas.openxmlformats.org/drawingml/2006/wordprocessingDrawing" xmlns:w10="urn:schemas-microsoft-com:office:word" xmlns:w="http://schemas.openxmlformats.org/wordprocessingml/2006/main" xmlns:w14="http://schemas.microsoft.com/office/word/2010/wordml" xmlns:w15="http://schemas.microsoft.com/office/word/2012/wordml" xmlns:w16cex="http://schemas.microsoft.com/office/word/2018/wordml/cex" xmlns:w16cid="http://schemas.microsoft.com/office/word/2016/wordml/cid" xmlns:w16="http://schemas.microsoft.com/office/word/2018/wordml" xmlns:w16sdtdh="http://schemas.microsoft.com/office/word/2020/wordml/sdtdatahash" xmlns:w16se="http://schemas.microsoft.com/office/word/2015/wordml/symex" xmlns:wpg="http://schemas.microsoft.com/office/word/2010/wordprocessingGroup" xmlns:wpi="http://schemas.microsoft.com/office/word/2010/wordprocessingInk" xmlns:wne="http://schemas.microsoft.com/office/word/2006/wordml" xmlns:wps="http://schemas.microsoft.com/office/word/2010/wordprocessingShape" mc:Ignorable="w14 w15 w16se w16cid w16 w16cex w16sdtdh wp14">
+<w:hdr xmlns:wpc="http://schemas.microsoft.com/office/word/2010/wordprocessingCanvas" xmlns:cx="http://schemas.microsoft.com/office/drawing/2014/chartex" xmlns:cx1="http://schemas.microsoft.com/office/drawing/2015/9/8/chartex" xmlns:cx2="http://schemas.microsoft.com/office/drawing/2015/10/21/chartex" xmlns:cx3="http://schemas.microsoft.com/office/drawing/2016/5/9/chartex" xmlns:cx4="http://schemas.microsoft.com/office/drawing/2016/5/10/chartex" xmlns:cx5="http://schemas.microsoft.com/office/drawing/2016/5/11/chartex" xmlns:cx6="http://schemas.microsoft.com/office/drawing/2016/5/12/chartex" xmlns:cx7="http://schemas.microsoft.com/office/drawing/2016/5/13/chartex" xmlns:cx8="http://schemas.microsoft.com/office/drawing/2016/5/14/chartex" xmlns:mc="http://schemas.openxmlformats.org/markup-compatibility/2006" xmlns:aink="http://schemas.microsoft.com/office/drawing/2016/ink" xmlns:am3d="http://schemas.microsoft.com/office/drawing/2017/model3d" xmlns:o="urn:schemas-microsoft-com:office:office" xmlns:oel="http://schemas.microsoft.com/office/2019/extlst" xmlns:r="http://schemas.openxmlformats.org/officeDocument/2006/relationships" xmlns:m="http://schemas.openxmlformats.org/officeDocument/2006/math" xmlns:v="urn:schemas-microsoft-com:vml" xmlns:wp14="http://schemas.microsoft.com/office/word/2010/wordprocessingDrawing" xmlns:wp="http://schemas.openxmlformats.org/drawingml/2006/wordprocessingDrawing" xmlns:w10="urn:schemas-microsoft-com:office:word" xmlns:w="http://schemas.openxmlformats.org/wordprocessingml/2006/main" xmlns:w14="http://schemas.microsoft.com/office/word/2010/wordml" xmlns:w15="http://schemas.microsoft.com/office/word/2012/wordml" xmlns:w16cex="http://schemas.microsoft.com/office/word/2018/wordml/cex" xmlns:w16cid="http://schemas.microsoft.com/office/word/2016/wordml/cid" xmlns:w16="http://schemas.microsoft.com/office/word/2018/wordml" xmlns:w16du="http://schemas.microsoft.com/office/word/2023/wordml/word16du" xmlns:w16sdtdh="http://schemas.microsoft.com/office/word/2020/wordml/sdtdatahash" xmlns:w16sdtfl="http://schemas.microsoft.com/office/word/2024/wordml/sdtformatlock" xmlns:w16se="http://schemas.microsoft.com/office/word/2015/wordml/symex" xmlns:wpg="http://schemas.microsoft.com/office/word/2010/wordprocessingGroup" xmlns:wpi="http://schemas.microsoft.com/office/word/2010/wordprocessingInk" xmlns:wne="http://schemas.microsoft.com/office/word/2006/wordml" xmlns:wps="http://schemas.microsoft.com/office/word/2010/wordprocessingShape" mc:Ignorable="w14 w15 w16se w16cid w16 w16cex w16sdtdh w16sdtfl w16du wp14">
   <w:p>
     <w:pPr>
       <w:pStyle w:val="Encabezado"/>
@@ -15712,7 +15697,7 @@
 </file>
 
 <file path=word/numbering.xml><?xml version="1.0" encoding="utf-8"?>
-<w:numbering xmlns:wpc="http://schemas.microsoft.com/office/word/2010/wordprocessingCanvas" xmlns:cx="http://schemas.microsoft.com/office/drawing/2014/chartex" xmlns:cx1="http://schemas.microsoft.com/office/drawing/2015/9/8/chartex" xmlns:cx2="http://schemas.microsoft.com/office/drawing/2015/10/21/chartex" xmlns:cx3="http://schemas.microsoft.com/office/drawing/2016/5/9/chartex" xmlns:cx4="http://schemas.microsoft.com/office/drawing/2016/5/10/chartex" xmlns:cx5="http://schemas.microsoft.com/office/drawing/2016/5/11/chartex" xmlns:cx6="http://schemas.microsoft.com/office/drawing/2016/5/12/chartex" xmlns:cx7="http://schemas.microsoft.com/office/drawing/2016/5/13/chartex" xmlns:cx8="http://schemas.microsoft.com/office/drawing/2016/5/14/chartex" xmlns:mc="http://schemas.openxmlformats.org/markup-compatibility/2006" xmlns:aink="http://schemas.microsoft.com/office/drawing/2016/ink" xmlns:am3d="http://schemas.microsoft.com/office/drawing/2017/model3d" xmlns:o="urn:schemas-microsoft-com:office:office" xmlns:r="http://schemas.openxmlformats.org/officeDocument/2006/relationships" xmlns:m="http://schemas.openxmlformats.org/officeDocument/2006/math" xmlns:v="urn:schemas-microsoft-com:vml" xmlns:wp14="http://schemas.microsoft.com/office/word/2010/wordprocessingDrawing" xmlns:wp="http://schemas.openxmlformats.org/drawingml/2006/wordprocessingDrawing" xmlns:w10="urn:schemas-microsoft-com:office:word" xmlns:w="http://schemas.openxmlformats.org/wordprocessingml/2006/main" xmlns:w14="http://schemas.microsoft.com/office/word/2010/wordml" xmlns:w15="http://schemas.microsoft.com/office/word/2012/wordml" xmlns:w16cex="http://schemas.microsoft.com/office/word/2018/wordml/cex" xmlns:w16cid="http://schemas.microsoft.com/office/word/2016/wordml/cid" xmlns:w16="http://schemas.microsoft.com/office/word/2018/wordml" xmlns:w16sdtdh="http://schemas.microsoft.com/office/word/2020/wordml/sdtdatahash" xmlns:w16se="http://schemas.microsoft.com/office/word/2015/wordml/symex" xmlns:wpg="http://schemas.microsoft.com/office/word/2010/wordprocessingGroup" xmlns:wpi="http://schemas.microsoft.com/office/word/2010/wordprocessingInk" xmlns:wne="http://schemas.microsoft.com/office/word/2006/wordml" xmlns:wps="http://schemas.microsoft.com/office/word/2010/wordprocessingShape" mc:Ignorable="w14 w15 w16se w16cid w16 w16cex w16sdtdh wp14">
+<w:numbering xmlns:wpc="http://schemas.microsoft.com/office/word/2010/wordprocessingCanvas" xmlns:cx="http://schemas.microsoft.com/office/drawing/2014/chartex" xmlns:cx1="http://schemas.microsoft.com/office/drawing/2015/9/8/chartex" xmlns:cx2="http://schemas.microsoft.com/office/drawing/2015/10/21/chartex" xmlns:cx3="http://schemas.microsoft.com/office/drawing/2016/5/9/chartex" xmlns:cx4="http://schemas.microsoft.com/office/drawing/2016/5/10/chartex" xmlns:cx5="http://schemas.microsoft.com/office/drawing/2016/5/11/chartex" xmlns:cx6="http://schemas.microsoft.com/office/drawing/2016/5/12/chartex" xmlns:cx7="http://schemas.microsoft.com/office/drawing/2016/5/13/chartex" xmlns:cx8="http://schemas.microsoft.com/office/drawing/2016/5/14/chartex" xmlns:mc="http://schemas.openxmlformats.org/markup-compatibility/2006" xmlns:aink="http://schemas.microsoft.com/office/drawing/2016/ink" xmlns:am3d="http://schemas.microsoft.com/office/drawing/2017/model3d" xmlns:o="urn:schemas-microsoft-com:office:office" xmlns:oel="http://schemas.microsoft.com/office/2019/extlst" xmlns:r="http://schemas.openxmlformats.org/officeDocument/2006/relationships" xmlns:m="http://schemas.openxmlformats.org/officeDocument/2006/math" xmlns:v="urn:schemas-microsoft-com:vml" xmlns:wp14="http://schemas.microsoft.com/office/word/2010/wordprocessingDrawing" xmlns:wp="http://schemas.openxmlformats.org/drawingml/2006/wordprocessingDrawing" xmlns:w10="urn:schemas-microsoft-com:office:word" xmlns:w="http://schemas.openxmlformats.org/wordprocessingml/2006/main" xmlns:w14="http://schemas.microsoft.com/office/word/2010/wordml" xmlns:w15="http://schemas.microsoft.com/office/word/2012/wordml" xmlns:w16cex="http://schemas.microsoft.com/office/word/2018/wordml/cex" xmlns:w16cid="http://schemas.microsoft.com/office/word/2016/wordml/cid" xmlns:w16="http://schemas.microsoft.com/office/word/2018/wordml" xmlns:w16du="http://schemas.microsoft.com/office/word/2023/wordml/word16du" xmlns:w16sdtdh="http://schemas.microsoft.com/office/word/2020/wordml/sdtdatahash" xmlns:w16sdtfl="http://schemas.microsoft.com/office/word/2024/wordml/sdtformatlock" xmlns:w16se="http://schemas.microsoft.com/office/word/2015/wordml/symex" xmlns:wpg="http://schemas.microsoft.com/office/word/2010/wordprocessingGroup" xmlns:wpi="http://schemas.microsoft.com/office/word/2010/wordprocessingInk" xmlns:wne="http://schemas.microsoft.com/office/word/2006/wordml" xmlns:wps="http://schemas.microsoft.com/office/word/2010/wordprocessingShape" mc:Ignorable="w14 w15 w16se w16cid w16 w16cex w16sdtdh w16sdtfl w16du wp14">
   <w:abstractNum w:abstractNumId="0" w15:restartNumberingAfterBreak="0">
     <w:nsid w:val="FFFFFF89"/>
     <w:multiLevelType w:val="singleLevel"/>
@@ -19188,100 +19173,100 @@
       </w:rPr>
     </w:lvl>
   </w:abstractNum>
-  <w:num w:numId="1">
+  <w:num w:numId="1" w16cid:durableId="801074877">
     <w:abstractNumId w:val="0"/>
   </w:num>
-  <w:num w:numId="2">
+  <w:num w:numId="2" w16cid:durableId="1171527039">
     <w:abstractNumId w:val="7"/>
   </w:num>
-  <w:num w:numId="3">
+  <w:num w:numId="3" w16cid:durableId="1599943309">
     <w:abstractNumId w:val="18"/>
   </w:num>
-  <w:num w:numId="4">
+  <w:num w:numId="4" w16cid:durableId="1105341413">
     <w:abstractNumId w:val="12"/>
   </w:num>
-  <w:num w:numId="5">
+  <w:num w:numId="5" w16cid:durableId="1114907328">
     <w:abstractNumId w:val="20"/>
   </w:num>
-  <w:num w:numId="6">
+  <w:num w:numId="6" w16cid:durableId="1861775514">
     <w:abstractNumId w:val="5"/>
   </w:num>
-  <w:num w:numId="7">
+  <w:num w:numId="7" w16cid:durableId="34546337">
     <w:abstractNumId w:val="11"/>
   </w:num>
-  <w:num w:numId="8">
+  <w:num w:numId="8" w16cid:durableId="1558978543">
     <w:abstractNumId w:val="16"/>
   </w:num>
-  <w:num w:numId="9">
+  <w:num w:numId="9" w16cid:durableId="1958029287">
     <w:abstractNumId w:val="14"/>
   </w:num>
-  <w:num w:numId="10">
+  <w:num w:numId="10" w16cid:durableId="2104455201">
     <w:abstractNumId w:val="13"/>
   </w:num>
-  <w:num w:numId="11">
+  <w:num w:numId="11" w16cid:durableId="1724674672">
     <w:abstractNumId w:val="31"/>
   </w:num>
-  <w:num w:numId="12">
+  <w:num w:numId="12" w16cid:durableId="637731099">
     <w:abstractNumId w:val="4"/>
   </w:num>
-  <w:num w:numId="13">
+  <w:num w:numId="13" w16cid:durableId="780613995">
     <w:abstractNumId w:val="22"/>
   </w:num>
-  <w:num w:numId="14">
+  <w:num w:numId="14" w16cid:durableId="406196701">
     <w:abstractNumId w:val="21"/>
   </w:num>
-  <w:num w:numId="15">
+  <w:num w:numId="15" w16cid:durableId="115218890">
     <w:abstractNumId w:val="25"/>
   </w:num>
-  <w:num w:numId="16">
+  <w:num w:numId="16" w16cid:durableId="113142000">
     <w:abstractNumId w:val="29"/>
   </w:num>
-  <w:num w:numId="17">
+  <w:num w:numId="17" w16cid:durableId="954867582">
     <w:abstractNumId w:val="24"/>
   </w:num>
-  <w:num w:numId="18">
+  <w:num w:numId="18" w16cid:durableId="491801930">
     <w:abstractNumId w:val="30"/>
   </w:num>
-  <w:num w:numId="19">
+  <w:num w:numId="19" w16cid:durableId="1000766787">
     <w:abstractNumId w:val="2"/>
   </w:num>
-  <w:num w:numId="20">
+  <w:num w:numId="20" w16cid:durableId="1798453570">
     <w:abstractNumId w:val="17"/>
   </w:num>
-  <w:num w:numId="21">
+  <w:num w:numId="21" w16cid:durableId="1467816220">
     <w:abstractNumId w:val="3"/>
   </w:num>
-  <w:num w:numId="22">
+  <w:num w:numId="22" w16cid:durableId="462112762">
     <w:abstractNumId w:val="28"/>
   </w:num>
-  <w:num w:numId="23">
+  <w:num w:numId="23" w16cid:durableId="1194611458">
     <w:abstractNumId w:val="26"/>
   </w:num>
-  <w:num w:numId="24">
+  <w:num w:numId="24" w16cid:durableId="1402293193">
     <w:abstractNumId w:val="10"/>
   </w:num>
-  <w:num w:numId="25">
+  <w:num w:numId="25" w16cid:durableId="924194368">
     <w:abstractNumId w:val="1"/>
   </w:num>
-  <w:num w:numId="26">
+  <w:num w:numId="26" w16cid:durableId="671109877">
     <w:abstractNumId w:val="15"/>
   </w:num>
-  <w:num w:numId="27">
+  <w:num w:numId="27" w16cid:durableId="973175400">
     <w:abstractNumId w:val="23"/>
   </w:num>
-  <w:num w:numId="28">
+  <w:num w:numId="28" w16cid:durableId="1103376974">
     <w:abstractNumId w:val="27"/>
   </w:num>
-  <w:num w:numId="29">
+  <w:num w:numId="29" w16cid:durableId="1750807414">
     <w:abstractNumId w:val="9"/>
   </w:num>
-  <w:num w:numId="30">
+  <w:num w:numId="30" w16cid:durableId="89545960">
     <w:abstractNumId w:val="6"/>
   </w:num>
-  <w:num w:numId="31">
+  <w:num w:numId="31" w16cid:durableId="672223307">
     <w:abstractNumId w:val="8"/>
   </w:num>
-  <w:num w:numId="32">
+  <w:num w:numId="32" w16cid:durableId="1205096894">
     <w:abstractNumId w:val="19"/>
   </w:num>
   <w:numIdMacAtCleanup w:val="17"/>
@@ -19289,7 +19274,7 @@
 </file>
 
 <file path=word/styles.xml><?xml version="1.0" encoding="utf-8"?>
-<w:styles xmlns:mc="http://schemas.openxmlformats.org/markup-compatibility/2006" xmlns:r="http://schemas.openxmlformats.org/officeDocument/2006/relationships" xmlns:w="http://schemas.openxmlformats.org/wordprocessingml/2006/main" xmlns:w14="http://schemas.microsoft.com/office/word/2010/wordml" xmlns:w15="http://schemas.microsoft.com/office/word/2012/wordml" xmlns:w16cex="http://schemas.microsoft.com/office/word/2018/wordml/cex" xmlns:w16cid="http://schemas.microsoft.com/office/word/2016/wordml/cid" xmlns:w16="http://schemas.microsoft.com/office/word/2018/wordml" xmlns:w16sdtdh="http://schemas.microsoft.com/office/word/2020/wordml/sdtdatahash" xmlns:w16se="http://schemas.microsoft.com/office/word/2015/wordml/symex" mc:Ignorable="w14 w15 w16se w16cid w16 w16cex w16sdtdh">
+<w:styles xmlns:mc="http://schemas.openxmlformats.org/markup-compatibility/2006" xmlns:r="http://schemas.openxmlformats.org/officeDocument/2006/relationships" xmlns:w="http://schemas.openxmlformats.org/wordprocessingml/2006/main" xmlns:w14="http://schemas.microsoft.com/office/word/2010/wordml" xmlns:w15="http://schemas.microsoft.com/office/word/2012/wordml" xmlns:w16cex="http://schemas.microsoft.com/office/word/2018/wordml/cex" xmlns:w16cid="http://schemas.microsoft.com/office/word/2016/wordml/cid" xmlns:w16="http://schemas.microsoft.com/office/word/2018/wordml" xmlns:w16du="http://schemas.microsoft.com/office/word/2023/wordml/word16du" xmlns:w16sdtdh="http://schemas.microsoft.com/office/word/2020/wordml/sdtdatahash" xmlns:w16sdtfl="http://schemas.microsoft.com/office/word/2024/wordml/sdtformatlock" xmlns:w16se="http://schemas.microsoft.com/office/word/2015/wordml/symex" mc:Ignorable="w14 w15 w16se w16cid w16 w16cex w16sdtdh w16sdtfl w16du">
   <w:docDefaults>
     <w:rPrDefault>
       <w:rPr>
@@ -20948,30 +20933,47 @@
 </file>
 
 <file path=customXml/item2.xml><?xml version="1.0" encoding="utf-8"?>
-<ct:contentTypeSchema xmlns:ct="http://schemas.microsoft.com/office/2006/metadata/contentType" xmlns:ma="http://schemas.microsoft.com/office/2006/metadata/properties/metaAttributes" ct:_="" ma:_="" ma:contentTypeName="Documento" ma:contentTypeID="0x01010049282E1EDBE9234EA9E6D38F720E265F" ma:contentTypeVersion="15" ma:contentTypeDescription="Crear nuevo documento." ma:contentTypeScope="" ma:versionID="b31c7aa9eaf043a08b87120b3c4916e3">
-  <xsd:schema xmlns:xsd="http://www.w3.org/2001/XMLSchema" xmlns:xs="http://www.w3.org/2001/XMLSchema" xmlns:p="http://schemas.microsoft.com/office/2006/metadata/properties" xmlns:ns2="cb45339b-ced9-4d0d-8f64-77573914d53b" xmlns:ns3="43a3ca16-9c26-4813-b83f-4aec9927b43f" targetNamespace="http://schemas.microsoft.com/office/2006/metadata/properties" ma:root="true" ma:fieldsID="3533d065b04d75c457075bc55f1f5315" ns2:_="" ns3:_="">
-    <xsd:import namespace="cb45339b-ced9-4d0d-8f64-77573914d53b"/>
-    <xsd:import namespace="43a3ca16-9c26-4813-b83f-4aec9927b43f"/>
+<p:properties xmlns:p="http://schemas.microsoft.com/office/2006/metadata/properties" xmlns:xsi="http://www.w3.org/2001/XMLSchema-instance" xmlns:pc="http://schemas.microsoft.com/office/infopath/2007/PartnerControls">
+  <documentManagement>
+    <TaxCatchAll xmlns="adccf511-daff-4bcb-9072-914cedbf4c7e" xsi:nil="true"/>
+    <lcf76f155ced4ddcb4097134ff3c332f xmlns="a70d3c18-0869-45a1-9f75-4b4b8f0f32be">
+      <Terms xmlns="http://schemas.microsoft.com/office/infopath/2007/PartnerControls"/>
+    </lcf76f155ced4ddcb4097134ff3c332f>
+  </documentManagement>
+</p:properties>
+</file>
+
+<file path=customXml/item3.xml><?xml version="1.0" encoding="utf-8"?>
+<?mso-contentType ?>
+<FormTemplates xmlns="http://schemas.microsoft.com/sharepoint/v3/contenttype/forms">
+  <Display>DocumentLibraryForm</Display>
+  <Edit>DocumentLibraryForm</Edit>
+  <New>DocumentLibraryForm</New>
+</FormTemplates>
+</file>
+
+<file path=customXml/item4.xml><?xml version="1.0" encoding="utf-8"?>
+<ct:contentTypeSchema xmlns:ct="http://schemas.microsoft.com/office/2006/metadata/contentType" xmlns:ma="http://schemas.microsoft.com/office/2006/metadata/properties/metaAttributes" ct:_="" ma:_="" ma:contentTypeName="Documento" ma:contentTypeID="0x010100FC2B1768DD5A774EB396CCAB0DE361C1" ma:contentTypeVersion="12" ma:contentTypeDescription="Crear nuevo documento." ma:contentTypeScope="" ma:versionID="d4a546b22d2924edabf51241cf3422b8">
+  <xsd:schema xmlns:xsd="http://www.w3.org/2001/XMLSchema" xmlns:xs="http://www.w3.org/2001/XMLSchema" xmlns:p="http://schemas.microsoft.com/office/2006/metadata/properties" xmlns:ns2="a70d3c18-0869-45a1-9f75-4b4b8f0f32be" xmlns:ns3="adccf511-daff-4bcb-9072-914cedbf4c7e" targetNamespace="http://schemas.microsoft.com/office/2006/metadata/properties" ma:root="true" ma:fieldsID="e29002b2d9ca820e89c57fc59ec70c79" ns2:_="" ns3:_="">
+    <xsd:import namespace="a70d3c18-0869-45a1-9f75-4b4b8f0f32be"/>
+    <xsd:import namespace="adccf511-daff-4bcb-9072-914cedbf4c7e"/>
     <xsd:element name="properties">
       <xsd:complexType>
         <xsd:sequence>
           <xsd:element name="documentManagement">
             <xsd:complexType>
               <xsd:all>
-                <xsd:element ref="ns2:SharedWithUsers" minOccurs="0"/>
-                <xsd:element ref="ns2:SharedWithDetails" minOccurs="0"/>
-                <xsd:element ref="ns3:MediaServiceMetadata" minOccurs="0"/>
-                <xsd:element ref="ns3:MediaServiceFastMetadata" minOccurs="0"/>
-                <xsd:element ref="ns3:MediaServiceDateTaken" minOccurs="0"/>
-                <xsd:element ref="ns3:MediaServiceObjectDetectorVersions" minOccurs="0"/>
-                <xsd:element ref="ns3:MediaLengthInSeconds" minOccurs="0"/>
-                <xsd:element ref="ns3:MediaServiceLocation" minOccurs="0"/>
-                <xsd:element ref="ns3:MediaServiceGenerationTime" minOccurs="0"/>
-                <xsd:element ref="ns3:MediaServiceEventHashCode" minOccurs="0"/>
-                <xsd:element ref="ns3:lcf76f155ced4ddcb4097134ff3c332f" minOccurs="0"/>
-                <xsd:element ref="ns2:TaxCatchAll" minOccurs="0"/>
-                <xsd:element ref="ns3:MediaServiceOCR" minOccurs="0"/>
-                <xsd:element ref="ns3:MediaServiceSearchProperties" minOccurs="0"/>
+                <xsd:element ref="ns2:MediaServiceMetadata" minOccurs="0"/>
+                <xsd:element ref="ns2:MediaServiceFastMetadata" minOccurs="0"/>
+                <xsd:element ref="ns2:MediaServiceSearchProperties" minOccurs="0"/>
+                <xsd:element ref="ns2:MediaServiceDateTaken" minOccurs="0"/>
+                <xsd:element ref="ns2:MediaServiceGenerationTime" minOccurs="0"/>
+                <xsd:element ref="ns2:MediaServiceEventHashCode" minOccurs="0"/>
+                <xsd:element ref="ns2:MediaLengthInSeconds" minOccurs="0"/>
+                <xsd:element ref="ns2:lcf76f155ced4ddcb4097134ff3c332f" minOccurs="0"/>
+                <xsd:element ref="ns3:TaxCatchAll" minOccurs="0"/>
+                <xsd:element ref="ns2:MediaServiceOCR" minOccurs="0"/>
+                <xsd:element ref="ns2:MediaServiceBillingMetadata" minOccurs="0"/>
               </xsd:all>
             </xsd:complexType>
           </xsd:element>
@@ -20979,36 +20981,68 @@
       </xsd:complexType>
     </xsd:element>
   </xsd:schema>
-  <xsd:schema xmlns:xsd="http://www.w3.org/2001/XMLSchema" xmlns:xs="http://www.w3.org/2001/XMLSchema" xmlns:dms="http://schemas.microsoft.com/office/2006/documentManagement/types" xmlns:pc="http://schemas.microsoft.com/office/infopath/2007/PartnerControls" targetNamespace="cb45339b-ced9-4d0d-8f64-77573914d53b" elementFormDefault="qualified">
+  <xsd:schema xmlns:xsd="http://www.w3.org/2001/XMLSchema" xmlns:xs="http://www.w3.org/2001/XMLSchema" xmlns:dms="http://schemas.microsoft.com/office/2006/documentManagement/types" xmlns:pc="http://schemas.microsoft.com/office/infopath/2007/PartnerControls" targetNamespace="a70d3c18-0869-45a1-9f75-4b4b8f0f32be" elementFormDefault="qualified">
     <xsd:import namespace="http://schemas.microsoft.com/office/2006/documentManagement/types"/>
     <xsd:import namespace="http://schemas.microsoft.com/office/infopath/2007/PartnerControls"/>
-    <xsd:element name="SharedWithUsers" ma:index="8" nillable="true" ma:displayName="Compartido con" ma:internalName="SharedWithUsers" ma:readOnly="true">
+    <xsd:element name="MediaServiceMetadata" ma:index="8" nillable="true" ma:displayName="MediaServiceMetadata" ma:hidden="true" ma:internalName="MediaServiceMetadata" ma:readOnly="true">
+      <xsd:simpleType>
+        <xsd:restriction base="dms:Note"/>
+      </xsd:simpleType>
+    </xsd:element>
+    <xsd:element name="MediaServiceFastMetadata" ma:index="9" nillable="true" ma:displayName="MediaServiceFastMetadata" ma:hidden="true" ma:internalName="MediaServiceFastMetadata" ma:readOnly="true">
+      <xsd:simpleType>
+        <xsd:restriction base="dms:Note"/>
+      </xsd:simpleType>
+    </xsd:element>
+    <xsd:element name="MediaServiceSearchProperties" ma:index="10" nillable="true" ma:displayName="MediaServiceSearchProperties" ma:hidden="true" ma:internalName="MediaServiceSearchProperties" ma:readOnly="true">
+      <xsd:simpleType>
+        <xsd:restriction base="dms:Note"/>
+      </xsd:simpleType>
+    </xsd:element>
+    <xsd:element name="MediaServiceDateTaken" ma:index="11" nillable="true" ma:displayName="MediaServiceDateTaken" ma:hidden="true" ma:indexed="true" ma:internalName="MediaServiceDateTaken" ma:readOnly="true">
+      <xsd:simpleType>
+        <xsd:restriction base="dms:Text"/>
+      </xsd:simpleType>
+    </xsd:element>
+    <xsd:element name="MediaServiceGenerationTime" ma:index="12" nillable="true" ma:displayName="MediaServiceGenerationTime" ma:hidden="true" ma:internalName="MediaServiceGenerationTime" ma:readOnly="true">
+      <xsd:simpleType>
+        <xsd:restriction base="dms:Text"/>
+      </xsd:simpleType>
+    </xsd:element>
+    <xsd:element name="MediaServiceEventHashCode" ma:index="13" nillable="true" ma:displayName="MediaServiceEventHashCode" ma:hidden="true" ma:internalName="MediaServiceEventHashCode" ma:readOnly="true">
+      <xsd:simpleType>
+        <xsd:restriction base="dms:Text"/>
+      </xsd:simpleType>
+    </xsd:element>
+    <xsd:element name="MediaLengthInSeconds" ma:index="14" nillable="true" ma:displayName="MediaLengthInSeconds" ma:hidden="true" ma:internalName="MediaLengthInSeconds" ma:readOnly="true">
+      <xsd:simpleType>
+        <xsd:restriction base="dms:Unknown"/>
+      </xsd:simpleType>
+    </xsd:element>
+    <xsd:element name="lcf76f155ced4ddcb4097134ff3c332f" ma:index="16" nillable="true" ma:taxonomy="true" ma:internalName="lcf76f155ced4ddcb4097134ff3c332f" ma:taxonomyFieldName="MediaServiceImageTags" ma:displayName="Etiquetas de imagen" ma:readOnly="false" ma:fieldId="{5cf76f15-5ced-4ddc-b409-7134ff3c332f}" ma:taxonomyMulti="true" ma:sspId="d33c8c81-5745-4931-bcc4-c2aeafe86780" ma:termSetId="09814cd3-568e-fe90-9814-8d621ff8fb84" ma:anchorId="fba54fb3-c3e1-fe81-a776-ca4b69148c4d" ma:open="true" ma:isKeyword="false">
       <xsd:complexType>
-        <xsd:complexContent>
-          <xsd:extension base="dms:UserMulti">
-            <xsd:sequence>
-              <xsd:element name="UserInfo" minOccurs="0" maxOccurs="unbounded">
-                <xsd:complexType>
-                  <xsd:sequence>
-                    <xsd:element name="DisplayName" type="xsd:string" minOccurs="0"/>
-                    <xsd:element name="AccountId" type="dms:UserId" minOccurs="0" nillable="true"/>
-                    <xsd:element name="AccountType" type="xsd:string" minOccurs="0"/>
-                  </xsd:sequence>
-                </xsd:complexType>
-              </xsd:element>
-            </xsd:sequence>
-          </xsd:extension>
-        </xsd:complexContent>
+        <xsd:sequence>
+          <xsd:element ref="pc:Terms" minOccurs="0" maxOccurs="1"/>
+        </xsd:sequence>
       </xsd:complexType>
     </xsd:element>
-    <xsd:element name="SharedWithDetails" ma:index="9" nillable="true" ma:displayName="Detalles de uso compartido" ma:internalName="SharedWithDetails" ma:readOnly="true">
+    <xsd:element name="MediaServiceOCR" ma:index="18" nillable="true" ma:displayName="Extracted Text" ma:internalName="MediaServiceOCR" ma:readOnly="true">
       <xsd:simpleType>
         <xsd:restriction base="dms:Note">
           <xsd:maxLength value="255"/>
         </xsd:restriction>
       </xsd:simpleType>
     </xsd:element>
-    <xsd:element name="TaxCatchAll" ma:index="20" nillable="true" ma:displayName="Taxonomy Catch All Column" ma:hidden="true" ma:list="{2f40a149-578b-41a1-8845-c88bc1831770}" ma:internalName="TaxCatchAll" ma:showField="CatchAllData" ma:web="cb45339b-ced9-4d0d-8f64-77573914d53b">
+    <xsd:element name="MediaServiceBillingMetadata" ma:index="19" nillable="true" ma:displayName="MediaServiceBillingMetadata" ma:hidden="true" ma:internalName="MediaServiceBillingMetadata" ma:readOnly="true">
+      <xsd:simpleType>
+        <xsd:restriction base="dms:Note"/>
+      </xsd:simpleType>
+    </xsd:element>
+  </xsd:schema>
+  <xsd:schema xmlns:xsd="http://www.w3.org/2001/XMLSchema" xmlns:xs="http://www.w3.org/2001/XMLSchema" xmlns:dms="http://schemas.microsoft.com/office/2006/documentManagement/types" xmlns:pc="http://schemas.microsoft.com/office/infopath/2007/PartnerControls" targetNamespace="adccf511-daff-4bcb-9072-914cedbf4c7e" elementFormDefault="qualified">
+    <xsd:import namespace="http://schemas.microsoft.com/office/2006/documentManagement/types"/>
+    <xsd:import namespace="http://schemas.microsoft.com/office/infopath/2007/PartnerControls"/>
+    <xsd:element name="TaxCatchAll" ma:index="17" nillable="true" ma:displayName="Taxonomy Catch All Column" ma:hidden="true" ma:list="{d55fdbc5-1632-489d-aeea-ba6fd7407963}" ma:internalName="TaxCatchAll" ma:showField="CatchAllData" ma:web="adccf511-daff-4bcb-9072-914cedbf4c7e">
       <xsd:complexType>
         <xsd:complexContent>
           <xsd:extension base="dms:MultiChoiceLookup">
@@ -21018,69 +21052,6 @@
           </xsd:extension>
         </xsd:complexContent>
       </xsd:complexType>
-    </xsd:element>
-  </xsd:schema>
-  <xsd:schema xmlns:xsd="http://www.w3.org/2001/XMLSchema" xmlns:xs="http://www.w3.org/2001/XMLSchema" xmlns:dms="http://schemas.microsoft.com/office/2006/documentManagement/types" xmlns:pc="http://schemas.microsoft.com/office/infopath/2007/PartnerControls" targetNamespace="43a3ca16-9c26-4813-b83f-4aec9927b43f" elementFormDefault="qualified">
-    <xsd:import namespace="http://schemas.microsoft.com/office/2006/documentManagement/types"/>
-    <xsd:import namespace="http://schemas.microsoft.com/office/infopath/2007/PartnerControls"/>
-    <xsd:element name="MediaServiceMetadata" ma:index="10" nillable="true" ma:displayName="MediaServiceMetadata" ma:hidden="true" ma:internalName="MediaServiceMetadata" ma:readOnly="true">
-      <xsd:simpleType>
-        <xsd:restriction base="dms:Note"/>
-      </xsd:simpleType>
-    </xsd:element>
-    <xsd:element name="MediaServiceFastMetadata" ma:index="11" nillable="true" ma:displayName="MediaServiceFastMetadata" ma:hidden="true" ma:internalName="MediaServiceFastMetadata" ma:readOnly="true">
-      <xsd:simpleType>
-        <xsd:restriction base="dms:Note"/>
-      </xsd:simpleType>
-    </xsd:element>
-    <xsd:element name="MediaServiceDateTaken" ma:index="12" nillable="true" ma:displayName="MediaServiceDateTaken" ma:hidden="true" ma:indexed="true" ma:internalName="MediaServiceDateTaken" ma:readOnly="true">
-      <xsd:simpleType>
-        <xsd:restriction base="dms:Text"/>
-      </xsd:simpleType>
-    </xsd:element>
-    <xsd:element name="MediaServiceObjectDetectorVersions" ma:index="13" nillable="true" ma:displayName="MediaServiceObjectDetectorVersions" ma:hidden="true" ma:indexed="true" ma:internalName="MediaServiceObjectDetectorVersions" ma:readOnly="true">
-      <xsd:simpleType>
-        <xsd:restriction base="dms:Text"/>
-      </xsd:simpleType>
-    </xsd:element>
-    <xsd:element name="MediaLengthInSeconds" ma:index="14" nillable="true" ma:displayName="MediaLengthInSeconds" ma:hidden="true" ma:internalName="MediaLengthInSeconds" ma:readOnly="true">
-      <xsd:simpleType>
-        <xsd:restriction base="dms:Unknown"/>
-      </xsd:simpleType>
-    </xsd:element>
-    <xsd:element name="MediaServiceLocation" ma:index="15" nillable="true" ma:displayName="Location" ma:indexed="true" ma:internalName="MediaServiceLocation" ma:readOnly="true">
-      <xsd:simpleType>
-        <xsd:restriction base="dms:Text"/>
-      </xsd:simpleType>
-    </xsd:element>
-    <xsd:element name="MediaServiceGenerationTime" ma:index="16" nillable="true" ma:displayName="MediaServiceGenerationTime" ma:hidden="true" ma:internalName="MediaServiceGenerationTime" ma:readOnly="true">
-      <xsd:simpleType>
-        <xsd:restriction base="dms:Text"/>
-      </xsd:simpleType>
-    </xsd:element>
-    <xsd:element name="MediaServiceEventHashCode" ma:index="17" nillable="true" ma:displayName="MediaServiceEventHashCode" ma:hidden="true" ma:internalName="MediaServiceEventHashCode" ma:readOnly="true">
-      <xsd:simpleType>
-        <xsd:restriction base="dms:Text"/>
-      </xsd:simpleType>
-    </xsd:element>
-    <xsd:element name="lcf76f155ced4ddcb4097134ff3c332f" ma:index="19" nillable="true" ma:taxonomy="true" ma:internalName="lcf76f155ced4ddcb4097134ff3c332f" ma:taxonomyFieldName="MediaServiceImageTags" ma:displayName="Etiquetas de imagen" ma:readOnly="false" ma:fieldId="{5cf76f15-5ced-4ddc-b409-7134ff3c332f}" ma:taxonomyMulti="true" ma:sspId="d33c8c81-5745-4931-bcc4-c2aeafe86780" ma:termSetId="09814cd3-568e-fe90-9814-8d621ff8fb84" ma:anchorId="fba54fb3-c3e1-fe81-a776-ca4b69148c4d" ma:open="true" ma:isKeyword="false">
-      <xsd:complexType>
-        <xsd:sequence>
-          <xsd:element ref="pc:Terms" minOccurs="0" maxOccurs="1"/>
-        </xsd:sequence>
-      </xsd:complexType>
-    </xsd:element>
-    <xsd:element name="MediaServiceOCR" ma:index="21" nillable="true" ma:displayName="Extracted Text" ma:internalName="MediaServiceOCR" ma:readOnly="true">
-      <xsd:simpleType>
-        <xsd:restriction base="dms:Note">
-          <xsd:maxLength value="255"/>
-        </xsd:restriction>
-      </xsd:simpleType>
-    </xsd:element>
-    <xsd:element name="MediaServiceSearchProperties" ma:index="22" nillable="true" ma:displayName="MediaServiceSearchProperties" ma:hidden="true" ma:internalName="MediaServiceSearchProperties" ma:readOnly="true">
-      <xsd:simpleType>
-        <xsd:restriction base="dms:Note"/>
-      </xsd:simpleType>
     </xsd:element>
   </xsd:schema>
   <xsd:schema xmlns="http://schemas.openxmlformats.org/package/2006/metadata/core-properties" xmlns:xsd="http://www.w3.org/2001/XMLSchema" xmlns:xsi="http://www.w3.org/2001/XMLSchema-instance" xmlns:dc="http://purl.org/dc/elements/1.1/" xmlns:dcterms="http://purl.org/dc/terms/" xmlns:odoc="http://schemas.microsoft.com/internal/obd" targetNamespace="http://schemas.openxmlformats.org/package/2006/metadata/core-properties" elementFormDefault="qualified" attributeFormDefault="unqualified" blockDefault="#all">
@@ -21182,26 +21153,6 @@
 </ct:contentTypeSchema>
 </file>
 
-<file path=customXml/item3.xml><?xml version="1.0" encoding="utf-8"?>
-<?mso-contentType ?>
-<FormTemplates xmlns="http://schemas.microsoft.com/sharepoint/v3/contenttype/forms">
-  <Display>DocumentLibraryForm</Display>
-  <Edit>DocumentLibraryForm</Edit>
-  <New>DocumentLibraryForm</New>
-</FormTemplates>
-</file>
-
-<file path=customXml/item4.xml><?xml version="1.0" encoding="utf-8"?>
-<p:properties xmlns:p="http://schemas.microsoft.com/office/2006/metadata/properties" xmlns:xsi="http://www.w3.org/2001/XMLSchema-instance" xmlns:pc="http://schemas.microsoft.com/office/infopath/2007/PartnerControls">
-  <documentManagement>
-    <TaxCatchAll xmlns="cb45339b-ced9-4d0d-8f64-77573914d53b"/>
-    <lcf76f155ced4ddcb4097134ff3c332f xmlns="43a3ca16-9c26-4813-b83f-4aec9927b43f">
-      <Terms xmlns="http://schemas.microsoft.com/office/infopath/2007/PartnerControls"/>
-    </lcf76f155ced4ddcb4097134ff3c332f>
-  </documentManagement>
-</p:properties>
-</file>
-
 <file path=customXml/itemProps1.xml><?xml version="1.0" encoding="utf-8"?>
 <ds:datastoreItem xmlns:ds="http://schemas.openxmlformats.org/officeDocument/2006/customXml" ds:itemID="{E8AB44A3-7C62-4BD2-82ED-8ABC209970FA}">
   <ds:schemaRefs>
@@ -21211,20 +21162,12 @@
 </file>
 
 <file path=customXml/itemProps2.xml><?xml version="1.0" encoding="utf-8"?>
-<ds:datastoreItem xmlns:ds="http://schemas.openxmlformats.org/officeDocument/2006/customXml" ds:itemID="{DF43E046-DB0C-42D1-8C73-AE38B52F1ED7}">
+<ds:datastoreItem xmlns:ds="http://schemas.openxmlformats.org/officeDocument/2006/customXml" ds:itemID="{1145D752-ACC1-45E1-AB53-0C756F67FC7F}">
   <ds:schemaRefs>
-    <ds:schemaRef ds:uri="http://schemas.microsoft.com/office/2006/metadata/contentType"/>
-    <ds:schemaRef ds:uri="http://schemas.microsoft.com/office/2006/metadata/properties/metaAttributes"/>
-    <ds:schemaRef ds:uri="http://www.w3.org/2001/XMLSchema"/>
     <ds:schemaRef ds:uri="http://schemas.microsoft.com/office/2006/metadata/properties"/>
-    <ds:schemaRef ds:uri="cb45339b-ced9-4d0d-8f64-77573914d53b"/>
-    <ds:schemaRef ds:uri="43a3ca16-9c26-4813-b83f-4aec9927b43f"/>
-    <ds:schemaRef ds:uri="http://schemas.microsoft.com/office/2006/documentManagement/types"/>
     <ds:schemaRef ds:uri="http://schemas.microsoft.com/office/infopath/2007/PartnerControls"/>
-    <ds:schemaRef ds:uri="http://schemas.openxmlformats.org/package/2006/metadata/core-properties"/>
-    <ds:schemaRef ds:uri="http://purl.org/dc/elements/1.1/"/>
-    <ds:schemaRef ds:uri="http://purl.org/dc/terms/"/>
-    <ds:schemaRef ds:uri="http://schemas.microsoft.com/internal/obd"/>
+    <ds:schemaRef ds:uri="adccf511-daff-4bcb-9072-914cedbf4c7e"/>
+    <ds:schemaRef ds:uri="a70d3c18-0869-45a1-9f75-4b4b8f0f32be"/>
   </ds:schemaRefs>
 </ds:datastoreItem>
 </file>
@@ -21238,12 +21181,20 @@
 </file>
 
 <file path=customXml/itemProps4.xml><?xml version="1.0" encoding="utf-8"?>
-<ds:datastoreItem xmlns:ds="http://schemas.openxmlformats.org/officeDocument/2006/customXml" ds:itemID="{1145D752-ACC1-45E1-AB53-0C756F67FC7F}">
+<ds:datastoreItem xmlns:ds="http://schemas.openxmlformats.org/officeDocument/2006/customXml" ds:itemID="{996434B9-CC1E-4468-A086-AA07C2AF1350}">
   <ds:schemaRefs>
+    <ds:schemaRef ds:uri="http://schemas.microsoft.com/office/2006/metadata/contentType"/>
+    <ds:schemaRef ds:uri="http://schemas.microsoft.com/office/2006/metadata/properties/metaAttributes"/>
+    <ds:schemaRef ds:uri="http://www.w3.org/2001/XMLSchema"/>
     <ds:schemaRef ds:uri="http://schemas.microsoft.com/office/2006/metadata/properties"/>
+    <ds:schemaRef ds:uri="a70d3c18-0869-45a1-9f75-4b4b8f0f32be"/>
+    <ds:schemaRef ds:uri="adccf511-daff-4bcb-9072-914cedbf4c7e"/>
+    <ds:schemaRef ds:uri="http://schemas.microsoft.com/office/2006/documentManagement/types"/>
     <ds:schemaRef ds:uri="http://schemas.microsoft.com/office/infopath/2007/PartnerControls"/>
-    <ds:schemaRef ds:uri="cb45339b-ced9-4d0d-8f64-77573914d53b"/>
-    <ds:schemaRef ds:uri="43a3ca16-9c26-4813-b83f-4aec9927b43f"/>
+    <ds:schemaRef ds:uri="http://schemas.openxmlformats.org/package/2006/metadata/core-properties"/>
+    <ds:schemaRef ds:uri="http://purl.org/dc/elements/1.1/"/>
+    <ds:schemaRef ds:uri="http://purl.org/dc/terms/"/>
+    <ds:schemaRef ds:uri="http://schemas.microsoft.com/internal/obd"/>
   </ds:schemaRefs>
 </ds:datastoreItem>
 </file>